--- a/docs/Teknisk dokumentation.docx
+++ b/docs/Teknisk dokumentation.docx
@@ -4750,7 +4750,7 @@
                 <w:rFonts w:ascii="Arial" w:hAnsi="Arial"/>
                 <w:sz w:val="20"/>
               </w:rPr>
-              <w:t>Segmenternes tilstand før første 'Ret linje'/'Tilpas'-rettelse (afsnit 8.5) – bruges til at diffe mod ved en senere DDD-genimport, uafhængigt af original_start_time/original_end_time</w:t>
+              <w:t>Segmenternes tilstand før første 'Ret til andet arbejde'/'Tilpas'-rettelse (afsnit 8.5) – bruges til at diffe mod ved en senere DDD-genimport, uafhængigt af original_start_time/original_end_time</w:t>
             </w:r>
           </w:p>
         </w:tc>
@@ -12699,7 +12699,7 @@
                 <w:rFonts w:ascii="Arial" w:hAnsi="Arial"/>
                 <w:sz w:val="20"/>
               </w:rPr>
-              <w:t>Summen af registrerede pauser den dag, i minutter. Segmenter der er rettet fra pause til arbejde via 'Ret linje' (activities.py: correct_segment) tælles ikke med.</w:t>
+              <w:t>Summen af registrerede pauser den dag, i minutter. Segmenter der er rettet fra pause til arbejde via 'Ret til andet arbejde' (activities.py: correct_segment) tælles ikke med.</w:t>
             </w:r>
           </w:p>
         </w:tc>
@@ -15211,7 +15211,7 @@
           <w:color w:val="2E6DB8"/>
           <w:sz w:val="26"/>
         </w:rPr>
-        <w:t>8.5  Segmentrettelse ('Ret linje' / 'Tilpas')</w:t>
+        <w:t>8.5  Segmentrettelse ('Ret til andet arbejde' / 'Tilpas')</w:t>
       </w:r>
     </w:p>
     <w:p>

--- a/docs/Teknisk dokumentation.docx
+++ b/docs/Teknisk dokumentation.docx
@@ -629,7 +629,7 @@
           <w:rFonts w:ascii="Arial" w:hAnsi="Arial"/>
           <w:sz w:val="22"/>
         </w:rPr>
-        <w:t>Login foregår på to måder, begge understøttet samtidig: almindeligt login med initialer + adgangskode (SessionMiddleware, session-cookie med 24 timers levetid), eller 'Log ind med Microsoft' via Microsoft Entra ID (SSO). SSO verificerer et id_token mod Entra ID's egen JWKS-nøgle og matcher herefter brugerens UPN case-insensitivt mod AppUser.email – der oprettes IKKE en ny bruger automatisk ved første SSO-login, brugeren skal allerede findes i systemet med den korrekte mailadresse udfyldt.</w:t>
+        <w:t>Login foregår på to måder, begge understøttet samtidig: almindeligt login med initialer + adgangskode (SessionMiddleware, session-cookie med 24 timers levetid), eller 'Log ind med Microsoft' via Microsoft Entra ID (SSO). SSO verificerer et id_token mod Entra ID's egen JWKS-nøgle og matcher herefter brugerens UPN case-insensitivt mod AppUser.email – der oprettes IKKE en ny bruger automatisk ved første SSO-login, brugeren skal allerede findes i systemet med den korrekte mailadresse udfyldt. Knappen 'Log ind med Microsoft' vises kun, når ENTRA_CLIENT_ID (og ENTRA_TENANT_ID) er sat i .env – er de tomme, som i den nuværende produktionsopsætning, er SSO slået fra, og kun login med initialer + adgangskode er muligt.</w:t>
       </w:r>
     </w:p>
     <w:p>
@@ -653,6 +653,53 @@
           <w:sz w:val="22"/>
         </w:rPr>
         <w:t>SSO kræver ingen særskilt tilladelse ud over at være en oprettet, aktiv bruger. Login-endepunktet (POST /api/auth/login) er derudover rate-begrænset til 5 forsøg pr. IP-adresse pr. 60 sekunder for at modvirke brute-force-angreb.</w:t>
+      </w:r>
+    </w:p>
+    <w:p>
+      <w:pPr>
+        <w:spacing w:after="120"/>
+      </w:pPr>
+      <w:r>
+        <w:rPr>
+          <w:rFonts w:ascii="Arial" w:hAnsi="Arial"/>
+          <w:sz w:val="22"/>
+        </w:rPr>
+        <w:t>Rettigheder håndhæves af serveren på ALLE endepunkter (siden 2026-09-30) – knapper og menupunkter i frontend skjules blot som en bekvemmelighed. Tre mekanismer i auth.py/activities.py: require_permission(perm) (én bestemt rettighed), require_any_permission(*perms) (mindst én af flere – bruges til opslag som flere skærmbilleder har brug for, fx medarbejder- og vognlisten) og _require_activity_permission() (approve_activities / edit_activities på aktivitetsendepunkterne, se afsnit 8.9). Systemrollen 'admin' (is_system=True) har altid alle rettigheder.</w:t>
+      </w:r>
+    </w:p>
+    <w:p>
+      <w:pPr>
+        <w:spacing w:after="120"/>
+      </w:pPr>
+      <w:r>
+        <w:rPr>
+          <w:rFonts w:ascii="Arial" w:hAnsi="Arial"/>
+          <w:sz w:val="22"/>
+        </w:rPr>
+        <w:t>Kun rene opslagslister uden tilknyttet rettighed kræver alene login: overenskomsttyper, aftaletyper, disponentgrupper, fraværstyper, helligdage, periodeinfo, låste datoer og om auto-godkendelse er slået til.</w:t>
+      </w:r>
+    </w:p>
+    <w:p>
+      <w:pPr>
+        <w:spacing w:before="80" w:after="160"/>
+        <w:ind w:left="283" w:right="283"/>
+      </w:pPr>
+      <w:r>
+        <w:rPr>
+          <w:rFonts w:ascii="Arial" w:hAnsi="Arial"/>
+          <w:b/>
+          <w:color w:val="2E6DB8"/>
+          <w:sz w:val="22"/>
+        </w:rPr>
+        <w:t xml:space="preserve">TEKNISK NOTE: </w:t>
+      </w:r>
+      <w:r>
+        <w:rPr>
+          <w:rFonts w:ascii="Arial" w:hAnsi="Arial"/>
+          <w:color w:val="606060"/>
+          <w:sz w:val="22"/>
+        </w:rPr>
+        <w:t>GET /api/employees og GET /api/employees/{id} kræver mindst én skærm-rettighed der viser medarbejdere (view_employees, manage_employees, view_calendar, edit_activities, approve_activities, vagtplan_view, dagsplan_view, payroll, payroll_settlement_view, absence_overview, manage_employee_supplements eller stamdata). Uden view_employees/manage_employees sendes felterne tachograph_card_number, address, postal_code, email, phone, mobile, hourly_rate og cvr_number som null (_visible_response(), employees.py). Navne, lønnummer, disponentgruppe, skema m.m. sendes stadig, da fx Aktivitetsoversigten og Vagtplanen skal bruge dem.</w:t>
       </w:r>
     </w:p>
     <w:p>
@@ -1110,7 +1157,7 @@
                 <w:rFonts w:ascii="Arial" w:hAnsi="Arial"/>
                 <w:sz w:val="20"/>
               </w:rPr>
-              <w:t>Import af .ddd-filer via fildialoger (tkinter) og batch-import.</w:t>
+              <w:t>Import af .ddd-filer: scanner serverens ddd_input/-mappe (inkl. undermapper) – ingen fildialog.</w:t>
             </w:r>
           </w:p>
         </w:tc>
@@ -1242,7 +1289,7 @@
                 <w:rFonts w:ascii="Arial" w:hAnsi="Arial"/>
                 <w:sz w:val="20"/>
               </w:rPr>
-              <w:t>CRUD-endepunkter for stamdata: overenskomsttyper, overtidssatser, tillæg, løntypekoder og fraværstyper. Kræver 'stamdata'-rettighed.</w:t>
+              <w:t>CRUD-endepunkter for stamdata: overenskomsttyper, overtidssatser, tillæg, løntypekoder, fraværstyper, aftaletyper, disponentgrupper, CVR-numre og helligdage. Kræver 'stamdata' (helligdage: 'manage_holidays').</w:t>
             </w:r>
           </w:p>
         </w:tc>
@@ -1266,7 +1313,7 @@
                 <w:b/>
                 <w:sz w:val="20"/>
               </w:rPr>
-              <w:t>calculators/pay_period.py</w:t>
+              <w:t>routers/ (øvrige)</w:t>
             </w:r>
           </w:p>
         </w:tc>
@@ -1286,7 +1333,7 @@
                 <w:rFonts w:ascii="Arial" w:hAnsi="Arial"/>
                 <w:sz w:val="20"/>
               </w:rPr>
-              <w:t>Beregner og opretter 14-dages lønperioder.</w:t>
+              <w:t>auth.py (login/SSO), users.py og roles.py (brugerstyring), payroll_settlement_router.py (Lønafregning), timeseddel_router.py (PDF/mail), dagsplan_router.py, vagtplan_comments.py, absence_overview_router.py, vehicles.py, employee_supplements.py, auto_approval_router.py.</w:t>
             </w:r>
           </w:p>
         </w:tc>
@@ -1310,7 +1357,7 @@
                 <w:b/>
                 <w:sz w:val="20"/>
               </w:rPr>
-              <w:t>database/models.py</w:t>
+              <w:t>calculators/pay_period.py</w:t>
             </w:r>
           </w:p>
         </w:tc>
@@ -1330,7 +1377,7 @@
                 <w:rFonts w:ascii="Arial" w:hAnsi="Arial"/>
                 <w:sz w:val="20"/>
               </w:rPr>
-              <w:t>SQLAlchemy-modeller (Employee, Activity, PayPeriod m.fl.).</w:t>
+              <w:t>Beregner og opretter 14-dages lønperioder.</w:t>
             </w:r>
           </w:p>
         </w:tc>
@@ -1354,7 +1401,7 @@
                 <w:b/>
                 <w:sz w:val="20"/>
               </w:rPr>
-              <w:t>database/schemas.py</w:t>
+              <w:t>database/models.py</w:t>
             </w:r>
           </w:p>
         </w:tc>
@@ -1374,7 +1421,7 @@
                 <w:rFonts w:ascii="Arial" w:hAnsi="Arial"/>
                 <w:sz w:val="20"/>
               </w:rPr>
-              <w:t>Pydantic-skemaer til validering af API-input og -output.</w:t>
+              <w:t>SQLAlchemy-modeller (Employee, Activity, PayPeriod m.fl.).</w:t>
             </w:r>
           </w:p>
         </w:tc>
@@ -1398,7 +1445,7 @@
                 <w:b/>
                 <w:sz w:val="20"/>
               </w:rPr>
-              <w:t>parsers/ddd_parser.py</w:t>
+              <w:t>database/schemas.py</w:t>
             </w:r>
           </w:p>
         </w:tc>
@@ -1418,7 +1465,7 @@
                 <w:rFonts w:ascii="Arial" w:hAnsi="Arial"/>
                 <w:sz w:val="20"/>
               </w:rPr>
-              <w:t>Binær parser for EU-tachografdata (.ddd-format).</w:t>
+              <w:t>Pydantic-skemaer til validering af API-input og -output.</w:t>
             </w:r>
           </w:p>
         </w:tc>
@@ -1442,7 +1489,7 @@
                 <w:b/>
                 <w:sz w:val="20"/>
               </w:rPr>
-              <w:t>templates/index.html</w:t>
+              <w:t>parsers/ddd_parser.py</w:t>
             </w:r>
           </w:p>
         </w:tc>
@@ -1462,7 +1509,7 @@
                 <w:rFonts w:ascii="Arial" w:hAnsi="Arial"/>
                 <w:sz w:val="20"/>
               </w:rPr>
-              <w:t>Hele frontend-applikationen (ét HTML-dokument).</w:t>
+              <w:t>Binær parser for EU-tachografdata (.ddd-format).</w:t>
             </w:r>
           </w:p>
         </w:tc>
@@ -1486,7 +1533,7 @@
                 <w:b/>
                 <w:sz w:val="20"/>
               </w:rPr>
-              <w:t>static/js/app.js</w:t>
+              <w:t>templates/index.html</w:t>
             </w:r>
           </w:p>
         </w:tc>
@@ -1506,7 +1553,51 @@
                 <w:rFonts w:ascii="Arial" w:hAnsi="Arial"/>
                 <w:sz w:val="20"/>
               </w:rPr>
-              <w:t>JavaScript-applikationslogik (~5540 linjer).</w:t>
+              <w:t>Hele frontend-applikationen (ét HTML-dokument).</w:t>
+            </w:r>
+          </w:p>
+        </w:tc>
+      </w:tr>
+      <w:tr>
+        <w:tc>
+          <w:tcPr>
+            <w:tcW w:type="dxa" w:w="2835"/>
+            <w:shd w:val="clear" w:color="auto" w:fill="D5E8F5"/>
+            <w:tcBorders>
+              <w:top w:val="single" w:sz="4" w:color="9BBDD6"/>
+              <w:left w:val="single" w:sz="4" w:color="9BBDD6"/>
+              <w:bottom w:val="single" w:sz="4" w:color="9BBDD6"/>
+              <w:right w:val="single" w:sz="4" w:color="9BBDD6"/>
+            </w:tcBorders>
+          </w:tcPr>
+          <w:p>
+            <w:r>
+              <w:rPr>
+                <w:rFonts w:ascii="Arial" w:hAnsi="Arial"/>
+                <w:b/>
+                <w:sz w:val="20"/>
+              </w:rPr>
+              <w:t>static/js/app.js</w:t>
+            </w:r>
+          </w:p>
+        </w:tc>
+        <w:tc>
+          <w:tcPr>
+            <w:tcW w:type="dxa" w:w="6520"/>
+            <w:tcBorders>
+              <w:top w:val="single" w:sz="4" w:color="9BBDD6"/>
+              <w:left w:val="single" w:sz="4" w:color="9BBDD6"/>
+              <w:bottom w:val="single" w:sz="4" w:color="9BBDD6"/>
+              <w:right w:val="single" w:sz="4" w:color="9BBDD6"/>
+            </w:tcBorders>
+          </w:tcPr>
+          <w:p>
+            <w:r>
+              <w:rPr>
+                <w:rFonts w:ascii="Arial" w:hAnsi="Arial"/>
+                <w:sz w:val="20"/>
+              </w:rPr>
+              <w:t>JavaScript-applikationslogik (ca. 6.600 linjer).</w:t>
             </w:r>
           </w:p>
         </w:tc>
@@ -1951,47 +2042,47 @@
                 <w:rFonts w:ascii="Arial" w:hAnsi="Arial"/>
                 <w:sz w:val="20"/>
               </w:rPr>
-              <w:t>agreement_kind</w:t>
-            </w:r>
-          </w:p>
-        </w:tc>
-        <w:tc>
-          <w:tcPr>
-            <w:tcW w:type="dxa" w:w="3024"/>
-            <w:tcBorders>
-              <w:top w:val="single" w:sz="4" w:color="CCCCCC"/>
-              <w:left w:val="single" w:sz="4" w:color="CCCCCC"/>
-              <w:bottom w:val="single" w:sz="4" w:color="CCCCCC"/>
-              <w:right w:val="single" w:sz="4" w:color="CCCCCC"/>
-            </w:tcBorders>
-          </w:tcPr>
-          <w:p>
-            <w:r>
-              <w:rPr>
-                <w:rFonts w:ascii="Arial" w:hAnsi="Arial"/>
-                <w:sz w:val="20"/>
-              </w:rPr>
-              <w:t>String</w:t>
-            </w:r>
-          </w:p>
-        </w:tc>
-        <w:tc>
-          <w:tcPr>
-            <w:tcW w:type="dxa" w:w="3024"/>
-            <w:tcBorders>
-              <w:top w:val="single" w:sz="4" w:color="CCCCCC"/>
-              <w:left w:val="single" w:sz="4" w:color="CCCCCC"/>
-              <w:bottom w:val="single" w:sz="4" w:color="CCCCCC"/>
-              <w:right w:val="single" w:sz="4" w:color="CCCCCC"/>
-            </w:tcBorders>
-          </w:tcPr>
-          <w:p>
-            <w:r>
-              <w:rPr>
-                <w:rFonts w:ascii="Arial" w:hAnsi="Arial"/>
-                <w:sz w:val="20"/>
-              </w:rPr>
-              <w:t>Nøgle fra master_agreement_kinds.key (se afsnit 2.5) – ikke længere en fast enum-kolonne. Systemnøglerne hourly_fixed/hourly_flexible styrer stadig overtidsberegningen (se afsnit 5.5); nye, brugeroprettede nøgler springes automatisk over i den</w:t>
+              <w:t>initials</w:t>
+            </w:r>
+          </w:p>
+        </w:tc>
+        <w:tc>
+          <w:tcPr>
+            <w:tcW w:type="dxa" w:w="3024"/>
+            <w:tcBorders>
+              <w:top w:val="single" w:sz="4" w:color="CCCCCC"/>
+              <w:left w:val="single" w:sz="4" w:color="CCCCCC"/>
+              <w:bottom w:val="single" w:sz="4" w:color="CCCCCC"/>
+              <w:right w:val="single" w:sz="4" w:color="CCCCCC"/>
+            </w:tcBorders>
+          </w:tcPr>
+          <w:p>
+            <w:r>
+              <w:rPr>
+                <w:rFonts w:ascii="Arial" w:hAnsi="Arial"/>
+                <w:sz w:val="20"/>
+              </w:rPr>
+              <w:t>String(10) (opt.)</w:t>
+            </w:r>
+          </w:p>
+        </w:tc>
+        <w:tc>
+          <w:tcPr>
+            <w:tcW w:type="dxa" w:w="3024"/>
+            <w:tcBorders>
+              <w:top w:val="single" w:sz="4" w:color="CCCCCC"/>
+              <w:left w:val="single" w:sz="4" w:color="CCCCCC"/>
+              <w:bottom w:val="single" w:sz="4" w:color="CCCCCC"/>
+              <w:right w:val="single" w:sz="4" w:color="CCCCCC"/>
+            </w:tcBorders>
+          </w:tcPr>
+          <w:p>
+            <w:r>
+              <w:rPr>
+                <w:rFonts w:ascii="Arial" w:hAnsi="Arial"/>
+                <w:sz w:val="20"/>
+              </w:rPr>
+              <w:t>Initialer – matches mod brugerens initialer for 'Redigér egen linje i vagtplan'</w:t>
             </w:r>
           </w:p>
         </w:tc>
@@ -2013,7 +2104,7 @@
                 <w:rFonts w:ascii="Arial" w:hAnsi="Arial"/>
                 <w:sz w:val="20"/>
               </w:rPr>
-              <w:t>agreement_type</w:t>
+              <w:t>agreement_kind</w:t>
             </w:r>
           </w:p>
         </w:tc>
@@ -2053,7 +2144,7 @@
                 <w:rFonts w:ascii="Arial" w:hAnsi="Arial"/>
                 <w:sz w:val="20"/>
               </w:rPr>
-              <w:t>Overenskomsttype fra Excel-filen – bestemmer timesats</w:t>
+              <w:t>Nøgle fra master_agreement_kinds.key (se afsnit 2.5) – ikke længere en fast enum-kolonne. Systemnøglerne hourly_fixed/hourly_flexible styrer stadig overtidsberegningen (se afsnit 5.5); nye, brugeroprettede nøgler springes automatisk over i den</w:t>
             </w:r>
           </w:p>
         </w:tc>
@@ -2075,47 +2166,47 @@
                 <w:rFonts w:ascii="Arial" w:hAnsi="Arial"/>
                 <w:sz w:val="20"/>
               </w:rPr>
-              <w:t>fuldloennet</w:t>
-            </w:r>
-          </w:p>
-        </w:tc>
-        <w:tc>
-          <w:tcPr>
-            <w:tcW w:type="dxa" w:w="3024"/>
-            <w:tcBorders>
-              <w:top w:val="single" w:sz="4" w:color="CCCCCC"/>
-              <w:left w:val="single" w:sz="4" w:color="CCCCCC"/>
-              <w:bottom w:val="single" w:sz="4" w:color="CCCCCC"/>
-              <w:right w:val="single" w:sz="4" w:color="CCCCCC"/>
-            </w:tcBorders>
-          </w:tcPr>
-          <w:p>
-            <w:r>
-              <w:rPr>
-                <w:rFonts w:ascii="Arial" w:hAnsi="Arial"/>
-                <w:sz w:val="20"/>
-              </w:rPr>
-              <w:t>Boolean</w:t>
-            </w:r>
-          </w:p>
-        </w:tc>
-        <w:tc>
-          <w:tcPr>
-            <w:tcW w:type="dxa" w:w="3024"/>
-            <w:tcBorders>
-              <w:top w:val="single" w:sz="4" w:color="CCCCCC"/>
-              <w:left w:val="single" w:sz="4" w:color="CCCCCC"/>
-              <w:bottom w:val="single" w:sz="4" w:color="CCCCCC"/>
-              <w:right w:val="single" w:sz="4" w:color="CCCCCC"/>
-            </w:tcBorders>
-          </w:tcPr>
-          <w:p>
-            <w:r>
-              <w:rPr>
-                <w:rFonts w:ascii="Arial" w:hAnsi="Arial"/>
-                <w:sz w:val="20"/>
-              </w:rPr>
-              <w:t>Fuldlønnet status</w:t>
+              <w:t>agreement_type</w:t>
+            </w:r>
+          </w:p>
+        </w:tc>
+        <w:tc>
+          <w:tcPr>
+            <w:tcW w:type="dxa" w:w="3024"/>
+            <w:tcBorders>
+              <w:top w:val="single" w:sz="4" w:color="CCCCCC"/>
+              <w:left w:val="single" w:sz="4" w:color="CCCCCC"/>
+              <w:bottom w:val="single" w:sz="4" w:color="CCCCCC"/>
+              <w:right w:val="single" w:sz="4" w:color="CCCCCC"/>
+            </w:tcBorders>
+          </w:tcPr>
+          <w:p>
+            <w:r>
+              <w:rPr>
+                <w:rFonts w:ascii="Arial" w:hAnsi="Arial"/>
+                <w:sz w:val="20"/>
+              </w:rPr>
+              <w:t>String</w:t>
+            </w:r>
+          </w:p>
+        </w:tc>
+        <w:tc>
+          <w:tcPr>
+            <w:tcW w:type="dxa" w:w="3024"/>
+            <w:tcBorders>
+              <w:top w:val="single" w:sz="4" w:color="CCCCCC"/>
+              <w:left w:val="single" w:sz="4" w:color="CCCCCC"/>
+              <w:bottom w:val="single" w:sz="4" w:color="CCCCCC"/>
+              <w:right w:val="single" w:sz="4" w:color="CCCCCC"/>
+            </w:tcBorders>
+          </w:tcPr>
+          <w:p>
+            <w:r>
+              <w:rPr>
+                <w:rFonts w:ascii="Arial" w:hAnsi="Arial"/>
+                <w:sz w:val="20"/>
+              </w:rPr>
+              <w:t>Overenskomsttype fra Excel-filen – bestemmer timesats</w:t>
             </w:r>
           </w:p>
         </w:tc>
@@ -2137,7 +2228,7 @@
                 <w:rFonts w:ascii="Arial" w:hAnsi="Arial"/>
                 <w:sz w:val="20"/>
               </w:rPr>
-              <w:t>active</w:t>
+              <w:t>fuldloennet</w:t>
             </w:r>
           </w:p>
         </w:tc>
@@ -2177,7 +2268,7 @@
                 <w:rFonts w:ascii="Arial" w:hAnsi="Arial"/>
                 <w:sz w:val="20"/>
               </w:rPr>
-              <w:t>Aktiv medarbejder (filtreres ved opslag)</w:t>
+              <w:t>Fuldlønnet status</w:t>
             </w:r>
           </w:p>
         </w:tc>
@@ -2199,47 +2290,47 @@
                 <w:rFonts w:ascii="Arial" w:hAnsi="Arial"/>
                 <w:sz w:val="20"/>
               </w:rPr>
-              <w:t>hire_date</w:t>
-            </w:r>
-          </w:p>
-        </w:tc>
-        <w:tc>
-          <w:tcPr>
-            <w:tcW w:type="dxa" w:w="3024"/>
-            <w:tcBorders>
-              <w:top w:val="single" w:sz="4" w:color="CCCCCC"/>
-              <w:left w:val="single" w:sz="4" w:color="CCCCCC"/>
-              <w:bottom w:val="single" w:sz="4" w:color="CCCCCC"/>
-              <w:right w:val="single" w:sz="4" w:color="CCCCCC"/>
-            </w:tcBorders>
-          </w:tcPr>
-          <w:p>
-            <w:r>
-              <w:rPr>
-                <w:rFonts w:ascii="Arial" w:hAnsi="Arial"/>
-                <w:sz w:val="20"/>
-              </w:rPr>
-              <w:t>Date</w:t>
-            </w:r>
-          </w:p>
-        </w:tc>
-        <w:tc>
-          <w:tcPr>
-            <w:tcW w:type="dxa" w:w="3024"/>
-            <w:tcBorders>
-              <w:top w:val="single" w:sz="4" w:color="CCCCCC"/>
-              <w:left w:val="single" w:sz="4" w:color="CCCCCC"/>
-              <w:bottom w:val="single" w:sz="4" w:color="CCCCCC"/>
-              <w:right w:val="single" w:sz="4" w:color="CCCCCC"/>
-            </w:tcBorders>
-          </w:tcPr>
-          <w:p>
-            <w:r>
-              <w:rPr>
-                <w:rFonts w:ascii="Arial" w:hAnsi="Arial"/>
-                <w:sz w:val="20"/>
-              </w:rPr>
-              <w:t>Ansættelsesdato</w:t>
+              <w:t>active</w:t>
+            </w:r>
+          </w:p>
+        </w:tc>
+        <w:tc>
+          <w:tcPr>
+            <w:tcW w:type="dxa" w:w="3024"/>
+            <w:tcBorders>
+              <w:top w:val="single" w:sz="4" w:color="CCCCCC"/>
+              <w:left w:val="single" w:sz="4" w:color="CCCCCC"/>
+              <w:bottom w:val="single" w:sz="4" w:color="CCCCCC"/>
+              <w:right w:val="single" w:sz="4" w:color="CCCCCC"/>
+            </w:tcBorders>
+          </w:tcPr>
+          <w:p>
+            <w:r>
+              <w:rPr>
+                <w:rFonts w:ascii="Arial" w:hAnsi="Arial"/>
+                <w:sz w:val="20"/>
+              </w:rPr>
+              <w:t>Boolean</w:t>
+            </w:r>
+          </w:p>
+        </w:tc>
+        <w:tc>
+          <w:tcPr>
+            <w:tcW w:type="dxa" w:w="3024"/>
+            <w:tcBorders>
+              <w:top w:val="single" w:sz="4" w:color="CCCCCC"/>
+              <w:left w:val="single" w:sz="4" w:color="CCCCCC"/>
+              <w:bottom w:val="single" w:sz="4" w:color="CCCCCC"/>
+              <w:right w:val="single" w:sz="4" w:color="CCCCCC"/>
+            </w:tcBorders>
+          </w:tcPr>
+          <w:p>
+            <w:r>
+              <w:rPr>
+                <w:rFonts w:ascii="Arial" w:hAnsi="Arial"/>
+                <w:sz w:val="20"/>
+              </w:rPr>
+              <w:t>Aktiv medarbejder (filtreres ved opslag)</w:t>
             </w:r>
           </w:p>
         </w:tc>
@@ -2261,7 +2352,7 @@
                 <w:rFonts w:ascii="Arial" w:hAnsi="Arial"/>
                 <w:sz w:val="20"/>
               </w:rPr>
-              <w:t>termination_date</w:t>
+              <w:t>hire_date</w:t>
             </w:r>
           </w:p>
         </w:tc>
@@ -2301,7 +2392,7 @@
                 <w:rFonts w:ascii="Arial" w:hAnsi="Arial"/>
                 <w:sz w:val="20"/>
               </w:rPr>
-              <w:t>Fratrædelsesdato (default 31-12-9999)</w:t>
+              <w:t>Ansættelsesdato</w:t>
             </w:r>
           </w:p>
         </w:tc>
@@ -2323,47 +2414,47 @@
                 <w:rFonts w:ascii="Arial" w:hAnsi="Arial"/>
                 <w:sz w:val="20"/>
               </w:rPr>
-              <w:t>work_schedule</w:t>
-            </w:r>
-          </w:p>
-        </w:tc>
-        <w:tc>
-          <w:tcPr>
-            <w:tcW w:type="dxa" w:w="3024"/>
-            <w:tcBorders>
-              <w:top w:val="single" w:sz="4" w:color="CCCCCC"/>
-              <w:left w:val="single" w:sz="4" w:color="CCCCCC"/>
-              <w:bottom w:val="single" w:sz="4" w:color="CCCCCC"/>
-              <w:right w:val="single" w:sz="4" w:color="CCCCCC"/>
-            </w:tcBorders>
-          </w:tcPr>
-          <w:p>
-            <w:r>
-              <w:rPr>
-                <w:rFonts w:ascii="Arial" w:hAnsi="Arial"/>
-                <w:sz w:val="20"/>
-              </w:rPr>
-              <w:t>JSON</w:t>
-            </w:r>
-          </w:p>
-        </w:tc>
-        <w:tc>
-          <w:tcPr>
-            <w:tcW w:type="dxa" w:w="3024"/>
-            <w:tcBorders>
-              <w:top w:val="single" w:sz="4" w:color="CCCCCC"/>
-              <w:left w:val="single" w:sz="4" w:color="CCCCCC"/>
-              <w:bottom w:val="single" w:sz="4" w:color="CCCCCC"/>
-              <w:right w:val="single" w:sz="4" w:color="CCCCCC"/>
-            </w:tcBorders>
-          </w:tcPr>
-          <w:p>
-            <w:r>
-              <w:rPr>
-                <w:rFonts w:ascii="Arial" w:hAnsi="Arial"/>
-                <w:sz w:val="20"/>
-              </w:rPr>
-              <w:t>{"even":[man..søn], "odd":[man..søn]} – normaltimer pr. dag i lig/ulige uge</w:t>
+              <w:t>termination_date</w:t>
+            </w:r>
+          </w:p>
+        </w:tc>
+        <w:tc>
+          <w:tcPr>
+            <w:tcW w:type="dxa" w:w="3024"/>
+            <w:tcBorders>
+              <w:top w:val="single" w:sz="4" w:color="CCCCCC"/>
+              <w:left w:val="single" w:sz="4" w:color="CCCCCC"/>
+              <w:bottom w:val="single" w:sz="4" w:color="CCCCCC"/>
+              <w:right w:val="single" w:sz="4" w:color="CCCCCC"/>
+            </w:tcBorders>
+          </w:tcPr>
+          <w:p>
+            <w:r>
+              <w:rPr>
+                <w:rFonts w:ascii="Arial" w:hAnsi="Arial"/>
+                <w:sz w:val="20"/>
+              </w:rPr>
+              <w:t>Date</w:t>
+            </w:r>
+          </w:p>
+        </w:tc>
+        <w:tc>
+          <w:tcPr>
+            <w:tcW w:type="dxa" w:w="3024"/>
+            <w:tcBorders>
+              <w:top w:val="single" w:sz="4" w:color="CCCCCC"/>
+              <w:left w:val="single" w:sz="4" w:color="CCCCCC"/>
+              <w:bottom w:val="single" w:sz="4" w:color="CCCCCC"/>
+              <w:right w:val="single" w:sz="4" w:color="CCCCCC"/>
+            </w:tcBorders>
+          </w:tcPr>
+          <w:p>
+            <w:r>
+              <w:rPr>
+                <w:rFonts w:ascii="Arial" w:hAnsi="Arial"/>
+                <w:sz w:val="20"/>
+              </w:rPr>
+              <w:t>Fratrædelsesdato (default 31-12-9999)</w:t>
             </w:r>
           </w:p>
         </w:tc>
@@ -2385,47 +2476,47 @@
                 <w:rFonts w:ascii="Arial" w:hAnsi="Arial"/>
                 <w:sz w:val="20"/>
               </w:rPr>
-              <w:t>anciennitet_dismissed_at</w:t>
-            </w:r>
-          </w:p>
-        </w:tc>
-        <w:tc>
-          <w:tcPr>
-            <w:tcW w:type="dxa" w:w="3024"/>
-            <w:tcBorders>
-              <w:top w:val="single" w:sz="4" w:color="CCCCCC"/>
-              <w:left w:val="single" w:sz="4" w:color="CCCCCC"/>
-              <w:bottom w:val="single" w:sz="4" w:color="CCCCCC"/>
-              <w:right w:val="single" w:sz="4" w:color="CCCCCC"/>
-            </w:tcBorders>
-          </w:tcPr>
-          <w:p>
-            <w:r>
-              <w:rPr>
-                <w:rFonts w:ascii="Arial" w:hAnsi="Arial"/>
-                <w:sz w:val="20"/>
-              </w:rPr>
-              <w:t>DateTime (opt.)</w:t>
-            </w:r>
-          </w:p>
-        </w:tc>
-        <w:tc>
-          <w:tcPr>
-            <w:tcW w:type="dxa" w:w="3024"/>
-            <w:tcBorders>
-              <w:top w:val="single" w:sz="4" w:color="CCCCCC"/>
-              <w:left w:val="single" w:sz="4" w:color="CCCCCC"/>
-              <w:bottom w:val="single" w:sz="4" w:color="CCCCCC"/>
-              <w:right w:val="single" w:sz="4" w:color="CCCCCC"/>
-            </w:tcBorders>
-          </w:tcPr>
-          <w:p>
-            <w:r>
-              <w:rPr>
-                <w:rFonts w:ascii="Arial" w:hAnsi="Arial"/>
-                <w:sz w:val="20"/>
-              </w:rPr>
-              <w:t>Tidspunkt for afvisning af anciennitetsvarsel (nulstilles ved overenskomstskifte)</w:t>
+              <w:t>work_schedule</w:t>
+            </w:r>
+          </w:p>
+        </w:tc>
+        <w:tc>
+          <w:tcPr>
+            <w:tcW w:type="dxa" w:w="3024"/>
+            <w:tcBorders>
+              <w:top w:val="single" w:sz="4" w:color="CCCCCC"/>
+              <w:left w:val="single" w:sz="4" w:color="CCCCCC"/>
+              <w:bottom w:val="single" w:sz="4" w:color="CCCCCC"/>
+              <w:right w:val="single" w:sz="4" w:color="CCCCCC"/>
+            </w:tcBorders>
+          </w:tcPr>
+          <w:p>
+            <w:r>
+              <w:rPr>
+                <w:rFonts w:ascii="Arial" w:hAnsi="Arial"/>
+                <w:sz w:val="20"/>
+              </w:rPr>
+              <w:t>JSON</w:t>
+            </w:r>
+          </w:p>
+        </w:tc>
+        <w:tc>
+          <w:tcPr>
+            <w:tcW w:type="dxa" w:w="3024"/>
+            <w:tcBorders>
+              <w:top w:val="single" w:sz="4" w:color="CCCCCC"/>
+              <w:left w:val="single" w:sz="4" w:color="CCCCCC"/>
+              <w:bottom w:val="single" w:sz="4" w:color="CCCCCC"/>
+              <w:right w:val="single" w:sz="4" w:color="CCCCCC"/>
+            </w:tcBorders>
+          </w:tcPr>
+          <w:p>
+            <w:r>
+              <w:rPr>
+                <w:rFonts w:ascii="Arial" w:hAnsi="Arial"/>
+                <w:sz w:val="20"/>
+              </w:rPr>
+              <w:t>{"even":[man..søn], "odd":[man..søn]} – normaltimer pr. dag i lig/ulige uge</w:t>
             </w:r>
           </w:p>
         </w:tc>
@@ -2447,47 +2538,47 @@
                 <w:rFonts w:ascii="Arial" w:hAnsi="Arial"/>
                 <w:sz w:val="20"/>
               </w:rPr>
-              <w:t>dispatcher_group_id</w:t>
-            </w:r>
-          </w:p>
-        </w:tc>
-        <w:tc>
-          <w:tcPr>
-            <w:tcW w:type="dxa" w:w="3024"/>
-            <w:tcBorders>
-              <w:top w:val="single" w:sz="4" w:color="CCCCCC"/>
-              <w:left w:val="single" w:sz="4" w:color="CCCCCC"/>
-              <w:bottom w:val="single" w:sz="4" w:color="CCCCCC"/>
-              <w:right w:val="single" w:sz="4" w:color="CCCCCC"/>
-            </w:tcBorders>
-          </w:tcPr>
-          <w:p>
-            <w:r>
-              <w:rPr>
-                <w:rFonts w:ascii="Arial" w:hAnsi="Arial"/>
-                <w:sz w:val="20"/>
-              </w:rPr>
-              <w:t>Integer FK (opt.)</w:t>
-            </w:r>
-          </w:p>
-        </w:tc>
-        <w:tc>
-          <w:tcPr>
-            <w:tcW w:type="dxa" w:w="3024"/>
-            <w:tcBorders>
-              <w:top w:val="single" w:sz="4" w:color="CCCCCC"/>
-              <w:left w:val="single" w:sz="4" w:color="CCCCCC"/>
-              <w:bottom w:val="single" w:sz="4" w:color="CCCCCC"/>
-              <w:right w:val="single" w:sz="4" w:color="CCCCCC"/>
-            </w:tcBorders>
-          </w:tcPr>
-          <w:p>
-            <w:r>
-              <w:rPr>
-                <w:rFonts w:ascii="Arial" w:hAnsi="Arial"/>
-                <w:sz w:val="20"/>
-              </w:rPr>
-              <w:t>Én disponentgruppe (nullable) – se nedenfor</w:t>
+              <w:t>anciennitet_dismissed_at</w:t>
+            </w:r>
+          </w:p>
+        </w:tc>
+        <w:tc>
+          <w:tcPr>
+            <w:tcW w:type="dxa" w:w="3024"/>
+            <w:tcBorders>
+              <w:top w:val="single" w:sz="4" w:color="CCCCCC"/>
+              <w:left w:val="single" w:sz="4" w:color="CCCCCC"/>
+              <w:bottom w:val="single" w:sz="4" w:color="CCCCCC"/>
+              <w:right w:val="single" w:sz="4" w:color="CCCCCC"/>
+            </w:tcBorders>
+          </w:tcPr>
+          <w:p>
+            <w:r>
+              <w:rPr>
+                <w:rFonts w:ascii="Arial" w:hAnsi="Arial"/>
+                <w:sz w:val="20"/>
+              </w:rPr>
+              <w:t>DateTime (opt.)</w:t>
+            </w:r>
+          </w:p>
+        </w:tc>
+        <w:tc>
+          <w:tcPr>
+            <w:tcW w:type="dxa" w:w="3024"/>
+            <w:tcBorders>
+              <w:top w:val="single" w:sz="4" w:color="CCCCCC"/>
+              <w:left w:val="single" w:sz="4" w:color="CCCCCC"/>
+              <w:bottom w:val="single" w:sz="4" w:color="CCCCCC"/>
+              <w:right w:val="single" w:sz="4" w:color="CCCCCC"/>
+            </w:tcBorders>
+          </w:tcPr>
+          <w:p>
+            <w:r>
+              <w:rPr>
+                <w:rFonts w:ascii="Arial" w:hAnsi="Arial"/>
+                <w:sz w:val="20"/>
+              </w:rPr>
+              <w:t>Tidspunkt for afvisning af anciennitetsvarsel (nulstilles ved overenskomstskifte)</w:t>
             </w:r>
           </w:p>
         </w:tc>
@@ -2509,47 +2600,47 @@
                 <w:rFonts w:ascii="Arial" w:hAnsi="Arial"/>
                 <w:sz w:val="20"/>
               </w:rPr>
-              <w:t>fast_bil</w:t>
-            </w:r>
-          </w:p>
-        </w:tc>
-        <w:tc>
-          <w:tcPr>
-            <w:tcW w:type="dxa" w:w="3024"/>
-            <w:tcBorders>
-              <w:top w:val="single" w:sz="4" w:color="CCCCCC"/>
-              <w:left w:val="single" w:sz="4" w:color="CCCCCC"/>
-              <w:bottom w:val="single" w:sz="4" w:color="CCCCCC"/>
-              <w:right w:val="single" w:sz="4" w:color="CCCCCC"/>
-            </w:tcBorders>
-          </w:tcPr>
-          <w:p>
-            <w:r>
-              <w:rPr>
-                <w:rFonts w:ascii="Arial" w:hAnsi="Arial"/>
-                <w:sz w:val="20"/>
-              </w:rPr>
-              <w:t>Boolean</w:t>
-            </w:r>
-          </w:p>
-        </w:tc>
-        <w:tc>
-          <w:tcPr>
-            <w:tcW w:type="dxa" w:w="3024"/>
-            <w:tcBorders>
-              <w:top w:val="single" w:sz="4" w:color="CCCCCC"/>
-              <w:left w:val="single" w:sz="4" w:color="CCCCCC"/>
-              <w:bottom w:val="single" w:sz="4" w:color="CCCCCC"/>
-              <w:right w:val="single" w:sz="4" w:color="CCCCCC"/>
-            </w:tcBorders>
-          </w:tcPr>
-          <w:p>
-            <w:r>
-              <w:rPr>
-                <w:rFonts w:ascii="Arial" w:hAnsi="Arial"/>
-                <w:sz w:val="20"/>
-              </w:rPr>
-              <w:t>'Fast bil'-indstilling – foreslår medarbejderen som standardchauffør på en bestemt vogn i Dagsplan (kapitel 14)</w:t>
+              <w:t>dispatcher_group_id</w:t>
+            </w:r>
+          </w:p>
+        </w:tc>
+        <w:tc>
+          <w:tcPr>
+            <w:tcW w:type="dxa" w:w="3024"/>
+            <w:tcBorders>
+              <w:top w:val="single" w:sz="4" w:color="CCCCCC"/>
+              <w:left w:val="single" w:sz="4" w:color="CCCCCC"/>
+              <w:bottom w:val="single" w:sz="4" w:color="CCCCCC"/>
+              <w:right w:val="single" w:sz="4" w:color="CCCCCC"/>
+            </w:tcBorders>
+          </w:tcPr>
+          <w:p>
+            <w:r>
+              <w:rPr>
+                <w:rFonts w:ascii="Arial" w:hAnsi="Arial"/>
+                <w:sz w:val="20"/>
+              </w:rPr>
+              <w:t>Integer FK (opt.)</w:t>
+            </w:r>
+          </w:p>
+        </w:tc>
+        <w:tc>
+          <w:tcPr>
+            <w:tcW w:type="dxa" w:w="3024"/>
+            <w:tcBorders>
+              <w:top w:val="single" w:sz="4" w:color="CCCCCC"/>
+              <w:left w:val="single" w:sz="4" w:color="CCCCCC"/>
+              <w:bottom w:val="single" w:sz="4" w:color="CCCCCC"/>
+              <w:right w:val="single" w:sz="4" w:color="CCCCCC"/>
+            </w:tcBorders>
+          </w:tcPr>
+          <w:p>
+            <w:r>
+              <w:rPr>
+                <w:rFonts w:ascii="Arial" w:hAnsi="Arial"/>
+                <w:sz w:val="20"/>
+              </w:rPr>
+              <w:t>Én disponentgruppe (nullable) – se nedenfor</w:t>
             </w:r>
           </w:p>
         </w:tc>
@@ -2571,47 +2662,47 @@
                 <w:rFonts w:ascii="Arial" w:hAnsi="Arial"/>
                 <w:sz w:val="20"/>
               </w:rPr>
-              <w:t>fast_bil_vehicle_id</w:t>
-            </w:r>
-          </w:p>
-        </w:tc>
-        <w:tc>
-          <w:tcPr>
-            <w:tcW w:type="dxa" w:w="3024"/>
-            <w:tcBorders>
-              <w:top w:val="single" w:sz="4" w:color="CCCCCC"/>
-              <w:left w:val="single" w:sz="4" w:color="CCCCCC"/>
-              <w:bottom w:val="single" w:sz="4" w:color="CCCCCC"/>
-              <w:right w:val="single" w:sz="4" w:color="CCCCCC"/>
-            </w:tcBorders>
-          </w:tcPr>
-          <w:p>
-            <w:r>
-              <w:rPr>
-                <w:rFonts w:ascii="Arial" w:hAnsi="Arial"/>
-                <w:sz w:val="20"/>
-              </w:rPr>
-              <w:t>Integer FK (opt.)</w:t>
-            </w:r>
-          </w:p>
-        </w:tc>
-        <w:tc>
-          <w:tcPr>
-            <w:tcW w:type="dxa" w:w="3024"/>
-            <w:tcBorders>
-              <w:top w:val="single" w:sz="4" w:color="CCCCCC"/>
-              <w:left w:val="single" w:sz="4" w:color="CCCCCC"/>
-              <w:bottom w:val="single" w:sz="4" w:color="CCCCCC"/>
-              <w:right w:val="single" w:sz="4" w:color="CCCCCC"/>
-            </w:tcBorders>
-          </w:tcPr>
-          <w:p>
-            <w:r>
-              <w:rPr>
-                <w:rFonts w:ascii="Arial" w:hAnsi="Arial"/>
-                <w:sz w:val="20"/>
-              </w:rPr>
-              <w:t>Den faste vogn – kun relevant når fast_bil=true. Ikke begrænset til medarbejderens egen disponentgruppe</w:t>
+              <w:t>fast_bil</w:t>
+            </w:r>
+          </w:p>
+        </w:tc>
+        <w:tc>
+          <w:tcPr>
+            <w:tcW w:type="dxa" w:w="3024"/>
+            <w:tcBorders>
+              <w:top w:val="single" w:sz="4" w:color="CCCCCC"/>
+              <w:left w:val="single" w:sz="4" w:color="CCCCCC"/>
+              <w:bottom w:val="single" w:sz="4" w:color="CCCCCC"/>
+              <w:right w:val="single" w:sz="4" w:color="CCCCCC"/>
+            </w:tcBorders>
+          </w:tcPr>
+          <w:p>
+            <w:r>
+              <w:rPr>
+                <w:rFonts w:ascii="Arial" w:hAnsi="Arial"/>
+                <w:sz w:val="20"/>
+              </w:rPr>
+              <w:t>Boolean</w:t>
+            </w:r>
+          </w:p>
+        </w:tc>
+        <w:tc>
+          <w:tcPr>
+            <w:tcW w:type="dxa" w:w="3024"/>
+            <w:tcBorders>
+              <w:top w:val="single" w:sz="4" w:color="CCCCCC"/>
+              <w:left w:val="single" w:sz="4" w:color="CCCCCC"/>
+              <w:bottom w:val="single" w:sz="4" w:color="CCCCCC"/>
+              <w:right w:val="single" w:sz="4" w:color="CCCCCC"/>
+            </w:tcBorders>
+          </w:tcPr>
+          <w:p>
+            <w:r>
+              <w:rPr>
+                <w:rFonts w:ascii="Arial" w:hAnsi="Arial"/>
+                <w:sz w:val="20"/>
+              </w:rPr>
+              <w:t>'Fast bil'-indstilling – foreslår medarbejderen som standardchauffør på en bestemt vogn i Dagsplan (kapitel 14)</w:t>
             </w:r>
           </w:p>
         </w:tc>
@@ -2633,47 +2724,47 @@
                 <w:rFonts w:ascii="Arial" w:hAnsi="Arial"/>
                 <w:sz w:val="20"/>
               </w:rPr>
-              <w:t>ot_extra_alle_timer</w:t>
-            </w:r>
-          </w:p>
-        </w:tc>
-        <w:tc>
-          <w:tcPr>
-            <w:tcW w:type="dxa" w:w="3024"/>
-            <w:tcBorders>
-              <w:top w:val="single" w:sz="4" w:color="CCCCCC"/>
-              <w:left w:val="single" w:sz="4" w:color="CCCCCC"/>
-              <w:bottom w:val="single" w:sz="4" w:color="CCCCCC"/>
-              <w:right w:val="single" w:sz="4" w:color="CCCCCC"/>
-            </w:tcBorders>
-          </w:tcPr>
-          <w:p>
-            <w:r>
-              <w:rPr>
-                <w:rFonts w:ascii="Arial" w:hAnsi="Arial"/>
-                <w:sz w:val="20"/>
-              </w:rPr>
-              <w:t>Boolean</w:t>
-            </w:r>
-          </w:p>
-        </w:tc>
-        <w:tc>
-          <w:tcPr>
-            <w:tcW w:type="dxa" w:w="3024"/>
-            <w:tcBorders>
-              <w:top w:val="single" w:sz="4" w:color="CCCCCC"/>
-              <w:left w:val="single" w:sz="4" w:color="CCCCCC"/>
-              <w:bottom w:val="single" w:sz="4" w:color="CCCCCC"/>
-              <w:right w:val="single" w:sz="4" w:color="CCCCCC"/>
-            </w:tcBorders>
-          </w:tcPr>
-          <w:p>
-            <w:r>
-              <w:rPr>
-                <w:rFonts w:ascii="Arial" w:hAnsi="Arial"/>
-                <w:sz w:val="20"/>
-              </w:rPr>
-              <w:t>Særaftale: alle arbejdstimer giver Øvrig overtid (kode 9) oveni normal løn, uden dagligt loft – se afsnit 5.6</w:t>
+              <w:t>fast_bil_vehicle_id</w:t>
+            </w:r>
+          </w:p>
+        </w:tc>
+        <w:tc>
+          <w:tcPr>
+            <w:tcW w:type="dxa" w:w="3024"/>
+            <w:tcBorders>
+              <w:top w:val="single" w:sz="4" w:color="CCCCCC"/>
+              <w:left w:val="single" w:sz="4" w:color="CCCCCC"/>
+              <w:bottom w:val="single" w:sz="4" w:color="CCCCCC"/>
+              <w:right w:val="single" w:sz="4" w:color="CCCCCC"/>
+            </w:tcBorders>
+          </w:tcPr>
+          <w:p>
+            <w:r>
+              <w:rPr>
+                <w:rFonts w:ascii="Arial" w:hAnsi="Arial"/>
+                <w:sz w:val="20"/>
+              </w:rPr>
+              <w:t>Integer FK (opt.)</w:t>
+            </w:r>
+          </w:p>
+        </w:tc>
+        <w:tc>
+          <w:tcPr>
+            <w:tcW w:type="dxa" w:w="3024"/>
+            <w:tcBorders>
+              <w:top w:val="single" w:sz="4" w:color="CCCCCC"/>
+              <w:left w:val="single" w:sz="4" w:color="CCCCCC"/>
+              <w:bottom w:val="single" w:sz="4" w:color="CCCCCC"/>
+              <w:right w:val="single" w:sz="4" w:color="CCCCCC"/>
+            </w:tcBorders>
+          </w:tcPr>
+          <w:p>
+            <w:r>
+              <w:rPr>
+                <w:rFonts w:ascii="Arial" w:hAnsi="Arial"/>
+                <w:sz w:val="20"/>
+              </w:rPr>
+              <w:t>Den faste vogn – kun relevant når fast_bil=true. Ikke begrænset til medarbejderens egen disponentgruppe</w:t>
             </w:r>
           </w:p>
         </w:tc>
@@ -2695,47 +2786,47 @@
                 <w:rFonts w:ascii="Arial" w:hAnsi="Arial"/>
                 <w:sz w:val="20"/>
               </w:rPr>
-              <w:t>afloeser</w:t>
-            </w:r>
-          </w:p>
-        </w:tc>
-        <w:tc>
-          <w:tcPr>
-            <w:tcW w:type="dxa" w:w="3024"/>
-            <w:tcBorders>
-              <w:top w:val="single" w:sz="4" w:color="CCCCCC"/>
-              <w:left w:val="single" w:sz="4" w:color="CCCCCC"/>
-              <w:bottom w:val="single" w:sz="4" w:color="CCCCCC"/>
-              <w:right w:val="single" w:sz="4" w:color="CCCCCC"/>
-            </w:tcBorders>
-          </w:tcPr>
-          <w:p>
-            <w:r>
-              <w:rPr>
-                <w:rFonts w:ascii="Arial" w:hAnsi="Arial"/>
-                <w:sz w:val="20"/>
-              </w:rPr>
-              <w:t>Boolean, default false</w:t>
-            </w:r>
-          </w:p>
-        </w:tc>
-        <w:tc>
-          <w:tcPr>
-            <w:tcW w:type="dxa" w:w="3024"/>
-            <w:tcBorders>
-              <w:top w:val="single" w:sz="4" w:color="CCCCCC"/>
-              <w:left w:val="single" w:sz="4" w:color="CCCCCC"/>
-              <w:bottom w:val="single" w:sz="4" w:color="CCCCCC"/>
-              <w:right w:val="single" w:sz="4" w:color="CCCCCC"/>
-            </w:tcBorders>
-          </w:tcPr>
-          <w:p>
-            <w:r>
-              <w:rPr>
-                <w:rFonts w:ascii="Arial" w:hAnsi="Arial"/>
-                <w:sz w:val="20"/>
-              </w:rPr>
-              <w:t>Afløser/substitutmedarbejder. Undertrykker søn-/helligdagstillæg (kode 4/63, afsnit 5.4) på søndage/helligdage MEDMINDRE der findes en godkendt 'normal tid'-aktivitet den dag – findes der kørsel, gælder de almindelige SH-regler uændret. Påvirker intet på almindelige hverdage/lørdage. Medarbejderen farvemarkeres separat i Medarbejderlisten, Vagtplan og Aktivitetsoversigten</w:t>
+              <w:t>absence_vehicle_id</w:t>
+            </w:r>
+          </w:p>
+        </w:tc>
+        <w:tc>
+          <w:tcPr>
+            <w:tcW w:type="dxa" w:w="3024"/>
+            <w:tcBorders>
+              <w:top w:val="single" w:sz="4" w:color="CCCCCC"/>
+              <w:left w:val="single" w:sz="4" w:color="CCCCCC"/>
+              <w:bottom w:val="single" w:sz="4" w:color="CCCCCC"/>
+              <w:right w:val="single" w:sz="4" w:color="CCCCCC"/>
+            </w:tcBorders>
+          </w:tcPr>
+          <w:p>
+            <w:r>
+              <w:rPr>
+                <w:rFonts w:ascii="Arial" w:hAnsi="Arial"/>
+                <w:sz w:val="20"/>
+              </w:rPr>
+              <w:t>Integer FK (opt.)</w:t>
+            </w:r>
+          </w:p>
+        </w:tc>
+        <w:tc>
+          <w:tcPr>
+            <w:tcW w:type="dxa" w:w="3024"/>
+            <w:tcBorders>
+              <w:top w:val="single" w:sz="4" w:color="CCCCCC"/>
+              <w:left w:val="single" w:sz="4" w:color="CCCCCC"/>
+              <w:bottom w:val="single" w:sz="4" w:color="CCCCCC"/>
+              <w:right w:val="single" w:sz="4" w:color="CCCCCC"/>
+            </w:tcBorders>
+          </w:tcPr>
+          <w:p>
+            <w:r>
+              <w:rPr>
+                <w:rFonts w:ascii="Arial" w:hAnsi="Arial"/>
+                <w:sz w:val="20"/>
+              </w:rPr>
+              <w:t>'Vognnummer ved fravær' (2026-09-30) – den vogn der forudfyldes som vognnummer, når der registreres fravær for medarbejderen (applyAbsenceVehicleDefault() i app.js). Erstatter disponentgruppens standardvogn; ingen fallback til gruppen. Påkrævet i medarbejder-modalen (kun håndhævet i frontend). Medarbejdere oprettet før 2026-09-30 har feltet tomt, indtil det udfyldes</w:t>
             </w:r>
           </w:p>
         </w:tc>
@@ -2757,47 +2848,47 @@
                 <w:rFonts w:ascii="Arial" w:hAnsi="Arial"/>
                 <w:sz w:val="20"/>
               </w:rPr>
-              <w:t>paragraf_56 / paragraf_56_start_date / paragraf_56_end_date</w:t>
-            </w:r>
-          </w:p>
-        </w:tc>
-        <w:tc>
-          <w:tcPr>
-            <w:tcW w:type="dxa" w:w="3024"/>
-            <w:tcBorders>
-              <w:top w:val="single" w:sz="4" w:color="CCCCCC"/>
-              <w:left w:val="single" w:sz="4" w:color="CCCCCC"/>
-              <w:bottom w:val="single" w:sz="4" w:color="CCCCCC"/>
-              <w:right w:val="single" w:sz="4" w:color="CCCCCC"/>
-            </w:tcBorders>
-          </w:tcPr>
-          <w:p>
-            <w:r>
-              <w:rPr>
-                <w:rFonts w:ascii="Arial" w:hAnsi="Arial"/>
-                <w:sz w:val="20"/>
-              </w:rPr>
-              <w:t>Boolean / Date (opt.) / Date (opt.)</w:t>
-            </w:r>
-          </w:p>
-        </w:tc>
-        <w:tc>
-          <w:tcPr>
-            <w:tcW w:type="dxa" w:w="3024"/>
-            <w:tcBorders>
-              <w:top w:val="single" w:sz="4" w:color="CCCCCC"/>
-              <w:left w:val="single" w:sz="4" w:color="CCCCCC"/>
-              <w:bottom w:val="single" w:sz="4" w:color="CCCCCC"/>
-              <w:right w:val="single" w:sz="4" w:color="CCCCCC"/>
-            </w:tcBorders>
-          </w:tcPr>
-          <w:p>
-            <w:r>
-              <w:rPr>
-                <w:rFonts w:ascii="Arial" w:hAnsi="Arial"/>
-                <w:sz w:val="20"/>
-              </w:rPr>
-              <w:t>§56-aftale (se afsnit 6.5) – begge datoer er påkrævede når paragraf_56=true, nulstilles til NULL server-side når feltet slås fra</w:t>
+              <w:t>ot_extra_alle_timer</w:t>
+            </w:r>
+          </w:p>
+        </w:tc>
+        <w:tc>
+          <w:tcPr>
+            <w:tcW w:type="dxa" w:w="3024"/>
+            <w:tcBorders>
+              <w:top w:val="single" w:sz="4" w:color="CCCCCC"/>
+              <w:left w:val="single" w:sz="4" w:color="CCCCCC"/>
+              <w:bottom w:val="single" w:sz="4" w:color="CCCCCC"/>
+              <w:right w:val="single" w:sz="4" w:color="CCCCCC"/>
+            </w:tcBorders>
+          </w:tcPr>
+          <w:p>
+            <w:r>
+              <w:rPr>
+                <w:rFonts w:ascii="Arial" w:hAnsi="Arial"/>
+                <w:sz w:val="20"/>
+              </w:rPr>
+              <w:t>Boolean</w:t>
+            </w:r>
+          </w:p>
+        </w:tc>
+        <w:tc>
+          <w:tcPr>
+            <w:tcW w:type="dxa" w:w="3024"/>
+            <w:tcBorders>
+              <w:top w:val="single" w:sz="4" w:color="CCCCCC"/>
+              <w:left w:val="single" w:sz="4" w:color="CCCCCC"/>
+              <w:bottom w:val="single" w:sz="4" w:color="CCCCCC"/>
+              <w:right w:val="single" w:sz="4" w:color="CCCCCC"/>
+            </w:tcBorders>
+          </w:tcPr>
+          <w:p>
+            <w:r>
+              <w:rPr>
+                <w:rFonts w:ascii="Arial" w:hAnsi="Arial"/>
+                <w:sz w:val="20"/>
+              </w:rPr>
+              <w:t>Særaftale: alle arbejdstimer giver Øvrig overtid (kode 9) oveni normal løn, uden dagligt loft – se afsnit 5.6</w:t>
             </w:r>
           </w:p>
         </w:tc>
@@ -2819,47 +2910,47 @@
                 <w:rFonts w:ascii="Arial" w:hAnsi="Arial"/>
                 <w:sz w:val="20"/>
               </w:rPr>
-              <w:t>cvr_number</w:t>
-            </w:r>
-          </w:p>
-        </w:tc>
-        <w:tc>
-          <w:tcPr>
-            <w:tcW w:type="dxa" w:w="3024"/>
-            <w:tcBorders>
-              <w:top w:val="single" w:sz="4" w:color="CCCCCC"/>
-              <w:left w:val="single" w:sz="4" w:color="CCCCCC"/>
-              <w:bottom w:val="single" w:sz="4" w:color="CCCCCC"/>
-              <w:right w:val="single" w:sz="4" w:color="CCCCCC"/>
-            </w:tcBorders>
-          </w:tcPr>
-          <w:p>
-            <w:r>
-              <w:rPr>
-                <w:rFonts w:ascii="Arial" w:hAnsi="Arial"/>
-                <w:sz w:val="20"/>
-              </w:rPr>
-              <w:t>String(20) (opt.)</w:t>
-            </w:r>
-          </w:p>
-        </w:tc>
-        <w:tc>
-          <w:tcPr>
-            <w:tcW w:type="dxa" w:w="3024"/>
-            <w:tcBorders>
-              <w:top w:val="single" w:sz="4" w:color="CCCCCC"/>
-              <w:left w:val="single" w:sz="4" w:color="CCCCCC"/>
-              <w:bottom w:val="single" w:sz="4" w:color="CCCCCC"/>
-              <w:right w:val="single" w:sz="4" w:color="CCCCCC"/>
-            </w:tcBorders>
-          </w:tcPr>
-          <w:p>
-            <w:r>
-              <w:rPr>
-                <w:rFonts w:ascii="Arial" w:hAnsi="Arial"/>
-                <w:sz w:val="20"/>
-              </w:rPr>
-              <w:t>Tilknyttet CVR-nummer – None betyder 'brug standard-CVR'. Se afsnit 6.6</w:t>
+              <w:t>afloeser</w:t>
+            </w:r>
+          </w:p>
+        </w:tc>
+        <w:tc>
+          <w:tcPr>
+            <w:tcW w:type="dxa" w:w="3024"/>
+            <w:tcBorders>
+              <w:top w:val="single" w:sz="4" w:color="CCCCCC"/>
+              <w:left w:val="single" w:sz="4" w:color="CCCCCC"/>
+              <w:bottom w:val="single" w:sz="4" w:color="CCCCCC"/>
+              <w:right w:val="single" w:sz="4" w:color="CCCCCC"/>
+            </w:tcBorders>
+          </w:tcPr>
+          <w:p>
+            <w:r>
+              <w:rPr>
+                <w:rFonts w:ascii="Arial" w:hAnsi="Arial"/>
+                <w:sz w:val="20"/>
+              </w:rPr>
+              <w:t>Boolean, default false</w:t>
+            </w:r>
+          </w:p>
+        </w:tc>
+        <w:tc>
+          <w:tcPr>
+            <w:tcW w:type="dxa" w:w="3024"/>
+            <w:tcBorders>
+              <w:top w:val="single" w:sz="4" w:color="CCCCCC"/>
+              <w:left w:val="single" w:sz="4" w:color="CCCCCC"/>
+              <w:bottom w:val="single" w:sz="4" w:color="CCCCCC"/>
+              <w:right w:val="single" w:sz="4" w:color="CCCCCC"/>
+            </w:tcBorders>
+          </w:tcPr>
+          <w:p>
+            <w:r>
+              <w:rPr>
+                <w:rFonts w:ascii="Arial" w:hAnsi="Arial"/>
+                <w:sz w:val="20"/>
+              </w:rPr>
+              <w:t>Afløser/substitutmedarbejder. Undertrykker søn-/helligdagstillæg (kode 4/63, afsnit 5.4) på søndage/helligdage MEDMINDRE der findes en godkendt 'normal tid'-aktivitet den dag – findes der kørsel, gælder de almindelige SH-regler uændret. Påvirker intet på almindelige hverdage/lørdage. Medarbejderen farvemarkeres separat i Medarbejderlisten, Vagtplan og Aktivitetsoversigten</w:t>
             </w:r>
           </w:p>
         </w:tc>
@@ -2881,6 +2972,130 @@
                 <w:rFonts w:ascii="Arial" w:hAnsi="Arial"/>
                 <w:sz w:val="20"/>
               </w:rPr>
+              <w:t>paragraf_56 / paragraf_56_start_date / paragraf_56_end_date</w:t>
+            </w:r>
+          </w:p>
+        </w:tc>
+        <w:tc>
+          <w:tcPr>
+            <w:tcW w:type="dxa" w:w="3024"/>
+            <w:tcBorders>
+              <w:top w:val="single" w:sz="4" w:color="CCCCCC"/>
+              <w:left w:val="single" w:sz="4" w:color="CCCCCC"/>
+              <w:bottom w:val="single" w:sz="4" w:color="CCCCCC"/>
+              <w:right w:val="single" w:sz="4" w:color="CCCCCC"/>
+            </w:tcBorders>
+          </w:tcPr>
+          <w:p>
+            <w:r>
+              <w:rPr>
+                <w:rFonts w:ascii="Arial" w:hAnsi="Arial"/>
+                <w:sz w:val="20"/>
+              </w:rPr>
+              <w:t>Boolean / Date (opt.) / Date (opt.)</w:t>
+            </w:r>
+          </w:p>
+        </w:tc>
+        <w:tc>
+          <w:tcPr>
+            <w:tcW w:type="dxa" w:w="3024"/>
+            <w:tcBorders>
+              <w:top w:val="single" w:sz="4" w:color="CCCCCC"/>
+              <w:left w:val="single" w:sz="4" w:color="CCCCCC"/>
+              <w:bottom w:val="single" w:sz="4" w:color="CCCCCC"/>
+              <w:right w:val="single" w:sz="4" w:color="CCCCCC"/>
+            </w:tcBorders>
+          </w:tcPr>
+          <w:p>
+            <w:r>
+              <w:rPr>
+                <w:rFonts w:ascii="Arial" w:hAnsi="Arial"/>
+                <w:sz w:val="20"/>
+              </w:rPr>
+              <w:t>§56-aftale (se afsnit 6.5) – begge datoer er påkrævede når paragraf_56=true, nulstilles til NULL server-side når feltet slås fra</w:t>
+            </w:r>
+          </w:p>
+        </w:tc>
+      </w:tr>
+      <w:tr>
+        <w:tc>
+          <w:tcPr>
+            <w:tcW w:type="dxa" w:w="3024"/>
+            <w:tcBorders>
+              <w:top w:val="single" w:sz="4" w:color="CCCCCC"/>
+              <w:left w:val="single" w:sz="4" w:color="CCCCCC"/>
+              <w:bottom w:val="single" w:sz="4" w:color="CCCCCC"/>
+              <w:right w:val="single" w:sz="4" w:color="CCCCCC"/>
+            </w:tcBorders>
+          </w:tcPr>
+          <w:p>
+            <w:r>
+              <w:rPr>
+                <w:rFonts w:ascii="Arial" w:hAnsi="Arial"/>
+                <w:sz w:val="20"/>
+              </w:rPr>
+              <w:t>cvr_number</w:t>
+            </w:r>
+          </w:p>
+        </w:tc>
+        <w:tc>
+          <w:tcPr>
+            <w:tcW w:type="dxa" w:w="3024"/>
+            <w:tcBorders>
+              <w:top w:val="single" w:sz="4" w:color="CCCCCC"/>
+              <w:left w:val="single" w:sz="4" w:color="CCCCCC"/>
+              <w:bottom w:val="single" w:sz="4" w:color="CCCCCC"/>
+              <w:right w:val="single" w:sz="4" w:color="CCCCCC"/>
+            </w:tcBorders>
+          </w:tcPr>
+          <w:p>
+            <w:r>
+              <w:rPr>
+                <w:rFonts w:ascii="Arial" w:hAnsi="Arial"/>
+                <w:sz w:val="20"/>
+              </w:rPr>
+              <w:t>String(20) (opt.)</w:t>
+            </w:r>
+          </w:p>
+        </w:tc>
+        <w:tc>
+          <w:tcPr>
+            <w:tcW w:type="dxa" w:w="3024"/>
+            <w:tcBorders>
+              <w:top w:val="single" w:sz="4" w:color="CCCCCC"/>
+              <w:left w:val="single" w:sz="4" w:color="CCCCCC"/>
+              <w:bottom w:val="single" w:sz="4" w:color="CCCCCC"/>
+              <w:right w:val="single" w:sz="4" w:color="CCCCCC"/>
+            </w:tcBorders>
+          </w:tcPr>
+          <w:p>
+            <w:r>
+              <w:rPr>
+                <w:rFonts w:ascii="Arial" w:hAnsi="Arial"/>
+                <w:sz w:val="20"/>
+              </w:rPr>
+              <w:t>Tilknyttet CVR-nummer – None betyder 'brug standard-CVR'. Se afsnit 6.6</w:t>
+            </w:r>
+          </w:p>
+        </w:tc>
+      </w:tr>
+      <w:tr>
+        <w:tc>
+          <w:tcPr>
+            <w:tcW w:type="dxa" w:w="3024"/>
+            <w:tcBorders>
+              <w:top w:val="single" w:sz="4" w:color="CCCCCC"/>
+              <w:left w:val="single" w:sz="4" w:color="CCCCCC"/>
+              <w:bottom w:val="single" w:sz="4" w:color="CCCCCC"/>
+              <w:right w:val="single" w:sz="4" w:color="CCCCCC"/>
+            </w:tcBorders>
+          </w:tcPr>
+          <w:p>
+            <w:r>
+              <w:rPr>
+                <w:rFonts w:ascii="Arial" w:hAnsi="Arial"/>
+                <w:sz w:val="20"/>
+              </w:rPr>
               <w:t>terminsdato</w:t>
             </w:r>
           </w:p>
@@ -2922,6 +3137,68 @@
                 <w:sz w:val="20"/>
               </w:rPr>
               <w:t>Seneste terminsdato angivet ved oprettelse af en barsel-aktivitet – gemmes for genbrug. Se afsnit 8.7</w:t>
+            </w:r>
+          </w:p>
+        </w:tc>
+      </w:tr>
+      <w:tr>
+        <w:tc>
+          <w:tcPr>
+            <w:tcW w:type="dxa" w:w="3024"/>
+            <w:tcBorders>
+              <w:top w:val="single" w:sz="4" w:color="CCCCCC"/>
+              <w:left w:val="single" w:sz="4" w:color="CCCCCC"/>
+              <w:bottom w:val="single" w:sz="4" w:color="CCCCCC"/>
+              <w:right w:val="single" w:sz="4" w:color="CCCCCC"/>
+            </w:tcBorders>
+          </w:tcPr>
+          <w:p>
+            <w:r>
+              <w:rPr>
+                <w:rFonts w:ascii="Arial" w:hAnsi="Arial"/>
+                <w:sz w:val="20"/>
+              </w:rPr>
+              <w:t>created_at / updated_at</w:t>
+            </w:r>
+          </w:p>
+        </w:tc>
+        <w:tc>
+          <w:tcPr>
+            <w:tcW w:type="dxa" w:w="3024"/>
+            <w:tcBorders>
+              <w:top w:val="single" w:sz="4" w:color="CCCCCC"/>
+              <w:left w:val="single" w:sz="4" w:color="CCCCCC"/>
+              <w:bottom w:val="single" w:sz="4" w:color="CCCCCC"/>
+              <w:right w:val="single" w:sz="4" w:color="CCCCCC"/>
+            </w:tcBorders>
+          </w:tcPr>
+          <w:p>
+            <w:r>
+              <w:rPr>
+                <w:rFonts w:ascii="Arial" w:hAnsi="Arial"/>
+                <w:sz w:val="20"/>
+              </w:rPr>
+              <w:t>DateTime</w:t>
+            </w:r>
+          </w:p>
+        </w:tc>
+        <w:tc>
+          <w:tcPr>
+            <w:tcW w:type="dxa" w:w="3024"/>
+            <w:tcBorders>
+              <w:top w:val="single" w:sz="4" w:color="CCCCCC"/>
+              <w:left w:val="single" w:sz="4" w:color="CCCCCC"/>
+              <w:bottom w:val="single" w:sz="4" w:color="CCCCCC"/>
+              <w:right w:val="single" w:sz="4" w:color="CCCCCC"/>
+            </w:tcBorders>
+          </w:tcPr>
+          <w:p>
+            <w:r>
+              <w:rPr>
+                <w:rFonts w:ascii="Arial" w:hAnsi="Arial"/>
+                <w:sz w:val="20"/>
+              </w:rPr>
+              <w:t>Tidsstempler</w:t>
             </w:r>
           </w:p>
         </w:tc>
@@ -3200,7 +3477,7 @@
                 <w:rFonts w:ascii="Arial" w:hAnsi="Arial"/>
                 <w:sz w:val="20"/>
               </w:rPr>
-              <w:t>Turnummer (max 6 tegn)</w:t>
+              <w:t>Turnummer (max 6 tegn) – der er intet felt til det i brugerfladen pt.</w:t>
             </w:r>
           </w:p>
         </w:tc>
@@ -3696,7 +3973,7 @@
                 <w:rFonts w:ascii="Arial" w:hAnsi="Arial"/>
                 <w:sz w:val="20"/>
               </w:rPr>
-              <w:t>Pålæsningstid i minutter</w:t>
+              <w:t>Pålæsningstid i minutter – gemmes kun, indgår IKKE i nogen lønberegning</w:t>
             </w:r>
           </w:p>
         </w:tc>
@@ -3758,7 +4035,7 @@
                 <w:rFonts w:ascii="Arial" w:hAnsi="Arial"/>
                 <w:sz w:val="20"/>
               </w:rPr>
-              <w:t>Aflæsningstid i minutter</w:t>
+              <w:t>Aflæsningstid i minutter – gemmes kun, indgår IKKE i nogen lønberegning</w:t>
             </w:r>
           </w:p>
         </w:tc>
@@ -3780,47 +4057,47 @@
                 <w:rFonts w:ascii="Arial" w:hAnsi="Arial"/>
                 <w:sz w:val="20"/>
               </w:rPr>
-              <w:t>pause_intervals</w:t>
-            </w:r>
-          </w:p>
-        </w:tc>
-        <w:tc>
-          <w:tcPr>
-            <w:tcW w:type="dxa" w:w="3024"/>
-            <w:tcBorders>
-              <w:top w:val="single" w:sz="4" w:color="CCCCCC"/>
-              <w:left w:val="single" w:sz="4" w:color="CCCCCC"/>
-              <w:bottom w:val="single" w:sz="4" w:color="CCCCCC"/>
-              <w:right w:val="single" w:sz="4" w:color="CCCCCC"/>
-            </w:tcBorders>
-          </w:tcPr>
-          <w:p>
-            <w:r>
-              <w:rPr>
-                <w:rFonts w:ascii="Arial" w:hAnsi="Arial"/>
-                <w:sz w:val="20"/>
-              </w:rPr>
-              <w:t>JSON</w:t>
-            </w:r>
-          </w:p>
-        </w:tc>
-        <w:tc>
-          <w:tcPr>
-            <w:tcW w:type="dxa" w:w="3024"/>
-            <w:tcBorders>
-              <w:top w:val="single" w:sz="4" w:color="CCCCCC"/>
-              <w:left w:val="single" w:sz="4" w:color="CCCCCC"/>
-              <w:bottom w:val="single" w:sz="4" w:color="CCCCCC"/>
-              <w:right w:val="single" w:sz="4" w:color="CCCCCC"/>
-            </w:tcBorders>
-          </w:tcPr>
-          <w:p>
-            <w:r>
-              <w:rPr>
-                <w:rFonts w:ascii="Arial" w:hAnsi="Arial"/>
-                <w:sz w:val="20"/>
-              </w:rPr>
-              <w:t>[ ["ISO-start","ISO-slut"], ... ] – pauseintervaller</w:t>
+              <w:t>km_start / km_end</w:t>
+            </w:r>
+          </w:p>
+        </w:tc>
+        <w:tc>
+          <w:tcPr>
+            <w:tcW w:type="dxa" w:w="3024"/>
+            <w:tcBorders>
+              <w:top w:val="single" w:sz="4" w:color="CCCCCC"/>
+              <w:left w:val="single" w:sz="4" w:color="CCCCCC"/>
+              <w:bottom w:val="single" w:sz="4" w:color="CCCCCC"/>
+              <w:right w:val="single" w:sz="4" w:color="CCCCCC"/>
+            </w:tcBorders>
+          </w:tcPr>
+          <w:p>
+            <w:r>
+              <w:rPr>
+                <w:rFonts w:ascii="Arial" w:hAnsi="Arial"/>
+                <w:sz w:val="20"/>
+              </w:rPr>
+              <w:t>Integer (opt.)</w:t>
+            </w:r>
+          </w:p>
+        </w:tc>
+        <w:tc>
+          <w:tcPr>
+            <w:tcW w:type="dxa" w:w="3024"/>
+            <w:tcBorders>
+              <w:top w:val="single" w:sz="4" w:color="CCCCCC"/>
+              <w:left w:val="single" w:sz="4" w:color="CCCCCC"/>
+              <w:bottom w:val="single" w:sz="4" w:color="CCCCCC"/>
+              <w:right w:val="single" w:sz="4" w:color="CCCCCC"/>
+            </w:tcBorders>
+          </w:tcPr>
+          <w:p>
+            <w:r>
+              <w:rPr>
+                <w:rFonts w:ascii="Arial" w:hAnsi="Arial"/>
+                <w:sz w:val="20"/>
+              </w:rPr>
+              <w:t>Kilometerstand (fra .ddd eller manuelt)</w:t>
             </w:r>
           </w:p>
         </w:tc>
@@ -3842,47 +4119,47 @@
                 <w:rFonts w:ascii="Arial" w:hAnsi="Arial"/>
                 <w:sz w:val="20"/>
               </w:rPr>
-              <w:t>segments</w:t>
-            </w:r>
-          </w:p>
-        </w:tc>
-        <w:tc>
-          <w:tcPr>
-            <w:tcW w:type="dxa" w:w="3024"/>
-            <w:tcBorders>
-              <w:top w:val="single" w:sz="4" w:color="CCCCCC"/>
-              <w:left w:val="single" w:sz="4" w:color="CCCCCC"/>
-              <w:bottom w:val="single" w:sz="4" w:color="CCCCCC"/>
-              <w:right w:val="single" w:sz="4" w:color="CCCCCC"/>
-            </w:tcBorders>
-          </w:tcPr>
-          <w:p>
-            <w:r>
-              <w:rPr>
-                <w:rFonts w:ascii="Arial" w:hAnsi="Arial"/>
-                <w:sz w:val="20"/>
-              </w:rPr>
-              <w:t>JSON</w:t>
-            </w:r>
-          </w:p>
-        </w:tc>
-        <w:tc>
-          <w:tcPr>
-            <w:tcW w:type="dxa" w:w="3024"/>
-            <w:tcBorders>
-              <w:top w:val="single" w:sz="4" w:color="CCCCCC"/>
-              <w:left w:val="single" w:sz="4" w:color="CCCCCC"/>
-              <w:bottom w:val="single" w:sz="4" w:color="CCCCCC"/>
-              <w:right w:val="single" w:sz="4" w:color="CCCCCC"/>
-            </w:tcBorders>
-          </w:tcPr>
-          <w:p>
-            <w:r>
-              <w:rPr>
-                <w:rFonts w:ascii="Arial" w:hAnsi="Arial"/>
-                <w:sz w:val="20"/>
-              </w:rPr>
-              <w:t>[ ["ISO-start","ISO-slut","type"], ... ] – tachografsegmenter</w:t>
+              <w:t>salt_supplement</w:t>
+            </w:r>
+          </w:p>
+        </w:tc>
+        <w:tc>
+          <w:tcPr>
+            <w:tcW w:type="dxa" w:w="3024"/>
+            <w:tcBorders>
+              <w:top w:val="single" w:sz="4" w:color="CCCCCC"/>
+              <w:left w:val="single" w:sz="4" w:color="CCCCCC"/>
+              <w:bottom w:val="single" w:sz="4" w:color="CCCCCC"/>
+              <w:right w:val="single" w:sz="4" w:color="CCCCCC"/>
+            </w:tcBorders>
+          </w:tcPr>
+          <w:p>
+            <w:r>
+              <w:rPr>
+                <w:rFonts w:ascii="Arial" w:hAnsi="Arial"/>
+                <w:sz w:val="20"/>
+              </w:rPr>
+              <w:t>Boolean</w:t>
+            </w:r>
+          </w:p>
+        </w:tc>
+        <w:tc>
+          <w:tcPr>
+            <w:tcW w:type="dxa" w:w="3024"/>
+            <w:tcBorders>
+              <w:top w:val="single" w:sz="4" w:color="CCCCCC"/>
+              <w:left w:val="single" w:sz="4" w:color="CCCCCC"/>
+              <w:bottom w:val="single" w:sz="4" w:color="CCCCCC"/>
+              <w:right w:val="single" w:sz="4" w:color="CCCCCC"/>
+            </w:tcBorders>
+          </w:tcPr>
+          <w:p>
+            <w:r>
+              <w:rPr>
+                <w:rFonts w:ascii="Arial" w:hAnsi="Arial"/>
+                <w:sz w:val="20"/>
+              </w:rPr>
+              <w:t>Salttillæg for vagten (afsnit 7.2)</w:t>
             </w:r>
           </w:p>
         </w:tc>
@@ -3904,47 +4181,47 @@
                 <w:rFonts w:ascii="Arial" w:hAnsi="Arial"/>
                 <w:sz w:val="20"/>
               </w:rPr>
-              <w:t>original_start_time</w:t>
-            </w:r>
-          </w:p>
-        </w:tc>
-        <w:tc>
-          <w:tcPr>
-            <w:tcW w:type="dxa" w:w="3024"/>
-            <w:tcBorders>
-              <w:top w:val="single" w:sz="4" w:color="CCCCCC"/>
-              <w:left w:val="single" w:sz="4" w:color="CCCCCC"/>
-              <w:bottom w:val="single" w:sz="4" w:color="CCCCCC"/>
-              <w:right w:val="single" w:sz="4" w:color="CCCCCC"/>
-            </w:tcBorders>
-          </w:tcPr>
-          <w:p>
-            <w:r>
-              <w:rPr>
-                <w:rFonts w:ascii="Arial" w:hAnsi="Arial"/>
-                <w:sz w:val="20"/>
-              </w:rPr>
-              <w:t>DateTime (opt.)</w:t>
-            </w:r>
-          </w:p>
-        </w:tc>
-        <w:tc>
-          <w:tcPr>
-            <w:tcW w:type="dxa" w:w="3024"/>
-            <w:tcBorders>
-              <w:top w:val="single" w:sz="4" w:color="CCCCCC"/>
-              <w:left w:val="single" w:sz="4" w:color="CCCCCC"/>
-              <w:bottom w:val="single" w:sz="4" w:color="CCCCCC"/>
-              <w:right w:val="single" w:sz="4" w:color="CCCCCC"/>
-            </w:tcBorders>
-          </w:tcPr>
-          <w:p>
-            <w:r>
-              <w:rPr>
-                <w:rFonts w:ascii="Arial" w:hAnsi="Arial"/>
-                <w:sz w:val="20"/>
-              </w:rPr>
-              <w:t>Original tachograftid inden første rettelse</w:t>
+              <w:t>is_likely_incomplete</w:t>
+            </w:r>
+          </w:p>
+        </w:tc>
+        <w:tc>
+          <w:tcPr>
+            <w:tcW w:type="dxa" w:w="3024"/>
+            <w:tcBorders>
+              <w:top w:val="single" w:sz="4" w:color="CCCCCC"/>
+              <w:left w:val="single" w:sz="4" w:color="CCCCCC"/>
+              <w:bottom w:val="single" w:sz="4" w:color="CCCCCC"/>
+              <w:right w:val="single" w:sz="4" w:color="CCCCCC"/>
+            </w:tcBorders>
+          </w:tcPr>
+          <w:p>
+            <w:r>
+              <w:rPr>
+                <w:rFonts w:ascii="Arial" w:hAnsi="Arial"/>
+                <w:sz w:val="20"/>
+              </w:rPr>
+              <w:t>Boolean</w:t>
+            </w:r>
+          </w:p>
+        </w:tc>
+        <w:tc>
+          <w:tcPr>
+            <w:tcW w:type="dxa" w:w="3024"/>
+            <w:tcBorders>
+              <w:top w:val="single" w:sz="4" w:color="CCCCCC"/>
+              <w:left w:val="single" w:sz="4" w:color="CCCCCC"/>
+              <w:bottom w:val="single" w:sz="4" w:color="CCCCCC"/>
+              <w:right w:val="single" w:sz="4" w:color="CCCCCC"/>
+            </w:tcBorders>
+          </w:tcPr>
+          <w:p>
+            <w:r>
+              <w:rPr>
+                <w:rFonts w:ascii="Arial" w:hAnsi="Arial"/>
+                <w:sz w:val="20"/>
+              </w:rPr>
+              <w:t>Kortet er formentlig læst af midt i vagten (✕-mærket, afsnit 4.1)</w:t>
             </w:r>
           </w:p>
         </w:tc>
@@ -3966,47 +4243,47 @@
                 <w:rFonts w:ascii="Arial" w:hAnsi="Arial"/>
                 <w:sz w:val="20"/>
               </w:rPr>
-              <w:t>original_end_time</w:t>
-            </w:r>
-          </w:p>
-        </w:tc>
-        <w:tc>
-          <w:tcPr>
-            <w:tcW w:type="dxa" w:w="3024"/>
-            <w:tcBorders>
-              <w:top w:val="single" w:sz="4" w:color="CCCCCC"/>
-              <w:left w:val="single" w:sz="4" w:color="CCCCCC"/>
-              <w:bottom w:val="single" w:sz="4" w:color="CCCCCC"/>
-              <w:right w:val="single" w:sz="4" w:color="CCCCCC"/>
-            </w:tcBorders>
-          </w:tcPr>
-          <w:p>
-            <w:r>
-              <w:rPr>
-                <w:rFonts w:ascii="Arial" w:hAnsi="Arial"/>
-                <w:sz w:val="20"/>
-              </w:rPr>
-              <w:t>DateTime (opt.)</w:t>
-            </w:r>
-          </w:p>
-        </w:tc>
-        <w:tc>
-          <w:tcPr>
-            <w:tcW w:type="dxa" w:w="3024"/>
-            <w:tcBorders>
-              <w:top w:val="single" w:sz="4" w:color="CCCCCC"/>
-              <w:left w:val="single" w:sz="4" w:color="CCCCCC"/>
-              <w:bottom w:val="single" w:sz="4" w:color="CCCCCC"/>
-              <w:right w:val="single" w:sz="4" w:color="CCCCCC"/>
-            </w:tcBorders>
-          </w:tcPr>
-          <w:p>
-            <w:r>
-              <w:rPr>
-                <w:rFonts w:ascii="Arial" w:hAnsi="Arial"/>
-                <w:sz w:val="20"/>
-              </w:rPr>
-              <w:t>Original tachograftid inden første rettelse</w:t>
+              <w:t>original_pause_intervals</w:t>
+            </w:r>
+          </w:p>
+        </w:tc>
+        <w:tc>
+          <w:tcPr>
+            <w:tcW w:type="dxa" w:w="3024"/>
+            <w:tcBorders>
+              <w:top w:val="single" w:sz="4" w:color="CCCCCC"/>
+              <w:left w:val="single" w:sz="4" w:color="CCCCCC"/>
+              <w:bottom w:val="single" w:sz="4" w:color="CCCCCC"/>
+              <w:right w:val="single" w:sz="4" w:color="CCCCCC"/>
+            </w:tcBorders>
+          </w:tcPr>
+          <w:p>
+            <w:r>
+              <w:rPr>
+                <w:rFonts w:ascii="Arial" w:hAnsi="Arial"/>
+                <w:sz w:val="20"/>
+              </w:rPr>
+              <w:t>JSON (opt.)</w:t>
+            </w:r>
+          </w:p>
+        </w:tc>
+        <w:tc>
+          <w:tcPr>
+            <w:tcW w:type="dxa" w:w="3024"/>
+            <w:tcBorders>
+              <w:top w:val="single" w:sz="4" w:color="CCCCCC"/>
+              <w:left w:val="single" w:sz="4" w:color="CCCCCC"/>
+              <w:bottom w:val="single" w:sz="4" w:color="CCCCCC"/>
+              <w:right w:val="single" w:sz="4" w:color="CCCCCC"/>
+            </w:tcBorders>
+          </w:tcPr>
+          <w:p>
+            <w:r>
+              <w:rPr>
+                <w:rFonts w:ascii="Arial" w:hAnsi="Arial"/>
+                <w:sz w:val="20"/>
+              </w:rPr>
+              <w:t>Pauserne før første manuelle rettelse – bruges ved DDD-genimport</w:t>
             </w:r>
           </w:p>
         </w:tc>
@@ -4028,47 +4305,47 @@
                 <w:rFonts w:ascii="Arial" w:hAnsi="Arial"/>
                 <w:sz w:val="20"/>
               </w:rPr>
-              <w:t>status</w:t>
-            </w:r>
-          </w:p>
-        </w:tc>
-        <w:tc>
-          <w:tcPr>
-            <w:tcW w:type="dxa" w:w="3024"/>
-            <w:tcBorders>
-              <w:top w:val="single" w:sz="4" w:color="CCCCCC"/>
-              <w:left w:val="single" w:sz="4" w:color="CCCCCC"/>
-              <w:bottom w:val="single" w:sz="4" w:color="CCCCCC"/>
-              <w:right w:val="single" w:sz="4" w:color="CCCCCC"/>
-            </w:tcBorders>
-          </w:tcPr>
-          <w:p>
-            <w:r>
-              <w:rPr>
-                <w:rFonts w:ascii="Arial" w:hAnsi="Arial"/>
-                <w:sz w:val="20"/>
-              </w:rPr>
-              <w:t>Enum</w:t>
-            </w:r>
-          </w:p>
-        </w:tc>
-        <w:tc>
-          <w:tcPr>
-            <w:tcW w:type="dxa" w:w="3024"/>
-            <w:tcBorders>
-              <w:top w:val="single" w:sz="4" w:color="CCCCCC"/>
-              <w:left w:val="single" w:sz="4" w:color="CCCCCC"/>
-              <w:bottom w:val="single" w:sz="4" w:color="CCCCCC"/>
-              <w:right w:val="single" w:sz="4" w:color="CCCCCC"/>
-            </w:tcBorders>
-          </w:tcPr>
-          <w:p>
-            <w:r>
-              <w:rPr>
-                <w:rFonts w:ascii="Arial" w:hAnsi="Arial"/>
-                <w:sz w:val="20"/>
-              </w:rPr>
-              <w:t>pending / approved / deactivated</w:t>
+              <w:t>baseline_duration_minutes / baseline_start_hour</w:t>
+            </w:r>
+          </w:p>
+        </w:tc>
+        <w:tc>
+          <w:tcPr>
+            <w:tcW w:type="dxa" w:w="3024"/>
+            <w:tcBorders>
+              <w:top w:val="single" w:sz="4" w:color="CCCCCC"/>
+              <w:left w:val="single" w:sz="4" w:color="CCCCCC"/>
+              <w:bottom w:val="single" w:sz="4" w:color="CCCCCC"/>
+              <w:right w:val="single" w:sz="4" w:color="CCCCCC"/>
+            </w:tcBorders>
+          </w:tcPr>
+          <w:p>
+            <w:r>
+              <w:rPr>
+                <w:rFonts w:ascii="Arial" w:hAnsi="Arial"/>
+                <w:sz w:val="20"/>
+              </w:rPr>
+              <w:t>Integer / Decimal (opt.)</w:t>
+            </w:r>
+          </w:p>
+        </w:tc>
+        <w:tc>
+          <w:tcPr>
+            <w:tcW w:type="dxa" w:w="3024"/>
+            <w:tcBorders>
+              <w:top w:val="single" w:sz="4" w:color="CCCCCC"/>
+              <w:left w:val="single" w:sz="4" w:color="CCCCCC"/>
+              <w:bottom w:val="single" w:sz="4" w:color="CCCCCC"/>
+              <w:right w:val="single" w:sz="4" w:color="CCCCCC"/>
+            </w:tcBorders>
+          </w:tcPr>
+          <w:p>
+            <w:r>
+              <w:rPr>
+                <w:rFonts w:ascii="Arial" w:hAnsi="Arial"/>
+                <w:sz w:val="20"/>
+              </w:rPr>
+              <w:t>Aktivitetens bidrag til auto-godkendelsens baseline (kapitel 18) – så bidraget kan trækkes ud igen</w:t>
             </w:r>
           </w:p>
         </w:tc>
@@ -4090,47 +4367,47 @@
                 <w:rFonts w:ascii="Arial" w:hAnsi="Arial"/>
                 <w:sz w:val="20"/>
               </w:rPr>
-              <w:t>approved_by</w:t>
-            </w:r>
-          </w:p>
-        </w:tc>
-        <w:tc>
-          <w:tcPr>
-            <w:tcW w:type="dxa" w:w="3024"/>
-            <w:tcBorders>
-              <w:top w:val="single" w:sz="4" w:color="CCCCCC"/>
-              <w:left w:val="single" w:sz="4" w:color="CCCCCC"/>
-              <w:bottom w:val="single" w:sz="4" w:color="CCCCCC"/>
-              <w:right w:val="single" w:sz="4" w:color="CCCCCC"/>
-            </w:tcBorders>
-          </w:tcPr>
-          <w:p>
-            <w:r>
-              <w:rPr>
-                <w:rFonts w:ascii="Arial" w:hAnsi="Arial"/>
-                <w:sz w:val="20"/>
-              </w:rPr>
-              <w:t>String (opt.)</w:t>
-            </w:r>
-          </w:p>
-        </w:tc>
-        <w:tc>
-          <w:tcPr>
-            <w:tcW w:type="dxa" w:w="3024"/>
-            <w:tcBorders>
-              <w:top w:val="single" w:sz="4" w:color="CCCCCC"/>
-              <w:left w:val="single" w:sz="4" w:color="CCCCCC"/>
-              <w:bottom w:val="single" w:sz="4" w:color="CCCCCC"/>
-              <w:right w:val="single" w:sz="4" w:color="CCCCCC"/>
-            </w:tcBorders>
-          </w:tcPr>
-          <w:p>
-            <w:r>
-              <w:rPr>
-                <w:rFonts w:ascii="Arial" w:hAnsi="Arial"/>
-                <w:sz w:val="20"/>
-              </w:rPr>
-              <w:t>Initialer på godkender (kun ved godkendelse)</w:t>
+              <w:t>created_by / created_at</w:t>
+            </w:r>
+          </w:p>
+        </w:tc>
+        <w:tc>
+          <w:tcPr>
+            <w:tcW w:type="dxa" w:w="3024"/>
+            <w:tcBorders>
+              <w:top w:val="single" w:sz="4" w:color="CCCCCC"/>
+              <w:left w:val="single" w:sz="4" w:color="CCCCCC"/>
+              <w:bottom w:val="single" w:sz="4" w:color="CCCCCC"/>
+              <w:right w:val="single" w:sz="4" w:color="CCCCCC"/>
+            </w:tcBorders>
+          </w:tcPr>
+          <w:p>
+            <w:r>
+              <w:rPr>
+                <w:rFonts w:ascii="Arial" w:hAnsi="Arial"/>
+                <w:sz w:val="20"/>
+              </w:rPr>
+              <w:t>String / DateTime</w:t>
+            </w:r>
+          </w:p>
+        </w:tc>
+        <w:tc>
+          <w:tcPr>
+            <w:tcW w:type="dxa" w:w="3024"/>
+            <w:tcBorders>
+              <w:top w:val="single" w:sz="4" w:color="CCCCCC"/>
+              <w:left w:val="single" w:sz="4" w:color="CCCCCC"/>
+              <w:bottom w:val="single" w:sz="4" w:color="CCCCCC"/>
+              <w:right w:val="single" w:sz="4" w:color="CCCCCC"/>
+            </w:tcBorders>
+          </w:tcPr>
+          <w:p>
+            <w:r>
+              <w:rPr>
+                <w:rFonts w:ascii="Arial" w:hAnsi="Arial"/>
+                <w:sz w:val="20"/>
+              </w:rPr>
+              <w:t>Hvem der oprettede aktiviteten, og hvornår</w:t>
             </w:r>
           </w:p>
         </w:tc>
@@ -4152,47 +4429,47 @@
                 <w:rFonts w:ascii="Arial" w:hAnsi="Arial"/>
                 <w:sz w:val="20"/>
               </w:rPr>
-              <w:t>approved_at</w:t>
-            </w:r>
-          </w:p>
-        </w:tc>
-        <w:tc>
-          <w:tcPr>
-            <w:tcW w:type="dxa" w:w="3024"/>
-            <w:tcBorders>
-              <w:top w:val="single" w:sz="4" w:color="CCCCCC"/>
-              <w:left w:val="single" w:sz="4" w:color="CCCCCC"/>
-              <w:bottom w:val="single" w:sz="4" w:color="CCCCCC"/>
-              <w:right w:val="single" w:sz="4" w:color="CCCCCC"/>
-            </w:tcBorders>
-          </w:tcPr>
-          <w:p>
-            <w:r>
-              <w:rPr>
-                <w:rFonts w:ascii="Arial" w:hAnsi="Arial"/>
-                <w:sz w:val="20"/>
-              </w:rPr>
-              <w:t>DateTime (opt.)</w:t>
-            </w:r>
-          </w:p>
-        </w:tc>
-        <w:tc>
-          <w:tcPr>
-            <w:tcW w:type="dxa" w:w="3024"/>
-            <w:tcBorders>
-              <w:top w:val="single" w:sz="4" w:color="CCCCCC"/>
-              <w:left w:val="single" w:sz="4" w:color="CCCCCC"/>
-              <w:bottom w:val="single" w:sz="4" w:color="CCCCCC"/>
-              <w:right w:val="single" w:sz="4" w:color="CCCCCC"/>
-            </w:tcBorders>
-          </w:tcPr>
-          <w:p>
-            <w:r>
-              <w:rPr>
-                <w:rFonts w:ascii="Arial" w:hAnsi="Arial"/>
-                <w:sz w:val="20"/>
-              </w:rPr>
-              <w:t>Godkendelsestidspunkt</w:t>
+              <w:t>pause_intervals</w:t>
+            </w:r>
+          </w:p>
+        </w:tc>
+        <w:tc>
+          <w:tcPr>
+            <w:tcW w:type="dxa" w:w="3024"/>
+            <w:tcBorders>
+              <w:top w:val="single" w:sz="4" w:color="CCCCCC"/>
+              <w:left w:val="single" w:sz="4" w:color="CCCCCC"/>
+              <w:bottom w:val="single" w:sz="4" w:color="CCCCCC"/>
+              <w:right w:val="single" w:sz="4" w:color="CCCCCC"/>
+            </w:tcBorders>
+          </w:tcPr>
+          <w:p>
+            <w:r>
+              <w:rPr>
+                <w:rFonts w:ascii="Arial" w:hAnsi="Arial"/>
+                <w:sz w:val="20"/>
+              </w:rPr>
+              <w:t>JSON</w:t>
+            </w:r>
+          </w:p>
+        </w:tc>
+        <w:tc>
+          <w:tcPr>
+            <w:tcW w:type="dxa" w:w="3024"/>
+            <w:tcBorders>
+              <w:top w:val="single" w:sz="4" w:color="CCCCCC"/>
+              <w:left w:val="single" w:sz="4" w:color="CCCCCC"/>
+              <w:bottom w:val="single" w:sz="4" w:color="CCCCCC"/>
+              <w:right w:val="single" w:sz="4" w:color="CCCCCC"/>
+            </w:tcBorders>
+          </w:tcPr>
+          <w:p>
+            <w:r>
+              <w:rPr>
+                <w:rFonts w:ascii="Arial" w:hAnsi="Arial"/>
+                <w:sz w:val="20"/>
+              </w:rPr>
+              <w:t>[ ["ISO-start","ISO-slut"], ... ] – pauseintervaller</w:t>
             </w:r>
           </w:p>
         </w:tc>
@@ -4214,47 +4491,47 @@
                 <w:rFonts w:ascii="Arial" w:hAnsi="Arial"/>
                 <w:sz w:val="20"/>
               </w:rPr>
-              <w:t>deactivated_by</w:t>
-            </w:r>
-          </w:p>
-        </w:tc>
-        <w:tc>
-          <w:tcPr>
-            <w:tcW w:type="dxa" w:w="3024"/>
-            <w:tcBorders>
-              <w:top w:val="single" w:sz="4" w:color="CCCCCC"/>
-              <w:left w:val="single" w:sz="4" w:color="CCCCCC"/>
-              <w:bottom w:val="single" w:sz="4" w:color="CCCCCC"/>
-              <w:right w:val="single" w:sz="4" w:color="CCCCCC"/>
-            </w:tcBorders>
-          </w:tcPr>
-          <w:p>
-            <w:r>
-              <w:rPr>
-                <w:rFonts w:ascii="Arial" w:hAnsi="Arial"/>
-                <w:sz w:val="20"/>
-              </w:rPr>
-              <w:t>String (opt.)</w:t>
-            </w:r>
-          </w:p>
-        </w:tc>
-        <w:tc>
-          <w:tcPr>
-            <w:tcW w:type="dxa" w:w="3024"/>
-            <w:tcBorders>
-              <w:top w:val="single" w:sz="4" w:color="CCCCCC"/>
-              <w:left w:val="single" w:sz="4" w:color="CCCCCC"/>
-              <w:bottom w:val="single" w:sz="4" w:color="CCCCCC"/>
-              <w:right w:val="single" w:sz="4" w:color="CCCCCC"/>
-            </w:tcBorders>
-          </w:tcPr>
-          <w:p>
-            <w:r>
-              <w:rPr>
-                <w:rFonts w:ascii="Arial" w:hAnsi="Arial"/>
-                <w:sz w:val="20"/>
-              </w:rPr>
-              <w:t>Initialer på den der deaktiverede (kun ved deaktivering)</w:t>
+              <w:t>segments</w:t>
+            </w:r>
+          </w:p>
+        </w:tc>
+        <w:tc>
+          <w:tcPr>
+            <w:tcW w:type="dxa" w:w="3024"/>
+            <w:tcBorders>
+              <w:top w:val="single" w:sz="4" w:color="CCCCCC"/>
+              <w:left w:val="single" w:sz="4" w:color="CCCCCC"/>
+              <w:bottom w:val="single" w:sz="4" w:color="CCCCCC"/>
+              <w:right w:val="single" w:sz="4" w:color="CCCCCC"/>
+            </w:tcBorders>
+          </w:tcPr>
+          <w:p>
+            <w:r>
+              <w:rPr>
+                <w:rFonts w:ascii="Arial" w:hAnsi="Arial"/>
+                <w:sz w:val="20"/>
+              </w:rPr>
+              <w:t>JSON</w:t>
+            </w:r>
+          </w:p>
+        </w:tc>
+        <w:tc>
+          <w:tcPr>
+            <w:tcW w:type="dxa" w:w="3024"/>
+            <w:tcBorders>
+              <w:top w:val="single" w:sz="4" w:color="CCCCCC"/>
+              <w:left w:val="single" w:sz="4" w:color="CCCCCC"/>
+              <w:bottom w:val="single" w:sz="4" w:color="CCCCCC"/>
+              <w:right w:val="single" w:sz="4" w:color="CCCCCC"/>
+            </w:tcBorders>
+          </w:tcPr>
+          <w:p>
+            <w:r>
+              <w:rPr>
+                <w:rFonts w:ascii="Arial" w:hAnsi="Arial"/>
+                <w:sz w:val="20"/>
+              </w:rPr>
+              <w:t>[ ["ISO-start","ISO-slut","type"], ... ] – tachografsegmenter. Et segment rettet med "Ret til andet arbejde" har et 4. element med den oprindelige type (afsnit 8.5)</w:t>
             </w:r>
           </w:p>
         </w:tc>
@@ -4276,47 +4553,47 @@
                 <w:rFonts w:ascii="Arial" w:hAnsi="Arial"/>
                 <w:sz w:val="20"/>
               </w:rPr>
-              <w:t>updated_by</w:t>
-            </w:r>
-          </w:p>
-        </w:tc>
-        <w:tc>
-          <w:tcPr>
-            <w:tcW w:type="dxa" w:w="3024"/>
-            <w:tcBorders>
-              <w:top w:val="single" w:sz="4" w:color="CCCCCC"/>
-              <w:left w:val="single" w:sz="4" w:color="CCCCCC"/>
-              <w:bottom w:val="single" w:sz="4" w:color="CCCCCC"/>
-              <w:right w:val="single" w:sz="4" w:color="CCCCCC"/>
-            </w:tcBorders>
-          </w:tcPr>
-          <w:p>
-            <w:r>
-              <w:rPr>
-                <w:rFonts w:ascii="Arial" w:hAnsi="Arial"/>
-                <w:sz w:val="20"/>
-              </w:rPr>
-              <w:t>String (opt.)</w:t>
-            </w:r>
-          </w:p>
-        </w:tc>
-        <w:tc>
-          <w:tcPr>
-            <w:tcW w:type="dxa" w:w="3024"/>
-            <w:tcBorders>
-              <w:top w:val="single" w:sz="4" w:color="CCCCCC"/>
-              <w:left w:val="single" w:sz="4" w:color="CCCCCC"/>
-              <w:bottom w:val="single" w:sz="4" w:color="CCCCCC"/>
-              <w:right w:val="single" w:sz="4" w:color="CCCCCC"/>
-            </w:tcBorders>
-          </w:tcPr>
-          <w:p>
-            <w:r>
-              <w:rPr>
-                <w:rFonts w:ascii="Arial" w:hAnsi="Arial"/>
-                <w:sz w:val="20"/>
-              </w:rPr>
-              <w:t>Initialer på den bruger der senest gemte en rettelse via PATCH /api/activities/{id} – NULL indtil første redigering, overskrives ubetinget ved hver efterfølgende (ingen historik, samme mønster som approved_by/deactivated_by)</w:t>
+              <w:t>original_start_time</w:t>
+            </w:r>
+          </w:p>
+        </w:tc>
+        <w:tc>
+          <w:tcPr>
+            <w:tcW w:type="dxa" w:w="3024"/>
+            <w:tcBorders>
+              <w:top w:val="single" w:sz="4" w:color="CCCCCC"/>
+              <w:left w:val="single" w:sz="4" w:color="CCCCCC"/>
+              <w:bottom w:val="single" w:sz="4" w:color="CCCCCC"/>
+              <w:right w:val="single" w:sz="4" w:color="CCCCCC"/>
+            </w:tcBorders>
+          </w:tcPr>
+          <w:p>
+            <w:r>
+              <w:rPr>
+                <w:rFonts w:ascii="Arial" w:hAnsi="Arial"/>
+                <w:sz w:val="20"/>
+              </w:rPr>
+              <w:t>DateTime (opt.)</w:t>
+            </w:r>
+          </w:p>
+        </w:tc>
+        <w:tc>
+          <w:tcPr>
+            <w:tcW w:type="dxa" w:w="3024"/>
+            <w:tcBorders>
+              <w:top w:val="single" w:sz="4" w:color="CCCCCC"/>
+              <w:left w:val="single" w:sz="4" w:color="CCCCCC"/>
+              <w:bottom w:val="single" w:sz="4" w:color="CCCCCC"/>
+              <w:right w:val="single" w:sz="4" w:color="CCCCCC"/>
+            </w:tcBorders>
+          </w:tcPr>
+          <w:p>
+            <w:r>
+              <w:rPr>
+                <w:rFonts w:ascii="Arial" w:hAnsi="Arial"/>
+                <w:sz w:val="20"/>
+              </w:rPr>
+              <w:t>Original tachograftid inden første rettelse</w:t>
             </w:r>
           </w:p>
         </w:tc>
@@ -4338,47 +4615,47 @@
                 <w:rFonts w:ascii="Arial" w:hAnsi="Arial"/>
                 <w:sz w:val="20"/>
               </w:rPr>
-              <w:t>comment</w:t>
-            </w:r>
-          </w:p>
-        </w:tc>
-        <w:tc>
-          <w:tcPr>
-            <w:tcW w:type="dxa" w:w="3024"/>
-            <w:tcBorders>
-              <w:top w:val="single" w:sz="4" w:color="CCCCCC"/>
-              <w:left w:val="single" w:sz="4" w:color="CCCCCC"/>
-              <w:bottom w:val="single" w:sz="4" w:color="CCCCCC"/>
-              <w:right w:val="single" w:sz="4" w:color="CCCCCC"/>
-            </w:tcBorders>
-          </w:tcPr>
-          <w:p>
-            <w:r>
-              <w:rPr>
-                <w:rFonts w:ascii="Arial" w:hAnsi="Arial"/>
-                <w:sz w:val="20"/>
-              </w:rPr>
-              <w:t>Text (opt.)</w:t>
-            </w:r>
-          </w:p>
-        </w:tc>
-        <w:tc>
-          <w:tcPr>
-            <w:tcW w:type="dxa" w:w="3024"/>
-            <w:tcBorders>
-              <w:top w:val="single" w:sz="4" w:color="CCCCCC"/>
-              <w:left w:val="single" w:sz="4" w:color="CCCCCC"/>
-              <w:bottom w:val="single" w:sz="4" w:color="CCCCCC"/>
-              <w:right w:val="single" w:sz="4" w:color="CCCCCC"/>
-            </w:tcBorders>
-          </w:tcPr>
-          <w:p>
-            <w:r>
-              <w:rPr>
-                <w:rFonts w:ascii="Arial" w:hAnsi="Arial"/>
-                <w:sz w:val="20"/>
-              </w:rPr>
-              <w:t>Kommentar (påkrævet ved godkendelse &lt; 4 timer)</w:t>
+              <w:t>original_end_time</w:t>
+            </w:r>
+          </w:p>
+        </w:tc>
+        <w:tc>
+          <w:tcPr>
+            <w:tcW w:type="dxa" w:w="3024"/>
+            <w:tcBorders>
+              <w:top w:val="single" w:sz="4" w:color="CCCCCC"/>
+              <w:left w:val="single" w:sz="4" w:color="CCCCCC"/>
+              <w:bottom w:val="single" w:sz="4" w:color="CCCCCC"/>
+              <w:right w:val="single" w:sz="4" w:color="CCCCCC"/>
+            </w:tcBorders>
+          </w:tcPr>
+          <w:p>
+            <w:r>
+              <w:rPr>
+                <w:rFonts w:ascii="Arial" w:hAnsi="Arial"/>
+                <w:sz w:val="20"/>
+              </w:rPr>
+              <w:t>DateTime (opt.)</w:t>
+            </w:r>
+          </w:p>
+        </w:tc>
+        <w:tc>
+          <w:tcPr>
+            <w:tcW w:type="dxa" w:w="3024"/>
+            <w:tcBorders>
+              <w:top w:val="single" w:sz="4" w:color="CCCCCC"/>
+              <w:left w:val="single" w:sz="4" w:color="CCCCCC"/>
+              <w:bottom w:val="single" w:sz="4" w:color="CCCCCC"/>
+              <w:right w:val="single" w:sz="4" w:color="CCCCCC"/>
+            </w:tcBorders>
+          </w:tcPr>
+          <w:p>
+            <w:r>
+              <w:rPr>
+                <w:rFonts w:ascii="Arial" w:hAnsi="Arial"/>
+                <w:sz w:val="20"/>
+              </w:rPr>
+              <w:t>Original tachograftid inden første rettelse</w:t>
             </w:r>
           </w:p>
         </w:tc>
@@ -4400,47 +4677,47 @@
                 <w:rFonts w:ascii="Arial" w:hAnsi="Arial"/>
                 <w:sz w:val="20"/>
               </w:rPr>
-              <w:t>parent_activity_id</w:t>
-            </w:r>
-          </w:p>
-        </w:tc>
-        <w:tc>
-          <w:tcPr>
-            <w:tcW w:type="dxa" w:w="3024"/>
-            <w:tcBorders>
-              <w:top w:val="single" w:sz="4" w:color="CCCCCC"/>
-              <w:left w:val="single" w:sz="4" w:color="CCCCCC"/>
-              <w:bottom w:val="single" w:sz="4" w:color="CCCCCC"/>
-              <w:right w:val="single" w:sz="4" w:color="CCCCCC"/>
-            </w:tcBorders>
-          </w:tcPr>
-          <w:p>
-            <w:r>
-              <w:rPr>
-                <w:rFonts w:ascii="Arial" w:hAnsi="Arial"/>
-                <w:sz w:val="20"/>
-              </w:rPr>
-              <w:t>FK → Activity</w:t>
-            </w:r>
-          </w:p>
-        </w:tc>
-        <w:tc>
-          <w:tcPr>
-            <w:tcW w:type="dxa" w:w="3024"/>
-            <w:tcBorders>
-              <w:top w:val="single" w:sz="4" w:color="CCCCCC"/>
-              <w:left w:val="single" w:sz="4" w:color="CCCCCC"/>
-              <w:bottom w:val="single" w:sz="4" w:color="CCCCCC"/>
-              <w:right w:val="single" w:sz="4" w:color="CCCCCC"/>
-            </w:tcBorders>
-          </w:tcPr>
-          <w:p>
-            <w:r>
-              <w:rPr>
-                <w:rFonts w:ascii="Arial" w:hAnsi="Arial"/>
-                <w:sz w:val="20"/>
-              </w:rPr>
-              <w:t>Peger på moderaktivitet ved opdeling</w:t>
+              <w:t>status</w:t>
+            </w:r>
+          </w:p>
+        </w:tc>
+        <w:tc>
+          <w:tcPr>
+            <w:tcW w:type="dxa" w:w="3024"/>
+            <w:tcBorders>
+              <w:top w:val="single" w:sz="4" w:color="CCCCCC"/>
+              <w:left w:val="single" w:sz="4" w:color="CCCCCC"/>
+              <w:bottom w:val="single" w:sz="4" w:color="CCCCCC"/>
+              <w:right w:val="single" w:sz="4" w:color="CCCCCC"/>
+            </w:tcBorders>
+          </w:tcPr>
+          <w:p>
+            <w:r>
+              <w:rPr>
+                <w:rFonts w:ascii="Arial" w:hAnsi="Arial"/>
+                <w:sz w:val="20"/>
+              </w:rPr>
+              <w:t>Enum</w:t>
+            </w:r>
+          </w:p>
+        </w:tc>
+        <w:tc>
+          <w:tcPr>
+            <w:tcW w:type="dxa" w:w="3024"/>
+            <w:tcBorders>
+              <w:top w:val="single" w:sz="4" w:color="CCCCCC"/>
+              <w:left w:val="single" w:sz="4" w:color="CCCCCC"/>
+              <w:bottom w:val="single" w:sz="4" w:color="CCCCCC"/>
+              <w:right w:val="single" w:sz="4" w:color="CCCCCC"/>
+            </w:tcBorders>
+          </w:tcPr>
+          <w:p>
+            <w:r>
+              <w:rPr>
+                <w:rFonts w:ascii="Arial" w:hAnsi="Arial"/>
+                <w:sz w:val="20"/>
+              </w:rPr>
+              <w:t>pending / approved / deactivated</w:t>
             </w:r>
           </w:p>
         </w:tc>
@@ -4462,47 +4739,47 @@
                 <w:rFonts w:ascii="Arial" w:hAnsi="Arial"/>
                 <w:sz w:val="20"/>
               </w:rPr>
-              <w:t>split_part</w:t>
-            </w:r>
-          </w:p>
-        </w:tc>
-        <w:tc>
-          <w:tcPr>
-            <w:tcW w:type="dxa" w:w="3024"/>
-            <w:tcBorders>
-              <w:top w:val="single" w:sz="4" w:color="CCCCCC"/>
-              <w:left w:val="single" w:sz="4" w:color="CCCCCC"/>
-              <w:bottom w:val="single" w:sz="4" w:color="CCCCCC"/>
-              <w:right w:val="single" w:sz="4" w:color="CCCCCC"/>
-            </w:tcBorders>
-          </w:tcPr>
-          <w:p>
-            <w:r>
-              <w:rPr>
-                <w:rFonts w:ascii="Arial" w:hAnsi="Arial"/>
-                <w:sz w:val="20"/>
-              </w:rPr>
-              <w:t>Integer (opt.)</w:t>
-            </w:r>
-          </w:p>
-        </w:tc>
-        <w:tc>
-          <w:tcPr>
-            <w:tcW w:type="dxa" w:w="3024"/>
-            <w:tcBorders>
-              <w:top w:val="single" w:sz="4" w:color="CCCCCC"/>
-              <w:left w:val="single" w:sz="4" w:color="CCCCCC"/>
-              <w:bottom w:val="single" w:sz="4" w:color="CCCCCC"/>
-              <w:right w:val="single" w:sz="4" w:color="CCCCCC"/>
-            </w:tcBorders>
-          </w:tcPr>
-          <w:p>
-            <w:r>
-              <w:rPr>
-                <w:rFonts w:ascii="Arial" w:hAnsi="Arial"/>
-                <w:sz w:val="20"/>
-              </w:rPr>
-              <w:t>1 eller 2 – rækkefølge af opdelingsdele</w:t>
+              <w:t>approved_by</w:t>
+            </w:r>
+          </w:p>
+        </w:tc>
+        <w:tc>
+          <w:tcPr>
+            <w:tcW w:type="dxa" w:w="3024"/>
+            <w:tcBorders>
+              <w:top w:val="single" w:sz="4" w:color="CCCCCC"/>
+              <w:left w:val="single" w:sz="4" w:color="CCCCCC"/>
+              <w:bottom w:val="single" w:sz="4" w:color="CCCCCC"/>
+              <w:right w:val="single" w:sz="4" w:color="CCCCCC"/>
+            </w:tcBorders>
+          </w:tcPr>
+          <w:p>
+            <w:r>
+              <w:rPr>
+                <w:rFonts w:ascii="Arial" w:hAnsi="Arial"/>
+                <w:sz w:val="20"/>
+              </w:rPr>
+              <w:t>String (opt.)</w:t>
+            </w:r>
+          </w:p>
+        </w:tc>
+        <w:tc>
+          <w:tcPr>
+            <w:tcW w:type="dxa" w:w="3024"/>
+            <w:tcBorders>
+              <w:top w:val="single" w:sz="4" w:color="CCCCCC"/>
+              <w:left w:val="single" w:sz="4" w:color="CCCCCC"/>
+              <w:bottom w:val="single" w:sz="4" w:color="CCCCCC"/>
+              <w:right w:val="single" w:sz="4" w:color="CCCCCC"/>
+            </w:tcBorders>
+          </w:tcPr>
+          <w:p>
+            <w:r>
+              <w:rPr>
+                <w:rFonts w:ascii="Arial" w:hAnsi="Arial"/>
+                <w:sz w:val="20"/>
+              </w:rPr>
+              <w:t>Initialer på godkender (kun ved godkendelse)</w:t>
             </w:r>
           </w:p>
         </w:tc>
@@ -4524,47 +4801,47 @@
                 <w:rFonts w:ascii="Arial" w:hAnsi="Arial"/>
                 <w:sz w:val="20"/>
               </w:rPr>
-              <w:t>auto_approved / auto_approval_flags</w:t>
-            </w:r>
-          </w:p>
-        </w:tc>
-        <w:tc>
-          <w:tcPr>
-            <w:tcW w:type="dxa" w:w="3024"/>
-            <w:tcBorders>
-              <w:top w:val="single" w:sz="4" w:color="CCCCCC"/>
-              <w:left w:val="single" w:sz="4" w:color="CCCCCC"/>
-              <w:bottom w:val="single" w:sz="4" w:color="CCCCCC"/>
-              <w:right w:val="single" w:sz="4" w:color="CCCCCC"/>
-            </w:tcBorders>
-          </w:tcPr>
-          <w:p>
-            <w:r>
-              <w:rPr>
-                <w:rFonts w:ascii="Arial" w:hAnsi="Arial"/>
-                <w:sz w:val="20"/>
-              </w:rPr>
-              <w:t>Boolean / JSON</w:t>
-            </w:r>
-          </w:p>
-        </w:tc>
-        <w:tc>
-          <w:tcPr>
-            <w:tcW w:type="dxa" w:w="3024"/>
-            <w:tcBorders>
-              <w:top w:val="single" w:sz="4" w:color="CCCCCC"/>
-              <w:left w:val="single" w:sz="4" w:color="CCCCCC"/>
-              <w:bottom w:val="single" w:sz="4" w:color="CCCCCC"/>
-              <w:right w:val="single" w:sz="4" w:color="CCCCCC"/>
-            </w:tcBorders>
-          </w:tcPr>
-          <w:p>
-            <w:r>
-              <w:rPr>
-                <w:rFonts w:ascii="Arial" w:hAnsi="Arial"/>
-                <w:sz w:val="20"/>
-              </w:rPr>
-              <w:t>Sat af den statistiske baseline-auto-godkendelse (kapitel 18) – flags er en liste af menneskelæsbare afvigelsesårsager, tom hvis auto-godkendt</w:t>
+              <w:t>approved_at</w:t>
+            </w:r>
+          </w:p>
+        </w:tc>
+        <w:tc>
+          <w:tcPr>
+            <w:tcW w:type="dxa" w:w="3024"/>
+            <w:tcBorders>
+              <w:top w:val="single" w:sz="4" w:color="CCCCCC"/>
+              <w:left w:val="single" w:sz="4" w:color="CCCCCC"/>
+              <w:bottom w:val="single" w:sz="4" w:color="CCCCCC"/>
+              <w:right w:val="single" w:sz="4" w:color="CCCCCC"/>
+            </w:tcBorders>
+          </w:tcPr>
+          <w:p>
+            <w:r>
+              <w:rPr>
+                <w:rFonts w:ascii="Arial" w:hAnsi="Arial"/>
+                <w:sz w:val="20"/>
+              </w:rPr>
+              <w:t>DateTime (opt.)</w:t>
+            </w:r>
+          </w:p>
+        </w:tc>
+        <w:tc>
+          <w:tcPr>
+            <w:tcW w:type="dxa" w:w="3024"/>
+            <w:tcBorders>
+              <w:top w:val="single" w:sz="4" w:color="CCCCCC"/>
+              <w:left w:val="single" w:sz="4" w:color="CCCCCC"/>
+              <w:bottom w:val="single" w:sz="4" w:color="CCCCCC"/>
+              <w:right w:val="single" w:sz="4" w:color="CCCCCC"/>
+            </w:tcBorders>
+          </w:tcPr>
+          <w:p>
+            <w:r>
+              <w:rPr>
+                <w:rFonts w:ascii="Arial" w:hAnsi="Arial"/>
+                <w:sz w:val="20"/>
+              </w:rPr>
+              <w:t>Godkendelsestidspunkt</w:t>
             </w:r>
           </w:p>
         </w:tc>
@@ -4586,47 +4863,47 @@
                 <w:rFonts w:ascii="Arial" w:hAnsi="Arial"/>
                 <w:sz w:val="20"/>
               </w:rPr>
-              <w:t>absence_group_id</w:t>
-            </w:r>
-          </w:p>
-        </w:tc>
-        <w:tc>
-          <w:tcPr>
-            <w:tcW w:type="dxa" w:w="3024"/>
-            <w:tcBorders>
-              <w:top w:val="single" w:sz="4" w:color="CCCCCC"/>
-              <w:left w:val="single" w:sz="4" w:color="CCCCCC"/>
-              <w:bottom w:val="single" w:sz="4" w:color="CCCCCC"/>
-              <w:right w:val="single" w:sz="4" w:color="CCCCCC"/>
-            </w:tcBorders>
-          </w:tcPr>
-          <w:p>
-            <w:r>
-              <w:rPr>
-                <w:rFonts w:ascii="Arial" w:hAnsi="Arial"/>
-                <w:sz w:val="20"/>
-              </w:rPr>
-              <w:t>Integer (opt.)</w:t>
-            </w:r>
-          </w:p>
-        </w:tc>
-        <w:tc>
-          <w:tcPr>
-            <w:tcW w:type="dxa" w:w="3024"/>
-            <w:tcBorders>
-              <w:top w:val="single" w:sz="4" w:color="CCCCCC"/>
-              <w:left w:val="single" w:sz="4" w:color="CCCCCC"/>
-              <w:bottom w:val="single" w:sz="4" w:color="CCCCCC"/>
-              <w:right w:val="single" w:sz="4" w:color="CCCCCC"/>
-            </w:tcBorders>
-          </w:tcPr>
-          <w:p>
-            <w:r>
-              <w:rPr>
-                <w:rFonts w:ascii="Arial" w:hAnsi="Arial"/>
-                <w:sz w:val="20"/>
-              </w:rPr>
-              <w:t>Fælles id for aktiviteter der stammer fra samme flerdags-fraværsperiode ('Til dato' ved oprettelse) – bruges til at redigere hele periodens datointerval bagefter (afsnit 8.8)</w:t>
+              <w:t>deactivated_by</w:t>
+            </w:r>
+          </w:p>
+        </w:tc>
+        <w:tc>
+          <w:tcPr>
+            <w:tcW w:type="dxa" w:w="3024"/>
+            <w:tcBorders>
+              <w:top w:val="single" w:sz="4" w:color="CCCCCC"/>
+              <w:left w:val="single" w:sz="4" w:color="CCCCCC"/>
+              <w:bottom w:val="single" w:sz="4" w:color="CCCCCC"/>
+              <w:right w:val="single" w:sz="4" w:color="CCCCCC"/>
+            </w:tcBorders>
+          </w:tcPr>
+          <w:p>
+            <w:r>
+              <w:rPr>
+                <w:rFonts w:ascii="Arial" w:hAnsi="Arial"/>
+                <w:sz w:val="20"/>
+              </w:rPr>
+              <w:t>String (opt.)</w:t>
+            </w:r>
+          </w:p>
+        </w:tc>
+        <w:tc>
+          <w:tcPr>
+            <w:tcW w:type="dxa" w:w="3024"/>
+            <w:tcBorders>
+              <w:top w:val="single" w:sz="4" w:color="CCCCCC"/>
+              <w:left w:val="single" w:sz="4" w:color="CCCCCC"/>
+              <w:bottom w:val="single" w:sz="4" w:color="CCCCCC"/>
+              <w:right w:val="single" w:sz="4" w:color="CCCCCC"/>
+            </w:tcBorders>
+          </w:tcPr>
+          <w:p>
+            <w:r>
+              <w:rPr>
+                <w:rFonts w:ascii="Arial" w:hAnsi="Arial"/>
+                <w:sz w:val="20"/>
+              </w:rPr>
+              <w:t>Initialer på den der deaktiverede (kun ved deaktivering)</w:t>
             </w:r>
           </w:p>
         </w:tc>
@@ -4648,47 +4925,47 @@
                 <w:rFonts w:ascii="Arial" w:hAnsi="Arial"/>
                 <w:sz w:val="20"/>
               </w:rPr>
-              <w:t>hidden_from_vagtplan</w:t>
-            </w:r>
-          </w:p>
-        </w:tc>
-        <w:tc>
-          <w:tcPr>
-            <w:tcW w:type="dxa" w:w="3024"/>
-            <w:tcBorders>
-              <w:top w:val="single" w:sz="4" w:color="CCCCCC"/>
-              <w:left w:val="single" w:sz="4" w:color="CCCCCC"/>
-              <w:bottom w:val="single" w:sz="4" w:color="CCCCCC"/>
-              <w:right w:val="single" w:sz="4" w:color="CCCCCC"/>
-            </w:tcBorders>
-          </w:tcPr>
-          <w:p>
-            <w:r>
-              <w:rPr>
-                <w:rFonts w:ascii="Arial" w:hAnsi="Arial"/>
-                <w:sz w:val="20"/>
-              </w:rPr>
-              <w:t>Boolean, default false</w:t>
-            </w:r>
-          </w:p>
-        </w:tc>
-        <w:tc>
-          <w:tcPr>
-            <w:tcW w:type="dxa" w:w="3024"/>
-            <w:tcBorders>
-              <w:top w:val="single" w:sz="4" w:color="CCCCCC"/>
-              <w:left w:val="single" w:sz="4" w:color="CCCCCC"/>
-              <w:bottom w:val="single" w:sz="4" w:color="CCCCCC"/>
-              <w:right w:val="single" w:sz="4" w:color="CCCCCC"/>
-            </w:tcBorders>
-          </w:tcPr>
-          <w:p>
-            <w:r>
-              <w:rPr>
-                <w:rFonts w:ascii="Arial" w:hAnsi="Arial"/>
-                <w:sz w:val="20"/>
-              </w:rPr>
-              <w:t>Skjuler aktiviteten fra Vagtplan-visningen uden at deaktivere den. Nulstilles automatisk ved 'Genåbn'. Backend-understøttet (POST /{id}/hide-from-vagtplan), men INGEN knap i frontend kalder endpointet pt. – reelt utilgængelig for brugeren i den nuværende UI</w:t>
+              <w:t>updated_by</w:t>
+            </w:r>
+          </w:p>
+        </w:tc>
+        <w:tc>
+          <w:tcPr>
+            <w:tcW w:type="dxa" w:w="3024"/>
+            <w:tcBorders>
+              <w:top w:val="single" w:sz="4" w:color="CCCCCC"/>
+              <w:left w:val="single" w:sz="4" w:color="CCCCCC"/>
+              <w:bottom w:val="single" w:sz="4" w:color="CCCCCC"/>
+              <w:right w:val="single" w:sz="4" w:color="CCCCCC"/>
+            </w:tcBorders>
+          </w:tcPr>
+          <w:p>
+            <w:r>
+              <w:rPr>
+                <w:rFonts w:ascii="Arial" w:hAnsi="Arial"/>
+                <w:sz w:val="20"/>
+              </w:rPr>
+              <w:t>String (opt.)</w:t>
+            </w:r>
+          </w:p>
+        </w:tc>
+        <w:tc>
+          <w:tcPr>
+            <w:tcW w:type="dxa" w:w="3024"/>
+            <w:tcBorders>
+              <w:top w:val="single" w:sz="4" w:color="CCCCCC"/>
+              <w:left w:val="single" w:sz="4" w:color="CCCCCC"/>
+              <w:bottom w:val="single" w:sz="4" w:color="CCCCCC"/>
+              <w:right w:val="single" w:sz="4" w:color="CCCCCC"/>
+            </w:tcBorders>
+          </w:tcPr>
+          <w:p>
+            <w:r>
+              <w:rPr>
+                <w:rFonts w:ascii="Arial" w:hAnsi="Arial"/>
+                <w:sz w:val="20"/>
+              </w:rPr>
+              <w:t>Initialer på den bruger der senest gemte en rettelse via PATCH /api/activities/{id} – NULL indtil første redigering, overskrives ubetinget ved hver efterfølgende (ingen historik, samme mønster som approved_by/deactivated_by)</w:t>
             </w:r>
           </w:p>
         </w:tc>
@@ -4710,6 +4987,378 @@
                 <w:rFonts w:ascii="Arial" w:hAnsi="Arial"/>
                 <w:sz w:val="20"/>
               </w:rPr>
+              <w:t>comment</w:t>
+            </w:r>
+          </w:p>
+        </w:tc>
+        <w:tc>
+          <w:tcPr>
+            <w:tcW w:type="dxa" w:w="3024"/>
+            <w:tcBorders>
+              <w:top w:val="single" w:sz="4" w:color="CCCCCC"/>
+              <w:left w:val="single" w:sz="4" w:color="CCCCCC"/>
+              <w:bottom w:val="single" w:sz="4" w:color="CCCCCC"/>
+              <w:right w:val="single" w:sz="4" w:color="CCCCCC"/>
+            </w:tcBorders>
+          </w:tcPr>
+          <w:p>
+            <w:r>
+              <w:rPr>
+                <w:rFonts w:ascii="Arial" w:hAnsi="Arial"/>
+                <w:sz w:val="20"/>
+              </w:rPr>
+              <w:t>Text (opt.)</w:t>
+            </w:r>
+          </w:p>
+        </w:tc>
+        <w:tc>
+          <w:tcPr>
+            <w:tcW w:type="dxa" w:w="3024"/>
+            <w:tcBorders>
+              <w:top w:val="single" w:sz="4" w:color="CCCCCC"/>
+              <w:left w:val="single" w:sz="4" w:color="CCCCCC"/>
+              <w:bottom w:val="single" w:sz="4" w:color="CCCCCC"/>
+              <w:right w:val="single" w:sz="4" w:color="CCCCCC"/>
+            </w:tcBorders>
+          </w:tcPr>
+          <w:p>
+            <w:r>
+              <w:rPr>
+                <w:rFonts w:ascii="Arial" w:hAnsi="Arial"/>
+                <w:sz w:val="20"/>
+              </w:rPr>
+              <w:t>Kommentar (påkrævet ved godkendelse &lt; 4 timer)</w:t>
+            </w:r>
+          </w:p>
+        </w:tc>
+      </w:tr>
+      <w:tr>
+        <w:tc>
+          <w:tcPr>
+            <w:tcW w:type="dxa" w:w="3024"/>
+            <w:tcBorders>
+              <w:top w:val="single" w:sz="4" w:color="CCCCCC"/>
+              <w:left w:val="single" w:sz="4" w:color="CCCCCC"/>
+              <w:bottom w:val="single" w:sz="4" w:color="CCCCCC"/>
+              <w:right w:val="single" w:sz="4" w:color="CCCCCC"/>
+            </w:tcBorders>
+          </w:tcPr>
+          <w:p>
+            <w:r>
+              <w:rPr>
+                <w:rFonts w:ascii="Arial" w:hAnsi="Arial"/>
+                <w:sz w:val="20"/>
+              </w:rPr>
+              <w:t>parent_activity_id</w:t>
+            </w:r>
+          </w:p>
+        </w:tc>
+        <w:tc>
+          <w:tcPr>
+            <w:tcW w:type="dxa" w:w="3024"/>
+            <w:tcBorders>
+              <w:top w:val="single" w:sz="4" w:color="CCCCCC"/>
+              <w:left w:val="single" w:sz="4" w:color="CCCCCC"/>
+              <w:bottom w:val="single" w:sz="4" w:color="CCCCCC"/>
+              <w:right w:val="single" w:sz="4" w:color="CCCCCC"/>
+            </w:tcBorders>
+          </w:tcPr>
+          <w:p>
+            <w:r>
+              <w:rPr>
+                <w:rFonts w:ascii="Arial" w:hAnsi="Arial"/>
+                <w:sz w:val="20"/>
+              </w:rPr>
+              <w:t>FK → Activity</w:t>
+            </w:r>
+          </w:p>
+        </w:tc>
+        <w:tc>
+          <w:tcPr>
+            <w:tcW w:type="dxa" w:w="3024"/>
+            <w:tcBorders>
+              <w:top w:val="single" w:sz="4" w:color="CCCCCC"/>
+              <w:left w:val="single" w:sz="4" w:color="CCCCCC"/>
+              <w:bottom w:val="single" w:sz="4" w:color="CCCCCC"/>
+              <w:right w:val="single" w:sz="4" w:color="CCCCCC"/>
+            </w:tcBorders>
+          </w:tcPr>
+          <w:p>
+            <w:r>
+              <w:rPr>
+                <w:rFonts w:ascii="Arial" w:hAnsi="Arial"/>
+                <w:sz w:val="20"/>
+              </w:rPr>
+              <w:t>Peger på moderaktivitet ved opdeling</w:t>
+            </w:r>
+          </w:p>
+        </w:tc>
+      </w:tr>
+      <w:tr>
+        <w:tc>
+          <w:tcPr>
+            <w:tcW w:type="dxa" w:w="3024"/>
+            <w:tcBorders>
+              <w:top w:val="single" w:sz="4" w:color="CCCCCC"/>
+              <w:left w:val="single" w:sz="4" w:color="CCCCCC"/>
+              <w:bottom w:val="single" w:sz="4" w:color="CCCCCC"/>
+              <w:right w:val="single" w:sz="4" w:color="CCCCCC"/>
+            </w:tcBorders>
+          </w:tcPr>
+          <w:p>
+            <w:r>
+              <w:rPr>
+                <w:rFonts w:ascii="Arial" w:hAnsi="Arial"/>
+                <w:sz w:val="20"/>
+              </w:rPr>
+              <w:t>split_part</w:t>
+            </w:r>
+          </w:p>
+        </w:tc>
+        <w:tc>
+          <w:tcPr>
+            <w:tcW w:type="dxa" w:w="3024"/>
+            <w:tcBorders>
+              <w:top w:val="single" w:sz="4" w:color="CCCCCC"/>
+              <w:left w:val="single" w:sz="4" w:color="CCCCCC"/>
+              <w:bottom w:val="single" w:sz="4" w:color="CCCCCC"/>
+              <w:right w:val="single" w:sz="4" w:color="CCCCCC"/>
+            </w:tcBorders>
+          </w:tcPr>
+          <w:p>
+            <w:r>
+              <w:rPr>
+                <w:rFonts w:ascii="Arial" w:hAnsi="Arial"/>
+                <w:sz w:val="20"/>
+              </w:rPr>
+              <w:t>Integer (opt.)</w:t>
+            </w:r>
+          </w:p>
+        </w:tc>
+        <w:tc>
+          <w:tcPr>
+            <w:tcW w:type="dxa" w:w="3024"/>
+            <w:tcBorders>
+              <w:top w:val="single" w:sz="4" w:color="CCCCCC"/>
+              <w:left w:val="single" w:sz="4" w:color="CCCCCC"/>
+              <w:bottom w:val="single" w:sz="4" w:color="CCCCCC"/>
+              <w:right w:val="single" w:sz="4" w:color="CCCCCC"/>
+            </w:tcBorders>
+          </w:tcPr>
+          <w:p>
+            <w:r>
+              <w:rPr>
+                <w:rFonts w:ascii="Arial" w:hAnsi="Arial"/>
+                <w:sz w:val="20"/>
+              </w:rPr>
+              <w:t>1 eller 2 – rækkefølge af opdelingsdele</w:t>
+            </w:r>
+          </w:p>
+        </w:tc>
+      </w:tr>
+      <w:tr>
+        <w:tc>
+          <w:tcPr>
+            <w:tcW w:type="dxa" w:w="3024"/>
+            <w:tcBorders>
+              <w:top w:val="single" w:sz="4" w:color="CCCCCC"/>
+              <w:left w:val="single" w:sz="4" w:color="CCCCCC"/>
+              <w:bottom w:val="single" w:sz="4" w:color="CCCCCC"/>
+              <w:right w:val="single" w:sz="4" w:color="CCCCCC"/>
+            </w:tcBorders>
+          </w:tcPr>
+          <w:p>
+            <w:r>
+              <w:rPr>
+                <w:rFonts w:ascii="Arial" w:hAnsi="Arial"/>
+                <w:sz w:val="20"/>
+              </w:rPr>
+              <w:t>auto_approved / auto_approval_flags</w:t>
+            </w:r>
+          </w:p>
+        </w:tc>
+        <w:tc>
+          <w:tcPr>
+            <w:tcW w:type="dxa" w:w="3024"/>
+            <w:tcBorders>
+              <w:top w:val="single" w:sz="4" w:color="CCCCCC"/>
+              <w:left w:val="single" w:sz="4" w:color="CCCCCC"/>
+              <w:bottom w:val="single" w:sz="4" w:color="CCCCCC"/>
+              <w:right w:val="single" w:sz="4" w:color="CCCCCC"/>
+            </w:tcBorders>
+          </w:tcPr>
+          <w:p>
+            <w:r>
+              <w:rPr>
+                <w:rFonts w:ascii="Arial" w:hAnsi="Arial"/>
+                <w:sz w:val="20"/>
+              </w:rPr>
+              <w:t>Boolean / JSON</w:t>
+            </w:r>
+          </w:p>
+        </w:tc>
+        <w:tc>
+          <w:tcPr>
+            <w:tcW w:type="dxa" w:w="3024"/>
+            <w:tcBorders>
+              <w:top w:val="single" w:sz="4" w:color="CCCCCC"/>
+              <w:left w:val="single" w:sz="4" w:color="CCCCCC"/>
+              <w:bottom w:val="single" w:sz="4" w:color="CCCCCC"/>
+              <w:right w:val="single" w:sz="4" w:color="CCCCCC"/>
+            </w:tcBorders>
+          </w:tcPr>
+          <w:p>
+            <w:r>
+              <w:rPr>
+                <w:rFonts w:ascii="Arial" w:hAnsi="Arial"/>
+                <w:sz w:val="20"/>
+              </w:rPr>
+              <w:t>Sat af den statistiske baseline-auto-godkendelse (kapitel 18) – flags er en liste af menneskelæsbare afvigelsesårsager, tom hvis auto-godkendt</w:t>
+            </w:r>
+          </w:p>
+        </w:tc>
+      </w:tr>
+      <w:tr>
+        <w:tc>
+          <w:tcPr>
+            <w:tcW w:type="dxa" w:w="3024"/>
+            <w:tcBorders>
+              <w:top w:val="single" w:sz="4" w:color="CCCCCC"/>
+              <w:left w:val="single" w:sz="4" w:color="CCCCCC"/>
+              <w:bottom w:val="single" w:sz="4" w:color="CCCCCC"/>
+              <w:right w:val="single" w:sz="4" w:color="CCCCCC"/>
+            </w:tcBorders>
+          </w:tcPr>
+          <w:p>
+            <w:r>
+              <w:rPr>
+                <w:rFonts w:ascii="Arial" w:hAnsi="Arial"/>
+                <w:sz w:val="20"/>
+              </w:rPr>
+              <w:t>absence_group_id</w:t>
+            </w:r>
+          </w:p>
+        </w:tc>
+        <w:tc>
+          <w:tcPr>
+            <w:tcW w:type="dxa" w:w="3024"/>
+            <w:tcBorders>
+              <w:top w:val="single" w:sz="4" w:color="CCCCCC"/>
+              <w:left w:val="single" w:sz="4" w:color="CCCCCC"/>
+              <w:bottom w:val="single" w:sz="4" w:color="CCCCCC"/>
+              <w:right w:val="single" w:sz="4" w:color="CCCCCC"/>
+            </w:tcBorders>
+          </w:tcPr>
+          <w:p>
+            <w:r>
+              <w:rPr>
+                <w:rFonts w:ascii="Arial" w:hAnsi="Arial"/>
+                <w:sz w:val="20"/>
+              </w:rPr>
+              <w:t>Integer (opt.)</w:t>
+            </w:r>
+          </w:p>
+        </w:tc>
+        <w:tc>
+          <w:tcPr>
+            <w:tcW w:type="dxa" w:w="3024"/>
+            <w:tcBorders>
+              <w:top w:val="single" w:sz="4" w:color="CCCCCC"/>
+              <w:left w:val="single" w:sz="4" w:color="CCCCCC"/>
+              <w:bottom w:val="single" w:sz="4" w:color="CCCCCC"/>
+              <w:right w:val="single" w:sz="4" w:color="CCCCCC"/>
+            </w:tcBorders>
+          </w:tcPr>
+          <w:p>
+            <w:r>
+              <w:rPr>
+                <w:rFonts w:ascii="Arial" w:hAnsi="Arial"/>
+                <w:sz w:val="20"/>
+              </w:rPr>
+              <w:t>Fælles id for aktiviteter der stammer fra samme flerdags-fraværsperiode ('Til dato' ved oprettelse) – bruges til at redigere hele periodens datointerval bagefter (afsnit 8.8)</w:t>
+            </w:r>
+          </w:p>
+        </w:tc>
+      </w:tr>
+      <w:tr>
+        <w:tc>
+          <w:tcPr>
+            <w:tcW w:type="dxa" w:w="3024"/>
+            <w:tcBorders>
+              <w:top w:val="single" w:sz="4" w:color="CCCCCC"/>
+              <w:left w:val="single" w:sz="4" w:color="CCCCCC"/>
+              <w:bottom w:val="single" w:sz="4" w:color="CCCCCC"/>
+              <w:right w:val="single" w:sz="4" w:color="CCCCCC"/>
+            </w:tcBorders>
+          </w:tcPr>
+          <w:p>
+            <w:r>
+              <w:rPr>
+                <w:rFonts w:ascii="Arial" w:hAnsi="Arial"/>
+                <w:sz w:val="20"/>
+              </w:rPr>
+              <w:t>hidden_from_vagtplan</w:t>
+            </w:r>
+          </w:p>
+        </w:tc>
+        <w:tc>
+          <w:tcPr>
+            <w:tcW w:type="dxa" w:w="3024"/>
+            <w:tcBorders>
+              <w:top w:val="single" w:sz="4" w:color="CCCCCC"/>
+              <w:left w:val="single" w:sz="4" w:color="CCCCCC"/>
+              <w:bottom w:val="single" w:sz="4" w:color="CCCCCC"/>
+              <w:right w:val="single" w:sz="4" w:color="CCCCCC"/>
+            </w:tcBorders>
+          </w:tcPr>
+          <w:p>
+            <w:r>
+              <w:rPr>
+                <w:rFonts w:ascii="Arial" w:hAnsi="Arial"/>
+                <w:sz w:val="20"/>
+              </w:rPr>
+              <w:t>Boolean, default false</w:t>
+            </w:r>
+          </w:p>
+        </w:tc>
+        <w:tc>
+          <w:tcPr>
+            <w:tcW w:type="dxa" w:w="3024"/>
+            <w:tcBorders>
+              <w:top w:val="single" w:sz="4" w:color="CCCCCC"/>
+              <w:left w:val="single" w:sz="4" w:color="CCCCCC"/>
+              <w:bottom w:val="single" w:sz="4" w:color="CCCCCC"/>
+              <w:right w:val="single" w:sz="4" w:color="CCCCCC"/>
+            </w:tcBorders>
+          </w:tcPr>
+          <w:p>
+            <w:r>
+              <w:rPr>
+                <w:rFonts w:ascii="Arial" w:hAnsi="Arial"/>
+                <w:sz w:val="20"/>
+              </w:rPr>
+              <w:t>Skjuler aktiviteten fra Vagtplan-visningen uden at deaktivere den. Nulstilles automatisk ved 'Genåbn'. Backend-understøttet (POST /{id}/hide-from-vagtplan, kræver redigeringsret i Vagtplanen og åben lønperiode), men INGEN knap i frontend kalder endpointet pt. – reelt utilgængelig for brugeren i den nuværende UI</w:t>
+            </w:r>
+          </w:p>
+        </w:tc>
+      </w:tr>
+      <w:tr>
+        <w:tc>
+          <w:tcPr>
+            <w:tcW w:type="dxa" w:w="3024"/>
+            <w:tcBorders>
+              <w:top w:val="single" w:sz="4" w:color="CCCCCC"/>
+              <w:left w:val="single" w:sz="4" w:color="CCCCCC"/>
+              <w:bottom w:val="single" w:sz="4" w:color="CCCCCC"/>
+              <w:right w:val="single" w:sz="4" w:color="CCCCCC"/>
+            </w:tcBorders>
+          </w:tcPr>
+          <w:p>
+            <w:r>
+              <w:rPr>
+                <w:rFonts w:ascii="Arial" w:hAnsi="Arial"/>
+                <w:sz w:val="20"/>
+              </w:rPr>
               <w:t>original_segments</w:t>
             </w:r>
           </w:p>
@@ -4751,6 +5400,130 @@
                 <w:sz w:val="20"/>
               </w:rPr>
               <w:t>Segmenternes tilstand før første 'Ret til andet arbejde'/'Tilpas'-rettelse (afsnit 8.5) – bruges til at diffe mod ved en senere DDD-genimport, uafhængigt af original_start_time/original_end_time</w:t>
+            </w:r>
+          </w:p>
+        </w:tc>
+      </w:tr>
+      <w:tr>
+        <w:tc>
+          <w:tcPr>
+            <w:tcW w:type="dxa" w:w="3024"/>
+            <w:tcBorders>
+              <w:top w:val="single" w:sz="4" w:color="CCCCCC"/>
+              <w:left w:val="single" w:sz="4" w:color="CCCCCC"/>
+              <w:bottom w:val="single" w:sz="4" w:color="CCCCCC"/>
+              <w:right w:val="single" w:sz="4" w:color="CCCCCC"/>
+            </w:tcBorders>
+          </w:tcPr>
+          <w:p>
+            <w:r>
+              <w:rPr>
+                <w:rFonts w:ascii="Arial" w:hAnsi="Arial"/>
+                <w:sz w:val="20"/>
+              </w:rPr>
+              <w:t>vehicle_registration / vehicle_number</w:t>
+            </w:r>
+          </w:p>
+        </w:tc>
+        <w:tc>
+          <w:tcPr>
+            <w:tcW w:type="dxa" w:w="3024"/>
+            <w:tcBorders>
+              <w:top w:val="single" w:sz="4" w:color="CCCCCC"/>
+              <w:left w:val="single" w:sz="4" w:color="CCCCCC"/>
+              <w:bottom w:val="single" w:sz="4" w:color="CCCCCC"/>
+              <w:right w:val="single" w:sz="4" w:color="CCCCCC"/>
+            </w:tcBorders>
+          </w:tcPr>
+          <w:p>
+            <w:r>
+              <w:rPr>
+                <w:rFonts w:ascii="Arial" w:hAnsi="Arial"/>
+                <w:sz w:val="20"/>
+              </w:rPr>
+              <w:t>String (opt.)</w:t>
+            </w:r>
+          </w:p>
+        </w:tc>
+        <w:tc>
+          <w:tcPr>
+            <w:tcW w:type="dxa" w:w="3024"/>
+            <w:tcBorders>
+              <w:top w:val="single" w:sz="4" w:color="CCCCCC"/>
+              <w:left w:val="single" w:sz="4" w:color="CCCCCC"/>
+              <w:bottom w:val="single" w:sz="4" w:color="CCCCCC"/>
+              <w:right w:val="single" w:sz="4" w:color="CCCCCC"/>
+            </w:tcBorders>
+          </w:tcPr>
+          <w:p>
+            <w:r>
+              <w:rPr>
+                <w:rFonts w:ascii="Arial" w:hAnsi="Arial"/>
+                <w:sz w:val="20"/>
+              </w:rPr>
+              <w:t>Vagtens hovedbil (den bil med flest timer). Bruges af Vagtplan, PDF-timeseddel, prøvekørsel og Danløn CSV</w:t>
+            </w:r>
+          </w:p>
+        </w:tc>
+      </w:tr>
+      <w:tr>
+        <w:tc>
+          <w:tcPr>
+            <w:tcW w:type="dxa" w:w="3024"/>
+            <w:tcBorders>
+              <w:top w:val="single" w:sz="4" w:color="CCCCCC"/>
+              <w:left w:val="single" w:sz="4" w:color="CCCCCC"/>
+              <w:bottom w:val="single" w:sz="4" w:color="CCCCCC"/>
+              <w:right w:val="single" w:sz="4" w:color="CCCCCC"/>
+            </w:tcBorders>
+          </w:tcPr>
+          <w:p>
+            <w:r>
+              <w:rPr>
+                <w:rFonts w:ascii="Arial" w:hAnsi="Arial"/>
+                <w:sz w:val="20"/>
+              </w:rPr>
+              <w:t>vehicle_uses</w:t>
+            </w:r>
+          </w:p>
+        </w:tc>
+        <w:tc>
+          <w:tcPr>
+            <w:tcW w:type="dxa" w:w="3024"/>
+            <w:tcBorders>
+              <w:top w:val="single" w:sz="4" w:color="CCCCCC"/>
+              <w:left w:val="single" w:sz="4" w:color="CCCCCC"/>
+              <w:bottom w:val="single" w:sz="4" w:color="CCCCCC"/>
+              <w:right w:val="single" w:sz="4" w:color="CCCCCC"/>
+            </w:tcBorders>
+          </w:tcPr>
+          <w:p>
+            <w:r>
+              <w:rPr>
+                <w:rFonts w:ascii="Arial" w:hAnsi="Arial"/>
+                <w:sz w:val="20"/>
+              </w:rPr>
+              <w:t>JSON (opt.)</w:t>
+            </w:r>
+          </w:p>
+        </w:tc>
+        <w:tc>
+          <w:tcPr>
+            <w:tcW w:type="dxa" w:w="3024"/>
+            <w:tcBorders>
+              <w:top w:val="single" w:sz="4" w:color="CCCCCC"/>
+              <w:left w:val="single" w:sz="4" w:color="CCCCCC"/>
+              <w:bottom w:val="single" w:sz="4" w:color="CCCCCC"/>
+              <w:right w:val="single" w:sz="4" w:color="CCCCCC"/>
+            </w:tcBorders>
+          </w:tcPr>
+          <w:p>
+            <w:r>
+              <w:rPr>
+                <w:rFonts w:ascii="Arial" w:hAnsi="Arial"/>
+                <w:sz w:val="20"/>
+              </w:rPr>
+              <w:t>[ ["ISO-start","ISO-slut","registreringsnr"], ... ] – alle biler vagten er kørt i, med tidsrum (2026-09-30, afsnit 4.3). Kun sat for .ddd-importerede vagter; vagter importeret før 2026-09-30 får listen ved genimport</w:t>
             </w:r>
           </w:p>
         </w:tc>
@@ -5231,7 +6004,7 @@
           <w:rFonts w:ascii="Arial" w:hAnsi="Arial"/>
           <w:sz w:val="22"/>
         </w:rPr>
-        <w:t>Seks tabeller holder systemets masterdata. De fleste seedes automatisk fra Excel-filerne ved første opstart (Excel-filerne bruges herefter kun som fallback hvis en tabel er tom); master_agreement_kinds seedes i stedet fra to faste, hardkodede systemrækker (se nedenfor). Alle tabeller redigeres derefter via Stamdata-modulet i systemets brugerflade.</w:t>
+        <w:t>Syv tabeller holder systemets masterdata. De fleste seedes automatisk fra Excel-filerne ved første opstart (Excel-filerne bruges herefter kun som fallback hvis en tabel er tom); master_agreement_kinds seedes i stedet fra to faste, hardkodede systemrækker (se nedenfor). Alle tabeller redigeres derefter via Stamdata-modulet i systemets brugerflade.</w:t>
       </w:r>
     </w:p>
     <w:tbl>
@@ -5459,27 +6232,27 @@
                 <w:rFonts w:ascii="Arial" w:hAnsi="Arial"/>
                 <w:sz w:val="20"/>
               </w:rPr>
-              <w:t>De tre overtidssatser</w:t>
-            </w:r>
-          </w:p>
-        </w:tc>
-        <w:tc>
-          <w:tcPr>
-            <w:tcW w:type="dxa" w:w="3024"/>
-            <w:tcBorders>
-              <w:top w:val="single" w:sz="4" w:color="CCCCCC"/>
-              <w:left w:val="single" w:sz="4" w:color="CCCCCC"/>
-              <w:bottom w:val="single" w:sz="4" w:color="CCCCCC"/>
-              <w:right w:val="single" w:sz="4" w:color="CCCCCC"/>
-            </w:tcBorders>
-          </w:tcPr>
-          <w:p>
-            <w:r>
-              <w:rPr>
-                <w:rFonts w:ascii="Arial" w:hAnsi="Arial"/>
-                <w:sz w:val="20"/>
-              </w:rPr>
-              <w:t>label (unik), rate</w:t>
+              <w:t>De tre overtidssatser + evt. brugeroprettede</w:t>
+            </w:r>
+          </w:p>
+        </w:tc>
+        <w:tc>
+          <w:tcPr>
+            <w:tcW w:type="dxa" w:w="3024"/>
+            <w:tcBorders>
+              <w:top w:val="single" w:sz="4" w:color="CCCCCC"/>
+              <w:left w:val="single" w:sz="4" w:color="CCCCCC"/>
+              <w:bottom w:val="single" w:sz="4" w:color="CCCCCC"/>
+              <w:right w:val="single" w:sz="4" w:color="CCCCCC"/>
+            </w:tcBorders>
+          </w:tcPr>
+          <w:p>
+            <w:r>
+              <w:rPr>
+                <w:rFonts w:ascii="Arial" w:hAnsi="Arial"/>
+                <w:sz w:val="20"/>
+              </w:rPr>
+              <w:t>label (unik), rate, is_user_created</w:t>
             </w:r>
           </w:p>
         </w:tc>
@@ -5521,27 +6294,27 @@
                 <w:rFonts w:ascii="Arial" w:hAnsi="Arial"/>
                 <w:sz w:val="20"/>
               </w:rPr>
-              <w:t>Salttillæg, Overnatning, Dagpenge §56</w:t>
-            </w:r>
-          </w:p>
-        </w:tc>
-        <w:tc>
-          <w:tcPr>
-            <w:tcW w:type="dxa" w:w="3024"/>
-            <w:tcBorders>
-              <w:top w:val="single" w:sz="4" w:color="CCCCCC"/>
-              <w:left w:val="single" w:sz="4" w:color="CCCCCC"/>
-              <w:bottom w:val="single" w:sz="4" w:color="CCCCCC"/>
-              <w:right w:val="single" w:sz="4" w:color="CCCCCC"/>
-            </w:tcBorders>
-          </w:tcPr>
-          <w:p>
-            <w:r>
-              <w:rPr>
-                <w:rFonts w:ascii="Arial" w:hAnsi="Arial"/>
-                <w:sz w:val="20"/>
-              </w:rPr>
-              <w:t>label (unik), rate</w:t>
+              <w:t>Salttillæg, Overnatning, DOB_overnatning, Dagpenge §56, Springertillæg + evt. brugeroprettede</w:t>
+            </w:r>
+          </w:p>
+        </w:tc>
+        <w:tc>
+          <w:tcPr>
+            <w:tcW w:type="dxa" w:w="3024"/>
+            <w:tcBorders>
+              <w:top w:val="single" w:sz="4" w:color="CCCCCC"/>
+              <w:left w:val="single" w:sz="4" w:color="CCCCCC"/>
+              <w:bottom w:val="single" w:sz="4" w:color="CCCCCC"/>
+              <w:right w:val="single" w:sz="4" w:color="CCCCCC"/>
+            </w:tcBorders>
+          </w:tcPr>
+          <w:p>
+            <w:r>
+              <w:rPr>
+                <w:rFonts w:ascii="Arial" w:hAnsi="Arial"/>
+                <w:sz w:val="20"/>
+              </w:rPr>
+              <w:t>label (unik), rate, is_user_created</w:t>
             </w:r>
           </w:p>
         </w:tc>
@@ -5603,7 +6376,69 @@
                 <w:rFonts w:ascii="Arial" w:hAnsi="Arial"/>
                 <w:sz w:val="20"/>
               </w:rPr>
-              <w:t>code_key (unik), danloen_code, include_in_csv, csv_quantity_type, csv_rate_source, csv_include_rate, csv_include_total, sort_order</w:t>
+              <w:t>code_key (unik), label, danloen_code, include_in_csv, csv_quantity_type, csv_rate_source, csv_include_rate, csv_include_total, is_user_created, sort_order</w:t>
+            </w:r>
+          </w:p>
+        </w:tc>
+      </w:tr>
+      <w:tr>
+        <w:tc>
+          <w:tcPr>
+            <w:tcW w:type="dxa" w:w="3024"/>
+            <w:tcBorders>
+              <w:top w:val="single" w:sz="4" w:color="CCCCCC"/>
+              <w:left w:val="single" w:sz="4" w:color="CCCCCC"/>
+              <w:bottom w:val="single" w:sz="4" w:color="CCCCCC"/>
+              <w:right w:val="single" w:sz="4" w:color="CCCCCC"/>
+            </w:tcBorders>
+          </w:tcPr>
+          <w:p>
+            <w:r>
+              <w:rPr>
+                <w:rFonts w:ascii="Arial" w:hAnsi="Arial"/>
+                <w:sz w:val="20"/>
+              </w:rPr>
+              <w:t>master_cvr_numbers</w:t>
+            </w:r>
+          </w:p>
+        </w:tc>
+        <w:tc>
+          <w:tcPr>
+            <w:tcW w:type="dxa" w:w="3024"/>
+            <w:tcBorders>
+              <w:top w:val="single" w:sz="4" w:color="CCCCCC"/>
+              <w:left w:val="single" w:sz="4" w:color="CCCCCC"/>
+              <w:bottom w:val="single" w:sz="4" w:color="CCCCCC"/>
+              <w:right w:val="single" w:sz="4" w:color="CCCCCC"/>
+            </w:tcBorders>
+          </w:tcPr>
+          <w:p>
+            <w:r>
+              <w:rPr>
+                <w:rFonts w:ascii="Arial" w:hAnsi="Arial"/>
+                <w:sz w:val="20"/>
+              </w:rPr>
+              <w:t>CVR-numre (afsnit 6.6)</w:t>
+            </w:r>
+          </w:p>
+        </w:tc>
+        <w:tc>
+          <w:tcPr>
+            <w:tcW w:type="dxa" w:w="3024"/>
+            <w:tcBorders>
+              <w:top w:val="single" w:sz="4" w:color="CCCCCC"/>
+              <w:left w:val="single" w:sz="4" w:color="CCCCCC"/>
+              <w:bottom w:val="single" w:sz="4" w:color="CCCCCC"/>
+              <w:right w:val="single" w:sz="4" w:color="CCCCCC"/>
+            </w:tcBorders>
+          </w:tcPr>
+          <w:p>
+            <w:r>
+              <w:rPr>
+                <w:rFonts w:ascii="Arial" w:hAnsi="Arial"/>
+                <w:sz w:val="20"/>
+              </w:rPr>
+              <w:t>cvr_number (unik), company_name, is_default</w:t>
             </w:r>
           </w:p>
         </w:tc>
@@ -6062,7 +6897,7 @@
           <w:rFonts w:ascii="Arial" w:hAnsi="Arial"/>
           <w:sz w:val="22"/>
         </w:rPr>
-        <w:t>Seeding er idempotent – eksisterende datoer springes over.</w:t>
+        <w:t>Seeding er idempotent – eksisterende datoer springes over. Det betyder også, at en slettet auto-genereret helligdag inden for 5-årsvinduet oprettes igen ved næste serverstart.</w:t>
       </w:r>
     </w:p>
     <w:p>
@@ -6127,7 +6962,7 @@
           <w:color w:val="606060"/>
           <w:sz w:val="22"/>
         </w:rPr>
-        <w:t>half_day_from-feltet er forberedt til brug i fremtidig lønberegning (helligdagstillæg). Feltet bruges allerede i aktivitetskalenderens '½ fra HH:MM'-badge.</w:t>
+        <w:t>Helligdagene og half_day_from bruges allerede i lønberegningen: classify_day() (day_type.py) afgør ud fra dem om en dag er søn-/helligdag eller halv helligdag, og dermed SH-betaling og kode 8/9 (afsnit 5.4). Feltet bruges også i aktivitetskalenderens '½ fra HH:MM'-badge. Kun '12:00' eller tom accepteres ved manuel oprettelse.</w:t>
       </w:r>
     </w:p>
     <w:p>
@@ -6412,6 +7247,68 @@
                 <w:rFonts w:ascii="Arial" w:hAnsi="Arial"/>
                 <w:sz w:val="20"/>
               </w:rPr>
+              <w:t>vognpark</w:t>
+            </w:r>
+          </w:p>
+        </w:tc>
+        <w:tc>
+          <w:tcPr>
+            <w:tcW w:type="dxa" w:w="3024"/>
+            <w:tcBorders>
+              <w:top w:val="single" w:sz="4" w:color="CCCCCC"/>
+              <w:left w:val="single" w:sz="4" w:color="CCCCCC"/>
+              <w:bottom w:val="single" w:sz="4" w:color="CCCCCC"/>
+              <w:right w:val="single" w:sz="4" w:color="CCCCCC"/>
+            </w:tcBorders>
+          </w:tcPr>
+          <w:p>
+            <w:r>
+              <w:rPr>
+                <w:rFonts w:ascii="Arial" w:hAnsi="Arial"/>
+                <w:sz w:val="20"/>
+              </w:rPr>
+              <w:t>Boolean, default false</w:t>
+            </w:r>
+          </w:p>
+        </w:tc>
+        <w:tc>
+          <w:tcPr>
+            <w:tcW w:type="dxa" w:w="3024"/>
+            <w:tcBorders>
+              <w:top w:val="single" w:sz="4" w:color="CCCCCC"/>
+              <w:left w:val="single" w:sz="4" w:color="CCCCCC"/>
+              <w:bottom w:val="single" w:sz="4" w:color="CCCCCC"/>
+              <w:right w:val="single" w:sz="4" w:color="CCCCCC"/>
+            </w:tcBorders>
+          </w:tcPr>
+          <w:p>
+            <w:r>
+              <w:rPr>
+                <w:rFonts w:ascii="Arial" w:hAnsi="Arial"/>
+                <w:sz w:val="20"/>
+              </w:rPr>
+              <w:t>Vises under fanen 'Vognpark' og i Dagsplans vognliste (kapitel 17)</w:t>
+            </w:r>
+          </w:p>
+        </w:tc>
+      </w:tr>
+      <w:tr>
+        <w:tc>
+          <w:tcPr>
+            <w:tcW w:type="dxa" w:w="3024"/>
+            <w:tcBorders>
+              <w:top w:val="single" w:sz="4" w:color="CCCCCC"/>
+              <w:left w:val="single" w:sz="4" w:color="CCCCCC"/>
+              <w:bottom w:val="single" w:sz="4" w:color="CCCCCC"/>
+              <w:right w:val="single" w:sz="4" w:color="CCCCCC"/>
+            </w:tcBorders>
+          </w:tcPr>
+          <w:p>
+            <w:r>
+              <w:rPr>
+                <w:rFonts w:ascii="Arial" w:hAnsi="Arial"/>
+                <w:sz w:val="20"/>
+              </w:rPr>
               <w:t>dispatcher_group_id</w:t>
             </w:r>
           </w:p>
@@ -6452,7 +7349,7 @@
                 <w:rFonts w:ascii="Arial" w:hAnsi="Arial"/>
                 <w:sz w:val="20"/>
               </w:rPr>
-              <w:t>Mange vogne → én disponentgruppe. Adskilt fra DispatcherGroup.vehicle_id (gruppens egen 'standardvogn', bruges uændret til den eksisterende autoudfyldning af vognnummer på fraværstype-aktiviteter) – de to felter løser hver sin opgave og lever side om side</w:t>
+              <w:t>Mange vogne → én disponentgruppe. Adskilt fra DispatcherGroup.vehicle_id (gruppens 'standardvogn'). Standardvognen blev tidligere brugt til autoudfyldning af vognnummer ved fravær, men siden 2026-09-30 bruges i stedet Employee.absence_vehicle_id (afsnit 2.1) – DispatcherGroup.vehicle_id findes stadig og kan redigeres i Stamdata → Disponentgrupper, men har ingen effekt</w:t>
             </w:r>
           </w:p>
         </w:tc>
@@ -6774,6 +7671,68 @@
       </w:r>
     </w:p>
     <w:p>
+      <w:pPr>
+        <w:spacing w:after="120"/>
+      </w:pPr>
+      <w:r>
+        <w:rPr>
+          <w:rFonts w:ascii="Arial" w:hAnsi="Arial"/>
+          <w:sz w:val="22"/>
+        </w:rPr>
+        <w:t>Øvrige tabeller, som er beskrevet i de kapitler hvor de bruges: dispatcher_groups (name, description, visible_in_activity_overview, vehicle_id), employee_supplements (6.4), paragraf_56_alert_dismissals (6.5), employee_springer_flags (7.6), vagtplan_comments (15.1), employee_baselines og system_settings (18), declined_imports (4.2), roles, app_users og audit_logs (brugerstyring og hændelseslog).</w:t>
+      </w:r>
+    </w:p>
+    <w:p>
+      <w:pPr>
+        <w:pStyle w:val="Heading2"/>
+        <w:spacing w:before="200" w:after="120"/>
+      </w:pPr>
+      <w:r>
+        <w:rPr>
+          <w:rFonts w:ascii="Arial" w:hAnsi="Arial"/>
+          <w:b/>
+          <w:color w:val="2E6DB8"/>
+          <w:sz w:val="26"/>
+        </w:rPr>
+        <w:t>2.9  AppliedPermissionGrant – engangstildeling af rettigheder</w:t>
+      </w:r>
+    </w:p>
+    <w:p>
+      <w:pPr>
+        <w:spacing w:after="120"/>
+      </w:pPr>
+      <w:r>
+        <w:rPr>
+          <w:rFonts w:ascii="Arial" w:hAnsi="Arial"/>
+          <w:sz w:val="22"/>
+        </w:rPr>
+        <w:t>Tabellen applied_permission_grants (key, applied_at) husker hvilke automatiske rettighedstildelinger der allerede er kørt på databasen. Ved serverstart kalder init_db() en række _ensure_*_permission()-funktioner (session.py), som tildeler nye rettigheder til eksisterende roller, fx 'edit_activities' til alle roller. Alle går nu gennem _grant_permissions_once(key, perms, ...): findes key i tabellen, sker intet; ellers tildeles rettighederne, og key gemmes.</w:t>
+      </w:r>
+    </w:p>
+    <w:p>
+      <w:pPr>
+        <w:spacing w:before="80" w:after="160"/>
+        <w:ind w:left="283" w:right="283"/>
+      </w:pPr>
+      <w:r>
+        <w:rPr>
+          <w:rFonts w:ascii="Arial" w:hAnsi="Arial"/>
+          <w:b/>
+          <w:color w:val="2E6DB8"/>
+          <w:sz w:val="22"/>
+        </w:rPr>
+        <w:t xml:space="preserve">VIGTIGT: </w:t>
+      </w:r>
+      <w:r>
+        <w:rPr>
+          <w:rFonts w:ascii="Arial" w:hAnsi="Arial"/>
+          <w:color w:val="606060"/>
+          <w:sz w:val="22"/>
+        </w:rPr>
+        <w:t>Rettet 2026-09-30: Før blev tildelingerne gentaget ved HVER serverstart (produktion genstarter hver nat). En rettighed som en administrator bevidst havde fjernet fra en rolle – fx 'Godkend aktiviteter' eller 'Redigér alle linjer i vagtplan' fra Kontor, eller 'Anciennitetsvarsel' fra Lønbogholder – kom derfor tilbage næste morgen. Første opstart efter rettelsen kører hver tildeling én sidste gang (ingen ændring, da rollerne allerede har rettighederne); derefter skal overflødige rettigheder fjernes manuelt én gang i Brugerstyring → Roller, og de bliver væk.</w:t>
+      </w:r>
+    </w:p>
+    <w:p>
       <w:r>
         <w:br w:type="page"/>
       </w:r>
@@ -7002,7 +7961,7 @@
           <w:rFonts w:ascii="Arial" w:hAnsi="Arial"/>
           <w:sz w:val="22"/>
         </w:rPr>
-        <w:t>get_billing_period() i pay_period.py bestemmer hvilken periode en NY eller RETTET aktivitet skal placeres i: hører datoen til en periode der allerede har status 'closed' (der er kørt løn), returneres i stedet den efterfølgende periode (get_or_create_period_for_date() kaldt på periodens slutdato + 1 dag). Bruges ved oprettelse af aktivitet, rettelse af starttid og DDD-import. Genåbning af en allerede placeret aktivitet ændrer bevidst ikke dens pay_period_id – kun oversigtsvisningen (se afsnit 4.4 i Brugervejledningen) sørger for at den stadig ses korrekt.</w:t>
+        <w:t>get_billing_period() i pay_period.py bestemmer hvilken periode en IMPORTERET vagt skal placeres i: hører datoen til en periode der allerede har status 'closed' (der er kørt løn), returneres i stedet den efterfølgende periode (get_or_create_period_for_date() kaldt på periodens slutdato + 1 dag). Siden 2026-09-30 bruges den KUN ved DDD-import (efter brugerens bekræftelse, afsnit 4.2). Manuel oprettelse og rettelse af aktiviteter på en dato i en låst periode afvises i stedet (_forbid_date_in_closed_period(), activities.py) – se afsnit 8.10.</w:t>
       </w:r>
     </w:p>
     <w:p>
@@ -7122,7 +8081,7 @@
           <w:rFonts w:ascii="Arial" w:hAnsi="Arial"/>
           <w:sz w:val="22"/>
         </w:rPr>
-        <w:t>2-byte records afkodes bit-for-bit: slot (bit 15-14), aktivitetstype (bit 13-11), minutter fra midnat (bit 10-0). Dato og minutter er UTC.</w:t>
+        <w:t>2-byte records (big-endian) afkodes bit-for-bit: slot (bit 15, fører/medfører), driverStatus (bit 14), cardPresent (bit 13, kortet sidder i), aktivitetstype (bit 12-11), minutter fra midnat (bit 10-0). Dato og minutter er UTC.</w:t>
       </w:r>
     </w:p>
     <w:p>
@@ -7166,7 +8125,7 @@
           <w:rFonts w:ascii="Arial" w:hAnsi="Arial"/>
           <w:sz w:val="22"/>
         </w:rPr>
-        <w:t>Hver dags aktivitetsarray starter altid med en hvil-post ved minut 0 (videreført status fra dagen før, ikke en reel pause). Findes der en ekstra hvil-post lige derefter, er det chaufførens faktiske dagsstart – en kort pause inden arbejdet begynder – og den bruges som visningsstart for dagen.</w:t>
+        <w:t>Starter dagens første registrering IKKE ved minut 0, er den selv dagsstart (også hvis det er en kort hvil). Starter den ved minut 0, er det en videreført status fra dagen før, og vagten starter ved næste rigtige (ikke-hvil) registrering – UNDTAGEN hvis cardPresent-bitten undervejs skifter fra 'ikke isat' til 'isat': så er det tidspunkt, hvor kortet blev sat i, dagsstart (rettet 2026-09-04).</w:t>
       </w:r>
     </w:p>
     <w:p>
@@ -7232,7 +8191,7 @@
           <w:rFonts w:ascii="Arial" w:hAnsi="Arial"/>
           <w:sz w:val="22"/>
         </w:rPr>
-        <w:t>Findes der allerede en aktivitet med samme medarbejder + starttid, opdateres km-data hvis de mangler. Har den nye fil desuden et SENERE sluttidspunkt end den eksisterende aktivitet (fx fordi kortet først blev læst af midt på en vagt og senere igen efter vagtens afslutning), udvides aktiviteten (sluttid, segmenter, pauser, procentfordeling) i stedet for at blive sprunget over – ellers ville den ekstra tid gå tabt for altid. Var aktiviteten allerede godkendt/deaktiveret, genåbnes den til 'afventende', så den udvidede tid skal godkendes igen (rettet 2026-07-02).</w:t>
+        <w:t>Eksisterende aktiviteter for medarbejderen findes ved TIDSOVERLAP mod deres oprindeligt importerede tider (original_*). Mangler km-data, udfyldes de. En AFVENTENDE aktivitet udvides, hvis den nye udlæsning har et senere sluttidspunkt (sluttid, segmenter, pauser, procentfordeling). En GODKENDT eller DEAKTIVERET aktivitet ændres aldrig – afviger den nye udlæsning, oprettes i stedet en ny, separat afventende linje (se noterne nedenfor).</w:t>
       </w:r>
     </w:p>
     <w:p>
@@ -7254,7 +8213,7 @@
           <w:rFonts w:ascii="Arial" w:hAnsi="Arial"/>
           <w:sz w:val="22"/>
         </w:rPr>
-        <w:t>_import_activity() returnerer 'new' (ny aktivitet), 'updated' (eksisterende aktivitet fik km-data udfyldt og/eller blev udvidet med en senere sluttid), 'skipped_unknown_card' (intet førerkortnummer matcher) eller 'skipped_duplicate' (allerede importeret, intet nyt at tilføje) – hver årsag tælles separat.</w:t>
+        <w:t>_import_activity() returnerer 'new' (ny aktivitet), 'updated' (eksisterende aktivitet fik km-data udfyldt og/eller blev udvidet), 'skipped_unknown_card' (intet førerkortnummer matcher), 'skipped_duplicate' (allerede importeret, intet nyt), 'skipped_declined' (brugeren har tidligere afvist at importere vagten i en lukket periode), 'skipped_conflict' (kunne ikke rettes, fordi den kolliderer med en anden linje) eller 'pending_closed_period' (vagten hører til en lukket periode – brugeren spørges, afsnit 4.2) – hver årsag tælles og vises separat.</w:t>
       </w:r>
     </w:p>
     <w:p>
@@ -7441,6 +8400,29 @@
     </w:p>
     <w:p>
       <w:pPr>
+        <w:spacing w:before="80" w:after="160"/>
+        <w:ind w:left="283" w:right="283"/>
+      </w:pPr>
+      <w:r>
+        <w:rPr>
+          <w:rFonts w:ascii="Arial" w:hAnsi="Arial"/>
+          <w:b/>
+          <w:color w:val="2E6DB8"/>
+          <w:sz w:val="22"/>
+        </w:rPr>
+        <w:t xml:space="preserve">TEKNISK NOTE: </w:t>
+      </w:r>
+      <w:r>
+        <w:rPr>
+          <w:rFonts w:ascii="Arial" w:hAnsi="Arial"/>
+          <w:color w:val="606060"/>
+          <w:sz w:val="22"/>
+        </w:rPr>
+        <w:t>Rettet 2026-09-30: Er to tachograf-linjer manuelt slået sammen (start/slut flyttet på den ene, den anden deaktiveret), matcher genimport nu den linje hvis ORIGINALE tider passer til den nye udlæsning, frem for den manuelt udvidede linje. Tidligere opstod der en ny dublet-linje ved hver import (bekræftet for Mathias Hardon 24/9 og 25/9-2026).</w:t>
+      </w:r>
+    </w:p>
+    <w:p>
+      <w:pPr>
         <w:pStyle w:val="Heading2"/>
         <w:spacing w:before="200" w:after="120"/>
       </w:pPr>
@@ -7463,7 +8445,7 @@
           <w:rFonts w:ascii="Arial" w:hAnsi="Arial"/>
           <w:sz w:val="22"/>
         </w:rPr>
-        <w:t>Brugeren klikker 'Tjek ddd_input-mappe' i browsergrænsefladen, som kalder POST /api/import-ddd. Denne scanner ddd_input/-mappen (inkl. alle undermapper) på serveren, parser alle fundne .ddd-filer og gemmer nye aktiviteter i databasen.</w:t>
+        <w:t>Brugeren klikker 'Tjek ddd_input-mappe' i browsergrænsefladen, som kalder POST /api/import-ddd. Denne scanner ddd_input/-mappen (inkl. alle undermapper) på serveren, parser alle fundne .ddd-filer og gemmer nye aktiviteter i databasen. Kun filer der er ændret inden for de seneste 7 dage (DEFAULT_MAX_FILE_AGE_DAYS, ddd_parser.py) medtages – ældre filer ignoreres.</w:t>
       </w:r>
     </w:p>
     <w:p>
@@ -7500,6 +8482,103 @@
           <w:sz w:val="22"/>
         </w:rPr>
         <w:t>Hører et importeret skifts dato til en allerede LUKKET lønperiode, importeres det ikke automatisk. I stedet returneres det som 'pending_closed_period', og frontenden beder brugeren bekræfte om skiftet alligevel skal importeres (ind i den efterfølgende, åbne periode). Afviser brugeren, huskes afvisningen permanent i tabellen DeclinedImport (nøglet på medarbejder + starttidspunkt), så samme skift ikke bliver spurgt om igen ved en senere geninport af samme mappe. Bekræftelsen sendes via POST /api/decline-closed-period-import.</w:t>
+      </w:r>
+    </w:p>
+    <w:p>
+      <w:pPr>
+        <w:pStyle w:val="Heading2"/>
+        <w:spacing w:before="200" w:after="120"/>
+      </w:pPr>
+      <w:r>
+        <w:rPr>
+          <w:rFonts w:ascii="Arial" w:hAnsi="Arial"/>
+          <w:b/>
+          <w:color w:val="2E6DB8"/>
+          <w:sz w:val="26"/>
+        </w:rPr>
+        <w:t>4.3  Flere biler på én vagt</w:t>
+      </w:r>
+    </w:p>
+    <w:p>
+      <w:pPr>
+        <w:spacing w:after="120"/>
+      </w:pPr>
+      <w:r>
+        <w:rPr>
+          <w:rFonts w:ascii="Arial" w:hAnsi="Arial"/>
+          <w:sz w:val="22"/>
+        </w:rPr>
+        <w:t>En vagt kan være kørt i flere biler efter hinanden (2026-09-30). Parseren (_extract_vehicle_uses(), ddd_parser.py) læser kortets køretøjsbrug-poster (CardVehicleRecords, Gen1/Gen2) og gemmer alle biler med tidsrum i Activity.vehicle_uses. Hovedbilen (flest timer) gemmes fortsat i vehicle_registration/vehicle_number. Genimport opdaterer vehicle_uses uanset aktivitetens status.</w:t>
+      </w:r>
+    </w:p>
+    <w:p>
+      <w:pPr>
+        <w:pStyle w:val="ListBullet"/>
+        <w:spacing w:after="40"/>
+        <w:ind w:left="454"/>
+      </w:pPr>
+      <w:r>
+        <w:rPr>
+          <w:rFonts w:ascii="Arial" w:hAnsi="Arial"/>
+          <w:sz w:val="22"/>
+        </w:rPr>
+        <w:t>Aktivitetsdetaljen viser 'Biler på vagten' (vognnr., registreringsnr. og tidsrum pr. bil) i stedet for vognnummer-dropdown'en. Vognnummeret kan ikke ændres manuelt på en vagt kørt i flere biler – PATCH afviser med 400.</w:t>
+      </w:r>
+    </w:p>
+    <w:p>
+      <w:pPr>
+        <w:pStyle w:val="ListBullet"/>
+        <w:spacing w:after="40"/>
+        <w:ind w:left="454"/>
+      </w:pPr>
+      <w:r>
+        <w:rPr>
+          <w:rFonts w:ascii="Arial" w:hAnsi="Arial"/>
+          <w:sz w:val="22"/>
+        </w:rPr>
+        <w:t>Lønafregning (kapitel 13) viser én linje pr. bil pr. dag. Kører chaufføren samme bil flere gange, samles det i én linje med alle tidsrum. Selve loft-/overtidsberegningen er uændret ét sammenhængende skift – timerne fordeles bagefter efter bil (vehicle_uses.py), så totalen aldrig ændres.</w:t>
+      </w:r>
+    </w:p>
+    <w:p>
+      <w:pPr>
+        <w:pStyle w:val="ListBullet"/>
+        <w:spacing w:after="40"/>
+        <w:ind w:left="454"/>
+      </w:pPr>
+      <w:r>
+        <w:rPr>
+          <w:rFonts w:ascii="Arial" w:hAnsi="Arial"/>
+          <w:sz w:val="22"/>
+        </w:rPr>
+        <w:t>Arbejdstid uden bil tilfalder nærmeste bil: før første bil → første bil, mellem to biler → den forrige bil, efter sidste bil → sidste bil.</w:t>
+      </w:r>
+    </w:p>
+    <w:p>
+      <w:pPr>
+        <w:pStyle w:val="ListBullet"/>
+        <w:spacing w:after="40"/>
+        <w:ind w:left="454"/>
+      </w:pPr>
+      <w:r>
+        <w:rPr>
+          <w:rFonts w:ascii="Arial" w:hAnsi="Arial"/>
+          <w:sz w:val="22"/>
+        </w:rPr>
+        <w:t>En bil der ikke findes i Vognpark, får tomt vognnummer – vognnummeret slås op ved beregningen, så det kommer med, så snart bilen oprettes.</w:t>
+      </w:r>
+    </w:p>
+    <w:p>
+      <w:pPr>
+        <w:pStyle w:val="ListBullet"/>
+        <w:spacing w:after="40"/>
+        <w:ind w:left="454"/>
+      </w:pPr>
+      <w:r>
+        <w:rPr>
+          <w:rFonts w:ascii="Arial" w:hAnsi="Arial"/>
+          <w:sz w:val="22"/>
+        </w:rPr>
+        <w:t>Vagtplan, PDF-timeseddel, prøvekørsel og Danløn CSV bruger fortsat kun hovedbilen.</w:t>
       </w:r>
     </w:p>
     <w:p>
@@ -7531,7 +8610,7 @@
           <w:rFonts w:ascii="Arial" w:hAnsi="Arial"/>
           <w:sz w:val="22"/>
         </w:rPr>
-        <w:t>Beregningen udføres i calculators/overtime.py ved funktionen calculate_overtime(start, end, pause_intervals, normal_hours, rates). Satserne hentes fra Stamdata-databasen (master_overtime_rates). Excel bruges kun som fallback hvis DB-tabellen er tom.</w:t>
+        <w:t>Beregningen udføres i calculators/overtime.py ved funktionen calculate_overtime(start, end, normal_daily_hours, pause_intervals, rates, normal_remaining, ot13_remaining, next_day_normal_hours, vehicle_intervals). Satserne hentes fra Stamdata-databasen (master_overtime_rates). Excel bruges kun som fallback hvis DB-tabellen er tom.</w:t>
       </w:r>
     </w:p>
     <w:p>
@@ -8081,7 +9160,7 @@
           <w:rFonts w:ascii="Arial" w:hAnsi="Arial"/>
           <w:sz w:val="22"/>
         </w:rPr>
-        <w:t>Normaltids-/OT_13-loftet hører til vagten – den dag den startede – og fortsætter uændret hen over midnat, så længe det ikke er brugt op. Et eksempel: en vagt fra fredag kl. 20:30 til lørdag kl. 08:02 bruger fredagens loft for hele vagten; er fredagens 7 timer slet ikke rørt endnu (fordi aften/nat/'1 time før' aldrig fortærer det), fylder lørdagsmorgenens dagtimer bare videre op i det samme loft. Dette kræver ingen særlig kode – calculate_overtime()s kronologiske gennemløb af tidssegmenter håndterer det automatisk, når vagten IKKE splittes.</w:t>
+        <w:t>En vagt der krydser midnat (og ikke rører en søn-/helligdag) beregnes som ÉT sammenhængende skift – den splittes ikke. For hourly_fixed (dagligt loft) skifter loftet dog ved midnat: fra midnat gælder den nye kalenderdags egne garanterede timer som normaltids-loft og friske 3 timer OT_13 (next_day_normal_hours, rettet 2026-08-17). Eksempel: en vagt fredag 20:30 – lørdag 08:02 bruger fredagens loft indtil midnat; lørdagens timer bruger lørdagens loft (typisk 0 t), så lørdagsmorgenens dagtimer bliver overtid. For hourly_flexible løber det ugentlige loft (37 t + 5 t) uændret videre.</w:t>
       </w:r>
     </w:p>
     <w:p>
@@ -8093,7 +9172,7 @@
           <w:rFonts w:ascii="Arial" w:hAnsi="Arial"/>
           <w:sz w:val="22"/>
         </w:rPr>
-        <w:t>Søndage og helligdage har derimod en loft-uafhængig regel (se afsnit 5.4): "alle kørte timer → kode 9, uanset tidspunkt". Den regel kan ikke deles med en efterfølgende hverdags tidsvindues-baserede beregning, så en vagt der STARTER på en søndag/helligdag splittes altid i to ved midnat – søndagsdelen får søndagens regel, resten falder tilbage til den følgende dags egne regler.</w:t>
+        <w:t>Søndage og helligdage har derimod en loft-uafhængig regel (se afsnit 5.4): "alle kørte timer → kode 9, uanset tidspunkt". Den regel kan ikke deles med en efterfølgende hverdags tidsvindues-baserede beregning, så en vagt der STARTER på en søndag/helligdag – eller som krydser IND i en søndag/helligdag fra en hverdag/lørdag – splittes altid ved midnat. Delen på søn-/helligdagen får dens regel, resten følger de øvrige dages egne regler.</w:t>
       </w:r>
     </w:p>
     <w:p>
@@ -8116,7 +9195,7 @@
           <w:color w:val="606060"/>
           <w:sz w:val="22"/>
         </w:rPr>
-        <w:t>_split_into_day_pieces() i payroll_router.py udfører splittet. Om en aktivitet skal splittes afgøres af classify_day(aktivitetens startdato) – kun søndag og helligdage (inkl. halvdagshelligdage) udløser split. Lørdag og almindelige hverdage splittes ALDRIG, uanset hvor mange kalenderdage vagten strækker sig over (bekræftet af bruger 2026-07-02).</w:t>
+        <w:t>_split_into_day_pieces() i payroll_router.py udfører splittet. _spans_absolute_day() afgør det: splittes gør en vagt hvis NOGEN af de kalenderdage den dækker er søndag eller helligdag (inkl. halvdagshelligdage) – bekræftet 2026-07-02 (start-tilfældet) og 2026-08-17 (vagt der krydser ind i søndagen). En vagt der kun dækker hverdage/lørdag splittes aldrig.</w:t>
       </w:r>
     </w:p>
     <w:p>
@@ -8139,7 +9218,7 @@
           <w:color w:val="606060"/>
           <w:sz w:val="22"/>
         </w:rPr>
-        <w:t>Den beskrevne loft-videreførsel hen over midnat gælder kun for hourly_fixed (dagligt loft) – dér gives det NÆSTE døgns egne garanterede timer eksplicit videre som next_day_normal_hours, netop for at undgå at et ubrugt loft fra én dag fejlagtigt dækker en helt anden dags arbejde (den konkrete fejlrettelse er kendt internt som 'Jesper Rosengreen-sagen', 2026-08-17). For hourly_flexible findes intet dagsskift at videreføre overhovedet – loftet er allerede ét sammenhængende, ugentligt loft (37 t + 5 t OT_13) der løber uændret fra mandag til søndag, se afsnit 5.2.</w:t>
+        <w:t>Loft-skiftet ved midnat gælder kun for hourly_fixed (dagligt loft) – dér gives det NÆSTE døgns egne garanterede timer eksplicit videre som next_day_normal_hours, netop for at undgå at et ubrugt loft fra én dag fejlagtigt dækker en helt anden dags arbejde (den konkrete fejlrettelse er kendt internt som 'Jesper Rosengreen-sagen', 2026-08-17). For hourly_flexible findes intet dagsskift at videreføre overhovedet – loftet er allerede ét sammenhængende, ugentligt loft (37 t + 5 t OT_13) der løber uændret fra mandag til søndag, se afsnit 5.2.</w:t>
       </w:r>
     </w:p>
     <w:p>
@@ -8336,7 +9415,7 @@
                 <w:rFonts w:ascii="Arial" w:hAnsi="Arial"/>
                 <w:sz w:val="20"/>
               </w:rPr>
-              <w:t>Garanti/2 → kode 4/63. Kørsel før 12:00 → kode 1. Kørsel efter 12:00: første 3 timer → kode 8, resten → kode 9.</w:t>
+              <w:t>Garanti/2 → kode 4/63. Kørsel før 12:00 → kun kode 1 (intet loft, ingen tidstillæg som 05-06). Kørsel efter 12:00: første 3 timer → kode 8, resten → kode 9.</w:t>
             </w:r>
           </w:p>
         </w:tc>
@@ -8378,7 +9457,7 @@
                 <w:rFonts w:ascii="Arial" w:hAnsi="Arial"/>
                 <w:sz w:val="20"/>
               </w:rPr>
-              <w:t>Garanti/2 → kode 4/63. Kørsel før 12:00 → kode 1. Kørsel efter 12:00: ALLE timer → kode 9 (intet kode 8-trin).</w:t>
+              <w:t>Garanti/2 → kode 4/63. Kørsel før 12:00 → kun kode 1 (intet loft, ingen tidstillæg). Kørsel efter 12:00: ALLE timer → kode 9 (intet kode 8-trin).</w:t>
             </w:r>
           </w:p>
         </w:tc>
@@ -8881,27 +9960,27 @@
                 <w:rFonts w:ascii="Arial" w:hAnsi="Arial"/>
                 <w:sz w:val="20"/>
               </w:rPr>
-              <w:t>load_supplement_rates_from_db(db)</w:t>
-            </w:r>
-          </w:p>
-        </w:tc>
-        <w:tc>
-          <w:tcPr>
-            <w:tcW w:type="dxa" w:w="3024"/>
-            <w:tcBorders>
-              <w:top w:val="single" w:sz="4" w:color="CCCCCC"/>
-              <w:left w:val="single" w:sz="4" w:color="CCCCCC"/>
-              <w:bottom w:val="single" w:sz="4" w:color="CCCCCC"/>
-              <w:right w:val="single" w:sz="4" w:color="CCCCCC"/>
-            </w:tcBorders>
-          </w:tcPr>
-          <w:p>
-            <w:r>
-              <w:rPr>
-                <w:rFonts w:ascii="Arial" w:hAnsi="Arial"/>
-                <w:sz w:val="20"/>
-              </w:rPr>
-              <w:t>Salttillæg, Overnatning, Dagpenge §56.</w:t>
+              <w:t>load_salt_supplement_rate_from_db / load_overnight_rate_from_db / load_dob_overnight_rate_from_db / load_springer_rate_from_db / load_dagpenge_rate_from_db</w:t>
+            </w:r>
+          </w:p>
+        </w:tc>
+        <w:tc>
+          <w:tcPr>
+            <w:tcW w:type="dxa" w:w="3024"/>
+            <w:tcBorders>
+              <w:top w:val="single" w:sz="4" w:color="CCCCCC"/>
+              <w:left w:val="single" w:sz="4" w:color="CCCCCC"/>
+              <w:bottom w:val="single" w:sz="4" w:color="CCCCCC"/>
+              <w:right w:val="single" w:sz="4" w:color="CCCCCC"/>
+            </w:tcBorders>
+          </w:tcPr>
+          <w:p>
+            <w:r>
+              <w:rPr>
+                <w:rFonts w:ascii="Arial" w:hAnsi="Arial"/>
+                <w:sz w:val="20"/>
+              </w:rPr>
+              <w:t>Salttillæg, Overnatning, DOB, Springertillæg, Dagpenge §56 – én funktion pr. sats.</w:t>
             </w:r>
           </w:p>
         </w:tc>
@@ -8943,7 +10022,7 @@
                 <w:rFonts w:ascii="Arial" w:hAnsi="Arial"/>
                 <w:sz w:val="20"/>
               </w:rPr>
-              <w:t>load_pay_types_from_db(db)</w:t>
+              <w:t>— (_get_pay_type_data() i payroll_router.py)</w:t>
             </w:r>
           </w:p>
         </w:tc>
@@ -9180,7 +10259,7 @@
           <w:rFonts w:ascii="Arial" w:hAnsi="Arial"/>
           <w:sz w:val="22"/>
         </w:rPr>
-        <w:t>seniority_variant_exists(type, db): tjekker om der findes en '9 mdr anciennitet'-variant i DB</w:t>
+        <w:t>seniority_variant_exists_from_db(db, type): returnerer navnet '{type}. 9 mdr anciennitet', hvis en overenskomsttype med præcis det navn findes</w:t>
       </w:r>
     </w:p>
     <w:p>
@@ -9194,18 +10273,21 @@
           <w:rFonts w:ascii="Arial" w:hAnsi="Arial"/>
           <w:sz w:val="22"/>
         </w:rPr>
-        <w:t>Alle _from_db-funktioner har Excel som fallback, der kun aktiveres hvis DB-tabellen er tom</w:t>
+        <w:t>load_overtime_rates_by_id_from_db / load_supplement_rates_by_id_from_db: satser slået op på id – bruges til brugeroprettede sats-kilder (afsnit 7.4)</w:t>
       </w:r>
     </w:p>
     <w:p>
       <w:pPr>
-        <w:spacing w:after="120"/>
+        <w:pStyle w:val="ListBullet"/>
+        <w:spacing w:after="40"/>
+        <w:ind w:left="454"/>
       </w:pPr>
       <w:r>
         <w:rPr>
           <w:rFonts w:ascii="Arial" w:hAnsi="Arial"/>
           <w:sz w:val="22"/>
         </w:rPr>
+        <w:t>Excel-fallback (kun hvis tabellen/rækken mangler): overenskomsttyper, overtidssatser, salttillæg og overnatning. Springertillæg, DOB og by_id-opslag har intet fallback (0 kr.); dagpengesatsen falder tilbage til en konstant i pay_rates.py</w:t>
       </w:r>
     </w:p>
     <w:p>
@@ -9217,7 +10299,18 @@
           <w:rFonts w:ascii="Arial" w:hAnsi="Arial"/>
           <w:sz w:val="22"/>
         </w:rPr>
-        <w:t>Anciennitetsvarsler: systemet kontrollerer løbende om aktive medarbejdere har ≥9 måneder og en tilsvarende 9-mdr-variant af overenskomsttypen – i så fald vises et varsel i UI. Varslet styres af tilladelsen 'anciennitet_alert' (checkAnciennitetsAlerts() returnerer tidligt hvis !state.currentUser.permissions.includes('anciennitet_alert')). Tilladelsen er som standard slået til for Administrator og Lønbogholder, og kan klikkes til/fra per rolle i Brugerstyring.</w:t>
+      </w:r>
+    </w:p>
+    <w:p>
+      <w:pPr>
+        <w:spacing w:after="120"/>
+      </w:pPr>
+      <w:r>
+        <w:rPr>
+          <w:rFonts w:ascii="Arial" w:hAnsi="Arial"/>
+          <w:sz w:val="22"/>
+        </w:rPr>
+        <w:t>Anciennitetsvarsler: systemet kontrollerer løbende om aktive medarbejdere har ≥9 måneder og om der findes en overenskomsttype med navnet '{nuværende type}. 9 mdr anciennitet' – i så fald vises et varsel i UI (satsen sammenlignes ikke). Varslet styres af tilladelsen 'anciennitet_alert' (checkAnciennitetsAlerts() returnerer tidligt hvis !state.currentUser.permissions.includes('anciennitet_alert')). Tilladelsen er som standard givet til Lønbogholder og kan klikkes til/fra per rolle i Brugerstyring (Administrator har som systemrolle altid alle rettigheder).</w:t>
       </w:r>
     </w:p>
     <w:p>
@@ -9953,7 +11046,7 @@
           <w:color w:val="606060"/>
           <w:sz w:val="22"/>
         </w:rPr>
-        <w:t>Alle handlinger i Stamdata-modulet kræver 'stamdata'-rettighed. Helligdage-fanen kræver desuden 'manage_holidays'-rettighed.</w:t>
+        <w:t>Alle handlinger i Stamdata-modulet kræver 'stamdata'-rettighed. Oprettelse, generering og sletning af helligdage kræver KUN 'manage_holidays' (visning kræver blot login). Disponentgruppe-fanen viser stadig kolonnen 'standardvogn', men den bruges ikke længere (afsnit 2.7).</w:t>
       </w:r>
     </w:p>
     <w:p>
@@ -10156,7 +11249,7 @@
                 <w:rFonts w:ascii="Arial" w:hAnsi="Arial"/>
                 <w:sz w:val="20"/>
               </w:rPr>
-              <w:t>stamdata</w:t>
+              <w:t>login</w:t>
             </w:r>
           </w:p>
         </w:tc>
@@ -10176,7 +11269,7 @@
                 <w:rFonts w:ascii="Arial" w:hAnsi="Arial"/>
                 <w:sz w:val="20"/>
               </w:rPr>
-              <w:t>Henter alle helligdage. Valgfri ?year=YYYY-filter.</w:t>
+              <w:t>Henter alle helligdage. Valgfri ?year=YYYY-filter. Åben for alle indloggede siden 2026-09-30 (krævede før 'stamdata', så fx Lønbogholder og Disponent så ingen helligdagsmarkering).</w:t>
             </w:r>
           </w:p>
         </w:tc>
@@ -10998,7 +12091,7 @@
           <w:rFonts w:ascii="Arial" w:hAnsi="Arial"/>
           <w:sz w:val="22"/>
         </w:rPr>
-        <w:t>Ved lønberegning slår get_active_supplement_for_period(db, employee_id, periode_start, periode_slut) (calculators/rates_loader.py) op efter den række hvis gyldighedsperiode OVERLAPPER den beregnede periode. Overlapper flere rækker (fordi et nyt tillæg er oprettet midt i en periode), vinder rækken med nyeste start_date – for hele perioden (ingen dag-for-dag splitning). Denne regel gør samtidig en genberegning af en gammel, afsluttet periode historisk korrekt: det tillæg der dengang overlappede perioden, ændres ikke bagudrettet af senere oprettede tillæg.</w:t>
+        <w:t>Ved lønberegning slår get_active_supplement_for_period(db, employee_id, periode_start, periode_slut) (calculators/rates_loader.py) op efter den række hvis gyldighedsperiode OVERLAPPER den beregnede periode. Overlapper flere rækker (fordi et nyt tillæg er oprettet midt i en periode), vinder rækken med nyeste start_date – for hele perioden (ingen dag-for-dag splitning). OBS: startdatoen valideres ikke mod låste perioder – et tilbagedateret tillæg vinder derfor også i en gammel, afsluttet periode, hvis den genberegnes.</w:t>
       </w:r>
     </w:p>
     <w:p>
@@ -11415,7 +12508,7 @@
           <w:rFonts w:ascii="Arial" w:hAnsi="Arial"/>
           <w:sz w:val="22"/>
         </w:rPr>
-        <w:t>GET /api/employees/paragraf56-alerts returnerer medarbejdere hvis slutdato ligger inden for 30 dage (kommende udløb) og medarbejdere der netop er auto-deaktiveret (nyligt udløbet).</w:t>
+        <w:t>GET /api/employees/paragraf56-alerts returnerer medarbejdere hvis slutdato ligger inden for 30 dage (kommende udløb) og medarbejdere der netop er auto-deaktiveret (nyligt udløbet). Kræver paragraf_56_alert (håndhævet i backend siden 2026-09-30 – det samme gælder anciennitet-alerts/dismiss-anciennitet med anciennitet_alert).</w:t>
       </w:r>
     </w:p>
     <w:p>
@@ -11723,7 +12816,7 @@
                 <w:rFonts w:ascii="Arial" w:hAnsi="Arial"/>
                 <w:sz w:val="20"/>
               </w:rPr>
-              <w:t>Returnerer JSON med mellemregninger for alle eller én medarbejder.</w:t>
+              <w:t>Returnerer JSON med mellemregninger for alle eller én medarbejder, inkl. grand_total_kr ('I alt', afsnit 7.11) og ferie_hours.</w:t>
             </w:r>
           </w:p>
         </w:tc>
@@ -11987,7 +13080,7 @@
           <w:rFonts w:ascii="Arial" w:hAnsi="Arial"/>
           <w:sz w:val="22"/>
         </w:rPr>
-        <w:t>Genåbning sveiper desuden 'forvildede' aktiviteter: aktiviteter der er blevet oprettet, mens perioden var lukket, bliver af get_billing_period() automatisk placeret i den EFTERFØLGENDE periode i stedet (se kapitel 3). Ved genåbning flyttes disse aktiviteter automatisk tilbage til den nu-genåbnede periode, så de igen indgår i dens beregning.</w:t>
+        <w:t>Genåbning sveiper desuden 'forvildede' aktiviteter: vagter der er importeret, mens perioden var lukket, bliver af get_billing_period() placeret i den EFTERFØLGENDE periode (se kapitel 3 – gælder siden 2026-09-30 kun DDD-import). Ved genåbning flyttes disse aktiviteter automatisk tilbage til den nu-genåbnede periode, så de igen indgår i dens beregning.</w:t>
       </w:r>
     </w:p>
     <w:p>
@@ -12044,7 +13137,7 @@
           <w:rFonts w:ascii="Arial" w:hAnsi="Arial"/>
           <w:sz w:val="22"/>
         </w:rPr>
-        <w:t>Overnatning (activity_type = 'overnatning'): tæller forekomster som overnight_count og springer dagslinje-logikken over (continue). Eksponeres i resultatet som overnight_count, overnight_rate og overnight_kr (flat sats pr. forekomst fra Salttillæg og overnatning.xlsx).</w:t>
+        <w:t>Overnatning (activity_type = 'overnatning'): tæller forekomster som overnight_count og springer dagslinje-logikken over (continue). Eksponeres i resultatet som overnight_count, overnight_rate og overnight_kr (flat sats pr. forekomst fra Stamdata → Tillæg, Excel kun som fallback).</w:t>
       </w:r>
     </w:p>
     <w:p>
@@ -12058,7 +13151,7 @@
           <w:rFonts w:ascii="Arial" w:hAnsi="Arial"/>
           <w:sz w:val="22"/>
         </w:rPr>
-        <w:t>Fraværsdage vises med typenavn i stedet for timer i dagsoversigten, men timerne beregnes og summeres stadig separat pr. fraværstype (fx sygdom_hours, afspadsering_hours, feriefri_hours, barsel_hours) og indgår i Danløn CSV'en, hvis løntypen er sat til 'Medtag i CSV' i Stamdata. Ferie er en undtagelse: den tælles, men er som default ekskluderet fra CSV'en.</w:t>
+        <w:t>Fraværsdage vises med typenavn i stedet for timer i dagsoversigten, men timerne beregnes og summeres stadig separat pr. fraværstype (fx sygdom_hours, afspadsering_hours, feriefri_hours, barsel_hours) og indgår i Danløn CSV'en, hvis løntypen er sat til 'Medtag i CSV' i Stamdata. Ferie har ingen løntypekode og kommer aldrig med i Danløn CSV'en (ferie_hours bruges kun til visning i Lønkørsel-fanen).</w:t>
       </w:r>
     </w:p>
     <w:p>
@@ -12086,7 +13179,7 @@
           <w:rFonts w:ascii="Arial" w:hAnsi="Arial"/>
           <w:sz w:val="22"/>
         </w:rPr>
-        <w:t>Summerer normal tid, OT_BEFORE, OT_13 og OT_EXTRA timer samt pålæsning/aflæsning.</w:t>
+        <w:t>Summerer normal tid, OT_BEFORE, OT_13 og OT_EXTRA timer. Pålæsning/aflæsning (loading_minutes/unloading_minutes) indgår IKKE i beregningen.</w:t>
       </w:r>
     </w:p>
     <w:p>
@@ -12100,7 +13193,7 @@
           <w:rFonts w:ascii="Arial" w:hAnsi="Arial"/>
           <w:sz w:val="22"/>
         </w:rPr>
-        <w:t>Beregner kr. = timer × timesats (normal) + tillægstimer × satser.</w:t>
+        <w:t>Beregner kr. = ALLE arbejdede timer × timesats + tillægstimer × tillægssatser (tillæggene er additive, afsnit 5.2).</w:t>
       </w:r>
     </w:p>
     <w:p>
@@ -12637,7 +13730,7 @@
                 <w:rFonts w:ascii="Arial" w:hAnsi="Arial"/>
                 <w:sz w:val="20"/>
               </w:rPr>
-              <w:t>Alle arbejdede timer den dag (efter fratrukne pauser), uanset om de udløser tillæg.</w:t>
+              <w:t>Alle arbejdede timer den dag (efter fratrukne pauser), uanset om de udløser tillæg. Timekolonnerne (7, 9-13) vises som 'Xt YYm', men er rigtige tal, så SUM virker.</w:t>
             </w:r>
           </w:p>
         </w:tc>
@@ -13133,7 +14226,7 @@
                 <w:rFonts w:ascii="Arial" w:hAnsi="Arial"/>
                 <w:sz w:val="20"/>
               </w:rPr>
-              <w:t>1 hvis dagen har en overnatnings-aktivitet, ellers blank.</w:t>
+              <w:t>1 hvis dagen har en overnatnings-aktivitet (også DOB), ellers blank.</w:t>
             </w:r>
           </w:p>
         </w:tc>
@@ -13791,7 +14884,7 @@
                 <w:rFonts w:ascii="Arial" w:hAnsi="Arial"/>
                 <w:sz w:val="20"/>
               </w:rPr>
-              <w:t>Timer (2 decimaler) eller antal forekomster (heltal) afhængigt af Antal-type</w:t>
+              <w:t>Heltal i hundrededele uden decimaltegn (fmt(): round(v × 100)) – fx 7,50 t → '750', 3 overnatninger → '300'</w:t>
             </w:r>
           </w:p>
         </w:tc>
@@ -13833,27 +14926,27 @@
                 <w:rFonts w:ascii="Arial" w:hAnsi="Arial"/>
                 <w:sz w:val="20"/>
               </w:rPr>
-              <w:t>Valgfri</w:t>
-            </w:r>
-          </w:p>
-        </w:tc>
-        <w:tc>
-          <w:tcPr>
-            <w:tcW w:type="dxa" w:w="3024"/>
-            <w:tcBorders>
-              <w:top w:val="single" w:sz="4" w:color="CCCCCC"/>
-              <w:left w:val="single" w:sz="4" w:color="CCCCCC"/>
-              <w:bottom w:val="single" w:sz="4" w:color="CCCCCC"/>
-              <w:right w:val="single" w:sz="4" w:color="CCCCCC"/>
-            </w:tcBorders>
-          </w:tcPr>
-          <w:p>
-            <w:r>
-              <w:rPr>
-                <w:rFonts w:ascii="Arial" w:hAnsi="Arial"/>
-                <w:sz w:val="20"/>
-              </w:rPr>
-              <w:t>Sats i kr. (2 decimaler). Slås fra ved 'Inkluder sats' = Nej i Stamdata</w:t>
+              <w:t>Ja (evt. tom)</w:t>
+            </w:r>
+          </w:p>
+        </w:tc>
+        <w:tc>
+          <w:tcPr>
+            <w:tcW w:type="dxa" w:w="3024"/>
+            <w:tcBorders>
+              <w:top w:val="single" w:sz="4" w:color="CCCCCC"/>
+              <w:left w:val="single" w:sz="4" w:color="CCCCCC"/>
+              <w:bottom w:val="single" w:sz="4" w:color="CCCCCC"/>
+              <w:right w:val="single" w:sz="4" w:color="CCCCCC"/>
+            </w:tcBorders>
+          </w:tcPr>
+          <w:p>
+            <w:r>
+              <w:rPr>
+                <w:rFonts w:ascii="Arial" w:hAnsi="Arial"/>
+                <w:sz w:val="20"/>
+              </w:rPr>
+              <w:t>Sats i hundrededele af kr. Feltet skrives altid, men er tomt ved 'Inkluder sats' = Nej</w:t>
             </w:r>
           </w:p>
         </w:tc>
@@ -13895,27 +14988,27 @@
                 <w:rFonts w:ascii="Arial" w:hAnsi="Arial"/>
                 <w:sz w:val="20"/>
               </w:rPr>
-              <w:t>Valgfri</w:t>
-            </w:r>
-          </w:p>
-        </w:tc>
-        <w:tc>
-          <w:tcPr>
-            <w:tcW w:type="dxa" w:w="3024"/>
-            <w:tcBorders>
-              <w:top w:val="single" w:sz="4" w:color="CCCCCC"/>
-              <w:left w:val="single" w:sz="4" w:color="CCCCCC"/>
-              <w:bottom w:val="single" w:sz="4" w:color="CCCCCC"/>
-              <w:right w:val="single" w:sz="4" w:color="CCCCCC"/>
-            </w:tcBorders>
-          </w:tcPr>
-          <w:p>
-            <w:r>
-              <w:rPr>
-                <w:rFonts w:ascii="Arial" w:hAnsi="Arial"/>
-                <w:sz w:val="20"/>
-              </w:rPr>
-              <w:t>Antal × Sats (2 decimaler). Tilføjes ved 'Inkluder total' = Ja i Stamdata</w:t>
+              <w:t>Ja (evt. tom)</w:t>
+            </w:r>
+          </w:p>
+        </w:tc>
+        <w:tc>
+          <w:tcPr>
+            <w:tcW w:type="dxa" w:w="3024"/>
+            <w:tcBorders>
+              <w:top w:val="single" w:sz="4" w:color="CCCCCC"/>
+              <w:left w:val="single" w:sz="4" w:color="CCCCCC"/>
+              <w:bottom w:val="single" w:sz="4" w:color="CCCCCC"/>
+              <w:right w:val="single" w:sz="4" w:color="CCCCCC"/>
+            </w:tcBorders>
+          </w:tcPr>
+          <w:p>
+            <w:r>
+              <w:rPr>
+                <w:rFonts w:ascii="Arial" w:hAnsi="Arial"/>
+                <w:sz w:val="20"/>
+              </w:rPr>
+              <w:t>Antal × Sats i hundrededele. Feltet skrives altid, men er tomt medmindre 'Inkluder total' = Ja</w:t>
             </w:r>
           </w:p>
         </w:tc>
@@ -13931,7 +15024,19 @@
           <w:rFonts w:ascii="Arial" w:hAnsi="Arial"/>
           <w:sz w:val="22"/>
         </w:rPr>
-        <w:t>CSV-kolonneopsætningen konfigureres per løntypekode i Stamdata → Løntypekoder: Antal-type (Timer/Antal), Sats-kilde (timesats, overtidssatser, salttillæg, overnatning, dagpenge), Inkluder sats og Inkluder total.</w:t>
+        <w:t>Pr. løntypekode i Stamdata → Løntypekoder styres Medtag i CSV, Danløn-kode, Inkluder sats og Inkluder total for ALLE koder. Antal-type (Timer/Antal) og Sats-kilde bruges derimod kun for brugeroprettede løntypekoder (_user_pay_type_rows()) – samt Antal-type for FERIEFRI. De faste løntyper (NORMAL, OT, SALT, OVERNATNING, SYGDOM osv.) bruger altid deres egen, faste sats fra beregningen. Filen har ingen overskriftsrække.</w:t>
+      </w:r>
+    </w:p>
+    <w:p>
+      <w:pPr>
+        <w:spacing w:after="120"/>
+      </w:pPr>
+      <w:r>
+        <w:rPr>
+          <w:rFonts w:ascii="Arial" w:hAnsi="Arial"/>
+          <w:sz w:val="22"/>
+        </w:rPr>
+        <w:t>Har flere løntyper samme Danløn-kode, slås de sammen til én linje: antallene lægges sammen, men satsen (og dermed Total) tages fra den FØRSTE løntype med koden. Med placeholder-koden '1' (se nedenfor) bliver både kode, sats og total derfor forkerte.</w:t>
       </w:r>
     </w:p>
     <w:p>
@@ -14617,7 +15722,7 @@
           <w:color w:val="606060"/>
           <w:sz w:val="22"/>
         </w:rPr>
-        <w:t>DOB Overnatning har PT. ingen tilsvarende række i Danløn CSV'en (_build_danloen_csv() har ingen DOB_OVERNATNING-nøgle i raw_rows) – kun almindelig Overnatning eksporteres til CSV. Beløbet indgår derfor i prøvekørsel og PDF-timeseddel, men skal pt. afregnes uden om Danløn-eksporten.</w:t>
+        <w:t>DOB Overnatning har ingen fast række i Danløn CSV'en (raw_rows har ingen DOB_OVERNATNING-nøgle), og systemet opretter ikke selv en løntypekode for den. Den kommer med i CSV'en via _user_pay_type_rows(), NÅR der i Stamdata → Løntypekoder findes en brugeroprettet løntypekode med code_key 'dob_overnatning' (fx Danløn-kode 43, Antal-type Antal, Sats-kilde = DOB-satsen). Findes koden ikke, kommer DOB ikke med i Danløn CSV'en – kontrollér derfor at løntypekoden er oprettet på hver installation.</w:t>
       </w:r>
     </w:p>
     <w:p>
@@ -14772,7 +15877,7 @@
           <w:rFonts w:ascii="Arial" w:hAnsi="Arial"/>
           <w:sz w:val="22"/>
         </w:rPr>
-        <w:t>Rettet 2026-09-22: Lønkørsel-fanens 'I alt'-beløb pr. medarbejder (renderPayrollPreview(), app.js) medregnede tidligere kun total_kr + overnatning + DOB-overnatning + springertillæg. Fraværstyper med et beregnet beløb (Sygdom, §56 syg/Barn 1.sygedag u. løn til dagpengesats, Feriefri, Barsel, Skole/kursus – samme sæt som Lønafregningens absence_kr, afsnit 13.2) talte IKKE med, selvom de reelt udbetales. grandTotalKr beregnes nu ved at lægge disse fraværsbeløb (timer × hourly_rate hhv. dagpenge_sats) oveni de øvrige tillæg.</w:t>
+        <w:t>Rettet 2026-09-22: Lønkørsel-fanens 'I alt'-beløb pr. medarbejder (renderPayrollPreview(), app.js) medregnede tidligere kun total_kr + overnatning + DOB-overnatning + springertillæg. Fraværstyper med et beregnet beløb (Sygdom, §56 syg/Barn 1.sygedag u. løn til dagpengesats, Feriefri, Barsel, Skole/kursus) talte IKKE med, selvom de reelt udbetales. grandTotalKr beregnes nu ved at lægge disse fraværsbeløb (timer × hourly_rate hhv. dagpenge_sats) oveni de øvrige tillæg.</w:t>
       </w:r>
     </w:p>
     <w:p>
@@ -14808,6 +15913,755 @@
           <w:sz w:val="22"/>
         </w:rPr>
         <w:t>Begge rettelser er rene VISNINGS-rettelser i frontend/PDF-lag – selve lønberegningen i _calculate_employee() og dermed Danløn CSV-eksporten var upåvirket af buggen; fraværet blev allerede korrekt betalt, det var kun 'I alt'-summen i Lønkørsel-fanen og PDF-timesedlen der tidligere undervurderede den reelle udbetaling.</w:t>
+      </w:r>
+    </w:p>
+    <w:p>
+      <w:pPr>
+        <w:spacing w:after="120"/>
+      </w:pPr>
+      <w:r>
+        <w:rPr>
+          <w:rFonts w:ascii="Arial" w:hAnsi="Arial"/>
+          <w:sz w:val="22"/>
+        </w:rPr>
+        <w:t>Ændret 2026-09-30: Lønkørsel-fanens 'I alt' beregnes ikke længere i app.js, men i backend med præcis samme funktion som Lønafregningens total: settlement_total_kr(calc) (payroll_settlement_router.py) = total_kr + springertillæg + overnatning + DOB-overnatning + alle fraværsbeløb (absence_kr, inkl. Ferie og Afspadsering). GET /api/payroll/preview sender resultatet som grand_total_kr pr. medarbejder, og renderPayrollPreview() viser det direkte. Medarbejderkortet har fået en 'Ferie'-linje (ferie_hours × hourly_rate), og 'Afspadsering' viser nu sats og beløb, så linjerne summerer til 'I alt'.</w:t>
+      </w:r>
+    </w:p>
+    <w:tbl>
+      <w:tblPr>
+        <w:tblStyle w:val="TableGrid"/>
+        <w:tblW w:type="auto" w:w="0"/>
+        <w:tblLook w:firstColumn="1" w:firstRow="1" w:lastColumn="0" w:lastRow="0" w:noHBand="0" w:noVBand="1" w:val="04A0"/>
+      </w:tblPr>
+      <w:tblGrid>
+        <w:gridCol w:w="1814"/>
+        <w:gridCol w:w="1814"/>
+        <w:gridCol w:w="1814"/>
+        <w:gridCol w:w="1814"/>
+        <w:gridCol w:w="1814"/>
+      </w:tblGrid>
+      <w:tr>
+        <w:tc>
+          <w:tcPr>
+            <w:tcW w:type="dxa" w:w="1814"/>
+            <w:shd w:val="clear" w:color="auto" w:fill="1B3A6B"/>
+          </w:tcPr>
+          <w:p>
+            <w:r>
+              <w:rPr>
+                <w:rFonts w:ascii="Arial" w:hAnsi="Arial"/>
+                <w:b/>
+                <w:color w:val="FFFFFF"/>
+                <w:sz w:val="20"/>
+              </w:rPr>
+              <w:t>Lønpost</w:t>
+            </w:r>
+          </w:p>
+        </w:tc>
+        <w:tc>
+          <w:tcPr>
+            <w:tcW w:type="dxa" w:w="1814"/>
+            <w:shd w:val="clear" w:color="auto" w:fill="1B3A6B"/>
+          </w:tcPr>
+          <w:p>
+            <w:r>
+              <w:rPr>
+                <w:rFonts w:ascii="Arial" w:hAnsi="Arial"/>
+                <w:b/>
+                <w:color w:val="FFFFFF"/>
+                <w:sz w:val="20"/>
+              </w:rPr>
+              <w:t>Lønkørsel 'I alt'</w:t>
+            </w:r>
+          </w:p>
+        </w:tc>
+        <w:tc>
+          <w:tcPr>
+            <w:tcW w:type="dxa" w:w="1814"/>
+            <w:shd w:val="clear" w:color="auto" w:fill="1B3A6B"/>
+          </w:tcPr>
+          <w:p>
+            <w:r>
+              <w:rPr>
+                <w:rFonts w:ascii="Arial" w:hAnsi="Arial"/>
+                <w:b/>
+                <w:color w:val="FFFFFF"/>
+                <w:sz w:val="20"/>
+              </w:rPr>
+              <w:t>Lønafregning</w:t>
+            </w:r>
+          </w:p>
+        </w:tc>
+        <w:tc>
+          <w:tcPr>
+            <w:tcW w:type="dxa" w:w="1814"/>
+            <w:shd w:val="clear" w:color="auto" w:fill="1B3A6B"/>
+          </w:tcPr>
+          <w:p>
+            <w:r>
+              <w:rPr>
+                <w:rFonts w:ascii="Arial" w:hAnsi="Arial"/>
+                <w:b/>
+                <w:color w:val="FFFFFF"/>
+                <w:sz w:val="20"/>
+              </w:rPr>
+              <w:t>PDF-timeseddel</w:t>
+            </w:r>
+          </w:p>
+        </w:tc>
+        <w:tc>
+          <w:tcPr>
+            <w:tcW w:type="dxa" w:w="1814"/>
+            <w:shd w:val="clear" w:color="auto" w:fill="1B3A6B"/>
+          </w:tcPr>
+          <w:p>
+            <w:r>
+              <w:rPr>
+                <w:rFonts w:ascii="Arial" w:hAnsi="Arial"/>
+                <w:b/>
+                <w:color w:val="FFFFFF"/>
+                <w:sz w:val="20"/>
+              </w:rPr>
+              <w:t>Danløn CSV</w:t>
+            </w:r>
+          </w:p>
+        </w:tc>
+      </w:tr>
+      <w:tr>
+        <w:tc>
+          <w:tcPr>
+            <w:tcW w:type="dxa" w:w="1814"/>
+            <w:tcBorders>
+              <w:top w:val="single" w:sz="4" w:color="CCCCCC"/>
+              <w:left w:val="single" w:sz="4" w:color="CCCCCC"/>
+              <w:bottom w:val="single" w:sz="4" w:color="CCCCCC"/>
+              <w:right w:val="single" w:sz="4" w:color="CCCCCC"/>
+            </w:tcBorders>
+          </w:tcPr>
+          <w:p>
+            <w:r>
+              <w:rPr>
+                <w:rFonts w:ascii="Arial" w:hAnsi="Arial"/>
+                <w:sz w:val="20"/>
+              </w:rPr>
+              <w:t>Normal tid, overtid, SH-tillæg, salt, SH-betaling (kode 4/63)</w:t>
+            </w:r>
+          </w:p>
+        </w:tc>
+        <w:tc>
+          <w:tcPr>
+            <w:tcW w:type="dxa" w:w="1814"/>
+            <w:tcBorders>
+              <w:top w:val="single" w:sz="4" w:color="CCCCCC"/>
+              <w:left w:val="single" w:sz="4" w:color="CCCCCC"/>
+              <w:bottom w:val="single" w:sz="4" w:color="CCCCCC"/>
+              <w:right w:val="single" w:sz="4" w:color="CCCCCC"/>
+            </w:tcBorders>
+          </w:tcPr>
+          <w:p>
+            <w:r>
+              <w:rPr>
+                <w:rFonts w:ascii="Arial" w:hAnsi="Arial"/>
+                <w:sz w:val="20"/>
+              </w:rPr>
+              <w:t>Ja</w:t>
+            </w:r>
+          </w:p>
+        </w:tc>
+        <w:tc>
+          <w:tcPr>
+            <w:tcW w:type="dxa" w:w="1814"/>
+            <w:tcBorders>
+              <w:top w:val="single" w:sz="4" w:color="CCCCCC"/>
+              <w:left w:val="single" w:sz="4" w:color="CCCCCC"/>
+              <w:bottom w:val="single" w:sz="4" w:color="CCCCCC"/>
+              <w:right w:val="single" w:sz="4" w:color="CCCCCC"/>
+            </w:tcBorders>
+          </w:tcPr>
+          <w:p>
+            <w:r>
+              <w:rPr>
+                <w:rFonts w:ascii="Arial" w:hAnsi="Arial"/>
+                <w:sz w:val="20"/>
+              </w:rPr>
+              <w:t>Ja</w:t>
+            </w:r>
+          </w:p>
+        </w:tc>
+        <w:tc>
+          <w:tcPr>
+            <w:tcW w:type="dxa" w:w="1814"/>
+            <w:tcBorders>
+              <w:top w:val="single" w:sz="4" w:color="CCCCCC"/>
+              <w:left w:val="single" w:sz="4" w:color="CCCCCC"/>
+              <w:bottom w:val="single" w:sz="4" w:color="CCCCCC"/>
+              <w:right w:val="single" w:sz="4" w:color="CCCCCC"/>
+            </w:tcBorders>
+          </w:tcPr>
+          <w:p>
+            <w:r>
+              <w:rPr>
+                <w:rFonts w:ascii="Arial" w:hAnsi="Arial"/>
+                <w:sz w:val="20"/>
+              </w:rPr>
+              <w:t>Ja</w:t>
+            </w:r>
+          </w:p>
+        </w:tc>
+        <w:tc>
+          <w:tcPr>
+            <w:tcW w:type="dxa" w:w="1814"/>
+            <w:tcBorders>
+              <w:top w:val="single" w:sz="4" w:color="CCCCCC"/>
+              <w:left w:val="single" w:sz="4" w:color="CCCCCC"/>
+              <w:bottom w:val="single" w:sz="4" w:color="CCCCCC"/>
+              <w:right w:val="single" w:sz="4" w:color="CCCCCC"/>
+            </w:tcBorders>
+          </w:tcPr>
+          <w:p>
+            <w:r>
+              <w:rPr>
+                <w:rFonts w:ascii="Arial" w:hAnsi="Arial"/>
+                <w:sz w:val="20"/>
+              </w:rPr>
+              <w:t>Ja</w:t>
+            </w:r>
+          </w:p>
+        </w:tc>
+      </w:tr>
+      <w:tr>
+        <w:tc>
+          <w:tcPr>
+            <w:tcW w:type="dxa" w:w="1814"/>
+            <w:tcBorders>
+              <w:top w:val="single" w:sz="4" w:color="CCCCCC"/>
+              <w:left w:val="single" w:sz="4" w:color="CCCCCC"/>
+              <w:bottom w:val="single" w:sz="4" w:color="CCCCCC"/>
+              <w:right w:val="single" w:sz="4" w:color="CCCCCC"/>
+            </w:tcBorders>
+          </w:tcPr>
+          <w:p>
+            <w:r>
+              <w:rPr>
+                <w:rFonts w:ascii="Arial" w:hAnsi="Arial"/>
+                <w:sz w:val="20"/>
+              </w:rPr>
+              <w:t>Springertillæg, overnatning</w:t>
+            </w:r>
+          </w:p>
+        </w:tc>
+        <w:tc>
+          <w:tcPr>
+            <w:tcW w:type="dxa" w:w="1814"/>
+            <w:tcBorders>
+              <w:top w:val="single" w:sz="4" w:color="CCCCCC"/>
+              <w:left w:val="single" w:sz="4" w:color="CCCCCC"/>
+              <w:bottom w:val="single" w:sz="4" w:color="CCCCCC"/>
+              <w:right w:val="single" w:sz="4" w:color="CCCCCC"/>
+            </w:tcBorders>
+          </w:tcPr>
+          <w:p>
+            <w:r>
+              <w:rPr>
+                <w:rFonts w:ascii="Arial" w:hAnsi="Arial"/>
+                <w:sz w:val="20"/>
+              </w:rPr>
+              <w:t>Ja</w:t>
+            </w:r>
+          </w:p>
+        </w:tc>
+        <w:tc>
+          <w:tcPr>
+            <w:tcW w:type="dxa" w:w="1814"/>
+            <w:tcBorders>
+              <w:top w:val="single" w:sz="4" w:color="CCCCCC"/>
+              <w:left w:val="single" w:sz="4" w:color="CCCCCC"/>
+              <w:bottom w:val="single" w:sz="4" w:color="CCCCCC"/>
+              <w:right w:val="single" w:sz="4" w:color="CCCCCC"/>
+            </w:tcBorders>
+          </w:tcPr>
+          <w:p>
+            <w:r>
+              <w:rPr>
+                <w:rFonts w:ascii="Arial" w:hAnsi="Arial"/>
+                <w:sz w:val="20"/>
+              </w:rPr>
+              <w:t>Ja</w:t>
+            </w:r>
+          </w:p>
+        </w:tc>
+        <w:tc>
+          <w:tcPr>
+            <w:tcW w:type="dxa" w:w="1814"/>
+            <w:tcBorders>
+              <w:top w:val="single" w:sz="4" w:color="CCCCCC"/>
+              <w:left w:val="single" w:sz="4" w:color="CCCCCC"/>
+              <w:bottom w:val="single" w:sz="4" w:color="CCCCCC"/>
+              <w:right w:val="single" w:sz="4" w:color="CCCCCC"/>
+            </w:tcBorders>
+          </w:tcPr>
+          <w:p>
+            <w:r>
+              <w:rPr>
+                <w:rFonts w:ascii="Arial" w:hAnsi="Arial"/>
+                <w:sz w:val="20"/>
+              </w:rPr>
+              <w:t>Ja</w:t>
+            </w:r>
+          </w:p>
+        </w:tc>
+        <w:tc>
+          <w:tcPr>
+            <w:tcW w:type="dxa" w:w="1814"/>
+            <w:tcBorders>
+              <w:top w:val="single" w:sz="4" w:color="CCCCCC"/>
+              <w:left w:val="single" w:sz="4" w:color="CCCCCC"/>
+              <w:bottom w:val="single" w:sz="4" w:color="CCCCCC"/>
+              <w:right w:val="single" w:sz="4" w:color="CCCCCC"/>
+            </w:tcBorders>
+          </w:tcPr>
+          <w:p>
+            <w:r>
+              <w:rPr>
+                <w:rFonts w:ascii="Arial" w:hAnsi="Arial"/>
+                <w:sz w:val="20"/>
+              </w:rPr>
+              <w:t>Ja</w:t>
+            </w:r>
+          </w:p>
+        </w:tc>
+      </w:tr>
+      <w:tr>
+        <w:tc>
+          <w:tcPr>
+            <w:tcW w:type="dxa" w:w="1814"/>
+            <w:tcBorders>
+              <w:top w:val="single" w:sz="4" w:color="CCCCCC"/>
+              <w:left w:val="single" w:sz="4" w:color="CCCCCC"/>
+              <w:bottom w:val="single" w:sz="4" w:color="CCCCCC"/>
+              <w:right w:val="single" w:sz="4" w:color="CCCCCC"/>
+            </w:tcBorders>
+          </w:tcPr>
+          <w:p>
+            <w:r>
+              <w:rPr>
+                <w:rFonts w:ascii="Arial" w:hAnsi="Arial"/>
+                <w:sz w:val="20"/>
+              </w:rPr>
+              <w:t>DOB-overnatning</w:t>
+            </w:r>
+          </w:p>
+        </w:tc>
+        <w:tc>
+          <w:tcPr>
+            <w:tcW w:type="dxa" w:w="1814"/>
+            <w:tcBorders>
+              <w:top w:val="single" w:sz="4" w:color="CCCCCC"/>
+              <w:left w:val="single" w:sz="4" w:color="CCCCCC"/>
+              <w:bottom w:val="single" w:sz="4" w:color="CCCCCC"/>
+              <w:right w:val="single" w:sz="4" w:color="CCCCCC"/>
+            </w:tcBorders>
+          </w:tcPr>
+          <w:p>
+            <w:r>
+              <w:rPr>
+                <w:rFonts w:ascii="Arial" w:hAnsi="Arial"/>
+                <w:sz w:val="20"/>
+              </w:rPr>
+              <w:t>Ja</w:t>
+            </w:r>
+          </w:p>
+        </w:tc>
+        <w:tc>
+          <w:tcPr>
+            <w:tcW w:type="dxa" w:w="1814"/>
+            <w:tcBorders>
+              <w:top w:val="single" w:sz="4" w:color="CCCCCC"/>
+              <w:left w:val="single" w:sz="4" w:color="CCCCCC"/>
+              <w:bottom w:val="single" w:sz="4" w:color="CCCCCC"/>
+              <w:right w:val="single" w:sz="4" w:color="CCCCCC"/>
+            </w:tcBorders>
+          </w:tcPr>
+          <w:p>
+            <w:r>
+              <w:rPr>
+                <w:rFonts w:ascii="Arial" w:hAnsi="Arial"/>
+                <w:sz w:val="20"/>
+              </w:rPr>
+              <w:t>Ja</w:t>
+            </w:r>
+          </w:p>
+        </w:tc>
+        <w:tc>
+          <w:tcPr>
+            <w:tcW w:type="dxa" w:w="1814"/>
+            <w:tcBorders>
+              <w:top w:val="single" w:sz="4" w:color="CCCCCC"/>
+              <w:left w:val="single" w:sz="4" w:color="CCCCCC"/>
+              <w:bottom w:val="single" w:sz="4" w:color="CCCCCC"/>
+              <w:right w:val="single" w:sz="4" w:color="CCCCCC"/>
+            </w:tcBorders>
+          </w:tcPr>
+          <w:p>
+            <w:r>
+              <w:rPr>
+                <w:rFonts w:ascii="Arial" w:hAnsi="Arial"/>
+                <w:sz w:val="20"/>
+              </w:rPr>
+              <w:t>Ja</w:t>
+            </w:r>
+          </w:p>
+        </w:tc>
+        <w:tc>
+          <w:tcPr>
+            <w:tcW w:type="dxa" w:w="1814"/>
+            <w:tcBorders>
+              <w:top w:val="single" w:sz="4" w:color="CCCCCC"/>
+              <w:left w:val="single" w:sz="4" w:color="CCCCCC"/>
+              <w:bottom w:val="single" w:sz="4" w:color="CCCCCC"/>
+              <w:right w:val="single" w:sz="4" w:color="CCCCCC"/>
+            </w:tcBorders>
+          </w:tcPr>
+          <w:p>
+            <w:r>
+              <w:rPr>
+                <w:rFonts w:ascii="Arial" w:hAnsi="Arial"/>
+                <w:sz w:val="20"/>
+              </w:rPr>
+              <w:t>Kun med løntypekode (afsnit 7.7)</w:t>
+            </w:r>
+          </w:p>
+        </w:tc>
+      </w:tr>
+      <w:tr>
+        <w:tc>
+          <w:tcPr>
+            <w:tcW w:type="dxa" w:w="1814"/>
+            <w:tcBorders>
+              <w:top w:val="single" w:sz="4" w:color="CCCCCC"/>
+              <w:left w:val="single" w:sz="4" w:color="CCCCCC"/>
+              <w:bottom w:val="single" w:sz="4" w:color="CCCCCC"/>
+              <w:right w:val="single" w:sz="4" w:color="CCCCCC"/>
+            </w:tcBorders>
+          </w:tcPr>
+          <w:p>
+            <w:r>
+              <w:rPr>
+                <w:rFonts w:ascii="Arial" w:hAnsi="Arial"/>
+                <w:sz w:val="20"/>
+              </w:rPr>
+              <w:t>Sygdom, §56 syg, Barn 1.sygedag u. løn, Feriefri, Barsel, Skole/kursus</w:t>
+            </w:r>
+          </w:p>
+        </w:tc>
+        <w:tc>
+          <w:tcPr>
+            <w:tcW w:type="dxa" w:w="1814"/>
+            <w:tcBorders>
+              <w:top w:val="single" w:sz="4" w:color="CCCCCC"/>
+              <w:left w:val="single" w:sz="4" w:color="CCCCCC"/>
+              <w:bottom w:val="single" w:sz="4" w:color="CCCCCC"/>
+              <w:right w:val="single" w:sz="4" w:color="CCCCCC"/>
+            </w:tcBorders>
+          </w:tcPr>
+          <w:p>
+            <w:r>
+              <w:rPr>
+                <w:rFonts w:ascii="Arial" w:hAnsi="Arial"/>
+                <w:sz w:val="20"/>
+              </w:rPr>
+              <w:t>Ja</w:t>
+            </w:r>
+          </w:p>
+        </w:tc>
+        <w:tc>
+          <w:tcPr>
+            <w:tcW w:type="dxa" w:w="1814"/>
+            <w:tcBorders>
+              <w:top w:val="single" w:sz="4" w:color="CCCCCC"/>
+              <w:left w:val="single" w:sz="4" w:color="CCCCCC"/>
+              <w:bottom w:val="single" w:sz="4" w:color="CCCCCC"/>
+              <w:right w:val="single" w:sz="4" w:color="CCCCCC"/>
+            </w:tcBorders>
+          </w:tcPr>
+          <w:p>
+            <w:r>
+              <w:rPr>
+                <w:rFonts w:ascii="Arial" w:hAnsi="Arial"/>
+                <w:sz w:val="20"/>
+              </w:rPr>
+              <w:t>Ja</w:t>
+            </w:r>
+          </w:p>
+        </w:tc>
+        <w:tc>
+          <w:tcPr>
+            <w:tcW w:type="dxa" w:w="1814"/>
+            <w:tcBorders>
+              <w:top w:val="single" w:sz="4" w:color="CCCCCC"/>
+              <w:left w:val="single" w:sz="4" w:color="CCCCCC"/>
+              <w:bottom w:val="single" w:sz="4" w:color="CCCCCC"/>
+              <w:right w:val="single" w:sz="4" w:color="CCCCCC"/>
+            </w:tcBorders>
+          </w:tcPr>
+          <w:p>
+            <w:r>
+              <w:rPr>
+                <w:rFonts w:ascii="Arial" w:hAnsi="Arial"/>
+                <w:sz w:val="20"/>
+              </w:rPr>
+              <w:t>Ja</w:t>
+            </w:r>
+          </w:p>
+        </w:tc>
+        <w:tc>
+          <w:tcPr>
+            <w:tcW w:type="dxa" w:w="1814"/>
+            <w:tcBorders>
+              <w:top w:val="single" w:sz="4" w:color="CCCCCC"/>
+              <w:left w:val="single" w:sz="4" w:color="CCCCCC"/>
+              <w:bottom w:val="single" w:sz="4" w:color="CCCCCC"/>
+              <w:right w:val="single" w:sz="4" w:color="CCCCCC"/>
+            </w:tcBorders>
+          </w:tcPr>
+          <w:p>
+            <w:r>
+              <w:rPr>
+                <w:rFonts w:ascii="Arial" w:hAnsi="Arial"/>
+                <w:sz w:val="20"/>
+              </w:rPr>
+              <w:t>Ja</w:t>
+            </w:r>
+          </w:p>
+        </w:tc>
+      </w:tr>
+      <w:tr>
+        <w:tc>
+          <w:tcPr>
+            <w:tcW w:type="dxa" w:w="1814"/>
+            <w:tcBorders>
+              <w:top w:val="single" w:sz="4" w:color="CCCCCC"/>
+              <w:left w:val="single" w:sz="4" w:color="CCCCCC"/>
+              <w:bottom w:val="single" w:sz="4" w:color="CCCCCC"/>
+              <w:right w:val="single" w:sz="4" w:color="CCCCCC"/>
+            </w:tcBorders>
+          </w:tcPr>
+          <w:p>
+            <w:r>
+              <w:rPr>
+                <w:rFonts w:ascii="Arial" w:hAnsi="Arial"/>
+                <w:sz w:val="20"/>
+              </w:rPr>
+              <w:t>Afspadsering</w:t>
+            </w:r>
+          </w:p>
+        </w:tc>
+        <w:tc>
+          <w:tcPr>
+            <w:tcW w:type="dxa" w:w="1814"/>
+            <w:tcBorders>
+              <w:top w:val="single" w:sz="4" w:color="CCCCCC"/>
+              <w:left w:val="single" w:sz="4" w:color="CCCCCC"/>
+              <w:bottom w:val="single" w:sz="4" w:color="CCCCCC"/>
+              <w:right w:val="single" w:sz="4" w:color="CCCCCC"/>
+            </w:tcBorders>
+          </w:tcPr>
+          <w:p>
+            <w:r>
+              <w:rPr>
+                <w:rFonts w:ascii="Arial" w:hAnsi="Arial"/>
+                <w:sz w:val="20"/>
+              </w:rPr>
+              <w:t>Ja</w:t>
+            </w:r>
+          </w:p>
+        </w:tc>
+        <w:tc>
+          <w:tcPr>
+            <w:tcW w:type="dxa" w:w="1814"/>
+            <w:tcBorders>
+              <w:top w:val="single" w:sz="4" w:color="CCCCCC"/>
+              <w:left w:val="single" w:sz="4" w:color="CCCCCC"/>
+              <w:bottom w:val="single" w:sz="4" w:color="CCCCCC"/>
+              <w:right w:val="single" w:sz="4" w:color="CCCCCC"/>
+            </w:tcBorders>
+          </w:tcPr>
+          <w:p>
+            <w:r>
+              <w:rPr>
+                <w:rFonts w:ascii="Arial" w:hAnsi="Arial"/>
+                <w:sz w:val="20"/>
+              </w:rPr>
+              <w:t>Ja</w:t>
+            </w:r>
+          </w:p>
+        </w:tc>
+        <w:tc>
+          <w:tcPr>
+            <w:tcW w:type="dxa" w:w="1814"/>
+            <w:tcBorders>
+              <w:top w:val="single" w:sz="4" w:color="CCCCCC"/>
+              <w:left w:val="single" w:sz="4" w:color="CCCCCC"/>
+              <w:bottom w:val="single" w:sz="4" w:color="CCCCCC"/>
+              <w:right w:val="single" w:sz="4" w:color="CCCCCC"/>
+            </w:tcBorders>
+          </w:tcPr>
+          <w:p>
+            <w:r>
+              <w:rPr>
+                <w:rFonts w:ascii="Arial" w:hAnsi="Arial"/>
+                <w:sz w:val="20"/>
+              </w:rPr>
+              <w:t>Ja</w:t>
+            </w:r>
+          </w:p>
+        </w:tc>
+        <w:tc>
+          <w:tcPr>
+            <w:tcW w:type="dxa" w:w="1814"/>
+            <w:tcBorders>
+              <w:top w:val="single" w:sz="4" w:color="CCCCCC"/>
+              <w:left w:val="single" w:sz="4" w:color="CCCCCC"/>
+              <w:bottom w:val="single" w:sz="4" w:color="CCCCCC"/>
+              <w:right w:val="single" w:sz="4" w:color="CCCCCC"/>
+            </w:tcBorders>
+          </w:tcPr>
+          <w:p>
+            <w:r>
+              <w:rPr>
+                <w:rFonts w:ascii="Arial" w:hAnsi="Arial"/>
+                <w:sz w:val="20"/>
+              </w:rPr>
+              <w:t>Ja</w:t>
+            </w:r>
+          </w:p>
+        </w:tc>
+      </w:tr>
+      <w:tr>
+        <w:tc>
+          <w:tcPr>
+            <w:tcW w:type="dxa" w:w="1814"/>
+            <w:tcBorders>
+              <w:top w:val="single" w:sz="4" w:color="CCCCCC"/>
+              <w:left w:val="single" w:sz="4" w:color="CCCCCC"/>
+              <w:bottom w:val="single" w:sz="4" w:color="CCCCCC"/>
+              <w:right w:val="single" w:sz="4" w:color="CCCCCC"/>
+            </w:tcBorders>
+          </w:tcPr>
+          <w:p>
+            <w:r>
+              <w:rPr>
+                <w:rFonts w:ascii="Arial" w:hAnsi="Arial"/>
+                <w:sz w:val="20"/>
+              </w:rPr>
+              <w:t>Ferie</w:t>
+            </w:r>
+          </w:p>
+        </w:tc>
+        <w:tc>
+          <w:tcPr>
+            <w:tcW w:type="dxa" w:w="1814"/>
+            <w:tcBorders>
+              <w:top w:val="single" w:sz="4" w:color="CCCCCC"/>
+              <w:left w:val="single" w:sz="4" w:color="CCCCCC"/>
+              <w:bottom w:val="single" w:sz="4" w:color="CCCCCC"/>
+              <w:right w:val="single" w:sz="4" w:color="CCCCCC"/>
+            </w:tcBorders>
+          </w:tcPr>
+          <w:p>
+            <w:r>
+              <w:rPr>
+                <w:rFonts w:ascii="Arial" w:hAnsi="Arial"/>
+                <w:sz w:val="20"/>
+              </w:rPr>
+              <w:t>Ja</w:t>
+            </w:r>
+          </w:p>
+        </w:tc>
+        <w:tc>
+          <w:tcPr>
+            <w:tcW w:type="dxa" w:w="1814"/>
+            <w:tcBorders>
+              <w:top w:val="single" w:sz="4" w:color="CCCCCC"/>
+              <w:left w:val="single" w:sz="4" w:color="CCCCCC"/>
+              <w:bottom w:val="single" w:sz="4" w:color="CCCCCC"/>
+              <w:right w:val="single" w:sz="4" w:color="CCCCCC"/>
+            </w:tcBorders>
+          </w:tcPr>
+          <w:p>
+            <w:r>
+              <w:rPr>
+                <w:rFonts w:ascii="Arial" w:hAnsi="Arial"/>
+                <w:sz w:val="20"/>
+              </w:rPr>
+              <w:t>Ja</w:t>
+            </w:r>
+          </w:p>
+        </w:tc>
+        <w:tc>
+          <w:tcPr>
+            <w:tcW w:type="dxa" w:w="1814"/>
+            <w:tcBorders>
+              <w:top w:val="single" w:sz="4" w:color="CCCCCC"/>
+              <w:left w:val="single" w:sz="4" w:color="CCCCCC"/>
+              <w:bottom w:val="single" w:sz="4" w:color="CCCCCC"/>
+              <w:right w:val="single" w:sz="4" w:color="CCCCCC"/>
+            </w:tcBorders>
+          </w:tcPr>
+          <w:p>
+            <w:r>
+              <w:rPr>
+                <w:rFonts w:ascii="Arial" w:hAnsi="Arial"/>
+                <w:sz w:val="20"/>
+              </w:rPr>
+              <w:t>Nej</w:t>
+            </w:r>
+          </w:p>
+        </w:tc>
+        <w:tc>
+          <w:tcPr>
+            <w:tcW w:type="dxa" w:w="1814"/>
+            <w:tcBorders>
+              <w:top w:val="single" w:sz="4" w:color="CCCCCC"/>
+              <w:left w:val="single" w:sz="4" w:color="CCCCCC"/>
+              <w:bottom w:val="single" w:sz="4" w:color="CCCCCC"/>
+              <w:right w:val="single" w:sz="4" w:color="CCCCCC"/>
+            </w:tcBorders>
+          </w:tcPr>
+          <w:p>
+            <w:r>
+              <w:rPr>
+                <w:rFonts w:ascii="Arial" w:hAnsi="Arial"/>
+                <w:sz w:val="20"/>
+              </w:rPr>
+              <w:t>Nej</w:t>
+            </w:r>
+          </w:p>
+        </w:tc>
+      </w:tr>
+    </w:tbl>
+    <w:p/>
+    <w:p>
+      <w:pPr>
+        <w:spacing w:before="80" w:after="160"/>
+        <w:ind w:left="283" w:right="283"/>
+      </w:pPr>
+      <w:r>
+        <w:rPr>
+          <w:rFonts w:ascii="Arial" w:hAnsi="Arial"/>
+          <w:b/>
+          <w:color w:val="2E6DB8"/>
+          <w:sz w:val="22"/>
+        </w:rPr>
+        <w:t xml:space="preserve">BEMÆRK: </w:t>
+      </w:r>
+      <w:r>
+        <w:rPr>
+          <w:rFonts w:ascii="Arial" w:hAnsi="Arial"/>
+          <w:color w:val="606060"/>
+          <w:sz w:val="22"/>
+        </w:rPr>
+        <w:t>PDF-timesedlen medregner bevidst IKKE Ferie i sit 'I alt' (bekræftet af bruger 2026-09-30) – den kan derfor afvige fra Lønkørsel og Lønafregning med feriebeløbet.</w:t>
       </w:r>
     </w:p>
     <w:p>
@@ -14922,7 +16776,21 @@
           <w:rFonts w:ascii="Arial" w:hAnsi="Arial"/>
           <w:sz w:val="22"/>
         </w:rPr>
-        <w:t>Fortryd: nulstiller start_time og end_time til de gemte originaler.</w:t>
+        <w:t>Fortryd: nulstiller start_time og end_time til de gemte originaler. Ligger den oprindelige dato i en låst lønperiode, afvises fortrydelsen (400), inden noget ændres (2026-09-30).</w:t>
+      </w:r>
+    </w:p>
+    <w:p>
+      <w:pPr>
+        <w:pStyle w:val="ListBullet"/>
+        <w:spacing w:after="40"/>
+        <w:ind w:left="454"/>
+      </w:pPr>
+      <w:r>
+        <w:rPr>
+          <w:rFonts w:ascii="Arial" w:hAnsi="Arial"/>
+          <w:sz w:val="22"/>
+        </w:rPr>
+        <w:t>Tømte felter: sendes vehicle_number, km_start eller km_end som null i PATCH, tømmes feltet (2026-09-30 – før blev den gamle værdi stående). Undtagelse: på en vagt med vehicle_uses betyder tomt vognnummer 'uændret', da vognnummeret ikke kan rettes der.</w:t>
       </w:r>
     </w:p>
     <w:p>
@@ -14949,7 +16817,7 @@
           <w:rFonts w:ascii="Arial" w:hAnsi="Arial"/>
           <w:sz w:val="22"/>
         </w:rPr>
-        <w:t>En aktivitet kan opdeles ved et valgt tidspunkt. Systemet opretter to børneaktiviteter med parent_activity_id og split_part (1 og 2). Pauser og segmenter fordeles proportionalt til den korrekte del.</w:t>
+        <w:t>En aktivitet kan opdeles ved et valgt tidspunkt. Systemet opretter to børneaktiviteter med parent_activity_id og split_part (1 og 2). Pauser og segmenter klippes ved splitpunktet. Et segment rettet med 'Ret til andet arbejde' beholder sit 4. element (oprindelig type) i begge dele, så 'Gendan' virker efter split (rettet 2026-09-30 – før gav split en serverfejl, når en pause var rettet).</w:t>
       </w:r>
     </w:p>
     <w:p>
@@ -15482,7 +17350,7 @@
           <w:color w:val="606060"/>
           <w:sz w:val="22"/>
         </w:rPr>
-        <w:t>Hverken /deactivate eller DELETE-endepunktet kræver andet end almindeligt login (get_current_user) – der er ingen data-perm-require på sletning i frontend heller. Enhver logget ind bruger kan altså slette en aktivitet permanent, hvis reglerne ovenfor er opfyldt.</w:t>
+        <w:t>Siden 2026-09-30 kræver både /deactivate og DELETE rettigheden 'Godkend aktiviteter' (approve_activities, afsnit 8.9), og begge afvises for ALLE aktivitetstyper i en låst lønperiode (_forbid_removal_in_closed_period() – gjaldt tidligere kun fravær).</w:t>
       </w:r>
     </w:p>
     <w:p>
@@ -15494,7 +17362,7 @@
           <w:rFonts w:ascii="Arial" w:hAnsi="Arial"/>
           <w:sz w:val="22"/>
         </w:rPr>
-        <w:t>POST /{id}/hide-from-vagtplan (body: {hidden}) sætter Activity.hidden_from_vagtplan, som ekskluderer aktiviteten fra Vagtplan-forespørgsler uden at ændre dens status. Nulstilles automatisk ved 'Genåbn' (reopen).</w:t>
+        <w:t>POST /{id}/hide-from-vagtplan (body: {hidden}) sætter Activity.hidden_from_vagtplan, som ekskluderer aktiviteten fra Vagtplan-forespørgsler uden at ændre dens status. Nulstilles automatisk ved 'Genåbn' (reopen). Kræver redigeringsret til medarbejderens linje i Vagtplanen og at perioden ikke er låst.</w:t>
       </w:r>
     </w:p>
     <w:p>
@@ -15877,7 +17745,7 @@
           <w:rFonts w:ascii="Arial" w:hAnsi="Arial"/>
           <w:sz w:val="22"/>
         </w:rPr>
-        <w:t>Dage der TILFØJES: for almindelige fraværstyper oprettes en ny aktivitet med standardtimer fra medarbejderens timefordeling (lige/ulige uge) – er de skemalagte timer 0 for en given ugedag, springes dagen over og rapporteres i svarets skipped-liste i stedet for at fejle. For overnatning/dob_overnatning oprettes i stedet en midnatsstemplet nul-varighed-aktivitet pr. dag, som ved almindelig oprettelse – ingen skematime-beregning, ingen skip-mulighed.</w:t>
+        <w:t>Dage der TILFØJES: for almindelige fraværstyper oprettes en ny aktivitet med standardtimer fra _range_day_defaults(): medarbejderens skemalagte timer (lige/ulige uge), eller 7,4 t hvis de er 0. Feriefri får altid 7,4 t. Kun for AFSPADSERING springes en dag med 0 skemalagte timer over (rapporteres i svarets skipped-liste). For overnatning/dob_overnatning oprettes i stedet en midnatsstemplet nul-varighed-aktivitet pr. dag, som ved almindelig oprettelse – ingen skematime-beregning, ingen skip-mulighed.</w:t>
       </w:r>
     </w:p>
     <w:p>
@@ -15903,39 +17771,7 @@
           <w:rFonts w:ascii="Arial" w:hAnsi="Arial"/>
           <w:sz w:val="22"/>
         </w:rPr>
-        <w:t>UI-indgang: aktivitetsdetaljens 'Fraværsperiode'-sektion (kun synlig når aktiviteten tilhører en gruppe) med Fra-/Til-dato-felter og knappen 'Gem periodedatoer'.</w:t>
-      </w:r>
-    </w:p>
-    <w:p>
-      <w:r>
-        <w:br w:type="page"/>
-      </w:r>
-    </w:p>
-    <w:p>
-      <w:pPr>
-        <w:pStyle w:val="Heading1"/>
-        <w:spacing w:before="360" w:after="120"/>
-      </w:pPr>
-      <w:r>
-        <w:rPr>
-          <w:rFonts w:ascii="Arial" w:hAnsi="Arial"/>
-          <w:b/>
-          <w:color w:val="1B3A6B"/>
-          <w:sz w:val="32"/>
-        </w:rPr>
-        <w:t>9  Frontendarkitektur</w:t>
-      </w:r>
-    </w:p>
-    <w:p>
-      <w:pPr>
-        <w:spacing w:after="120"/>
-      </w:pPr>
-      <w:r>
-        <w:rPr>
-          <w:rFonts w:ascii="Arial" w:hAnsi="Arial"/>
-          <w:sz w:val="22"/>
-        </w:rPr>
-        <w:t>Hele frontenden er én HTML-fil (templates/index.html) med én JavaScript-fil (static/js/app.js). Der bruges ingen React, Vue eller andre frameworks.</w:t>
+        <w:t>UI-indgang: aktivitetsdetaljens 'Fraværsperiode'-sektion (kun synlig når aktiviteten tilhører en gruppe, perioden ikke er låst og brugeren har 'Redigér aktiviteter') med Fra-/Til-dato-felter og knappen 'Gem periodedatoer'. Dage der TILFØJES på en dato i en låst periode afvises også.</w:t>
       </w:r>
     </w:p>
     <w:p>
@@ -15950,7 +17786,7 @@
           <w:color w:val="2E6DB8"/>
           <w:sz w:val="26"/>
         </w:rPr>
-        <w:t>9.1  State-management</w:t>
+        <w:t>8.9  Rettigheder på aktivitets-endepunkterne</w:t>
       </w:r>
     </w:p>
     <w:p>
@@ -15962,7 +17798,7 @@
           <w:rFonts w:ascii="Arial" w:hAnsi="Arial"/>
           <w:sz w:val="22"/>
         </w:rPr>
-        <w:t>Et globalt state-objekt holder applikationens tilstand:</w:t>
+        <w:t>Indført 2026-09-30 – før krævede disse endepunkter kun login. _require_activity_permission() (activities.py) kontrollerer rettigheden; frontend skjuler de tilsvarende knapper (_canActivity()/_editLocked() i app.js).</w:t>
       </w:r>
     </w:p>
     <w:tbl>
@@ -15978,43 +17814,35 @@
       <w:tr>
         <w:tc>
           <w:tcPr>
-            <w:tcW w:type="dxa" w:w="2835"/>
-            <w:shd w:val="clear" w:color="auto" w:fill="D5E8F5"/>
-            <w:tcBorders>
-              <w:top w:val="single" w:sz="4" w:color="9BBDD6"/>
-              <w:left w:val="single" w:sz="4" w:color="9BBDD6"/>
-              <w:bottom w:val="single" w:sz="4" w:color="9BBDD6"/>
-              <w:right w:val="single" w:sz="4" w:color="9BBDD6"/>
-            </w:tcBorders>
+            <w:tcW w:type="dxa" w:w="4536"/>
+            <w:shd w:val="clear" w:color="auto" w:fill="1B3A6B"/>
           </w:tcPr>
           <w:p>
             <w:r>
               <w:rPr>
                 <w:rFonts w:ascii="Arial" w:hAnsi="Arial"/>
                 <w:b/>
-                <w:sz w:val="20"/>
-              </w:rPr>
-              <w:t>state.employees</w:t>
-            </w:r>
-          </w:p>
-        </w:tc>
-        <w:tc>
-          <w:tcPr>
-            <w:tcW w:type="dxa" w:w="6520"/>
-            <w:tcBorders>
-              <w:top w:val="single" w:sz="4" w:color="9BBDD6"/>
-              <w:left w:val="single" w:sz="4" w:color="9BBDD6"/>
-              <w:bottom w:val="single" w:sz="4" w:color="9BBDD6"/>
-              <w:right w:val="single" w:sz="4" w:color="9BBDD6"/>
-            </w:tcBorders>
-          </w:tcPr>
-          <w:p>
-            <w:r>
-              <w:rPr>
-                <w:rFonts w:ascii="Arial" w:hAnsi="Arial"/>
-                <w:sz w:val="20"/>
-              </w:rPr>
-              <w:t>Liste af alle aktive medarbejdere (inkl. dispatcher_group, work_schedule osv.)</w:t>
+                <w:color w:val="FFFFFF"/>
+                <w:sz w:val="20"/>
+              </w:rPr>
+              <w:t>Rettighed</w:t>
+            </w:r>
+          </w:p>
+        </w:tc>
+        <w:tc>
+          <w:tcPr>
+            <w:tcW w:type="dxa" w:w="4536"/>
+            <w:shd w:val="clear" w:color="auto" w:fill="1B3A6B"/>
+          </w:tcPr>
+          <w:p>
+            <w:r>
+              <w:rPr>
+                <w:rFonts w:ascii="Arial" w:hAnsi="Arial"/>
+                <w:b/>
+                <w:color w:val="FFFFFF"/>
+                <w:sz w:val="20"/>
+              </w:rPr>
+              <w:t>Endepunkter</w:t>
             </w:r>
           </w:p>
         </w:tc>
@@ -16022,43 +17850,41 @@
       <w:tr>
         <w:tc>
           <w:tcPr>
-            <w:tcW w:type="dxa" w:w="2835"/>
-            <w:shd w:val="clear" w:color="auto" w:fill="D5E8F5"/>
-            <w:tcBorders>
-              <w:top w:val="single" w:sz="4" w:color="9BBDD6"/>
-              <w:left w:val="single" w:sz="4" w:color="9BBDD6"/>
-              <w:bottom w:val="single" w:sz="4" w:color="9BBDD6"/>
-              <w:right w:val="single" w:sz="4" w:color="9BBDD6"/>
-            </w:tcBorders>
-          </w:tcPr>
-          <w:p>
-            <w:r>
-              <w:rPr>
-                <w:rFonts w:ascii="Arial" w:hAnsi="Arial"/>
-                <w:b/>
-                <w:sz w:val="20"/>
-              </w:rPr>
-              <w:t>state.activities</w:t>
-            </w:r>
-          </w:p>
-        </w:tc>
-        <w:tc>
-          <w:tcPr>
-            <w:tcW w:type="dxa" w:w="6520"/>
-            <w:tcBorders>
-              <w:top w:val="single" w:sz="4" w:color="9BBDD6"/>
-              <w:left w:val="single" w:sz="4" w:color="9BBDD6"/>
-              <w:bottom w:val="single" w:sz="4" w:color="9BBDD6"/>
-              <w:right w:val="single" w:sz="4" w:color="9BBDD6"/>
-            </w:tcBorders>
-          </w:tcPr>
-          <w:p>
-            <w:r>
-              <w:rPr>
-                <w:rFonts w:ascii="Arial" w:hAnsi="Arial"/>
-                <w:sz w:val="20"/>
-              </w:rPr>
-              <w:t>Alle aktiviteter for den valgte periode</w:t>
+            <w:tcW w:type="dxa" w:w="4536"/>
+            <w:tcBorders>
+              <w:top w:val="single" w:sz="4" w:color="CCCCCC"/>
+              <w:left w:val="single" w:sz="4" w:color="CCCCCC"/>
+              <w:bottom w:val="single" w:sz="4" w:color="CCCCCC"/>
+              <w:right w:val="single" w:sz="4" w:color="CCCCCC"/>
+            </w:tcBorders>
+          </w:tcPr>
+          <w:p>
+            <w:r>
+              <w:rPr>
+                <w:rFonts w:ascii="Arial" w:hAnsi="Arial"/>
+                <w:sz w:val="20"/>
+              </w:rPr>
+              <w:t>approve_activities ('Godkend aktiviteter')</w:t>
+            </w:r>
+          </w:p>
+        </w:tc>
+        <w:tc>
+          <w:tcPr>
+            <w:tcW w:type="dxa" w:w="4536"/>
+            <w:tcBorders>
+              <w:top w:val="single" w:sz="4" w:color="CCCCCC"/>
+              <w:left w:val="single" w:sz="4" w:color="CCCCCC"/>
+              <w:bottom w:val="single" w:sz="4" w:color="CCCCCC"/>
+              <w:right w:val="single" w:sz="4" w:color="CCCCCC"/>
+            </w:tcBorders>
+          </w:tcPr>
+          <w:p>
+            <w:r>
+              <w:rPr>
+                <w:rFonts w:ascii="Arial" w:hAnsi="Arial"/>
+                <w:sz w:val="20"/>
+              </w:rPr>
+              <w:t>POST /{id}/approve, POST /{id}/deactivate, DELETE /{id}, POST /{id}/reopen, POST /auto-approve-pending</w:t>
             </w:r>
           </w:p>
         </w:tc>
@@ -16066,43 +17892,41 @@
       <w:tr>
         <w:tc>
           <w:tcPr>
-            <w:tcW w:type="dxa" w:w="2835"/>
-            <w:shd w:val="clear" w:color="auto" w:fill="D5E8F5"/>
-            <w:tcBorders>
-              <w:top w:val="single" w:sz="4" w:color="9BBDD6"/>
-              <w:left w:val="single" w:sz="4" w:color="9BBDD6"/>
-              <w:bottom w:val="single" w:sz="4" w:color="9BBDD6"/>
-              <w:right w:val="single" w:sz="4" w:color="9BBDD6"/>
-            </w:tcBorders>
-          </w:tcPr>
-          <w:p>
-            <w:r>
-              <w:rPr>
-                <w:rFonts w:ascii="Arial" w:hAnsi="Arial"/>
-                <w:b/>
-                <w:sz w:val="20"/>
-              </w:rPr>
-              <w:t>state.periodInfo</w:t>
-            </w:r>
-          </w:p>
-        </w:tc>
-        <w:tc>
-          <w:tcPr>
-            <w:tcW w:type="dxa" w:w="6520"/>
-            <w:tcBorders>
-              <w:top w:val="single" w:sz="4" w:color="9BBDD6"/>
-              <w:left w:val="single" w:sz="4" w:color="9BBDD6"/>
-              <w:bottom w:val="single" w:sz="4" w:color="9BBDD6"/>
-              <w:right w:val="single" w:sz="4" w:color="9BBDD6"/>
-            </w:tcBorders>
-          </w:tcPr>
-          <w:p>
-            <w:r>
-              <w:rPr>
-                <w:rFonts w:ascii="Arial" w:hAnsi="Arial"/>
-                <w:sz w:val="20"/>
-              </w:rPr>
-              <w:t>Aktuel periodeinfo: start/slut, tæller for pending/approved/deactivated</w:t>
+            <w:tcW w:type="dxa" w:w="4536"/>
+            <w:tcBorders>
+              <w:top w:val="single" w:sz="4" w:color="CCCCCC"/>
+              <w:left w:val="single" w:sz="4" w:color="CCCCCC"/>
+              <w:bottom w:val="single" w:sz="4" w:color="CCCCCC"/>
+              <w:right w:val="single" w:sz="4" w:color="CCCCCC"/>
+            </w:tcBorders>
+          </w:tcPr>
+          <w:p>
+            <w:r>
+              <w:rPr>
+                <w:rFonts w:ascii="Arial" w:hAnsi="Arial"/>
+                <w:sz w:val="20"/>
+              </w:rPr>
+              <w:t>edit_activities ('Redigér aktiviteter', ny)</w:t>
+            </w:r>
+          </w:p>
+        </w:tc>
+        <w:tc>
+          <w:tcPr>
+            <w:tcW w:type="dxa" w:w="4536"/>
+            <w:tcBorders>
+              <w:top w:val="single" w:sz="4" w:color="CCCCCC"/>
+              <w:left w:val="single" w:sz="4" w:color="CCCCCC"/>
+              <w:bottom w:val="single" w:sz="4" w:color="CCCCCC"/>
+              <w:right w:val="single" w:sz="4" w:color="CCCCCC"/>
+            </w:tcBorders>
+          </w:tcPr>
+          <w:p>
+            <w:r>
+              <w:rPr>
+                <w:rFonts w:ascii="Arial" w:hAnsi="Arial"/>
+                <w:sz w:val="20"/>
+              </w:rPr>
+              <w:t>POST /api/activities (undtagen source='vagtplan'), PATCH /{id}, POST /{id}/undo-edit, /undo-split, /split, /correct-segment, /correct-all-segments, /resize-segment, PATCH /absence-group/{id} (undtagen vagtplan-oprettede perioder)</w:t>
             </w:r>
           </w:p>
         </w:tc>
@@ -16110,43 +17934,41 @@
       <w:tr>
         <w:tc>
           <w:tcPr>
-            <w:tcW w:type="dxa" w:w="2835"/>
-            <w:shd w:val="clear" w:color="auto" w:fill="D5E8F5"/>
-            <w:tcBorders>
-              <w:top w:val="single" w:sz="4" w:color="9BBDD6"/>
-              <w:left w:val="single" w:sz="4" w:color="9BBDD6"/>
-              <w:bottom w:val="single" w:sz="4" w:color="9BBDD6"/>
-              <w:right w:val="single" w:sz="4" w:color="9BBDD6"/>
-            </w:tcBorders>
-          </w:tcPr>
-          <w:p>
-            <w:r>
-              <w:rPr>
-                <w:rFonts w:ascii="Arial" w:hAnsi="Arial"/>
-                <w:b/>
-                <w:sz w:val="20"/>
-              </w:rPr>
-              <w:t>state.agreementTypes</w:t>
-            </w:r>
-          </w:p>
-        </w:tc>
-        <w:tc>
-          <w:tcPr>
-            <w:tcW w:type="dxa" w:w="6520"/>
-            <w:tcBorders>
-              <w:top w:val="single" w:sz="4" w:color="9BBDD6"/>
-              <w:left w:val="single" w:sz="4" w:color="9BBDD6"/>
-              <w:bottom w:val="single" w:sz="4" w:color="9BBDD6"/>
-              <w:right w:val="single" w:sz="4" w:color="9BBDD6"/>
-            </w:tcBorders>
-          </w:tcPr>
-          <w:p>
-            <w:r>
-              <w:rPr>
-                <w:rFonts w:ascii="Arial" w:hAnsi="Arial"/>
-                <w:sz w:val="20"/>
-              </w:rPr>
-              <w:t>Overenskomsttyper og satser</w:t>
+            <w:tcW w:type="dxa" w:w="4536"/>
+            <w:tcBorders>
+              <w:top w:val="single" w:sz="4" w:color="CCCCCC"/>
+              <w:left w:val="single" w:sz="4" w:color="CCCCCC"/>
+              <w:bottom w:val="single" w:sz="4" w:color="CCCCCC"/>
+              <w:right w:val="single" w:sz="4" w:color="CCCCCC"/>
+            </w:tcBorders>
+          </w:tcPr>
+          <w:p>
+            <w:r>
+              <w:rPr>
+                <w:rFonts w:ascii="Arial" w:hAnsi="Arial"/>
+                <w:sz w:val="20"/>
+              </w:rPr>
+              <w:t>view_calendar ELLER vagtplan_view</w:t>
+            </w:r>
+          </w:p>
+        </w:tc>
+        <w:tc>
+          <w:tcPr>
+            <w:tcW w:type="dxa" w:w="4536"/>
+            <w:tcBorders>
+              <w:top w:val="single" w:sz="4" w:color="CCCCCC"/>
+              <w:left w:val="single" w:sz="4" w:color="CCCCCC"/>
+              <w:bottom w:val="single" w:sz="4" w:color="CCCCCC"/>
+              <w:right w:val="single" w:sz="4" w:color="CCCCCC"/>
+            </w:tcBorders>
+          </w:tcPr>
+          <w:p>
+            <w:r>
+              <w:rPr>
+                <w:rFonts w:ascii="Arial" w:hAnsi="Arial"/>
+                <w:sz w:val="20"/>
+              </w:rPr>
+              <w:t>GET /api/activities, GET /{id}, GET /springer-flags, GET /absence-group/{id}</w:t>
             </w:r>
           </w:p>
         </w:tc>
@@ -16154,93 +17976,70 @@
       <w:tr>
         <w:tc>
           <w:tcPr>
-            <w:tcW w:type="dxa" w:w="2835"/>
-            <w:shd w:val="clear" w:color="auto" w:fill="D5E8F5"/>
-            <w:tcBorders>
-              <w:top w:val="single" w:sz="4" w:color="9BBDD6"/>
-              <w:left w:val="single" w:sz="4" w:color="9BBDD6"/>
-              <w:bottom w:val="single" w:sz="4" w:color="9BBDD6"/>
-              <w:right w:val="single" w:sz="4" w:color="9BBDD6"/>
-            </w:tcBorders>
-          </w:tcPr>
-          <w:p>
-            <w:r>
-              <w:rPr>
-                <w:rFonts w:ascii="Arial" w:hAnsi="Arial"/>
-                <w:b/>
-                <w:sz w:val="20"/>
-              </w:rPr>
-              <w:t>state.splitMin/Max</w:t>
-            </w:r>
-          </w:p>
-        </w:tc>
-        <w:tc>
-          <w:tcPr>
-            <w:tcW w:type="dxa" w:w="6520"/>
-            <w:tcBorders>
-              <w:top w:val="single" w:sz="4" w:color="9BBDD6"/>
-              <w:left w:val="single" w:sz="4" w:color="9BBDD6"/>
-              <w:bottom w:val="single" w:sz="4" w:color="9BBDD6"/>
-              <w:right w:val="single" w:sz="4" w:color="9BBDD6"/>
-            </w:tcBorders>
-          </w:tcPr>
-          <w:p>
-            <w:r>
-              <w:rPr>
-                <w:rFonts w:ascii="Arial" w:hAnsi="Arial"/>
-                <w:sz w:val="20"/>
-              </w:rPr>
-              <w:t>Grænser for opdeling (gemmes i state for validering)</w:t>
-            </w:r>
-          </w:p>
-        </w:tc>
-      </w:tr>
-      <w:tr>
-        <w:tc>
-          <w:tcPr>
-            <w:tcW w:type="dxa" w:w="2835"/>
-            <w:shd w:val="clear" w:color="auto" w:fill="D5E8F5"/>
-            <w:tcBorders>
-              <w:top w:val="single" w:sz="4" w:color="9BBDD6"/>
-              <w:left w:val="single" w:sz="4" w:color="9BBDD6"/>
-              <w:bottom w:val="single" w:sz="4" w:color="9BBDD6"/>
-              <w:right w:val="single" w:sz="4" w:color="9BBDD6"/>
-            </w:tcBorders>
-          </w:tcPr>
-          <w:p>
-            <w:r>
-              <w:rPr>
-                <w:rFonts w:ascii="Arial" w:hAnsi="Arial"/>
-                <w:b/>
-                <w:sz w:val="20"/>
-              </w:rPr>
-              <w:t>manualPauses</w:t>
-            </w:r>
-          </w:p>
-        </w:tc>
-        <w:tc>
-          <w:tcPr>
-            <w:tcW w:type="dxa" w:w="6520"/>
-            <w:tcBorders>
-              <w:top w:val="single" w:sz="4" w:color="9BBDD6"/>
-              <w:left w:val="single" w:sz="4" w:color="9BBDD6"/>
-              <w:bottom w:val="single" w:sz="4" w:color="9BBDD6"/>
-              <w:right w:val="single" w:sz="4" w:color="9BBDD6"/>
-            </w:tcBorders>
-          </w:tcPr>
-          <w:p>
-            <w:r>
-              <w:rPr>
-                <w:rFonts w:ascii="Arial" w:hAnsi="Arial"/>
-                <w:sz w:val="20"/>
-              </w:rPr>
-              <w:t>Pauseintervaller for aktivitet under oprettelse: liste af [ISO-start, ISO-slut]-par. Nulstilles ved åbning af oprettelsesmodalen.</w:t>
+            <w:tcW w:type="dxa" w:w="4536"/>
+            <w:tcBorders>
+              <w:top w:val="single" w:sz="4" w:color="CCCCCC"/>
+              <w:left w:val="single" w:sz="4" w:color="CCCCCC"/>
+              <w:bottom w:val="single" w:sz="4" w:color="CCCCCC"/>
+              <w:right w:val="single" w:sz="4" w:color="CCCCCC"/>
+            </w:tcBorders>
+          </w:tcPr>
+          <w:p>
+            <w:r>
+              <w:rPr>
+                <w:rFonts w:ascii="Arial" w:hAnsi="Arial"/>
+                <w:sz w:val="20"/>
+              </w:rPr>
+              <w:t>vagtplan_edit_own / vagtplan_edit_all</w:t>
+            </w:r>
+          </w:p>
+        </w:tc>
+        <w:tc>
+          <w:tcPr>
+            <w:tcW w:type="dxa" w:w="4536"/>
+            <w:tcBorders>
+              <w:top w:val="single" w:sz="4" w:color="CCCCCC"/>
+              <w:left w:val="single" w:sz="4" w:color="CCCCCC"/>
+              <w:bottom w:val="single" w:sz="4" w:color="CCCCCC"/>
+              <w:right w:val="single" w:sz="4" w:color="CCCCCC"/>
+            </w:tcBorders>
+          </w:tcPr>
+          <w:p>
+            <w:r>
+              <w:rPr>
+                <w:rFonts w:ascii="Arial" w:hAnsi="Arial"/>
+                <w:sz w:val="20"/>
+              </w:rPr>
+              <w:t>POST /api/activities med source='vagtplan', POST /{id}/hide-from-vagtplan, vagtplan-kommentarer (kapitel 15)</w:t>
             </w:r>
           </w:p>
         </w:tc>
       </w:tr>
     </w:tbl>
     <w:p/>
+    <w:p>
+      <w:pPr>
+        <w:spacing w:before="80" w:after="160"/>
+        <w:ind w:left="283" w:right="283"/>
+      </w:pPr>
+      <w:r>
+        <w:rPr>
+          <w:rFonts w:ascii="Arial" w:hAnsi="Arial"/>
+          <w:b/>
+          <w:color w:val="2E6DB8"/>
+          <w:sz w:val="22"/>
+        </w:rPr>
+        <w:t xml:space="preserve">TEKNISK NOTE: </w:t>
+      </w:r>
+      <w:r>
+        <w:rPr>
+          <w:rFonts w:ascii="Arial" w:hAnsi="Arial"/>
+          <w:color w:val="606060"/>
+          <w:sz w:val="22"/>
+        </w:rPr>
+        <w:t>Undtagelse: en aktivitet oprettet fra Vagtplanen (source='vagtplan') må også rettes/fjernes af en bruger med redigeringsret til medarbejderens linje i Vagtplanen, selv uden approve_activities/edit_activities – så Vagtplanen fortsat virker for fx rollen Kontor. edit_activities blev ved indførelsen tildelt alle eksisterende roller én gang (afsnit 2.9), så ingen mistede adgang.</w:t>
+      </w:r>
+    </w:p>
     <w:p>
       <w:pPr>
         <w:pStyle w:val="Heading2"/>
@@ -16253,7 +18052,7 @@
           <w:color w:val="2E6DB8"/>
           <w:sz w:val="26"/>
         </w:rPr>
-        <w:t>9.2  Cache-busting</w:t>
+        <w:t>8.10  Låst lønperiode</w:t>
       </w:r>
     </w:p>
     <w:p>
@@ -16265,34 +18064,7 @@
           <w:rFonts w:ascii="Arial" w:hAnsi="Arial"/>
           <w:sz w:val="22"/>
         </w:rPr>
-        <w:t>main.py beregner app.js's ændringstidspunkt (st_mtime) og indsætter det som forespørgselsparameter: &lt;script src='/static/js/app.js?v={mtime}'&gt;. Browsercachen brydes automatisk ved hver ændring af filen.</w:t>
-      </w:r>
-    </w:p>
-    <w:p>
-      <w:pPr>
-        <w:pStyle w:val="Heading2"/>
-        <w:spacing w:before="200" w:after="120"/>
-      </w:pPr>
-      <w:r>
-        <w:rPr>
-          <w:rFonts w:ascii="Arial" w:hAnsi="Arial"/>
-          <w:b/>
-          <w:color w:val="2E6DB8"/>
-          <w:sz w:val="26"/>
-        </w:rPr>
-        <w:t>9.3  Datetime-picker</w:t>
-      </w:r>
-    </w:p>
-    <w:p>
-      <w:pPr>
-        <w:spacing w:after="120"/>
-      </w:pPr>
-      <w:r>
-        <w:rPr>
-          <w:rFonts w:ascii="Arial" w:hAnsi="Arial"/>
-          <w:sz w:val="22"/>
-        </w:rPr>
-        <w:t>En brugerdefineret datetime-komponent erstatter browserens native datetime-local scroll-input. Komponenten består af: date-input (dato) + number-input (time, 0-23) + ':' + number-input (minut, 0-59). Alle styles er inline i JavaScript for at undgå browsercache-problemer.</w:t>
+        <w:t>Besluttet 2026-09-30: når der er kørt løn for en periode (status 'closed'), må dens aktiviteter og fravær IKKE ændres – hverken fra Aktivitetsoversigten eller Vagtplanen. ActivityResponse.period_closed styrer hvilke knapper frontend viser (kun Godkend og Luk).</w:t>
       </w:r>
     </w:p>
     <w:tbl>
@@ -16308,43 +18080,35 @@
       <w:tr>
         <w:tc>
           <w:tcPr>
-            <w:tcW w:type="dxa" w:w="2835"/>
-            <w:shd w:val="clear" w:color="auto" w:fill="D5E8F5"/>
-            <w:tcBorders>
-              <w:top w:val="single" w:sz="4" w:color="9BBDD6"/>
-              <w:left w:val="single" w:sz="4" w:color="9BBDD6"/>
-              <w:bottom w:val="single" w:sz="4" w:color="9BBDD6"/>
-              <w:right w:val="single" w:sz="4" w:color="9BBDD6"/>
-            </w:tcBorders>
+            <w:tcW w:type="dxa" w:w="4536"/>
+            <w:shd w:val="clear" w:color="auto" w:fill="1B3A6B"/>
           </w:tcPr>
           <w:p>
             <w:r>
               <w:rPr>
                 <w:rFonts w:ascii="Arial" w:hAnsi="Arial"/>
                 <w:b/>
-                <w:sz w:val="20"/>
-              </w:rPr>
-              <w:t>buildDatetimePicker(id, isoValue)</w:t>
-            </w:r>
-          </w:p>
-        </w:tc>
-        <w:tc>
-          <w:tcPr>
-            <w:tcW w:type="dxa" w:w="6520"/>
-            <w:tcBorders>
-              <w:top w:val="single" w:sz="4" w:color="9BBDD6"/>
-              <w:left w:val="single" w:sz="4" w:color="9BBDD6"/>
-              <w:bottom w:val="single" w:sz="4" w:color="9BBDD6"/>
-              <w:right w:val="single" w:sz="4" w:color="9BBDD6"/>
-            </w:tcBorders>
-          </w:tcPr>
-          <w:p>
-            <w:r>
-              <w:rPr>
-                <w:rFonts w:ascii="Arial" w:hAnsi="Arial"/>
-                <w:sz w:val="20"/>
-              </w:rPr>
-              <w:t>Bygger komponenten og indsætter den i elementet med det givne id.</w:t>
+                <w:color w:val="FFFFFF"/>
+                <w:sz w:val="20"/>
+              </w:rPr>
+              <w:t>Funktion</w:t>
+            </w:r>
+          </w:p>
+        </w:tc>
+        <w:tc>
+          <w:tcPr>
+            <w:tcW w:type="dxa" w:w="4536"/>
+            <w:shd w:val="clear" w:color="auto" w:fill="1B3A6B"/>
+          </w:tcPr>
+          <w:p>
+            <w:r>
+              <w:rPr>
+                <w:rFonts w:ascii="Arial" w:hAnsi="Arial"/>
+                <w:b/>
+                <w:color w:val="FFFFFF"/>
+                <w:sz w:val="20"/>
+              </w:rPr>
+              <w:t>Afvises i låst periode</w:t>
             </w:r>
           </w:p>
         </w:tc>
@@ -16352,43 +18116,41 @@
       <w:tr>
         <w:tc>
           <w:tcPr>
-            <w:tcW w:type="dxa" w:w="2835"/>
-            <w:shd w:val="clear" w:color="auto" w:fill="D5E8F5"/>
-            <w:tcBorders>
-              <w:top w:val="single" w:sz="4" w:color="9BBDD6"/>
-              <w:left w:val="single" w:sz="4" w:color="9BBDD6"/>
-              <w:bottom w:val="single" w:sz="4" w:color="9BBDD6"/>
-              <w:right w:val="single" w:sz="4" w:color="9BBDD6"/>
-            </w:tcBorders>
-          </w:tcPr>
-          <w:p>
-            <w:r>
-              <w:rPr>
-                <w:rFonts w:ascii="Arial" w:hAnsi="Arial"/>
-                <w:b/>
-                <w:sz w:val="20"/>
-              </w:rPr>
-              <w:t>readDatetimePicker(id)</w:t>
-            </w:r>
-          </w:p>
-        </w:tc>
-        <w:tc>
-          <w:tcPr>
-            <w:tcW w:type="dxa" w:w="6520"/>
-            <w:tcBorders>
-              <w:top w:val="single" w:sz="4" w:color="9BBDD6"/>
-              <w:left w:val="single" w:sz="4" w:color="9BBDD6"/>
-              <w:bottom w:val="single" w:sz="4" w:color="9BBDD6"/>
-              <w:right w:val="single" w:sz="4" w:color="9BBDD6"/>
-            </w:tcBorders>
-          </w:tcPr>
-          <w:p>
-            <w:r>
-              <w:rPr>
-                <w:rFonts w:ascii="Arial" w:hAnsi="Arial"/>
-                <w:sz w:val="20"/>
-              </w:rPr>
-              <w:t>Læser de tre felter og returnerer ISO-datetime-streng.</w:t>
+            <w:tcW w:type="dxa" w:w="4536"/>
+            <w:tcBorders>
+              <w:top w:val="single" w:sz="4" w:color="CCCCCC"/>
+              <w:left w:val="single" w:sz="4" w:color="CCCCCC"/>
+              <w:bottom w:val="single" w:sz="4" w:color="CCCCCC"/>
+              <w:right w:val="single" w:sz="4" w:color="CCCCCC"/>
+            </w:tcBorders>
+          </w:tcPr>
+          <w:p>
+            <w:r>
+              <w:rPr>
+                <w:rFonts w:ascii="Arial" w:hAnsi="Arial"/>
+                <w:sz w:val="20"/>
+              </w:rPr>
+              <w:t>_forbid_change_in_closed_period()</w:t>
+            </w:r>
+          </w:p>
+        </w:tc>
+        <w:tc>
+          <w:tcPr>
+            <w:tcW w:type="dxa" w:w="4536"/>
+            <w:tcBorders>
+              <w:top w:val="single" w:sz="4" w:color="CCCCCC"/>
+              <w:left w:val="single" w:sz="4" w:color="CCCCCC"/>
+              <w:bottom w:val="single" w:sz="4" w:color="CCCCCC"/>
+              <w:right w:val="single" w:sz="4" w:color="CCCCCC"/>
+            </w:tcBorders>
+          </w:tcPr>
+          <w:p>
+            <w:r>
+              <w:rPr>
+                <w:rFonts w:ascii="Arial" w:hAnsi="Arial"/>
+                <w:sz w:val="20"/>
+              </w:rPr>
+              <w:t>PATCH (gem ændringer + pauser), undo-edit, undo-split, split, correct-segment, correct-all-segments, resize-segment, reopen, hide-from-vagtplan</w:t>
             </w:r>
           </w:p>
         </w:tc>
@@ -16396,49 +18158,228 @@
       <w:tr>
         <w:tc>
           <w:tcPr>
-            <w:tcW w:type="dxa" w:w="2835"/>
-            <w:shd w:val="clear" w:color="auto" w:fill="D5E8F5"/>
-            <w:tcBorders>
-              <w:top w:val="single" w:sz="4" w:color="9BBDD6"/>
-              <w:left w:val="single" w:sz="4" w:color="9BBDD6"/>
-              <w:bottom w:val="single" w:sz="4" w:color="9BBDD6"/>
-              <w:right w:val="single" w:sz="4" w:color="9BBDD6"/>
-            </w:tcBorders>
-          </w:tcPr>
-          <w:p>
-            <w:r>
-              <w:rPr>
-                <w:rFonts w:ascii="Arial" w:hAnsi="Arial"/>
-                <w:b/>
-                <w:sz w:val="20"/>
-              </w:rPr>
-              <w:t>setDatetimePicker(id, isoValue)</w:t>
-            </w:r>
-          </w:p>
-        </w:tc>
-        <w:tc>
-          <w:tcPr>
-            <w:tcW w:type="dxa" w:w="6520"/>
-            <w:tcBorders>
-              <w:top w:val="single" w:sz="4" w:color="9BBDD6"/>
-              <w:left w:val="single" w:sz="4" w:color="9BBDD6"/>
-              <w:bottom w:val="single" w:sz="4" w:color="9BBDD6"/>
-              <w:right w:val="single" w:sz="4" w:color="9BBDD6"/>
-            </w:tcBorders>
-          </w:tcPr>
-          <w:p>
-            <w:r>
-              <w:rPr>
-                <w:rFonts w:ascii="Arial" w:hAnsi="Arial"/>
-                <w:sz w:val="20"/>
-              </w:rPr>
-              <w:t>Sætter alle tre felter fra en ISO-datetime-streng.</w:t>
+            <w:tcW w:type="dxa" w:w="4536"/>
+            <w:tcBorders>
+              <w:top w:val="single" w:sz="4" w:color="CCCCCC"/>
+              <w:left w:val="single" w:sz="4" w:color="CCCCCC"/>
+              <w:bottom w:val="single" w:sz="4" w:color="CCCCCC"/>
+              <w:right w:val="single" w:sz="4" w:color="CCCCCC"/>
+            </w:tcBorders>
+          </w:tcPr>
+          <w:p>
+            <w:r>
+              <w:rPr>
+                <w:rFonts w:ascii="Arial" w:hAnsi="Arial"/>
+                <w:sz w:val="20"/>
+              </w:rPr>
+              <w:t>_forbid_removal_in_closed_period()</w:t>
+            </w:r>
+          </w:p>
+        </w:tc>
+        <w:tc>
+          <w:tcPr>
+            <w:tcW w:type="dxa" w:w="4536"/>
+            <w:tcBorders>
+              <w:top w:val="single" w:sz="4" w:color="CCCCCC"/>
+              <w:left w:val="single" w:sz="4" w:color="CCCCCC"/>
+              <w:bottom w:val="single" w:sz="4" w:color="CCCCCC"/>
+              <w:right w:val="single" w:sz="4" w:color="CCCCCC"/>
+            </w:tcBorders>
+          </w:tcPr>
+          <w:p>
+            <w:r>
+              <w:rPr>
+                <w:rFonts w:ascii="Arial" w:hAnsi="Arial"/>
+                <w:sz w:val="20"/>
+              </w:rPr>
+              <w:t>deactivate og DELETE – for ALLE typer (før 2026-09-30 kun fravær)</w:t>
+            </w:r>
+          </w:p>
+        </w:tc>
+      </w:tr>
+      <w:tr>
+        <w:tc>
+          <w:tcPr>
+            <w:tcW w:type="dxa" w:w="4536"/>
+            <w:tcBorders>
+              <w:top w:val="single" w:sz="4" w:color="CCCCCC"/>
+              <w:left w:val="single" w:sz="4" w:color="CCCCCC"/>
+              <w:bottom w:val="single" w:sz="4" w:color="CCCCCC"/>
+              <w:right w:val="single" w:sz="4" w:color="CCCCCC"/>
+            </w:tcBorders>
+          </w:tcPr>
+          <w:p>
+            <w:r>
+              <w:rPr>
+                <w:rFonts w:ascii="Arial" w:hAnsi="Arial"/>
+                <w:sz w:val="20"/>
+              </w:rPr>
+              <w:t>_forbid_date_in_closed_period()</w:t>
+            </w:r>
+          </w:p>
+        </w:tc>
+        <w:tc>
+          <w:tcPr>
+            <w:tcW w:type="dxa" w:w="4536"/>
+            <w:tcBorders>
+              <w:top w:val="single" w:sz="4" w:color="CCCCCC"/>
+              <w:left w:val="single" w:sz="4" w:color="CCCCCC"/>
+              <w:bottom w:val="single" w:sz="4" w:color="CCCCCC"/>
+              <w:right w:val="single" w:sz="4" w:color="CCCCCC"/>
+            </w:tcBorders>
+          </w:tcPr>
+          <w:p>
+            <w:r>
+              <w:rPr>
+                <w:rFonts w:ascii="Arial" w:hAnsi="Arial"/>
+                <w:sz w:val="20"/>
+              </w:rPr>
+              <w:t>Oprettelse på en dato i en låst periode, flytning ind i en låst periode via PATCH eller undo-edit, og tilføjede dage i en fraværsperiode. GET /api/activities/locked-dates bruges af _rejectIfLockedDates() i app.js, så intet oprettes halvt over flere dage</w:t>
+            </w:r>
+          </w:p>
+        </w:tc>
+      </w:tr>
+      <w:tr>
+        <w:tc>
+          <w:tcPr>
+            <w:tcW w:type="dxa" w:w="4536"/>
+            <w:tcBorders>
+              <w:top w:val="single" w:sz="4" w:color="CCCCCC"/>
+              <w:left w:val="single" w:sz="4" w:color="CCCCCC"/>
+              <w:bottom w:val="single" w:sz="4" w:color="CCCCCC"/>
+              <w:right w:val="single" w:sz="4" w:color="CCCCCC"/>
+            </w:tcBorders>
+          </w:tcPr>
+          <w:p>
+            <w:r>
+              <w:rPr>
+                <w:rFonts w:ascii="Arial" w:hAnsi="Arial"/>
+                <w:sz w:val="20"/>
+              </w:rPr>
+              <w:t>POST /auto-approve-pending</w:t>
+            </w:r>
+          </w:p>
+        </w:tc>
+        <w:tc>
+          <w:tcPr>
+            <w:tcW w:type="dxa" w:w="4536"/>
+            <w:tcBorders>
+              <w:top w:val="single" w:sz="4" w:color="CCCCCC"/>
+              <w:left w:val="single" w:sz="4" w:color="CCCCCC"/>
+              <w:bottom w:val="single" w:sz="4" w:color="CCCCCC"/>
+              <w:right w:val="single" w:sz="4" w:color="CCCCCC"/>
+            </w:tcBorders>
+          </w:tcPr>
+          <w:p>
+            <w:r>
+              <w:rPr>
+                <w:rFonts w:ascii="Arial" w:hAnsi="Arial"/>
+                <w:sz w:val="20"/>
+              </w:rPr>
+              <w:t>Gør intet i en låst periode (returnerer 0/0)</w:t>
+            </w:r>
+          </w:p>
+        </w:tc>
+      </w:tr>
+      <w:tr>
+        <w:tc>
+          <w:tcPr>
+            <w:tcW w:type="dxa" w:w="4536"/>
+            <w:tcBorders>
+              <w:top w:val="single" w:sz="4" w:color="CCCCCC"/>
+              <w:left w:val="single" w:sz="4" w:color="CCCCCC"/>
+              <w:bottom w:val="single" w:sz="4" w:color="CCCCCC"/>
+              <w:right w:val="single" w:sz="4" w:color="CCCCCC"/>
+            </w:tcBorders>
+          </w:tcPr>
+          <w:p>
+            <w:r>
+              <w:rPr>
+                <w:rFonts w:ascii="Arial" w:hAnsi="Arial"/>
+                <w:sz w:val="20"/>
+              </w:rPr>
+              <w:t>vagtplan_comments.py</w:t>
+            </w:r>
+          </w:p>
+        </w:tc>
+        <w:tc>
+          <w:tcPr>
+            <w:tcW w:type="dxa" w:w="4536"/>
+            <w:tcBorders>
+              <w:top w:val="single" w:sz="4" w:color="CCCCCC"/>
+              <w:left w:val="single" w:sz="4" w:color="CCCCCC"/>
+              <w:bottom w:val="single" w:sz="4" w:color="CCCCCC"/>
+              <w:right w:val="single" w:sz="4" w:color="CCCCCC"/>
+            </w:tcBorders>
+          </w:tcPr>
+          <w:p>
+            <w:r>
+              <w:rPr>
+                <w:rFonts w:ascii="Arial" w:hAnsi="Arial"/>
+                <w:sz w:val="20"/>
+              </w:rPr>
+              <w:t>Oprettelse, rettelse og sletning af kommentarer på en låst dato</w:t>
             </w:r>
           </w:p>
         </w:tc>
       </w:tr>
     </w:tbl>
     <w:p/>
+    <w:p>
+      <w:pPr>
+        <w:spacing w:before="80" w:after="160"/>
+        <w:ind w:left="283" w:right="283"/>
+      </w:pPr>
+      <w:r>
+        <w:rPr>
+          <w:rFonts w:ascii="Arial" w:hAnsi="Arial"/>
+          <w:b/>
+          <w:color w:val="2E6DB8"/>
+          <w:sz w:val="22"/>
+        </w:rPr>
+        <w:t xml:space="preserve">BEMÆRK: </w:t>
+      </w:r>
+      <w:r>
+        <w:rPr>
+          <w:rFonts w:ascii="Arial" w:hAnsi="Arial"/>
+          <w:color w:val="606060"/>
+          <w:sz w:val="22"/>
+        </w:rPr>
+        <w:t>Godkend er stadig tilladt i en låst periode. I praksis kan der ikke ligge afventende aktiviteter i en låst periode, da 'Kør løn' kræver 0 afventende. Sen DDD-import rulles fortsat frem til næste periode (kapitel 3).</w:t>
+      </w:r>
+    </w:p>
+    <w:p>
+      <w:r>
+        <w:br w:type="page"/>
+      </w:r>
+    </w:p>
+    <w:p>
+      <w:pPr>
+        <w:pStyle w:val="Heading1"/>
+        <w:spacing w:before="360" w:after="120"/>
+      </w:pPr>
+      <w:r>
+        <w:rPr>
+          <w:rFonts w:ascii="Arial" w:hAnsi="Arial"/>
+          <w:b/>
+          <w:color w:val="1B3A6B"/>
+          <w:sz w:val="32"/>
+        </w:rPr>
+        <w:t>9  Frontendarkitektur</w:t>
+      </w:r>
+    </w:p>
+    <w:p>
+      <w:pPr>
+        <w:spacing w:after="120"/>
+      </w:pPr>
+      <w:r>
+        <w:rPr>
+          <w:rFonts w:ascii="Arial" w:hAnsi="Arial"/>
+          <w:sz w:val="22"/>
+        </w:rPr>
+        <w:t>Hele frontenden er én HTML-fil (templates/index.html) med én JavaScript-fil (static/js/app.js). Der bruges ingen React, Vue eller andre frameworks.</w:t>
+      </w:r>
+    </w:p>
     <w:p>
       <w:pPr>
         <w:pStyle w:val="Heading2"/>
@@ -16451,7 +18392,7 @@
           <w:color w:val="2E6DB8"/>
           <w:sz w:val="26"/>
         </w:rPr>
-        <w:t>9.4  Date-picker (datovalg)</w:t>
+        <w:t>9.1  State-management</w:t>
       </w:r>
     </w:p>
     <w:p>
@@ -16463,7 +18404,7 @@
           <w:rFonts w:ascii="Arial" w:hAnsi="Arial"/>
           <w:sz w:val="22"/>
         </w:rPr>
-        <w:t>En brugerdefineret dato-komponent (buildDatePicker) erstatter browserens native date-input på steder hvor det er vigtigt at kunne vælge årstal fra dropdown. Komponenten består af et tekstfelt der åbner et popup-kalender med måned-dropdown, årstal-dropdown (1950–2100) og en klassisk månedsgrid med klikbare datoer.</w:t>
+        <w:t>Et globalt state-objekt holder applikationens tilstand:</w:t>
       </w:r>
     </w:p>
     <w:tbl>
@@ -16495,7 +18436,7 @@
                 <w:b/>
                 <w:sz w:val="20"/>
               </w:rPr>
-              <w:t>buildDatePicker(id, initialValue)</w:t>
+              <w:t>state.employees</w:t>
             </w:r>
           </w:p>
         </w:tc>
@@ -16515,7 +18456,7 @@
                 <w:rFonts w:ascii="Arial" w:hAnsi="Arial"/>
                 <w:sz w:val="20"/>
               </w:rPr>
-              <w:t>Bygger komponenten i elementet med det givne id. Accepts ISO-dato eller tom streng.</w:t>
+              <w:t>Liste af alle aktive medarbejdere (inkl. dispatcher_group, work_schedule osv.)</w:t>
             </w:r>
           </w:p>
         </w:tc>
@@ -16539,7 +18480,7 @@
                 <w:b/>
                 <w:sz w:val="20"/>
               </w:rPr>
-              <w:t>readDatePicker(id)</w:t>
+              <w:t>state.activities</w:t>
             </w:r>
           </w:p>
         </w:tc>
@@ -16559,7 +18500,7 @@
                 <w:rFonts w:ascii="Arial" w:hAnsi="Arial"/>
                 <w:sz w:val="20"/>
               </w:rPr>
-              <w:t>Returnerer den valgte dato som ISO-streng (YYYY-MM-DD).</w:t>
+              <w:t>Alle aktiviteter for den valgte periode</w:t>
             </w:r>
           </w:p>
         </w:tc>
@@ -16583,7 +18524,7 @@
                 <w:b/>
                 <w:sz w:val="20"/>
               </w:rPr>
-              <w:t>setDatePicker(id, iso)</w:t>
+              <w:t>state.periodInfo</w:t>
             </w:r>
           </w:p>
         </w:tc>
@@ -16603,76 +18544,145 @@
                 <w:rFonts w:ascii="Arial" w:hAnsi="Arial"/>
                 <w:sz w:val="20"/>
               </w:rPr>
-              <w:t>Opdaterer display og hidden-felt til en ny ISO-dato. Opdaterer også kalender-griddet.</w:t>
+              <w:t>Aktuel periodeinfo: start/slut, tæller for pending/approved/deactivated</w:t>
+            </w:r>
+          </w:p>
+        </w:tc>
+      </w:tr>
+      <w:tr>
+        <w:tc>
+          <w:tcPr>
+            <w:tcW w:type="dxa" w:w="2835"/>
+            <w:shd w:val="clear" w:color="auto" w:fill="D5E8F5"/>
+            <w:tcBorders>
+              <w:top w:val="single" w:sz="4" w:color="9BBDD6"/>
+              <w:left w:val="single" w:sz="4" w:color="9BBDD6"/>
+              <w:bottom w:val="single" w:sz="4" w:color="9BBDD6"/>
+              <w:right w:val="single" w:sz="4" w:color="9BBDD6"/>
+            </w:tcBorders>
+          </w:tcPr>
+          <w:p>
+            <w:r>
+              <w:rPr>
+                <w:rFonts w:ascii="Arial" w:hAnsi="Arial"/>
+                <w:b/>
+                <w:sz w:val="20"/>
+              </w:rPr>
+              <w:t>state.agreementTypes</w:t>
+            </w:r>
+          </w:p>
+        </w:tc>
+        <w:tc>
+          <w:tcPr>
+            <w:tcW w:type="dxa" w:w="6520"/>
+            <w:tcBorders>
+              <w:top w:val="single" w:sz="4" w:color="9BBDD6"/>
+              <w:left w:val="single" w:sz="4" w:color="9BBDD6"/>
+              <w:bottom w:val="single" w:sz="4" w:color="9BBDD6"/>
+              <w:right w:val="single" w:sz="4" w:color="9BBDD6"/>
+            </w:tcBorders>
+          </w:tcPr>
+          <w:p>
+            <w:r>
+              <w:rPr>
+                <w:rFonts w:ascii="Arial" w:hAnsi="Arial"/>
+                <w:sz w:val="20"/>
+              </w:rPr>
+              <w:t>Overenskomsttyper og satser</w:t>
+            </w:r>
+          </w:p>
+        </w:tc>
+      </w:tr>
+      <w:tr>
+        <w:tc>
+          <w:tcPr>
+            <w:tcW w:type="dxa" w:w="2835"/>
+            <w:shd w:val="clear" w:color="auto" w:fill="D5E8F5"/>
+            <w:tcBorders>
+              <w:top w:val="single" w:sz="4" w:color="9BBDD6"/>
+              <w:left w:val="single" w:sz="4" w:color="9BBDD6"/>
+              <w:bottom w:val="single" w:sz="4" w:color="9BBDD6"/>
+              <w:right w:val="single" w:sz="4" w:color="9BBDD6"/>
+            </w:tcBorders>
+          </w:tcPr>
+          <w:p>
+            <w:r>
+              <w:rPr>
+                <w:rFonts w:ascii="Arial" w:hAnsi="Arial"/>
+                <w:b/>
+                <w:sz w:val="20"/>
+              </w:rPr>
+              <w:t>state.splitMin/Max</w:t>
+            </w:r>
+          </w:p>
+        </w:tc>
+        <w:tc>
+          <w:tcPr>
+            <w:tcW w:type="dxa" w:w="6520"/>
+            <w:tcBorders>
+              <w:top w:val="single" w:sz="4" w:color="9BBDD6"/>
+              <w:left w:val="single" w:sz="4" w:color="9BBDD6"/>
+              <w:bottom w:val="single" w:sz="4" w:color="9BBDD6"/>
+              <w:right w:val="single" w:sz="4" w:color="9BBDD6"/>
+            </w:tcBorders>
+          </w:tcPr>
+          <w:p>
+            <w:r>
+              <w:rPr>
+                <w:rFonts w:ascii="Arial" w:hAnsi="Arial"/>
+                <w:sz w:val="20"/>
+              </w:rPr>
+              <w:t>Grænser for opdeling (gemmes i state for validering)</w:t>
+            </w:r>
+          </w:p>
+        </w:tc>
+      </w:tr>
+      <w:tr>
+        <w:tc>
+          <w:tcPr>
+            <w:tcW w:type="dxa" w:w="2835"/>
+            <w:shd w:val="clear" w:color="auto" w:fill="D5E8F5"/>
+            <w:tcBorders>
+              <w:top w:val="single" w:sz="4" w:color="9BBDD6"/>
+              <w:left w:val="single" w:sz="4" w:color="9BBDD6"/>
+              <w:bottom w:val="single" w:sz="4" w:color="9BBDD6"/>
+              <w:right w:val="single" w:sz="4" w:color="9BBDD6"/>
+            </w:tcBorders>
+          </w:tcPr>
+          <w:p>
+            <w:r>
+              <w:rPr>
+                <w:rFonts w:ascii="Arial" w:hAnsi="Arial"/>
+                <w:b/>
+                <w:sz w:val="20"/>
+              </w:rPr>
+              <w:t>manualPauses</w:t>
+            </w:r>
+          </w:p>
+        </w:tc>
+        <w:tc>
+          <w:tcPr>
+            <w:tcW w:type="dxa" w:w="6520"/>
+            <w:tcBorders>
+              <w:top w:val="single" w:sz="4" w:color="9BBDD6"/>
+              <w:left w:val="single" w:sz="4" w:color="9BBDD6"/>
+              <w:bottom w:val="single" w:sz="4" w:color="9BBDD6"/>
+              <w:right w:val="single" w:sz="4" w:color="9BBDD6"/>
+            </w:tcBorders>
+          </w:tcPr>
+          <w:p>
+            <w:r>
+              <w:rPr>
+                <w:rFonts w:ascii="Arial" w:hAnsi="Arial"/>
+                <w:sz w:val="20"/>
+              </w:rPr>
+              <w:t>Pauseintervaller for aktivitet under oprettelse: liste af [ISO-start, ISO-slut]-par. Nulstilles ved åbning af oprettelsesmodalen.</w:t>
             </w:r>
           </w:p>
         </w:tc>
       </w:tr>
     </w:tbl>
     <w:p/>
-    <w:p>
-      <w:pPr>
-        <w:spacing w:after="120"/>
-      </w:pPr>
-      <w:r>
-        <w:rPr>
-          <w:rFonts w:ascii="Arial" w:hAnsi="Arial"/>
-          <w:sz w:val="22"/>
-        </w:rPr>
-        <w:t>Bruges på to steder i applikationen:</w:t>
-      </w:r>
-    </w:p>
-    <w:p>
-      <w:pPr>
-        <w:pStyle w:val="ListBullet"/>
-        <w:spacing w:after="40"/>
-        <w:ind w:left="454"/>
-      </w:pPr>
-      <w:r>
-        <w:rPr>
-          <w:rFonts w:ascii="Arial" w:hAnsi="Arial"/>
-          <w:sz w:val="22"/>
-        </w:rPr>
-        <w:t>Medarbejdermodal: 'Ansættelsesdato' og 'Fratrædelsesdato'.</w:t>
-      </w:r>
-    </w:p>
-    <w:p>
-      <w:pPr>
-        <w:pStyle w:val="ListBullet"/>
-        <w:spacing w:after="40"/>
-        <w:ind w:left="454"/>
-      </w:pPr>
-      <w:r>
-        <w:rPr>
-          <w:rFonts w:ascii="Arial" w:hAnsi="Arial"/>
-          <w:sz w:val="22"/>
-        </w:rPr>
-        <w:t>Aktivitetsoversigt: Datovælgeren i periodelinjen (hop til dato).</w:t>
-      </w:r>
-    </w:p>
-    <w:p>
-      <w:pPr>
-        <w:spacing w:before="80" w:after="160"/>
-        <w:ind w:left="283" w:right="283"/>
-      </w:pPr>
-      <w:r>
-        <w:rPr>
-          <w:rFonts w:ascii="Arial" w:hAnsi="Arial"/>
-          <w:b/>
-          <w:color w:val="2E6DB8"/>
-          <w:sz w:val="22"/>
-        </w:rPr>
-        <w:t xml:space="preserve">TEKNISK NOTE: </w:t>
-      </w:r>
-      <w:r>
-        <w:rPr>
-          <w:rFonts w:ascii="Arial" w:hAnsi="Arial"/>
-          <w:color w:val="606060"/>
-          <w:sz w:val="22"/>
-        </w:rPr>
-        <w:t>Popup'en bruger position:fixed og getBoundingClientRect() for korrekt placering inde i scrollbare modaler. Specialtilfældet 9999-12-31 (ingen fratrædelse) vises som '31-12-9999' og åbner kalenderen ved indeværende år.</w:t>
-      </w:r>
-    </w:p>
     <w:p>
       <w:pPr>
         <w:pStyle w:val="Heading2"/>
@@ -16685,7 +18695,7 @@
           <w:color w:val="2E6DB8"/>
           <w:sz w:val="26"/>
         </w:rPr>
-        <w:t>9.5  Filtrering</w:t>
+        <w:t>9.2  Cache-busting</w:t>
       </w:r>
     </w:p>
     <w:p>
@@ -16697,7 +18707,34 @@
           <w:rFonts w:ascii="Arial" w:hAnsi="Arial"/>
           <w:sz w:val="22"/>
         </w:rPr>
-        <w:t>Aktivitetstabellen har tre filtre der kombineres:</w:t>
+        <w:t>main.py beregner app.js's ændringstidspunkt (st_mtime) og indsætter det som forespørgselsparameter: &lt;script src='/static/js/app.js?v={mtime}'&gt;. Browsercachen brydes automatisk ved hver ændring af filen.</w:t>
+      </w:r>
+    </w:p>
+    <w:p>
+      <w:pPr>
+        <w:pStyle w:val="Heading2"/>
+        <w:spacing w:before="200" w:after="120"/>
+      </w:pPr>
+      <w:r>
+        <w:rPr>
+          <w:rFonts w:ascii="Arial" w:hAnsi="Arial"/>
+          <w:b/>
+          <w:color w:val="2E6DB8"/>
+          <w:sz w:val="26"/>
+        </w:rPr>
+        <w:t>9.3  Datetime-picker</w:t>
+      </w:r>
+    </w:p>
+    <w:p>
+      <w:pPr>
+        <w:spacing w:after="120"/>
+      </w:pPr>
+      <w:r>
+        <w:rPr>
+          <w:rFonts w:ascii="Arial" w:hAnsi="Arial"/>
+          <w:sz w:val="22"/>
+        </w:rPr>
+        <w:t>En brugerdefineret datetime-komponent erstatter browserens native datetime-local scroll-input. Komponenten består af: date-input (dato) + number-input (time, 0-23) + ':' + number-input (minut, 0-59). Alle styles er inline i JavaScript for at undgå browsercache-problemer.</w:t>
       </w:r>
     </w:p>
     <w:tbl>
@@ -16729,7 +18766,7 @@
                 <w:b/>
                 <w:sz w:val="20"/>
               </w:rPr>
-              <w:t>Status-filter</w:t>
+              <w:t>buildDatetimePicker(id, isoValue)</w:t>
             </w:r>
           </w:p>
         </w:tc>
@@ -16749,7 +18786,7 @@
                 <w:rFonts w:ascii="Arial" w:hAnsi="Arial"/>
                 <w:sz w:val="20"/>
               </w:rPr>
-              <w:t>Alle / Afventer / Godkendt / Deaktiveret</w:t>
+              <w:t>Bygger komponenten og indsætter den i elementet med det givne id.</w:t>
             </w:r>
           </w:p>
         </w:tc>
@@ -16773,7 +18810,7 @@
                 <w:b/>
                 <w:sz w:val="20"/>
               </w:rPr>
-              <w:t>Medarbejder-filter</w:t>
+              <w:t>readDatetimePicker(id)</w:t>
             </w:r>
           </w:p>
         </w:tc>
@@ -16793,7 +18830,7 @@
                 <w:rFonts w:ascii="Arial" w:hAnsi="Arial"/>
                 <w:sz w:val="20"/>
               </w:rPr>
-              <w:t>Viser kun aktiviteter for valgte medarbejder. Opdateres automatisk når afdelingsfilter ændres.</w:t>
+              <w:t>Læser de tre felter og returnerer ISO-datetime-streng.</w:t>
             </w:r>
           </w:p>
         </w:tc>
@@ -16817,7 +18854,7 @@
                 <w:b/>
                 <w:sz w:val="20"/>
               </w:rPr>
-              <w:t>Afdelings-filter</w:t>
+              <w:t>setDatetimePicker(id, isoValue)</w:t>
             </w:r>
           </w:p>
         </w:tc>
@@ -16837,7 +18874,7 @@
                 <w:rFonts w:ascii="Arial" w:hAnsi="Arial"/>
                 <w:sz w:val="20"/>
               </w:rPr>
-              <w:t>Filtrerer aktivitetstabellen OG medarbejder-dropdown til kun at vise medarbejdere i den valgte disponentgruppe.</w:t>
+              <w:t>Sætter alle tre felter fra en ISO-datetime-streng.</w:t>
             </w:r>
           </w:p>
         </w:tc>
@@ -16856,7 +18893,7 @@
           <w:color w:val="2E6DB8"/>
           <w:sz w:val="26"/>
         </w:rPr>
-        <w:t>9.6  Stamdata-view</w:t>
+        <w:t>9.4  Date-picker (datovalg)</w:t>
       </w:r>
     </w:p>
     <w:p>
@@ -16868,7 +18905,7 @@
           <w:rFonts w:ascii="Arial" w:hAnsi="Arial"/>
           <w:sz w:val="22"/>
         </w:rPr>
-        <w:t>Stamdata-view aktiveres fra menupunktet '⚙️ Stamdata' i venstre menu (kræver 'stamdata'-rettighed). View'et indeholder en tab-navigator med ti faner – kun én pane er synlig ad gangen:</w:t>
+        <w:t>En brugerdefineret dato-komponent (buildDatePicker) erstatter browserens native date-input på steder hvor det er vigtigt at kunne vælge årstal fra dropdown. Komponenten består af et tekstfelt der åbner et popup-kalender med måned-dropdown, årstal-dropdown (1950–2100) og en klassisk månedsgrid med klikbare datoer.</w:t>
       </w:r>
     </w:p>
     <w:tbl>
@@ -16900,7 +18937,7 @@
                 <w:b/>
                 <w:sz w:val="20"/>
               </w:rPr>
-              <w:t>switchStamdataTab(tab)</w:t>
+              <w:t>buildDatePicker(id, initialValue)</w:t>
             </w:r>
           </w:p>
         </w:tc>
@@ -16920,7 +18957,7 @@
                 <w:rFonts w:ascii="Arial" w:hAnsi="Arial"/>
                 <w:sz w:val="20"/>
               </w:rPr>
-              <w:t>Skifter aktiv pane og opdaterer fane-styling (border, farve, vægt).</w:t>
+              <w:t>Bygger komponenten i elementet med det givne id. Accepts ISO-dato eller tom streng.</w:t>
             </w:r>
           </w:p>
         </w:tc>
@@ -16944,7 +18981,7 @@
                 <w:b/>
                 <w:sz w:val="20"/>
               </w:rPr>
-              <w:t>loadStamdata()</w:t>
+              <w:t>readDatePicker(id)</w:t>
             </w:r>
           </w:p>
         </w:tc>
@@ -16964,7 +19001,7 @@
                 <w:rFonts w:ascii="Arial" w:hAnsi="Arial"/>
                 <w:sz w:val="20"/>
               </w:rPr>
-              <w:t>Kaldes fra setView('stamdata') og indlæser data til alle ti faner parallelt.</w:t>
+              <w:t>Returnerer den valgte dato som ISO-streng (YYYY-MM-DD).</w:t>
             </w:r>
           </w:p>
         </w:tc>
@@ -16988,7 +19025,7 @@
                 <w:b/>
                 <w:sz w:val="20"/>
               </w:rPr>
-              <w:t>btn-stamdata-add-*</w:t>
+              <w:t>setDatePicker(id, iso)</w:t>
             </w:r>
           </w:p>
         </w:tc>
@@ -17008,7 +19045,7 @@
                 <w:rFonts w:ascii="Arial" w:hAnsi="Arial"/>
                 <w:sz w:val="20"/>
               </w:rPr>
-              <w:t>'+Tilføj'-knap i toolbar vises kun for den aktive fane.</w:t>
+              <w:t>Opdaterer display og hidden-felt til en ny ISO-dato. Opdaterer også kalender-griddet.</w:t>
             </w:r>
           </w:p>
         </w:tc>
@@ -17024,19 +19061,72 @@
           <w:rFonts w:ascii="Arial" w:hAnsi="Arial"/>
           <w:sz w:val="22"/>
         </w:rPr>
-        <w:t>Fraværstyper-fanen viser alle rækker fra master_absence_types med Aktiv-badge (grøn/grå). Alle typer har Rediger- og Slet-knap. Løntypekoder-fanen giver mulighed for at redigere type (label), Danløn-kode, Medtag i CSV, Antal-type (Timer/Antal), Sats-kilde, Inkluder sats og Inkluder total samt slette alle koder. Alle disse felter kan også sættes ved oprettelse af en ny løntypekode.</w:t>
+        <w:t>Bruges bl.a. disse steder:</w:t>
       </w:r>
     </w:p>
     <w:p>
       <w:pPr>
-        <w:spacing w:after="120"/>
+        <w:pStyle w:val="ListBullet"/>
+        <w:spacing w:after="40"/>
+        <w:ind w:left="454"/>
       </w:pPr>
       <w:r>
         <w:rPr>
           <w:rFonts w:ascii="Arial" w:hAnsi="Arial"/>
           <w:sz w:val="22"/>
         </w:rPr>
-        <w:t>Aftale-fanen viser rækkerne fra master_agreement_kinds med badges for Type (System/Brugeroprettet), Kræver overenskomsttype (Ja/Nej) og Aktiv. Systemtyperne har kun en Rediger-knap (label/aktiv/kræver overenskomsttype); brugeroprettede typer har desuden en Slet-knap. loadStamdataAgreementKinds() genindlæser efter hver ændring også state.agreementKinds via GET /api/employees/agreement-kinds, så medarbejder-modalens 'Aftale'-dropdown (fillAgreementKindSelect()) altid er opdateret uden sideopdatering. onAgreementKindChange() slår den valgte types requires_agreement_type op og viser/skjuler den røde stjerne ved Overenskomsttype-feltet i medarbejder-modalen.</w:t>
+        <w:t>Medarbejdermodal: 'Ansættelsesdato', 'Fratrædelsesdato' og §56 start-/slutdato.</w:t>
+      </w:r>
+    </w:p>
+    <w:p>
+      <w:pPr>
+        <w:pStyle w:val="ListBullet"/>
+        <w:spacing w:after="40"/>
+        <w:ind w:left="454"/>
+      </w:pPr>
+      <w:r>
+        <w:rPr>
+          <w:rFonts w:ascii="Arial" w:hAnsi="Arial"/>
+          <w:sz w:val="22"/>
+        </w:rPr>
+        <w:t>Aktivitetsoversigt: Datovælgeren i periodelinjen (hop til dato).</w:t>
+      </w:r>
+    </w:p>
+    <w:p>
+      <w:pPr>
+        <w:pStyle w:val="ListBullet"/>
+        <w:spacing w:after="40"/>
+        <w:ind w:left="454"/>
+      </w:pPr>
+      <w:r>
+        <w:rPr>
+          <w:rFonts w:ascii="Arial" w:hAnsi="Arial"/>
+          <w:sz w:val="22"/>
+        </w:rPr>
+        <w:t>Lønafregning: Fra/Til-dato. Dagsplan: 'Meld materielt fravær'.</w:t>
+      </w:r>
+    </w:p>
+    <w:p>
+      <w:pPr>
+        <w:spacing w:before="80" w:after="160"/>
+        <w:ind w:left="283" w:right="283"/>
+      </w:pPr>
+      <w:r>
+        <w:rPr>
+          <w:rFonts w:ascii="Arial" w:hAnsi="Arial"/>
+          <w:b/>
+          <w:color w:val="2E6DB8"/>
+          <w:sz w:val="22"/>
+        </w:rPr>
+        <w:t xml:space="preserve">TEKNISK NOTE: </w:t>
+      </w:r>
+      <w:r>
+        <w:rPr>
+          <w:rFonts w:ascii="Arial" w:hAnsi="Arial"/>
+          <w:color w:val="606060"/>
+          <w:sz w:val="22"/>
+        </w:rPr>
+        <w:t>Popup'en bruger position:fixed og getBoundingClientRect() for korrekt placering inde i scrollbare modaler. Specialtilfældet 9999-12-31 (ingen fratrædelse) vises som '31-12-9999' og åbner kalenderen ved indeværende år.</w:t>
       </w:r>
     </w:p>
     <w:p>
@@ -17051,7 +19141,7 @@
           <w:color w:val="2E6DB8"/>
           <w:sz w:val="26"/>
         </w:rPr>
-        <w:t>9.7  Pausehåndtering i oprettelsesmodalen</w:t>
+        <w:t>9.5  Filtrering</w:t>
       </w:r>
     </w:p>
     <w:p>
@@ -17063,7 +19153,7 @@
           <w:rFonts w:ascii="Arial" w:hAnsi="Arial"/>
           <w:sz w:val="22"/>
         </w:rPr>
-        <w:t>Når en manuel aktivitet oprettes, kan der tilføjes et vilkårligt antal pauser via '+ Tilføj pause'-knappen. Pauserne gemmes i databasefeltet pause_intervals og fratrækkes automatisk i lønberegning, varighedsvisning og aktivitetsfordeling.</w:t>
+        <w:t>Aktivitetstabellen har tre filtre der kombineres:</w:t>
       </w:r>
     </w:p>
     <w:tbl>
@@ -17079,6 +19169,372 @@
       <w:tr>
         <w:tc>
           <w:tcPr>
+            <w:tcW w:type="dxa" w:w="2835"/>
+            <w:shd w:val="clear" w:color="auto" w:fill="D5E8F5"/>
+            <w:tcBorders>
+              <w:top w:val="single" w:sz="4" w:color="9BBDD6"/>
+              <w:left w:val="single" w:sz="4" w:color="9BBDD6"/>
+              <w:bottom w:val="single" w:sz="4" w:color="9BBDD6"/>
+              <w:right w:val="single" w:sz="4" w:color="9BBDD6"/>
+            </w:tcBorders>
+          </w:tcPr>
+          <w:p>
+            <w:r>
+              <w:rPr>
+                <w:rFonts w:ascii="Arial" w:hAnsi="Arial"/>
+                <w:b/>
+                <w:sz w:val="20"/>
+              </w:rPr>
+              <w:t>Status-filter</w:t>
+            </w:r>
+          </w:p>
+        </w:tc>
+        <w:tc>
+          <w:tcPr>
+            <w:tcW w:type="dxa" w:w="6520"/>
+            <w:tcBorders>
+              <w:top w:val="single" w:sz="4" w:color="9BBDD6"/>
+              <w:left w:val="single" w:sz="4" w:color="9BBDD6"/>
+              <w:bottom w:val="single" w:sz="4" w:color="9BBDD6"/>
+              <w:right w:val="single" w:sz="4" w:color="9BBDD6"/>
+            </w:tcBorders>
+          </w:tcPr>
+          <w:p>
+            <w:r>
+              <w:rPr>
+                <w:rFonts w:ascii="Arial" w:hAnsi="Arial"/>
+                <w:sz w:val="20"/>
+              </w:rPr>
+              <w:t>Alle / Afventer / Godkendt / Deaktiveret</w:t>
+            </w:r>
+          </w:p>
+        </w:tc>
+      </w:tr>
+      <w:tr>
+        <w:tc>
+          <w:tcPr>
+            <w:tcW w:type="dxa" w:w="2835"/>
+            <w:shd w:val="clear" w:color="auto" w:fill="D5E8F5"/>
+            <w:tcBorders>
+              <w:top w:val="single" w:sz="4" w:color="9BBDD6"/>
+              <w:left w:val="single" w:sz="4" w:color="9BBDD6"/>
+              <w:bottom w:val="single" w:sz="4" w:color="9BBDD6"/>
+              <w:right w:val="single" w:sz="4" w:color="9BBDD6"/>
+            </w:tcBorders>
+          </w:tcPr>
+          <w:p>
+            <w:r>
+              <w:rPr>
+                <w:rFonts w:ascii="Arial" w:hAnsi="Arial"/>
+                <w:b/>
+                <w:sz w:val="20"/>
+              </w:rPr>
+              <w:t>Medarbejder-filter</w:t>
+            </w:r>
+          </w:p>
+        </w:tc>
+        <w:tc>
+          <w:tcPr>
+            <w:tcW w:type="dxa" w:w="6520"/>
+            <w:tcBorders>
+              <w:top w:val="single" w:sz="4" w:color="9BBDD6"/>
+              <w:left w:val="single" w:sz="4" w:color="9BBDD6"/>
+              <w:bottom w:val="single" w:sz="4" w:color="9BBDD6"/>
+              <w:right w:val="single" w:sz="4" w:color="9BBDD6"/>
+            </w:tcBorders>
+          </w:tcPr>
+          <w:p>
+            <w:r>
+              <w:rPr>
+                <w:rFonts w:ascii="Arial" w:hAnsi="Arial"/>
+                <w:sz w:val="20"/>
+              </w:rPr>
+              <w:t>Viser kun aktiviteter for valgte medarbejder. Opdateres automatisk når afdelingsfilter ændres.</w:t>
+            </w:r>
+          </w:p>
+        </w:tc>
+      </w:tr>
+      <w:tr>
+        <w:tc>
+          <w:tcPr>
+            <w:tcW w:type="dxa" w:w="2835"/>
+            <w:shd w:val="clear" w:color="auto" w:fill="D5E8F5"/>
+            <w:tcBorders>
+              <w:top w:val="single" w:sz="4" w:color="9BBDD6"/>
+              <w:left w:val="single" w:sz="4" w:color="9BBDD6"/>
+              <w:bottom w:val="single" w:sz="4" w:color="9BBDD6"/>
+              <w:right w:val="single" w:sz="4" w:color="9BBDD6"/>
+            </w:tcBorders>
+          </w:tcPr>
+          <w:p>
+            <w:r>
+              <w:rPr>
+                <w:rFonts w:ascii="Arial" w:hAnsi="Arial"/>
+                <w:b/>
+                <w:sz w:val="20"/>
+              </w:rPr>
+              <w:t>Afdelings-filter</w:t>
+            </w:r>
+          </w:p>
+        </w:tc>
+        <w:tc>
+          <w:tcPr>
+            <w:tcW w:type="dxa" w:w="6520"/>
+            <w:tcBorders>
+              <w:top w:val="single" w:sz="4" w:color="9BBDD6"/>
+              <w:left w:val="single" w:sz="4" w:color="9BBDD6"/>
+              <w:bottom w:val="single" w:sz="4" w:color="9BBDD6"/>
+              <w:right w:val="single" w:sz="4" w:color="9BBDD6"/>
+            </w:tcBorders>
+          </w:tcPr>
+          <w:p>
+            <w:r>
+              <w:rPr>
+                <w:rFonts w:ascii="Arial" w:hAnsi="Arial"/>
+                <w:sz w:val="20"/>
+              </w:rPr>
+              <w:t>Filtrerer aktivitetstabellen OG medarbejder-dropdown til kun at vise medarbejdere i den valgte disponentgruppe.</w:t>
+            </w:r>
+          </w:p>
+        </w:tc>
+      </w:tr>
+    </w:tbl>
+    <w:p/>
+    <w:p>
+      <w:pPr>
+        <w:pStyle w:val="Heading2"/>
+        <w:spacing w:before="200" w:after="120"/>
+      </w:pPr>
+      <w:r>
+        <w:rPr>
+          <w:rFonts w:ascii="Arial" w:hAnsi="Arial"/>
+          <w:b/>
+          <w:color w:val="2E6DB8"/>
+          <w:sz w:val="26"/>
+        </w:rPr>
+        <w:t>9.6  Stamdata-view</w:t>
+      </w:r>
+    </w:p>
+    <w:p>
+      <w:pPr>
+        <w:spacing w:after="120"/>
+      </w:pPr>
+      <w:r>
+        <w:rPr>
+          <w:rFonts w:ascii="Arial" w:hAnsi="Arial"/>
+          <w:sz w:val="22"/>
+        </w:rPr>
+        <w:t>Stamdata-view aktiveres fra menupunktet '⚙️ Stamdata' i venstre menu (kræver 'stamdata'-rettighed). View'et indeholder en tab-navigator med ti faner – kun én pane er synlig ad gangen:</w:t>
+      </w:r>
+    </w:p>
+    <w:tbl>
+      <w:tblPr>
+        <w:tblStyle w:val="TableGrid"/>
+        <w:tblW w:type="auto" w:w="0"/>
+        <w:tblLook w:firstColumn="1" w:firstRow="1" w:lastColumn="0" w:lastRow="0" w:noHBand="0" w:noVBand="1" w:val="04A0"/>
+      </w:tblPr>
+      <w:tblGrid>
+        <w:gridCol w:w="4536"/>
+        <w:gridCol w:w="4536"/>
+      </w:tblGrid>
+      <w:tr>
+        <w:tc>
+          <w:tcPr>
+            <w:tcW w:type="dxa" w:w="2835"/>
+            <w:shd w:val="clear" w:color="auto" w:fill="D5E8F5"/>
+            <w:tcBorders>
+              <w:top w:val="single" w:sz="4" w:color="9BBDD6"/>
+              <w:left w:val="single" w:sz="4" w:color="9BBDD6"/>
+              <w:bottom w:val="single" w:sz="4" w:color="9BBDD6"/>
+              <w:right w:val="single" w:sz="4" w:color="9BBDD6"/>
+            </w:tcBorders>
+          </w:tcPr>
+          <w:p>
+            <w:r>
+              <w:rPr>
+                <w:rFonts w:ascii="Arial" w:hAnsi="Arial"/>
+                <w:b/>
+                <w:sz w:val="20"/>
+              </w:rPr>
+              <w:t>switchStamdataTab(tab)</w:t>
+            </w:r>
+          </w:p>
+        </w:tc>
+        <w:tc>
+          <w:tcPr>
+            <w:tcW w:type="dxa" w:w="6520"/>
+            <w:tcBorders>
+              <w:top w:val="single" w:sz="4" w:color="9BBDD6"/>
+              <w:left w:val="single" w:sz="4" w:color="9BBDD6"/>
+              <w:bottom w:val="single" w:sz="4" w:color="9BBDD6"/>
+              <w:right w:val="single" w:sz="4" w:color="9BBDD6"/>
+            </w:tcBorders>
+          </w:tcPr>
+          <w:p>
+            <w:r>
+              <w:rPr>
+                <w:rFonts w:ascii="Arial" w:hAnsi="Arial"/>
+                <w:sz w:val="20"/>
+              </w:rPr>
+              <w:t>Skifter aktiv pane og opdaterer fane-styling (border, farve, vægt).</w:t>
+            </w:r>
+          </w:p>
+        </w:tc>
+      </w:tr>
+      <w:tr>
+        <w:tc>
+          <w:tcPr>
+            <w:tcW w:type="dxa" w:w="2835"/>
+            <w:shd w:val="clear" w:color="auto" w:fill="D5E8F5"/>
+            <w:tcBorders>
+              <w:top w:val="single" w:sz="4" w:color="9BBDD6"/>
+              <w:left w:val="single" w:sz="4" w:color="9BBDD6"/>
+              <w:bottom w:val="single" w:sz="4" w:color="9BBDD6"/>
+              <w:right w:val="single" w:sz="4" w:color="9BBDD6"/>
+            </w:tcBorders>
+          </w:tcPr>
+          <w:p>
+            <w:r>
+              <w:rPr>
+                <w:rFonts w:ascii="Arial" w:hAnsi="Arial"/>
+                <w:b/>
+                <w:sz w:val="20"/>
+              </w:rPr>
+              <w:t>loadStamdata()</w:t>
+            </w:r>
+          </w:p>
+        </w:tc>
+        <w:tc>
+          <w:tcPr>
+            <w:tcW w:type="dxa" w:w="6520"/>
+            <w:tcBorders>
+              <w:top w:val="single" w:sz="4" w:color="9BBDD6"/>
+              <w:left w:val="single" w:sz="4" w:color="9BBDD6"/>
+              <w:bottom w:val="single" w:sz="4" w:color="9BBDD6"/>
+              <w:right w:val="single" w:sz="4" w:color="9BBDD6"/>
+            </w:tcBorders>
+          </w:tcPr>
+          <w:p>
+            <w:r>
+              <w:rPr>
+                <w:rFonts w:ascii="Arial" w:hAnsi="Arial"/>
+                <w:sz w:val="20"/>
+              </w:rPr>
+              <w:t>Kaldes fra setView('stamdata') og indlæser data til alle ti faner parallelt.</w:t>
+            </w:r>
+          </w:p>
+        </w:tc>
+      </w:tr>
+      <w:tr>
+        <w:tc>
+          <w:tcPr>
+            <w:tcW w:type="dxa" w:w="2835"/>
+            <w:shd w:val="clear" w:color="auto" w:fill="D5E8F5"/>
+            <w:tcBorders>
+              <w:top w:val="single" w:sz="4" w:color="9BBDD6"/>
+              <w:left w:val="single" w:sz="4" w:color="9BBDD6"/>
+              <w:bottom w:val="single" w:sz="4" w:color="9BBDD6"/>
+              <w:right w:val="single" w:sz="4" w:color="9BBDD6"/>
+            </w:tcBorders>
+          </w:tcPr>
+          <w:p>
+            <w:r>
+              <w:rPr>
+                <w:rFonts w:ascii="Arial" w:hAnsi="Arial"/>
+                <w:b/>
+                <w:sz w:val="20"/>
+              </w:rPr>
+              <w:t>btn-stamdata-add-*</w:t>
+            </w:r>
+          </w:p>
+        </w:tc>
+        <w:tc>
+          <w:tcPr>
+            <w:tcW w:type="dxa" w:w="6520"/>
+            <w:tcBorders>
+              <w:top w:val="single" w:sz="4" w:color="9BBDD6"/>
+              <w:left w:val="single" w:sz="4" w:color="9BBDD6"/>
+              <w:bottom w:val="single" w:sz="4" w:color="9BBDD6"/>
+              <w:right w:val="single" w:sz="4" w:color="9BBDD6"/>
+            </w:tcBorders>
+          </w:tcPr>
+          <w:p>
+            <w:r>
+              <w:rPr>
+                <w:rFonts w:ascii="Arial" w:hAnsi="Arial"/>
+                <w:sz w:val="20"/>
+              </w:rPr>
+              <w:t>'+Tilføj'-knap i toolbar vises kun for den aktive fane.</w:t>
+            </w:r>
+          </w:p>
+        </w:tc>
+      </w:tr>
+    </w:tbl>
+    <w:p/>
+    <w:p>
+      <w:pPr>
+        <w:spacing w:after="120"/>
+      </w:pPr>
+      <w:r>
+        <w:rPr>
+          <w:rFonts w:ascii="Arial" w:hAnsi="Arial"/>
+          <w:sz w:val="22"/>
+        </w:rPr>
+        <w:t>Fraværstyper-fanen viser alle rækker fra master_absence_types med Aktiv-badge (grøn/grå). Alle typer har Rediger- og Slet-knap. Løntypekoder-fanen giver mulighed for at redigere type (label), Danløn-kode, Medtag i CSV, Antal-type (Timer/Antal), Sats-kilde, Inkluder sats og Inkluder total samt slette alle koder. Alle disse felter kan også sættes ved oprettelse af en ny løntypekode.</w:t>
+      </w:r>
+    </w:p>
+    <w:p>
+      <w:pPr>
+        <w:spacing w:after="120"/>
+      </w:pPr>
+      <w:r>
+        <w:rPr>
+          <w:rFonts w:ascii="Arial" w:hAnsi="Arial"/>
+          <w:sz w:val="22"/>
+        </w:rPr>
+        <w:t>Aftale-fanen viser rækkerne fra master_agreement_kinds med badges for Type (System/Brugeroprettet), Kræver overenskomsttype (Ja/Nej) og Aktiv. Systemtyperne har kun en Rediger-knap (label/aktiv/kræver overenskomsttype); brugeroprettede typer har desuden en Slet-knap. loadStamdataAgreementKinds() genindlæser efter hver ændring også state.agreementKinds via GET /api/employees/agreement-kinds, så medarbejder-modalens 'Aftale'-dropdown (fillAgreementKindSelect()) altid er opdateret uden sideopdatering. onAgreementKindChange() slår den valgte types requires_agreement_type op og viser/skjuler den røde stjerne ved Overenskomsttype-feltet i medarbejder-modalen.</w:t>
+      </w:r>
+    </w:p>
+    <w:p>
+      <w:pPr>
+        <w:pStyle w:val="Heading2"/>
+        <w:spacing w:before="200" w:after="120"/>
+      </w:pPr>
+      <w:r>
+        <w:rPr>
+          <w:rFonts w:ascii="Arial" w:hAnsi="Arial"/>
+          <w:b/>
+          <w:color w:val="2E6DB8"/>
+          <w:sz w:val="26"/>
+        </w:rPr>
+        <w:t>9.7  Pausehåndtering i oprettelsesmodalen</w:t>
+      </w:r>
+    </w:p>
+    <w:p>
+      <w:pPr>
+        <w:spacing w:after="120"/>
+      </w:pPr>
+      <w:r>
+        <w:rPr>
+          <w:rFonts w:ascii="Arial" w:hAnsi="Arial"/>
+          <w:sz w:val="22"/>
+        </w:rPr>
+        <w:t>Når en manuel aktivitet oprettes, kan der tilføjes et vilkårligt antal pauser via '+ Tilføj pause'-knappen. Pauserne gemmes i databasefeltet pause_intervals og fratrækkes automatisk i lønberegning, varighedsvisning og aktivitetsfordeling.</w:t>
+      </w:r>
+    </w:p>
+    <w:tbl>
+      <w:tblPr>
+        <w:tblStyle w:val="TableGrid"/>
+        <w:tblW w:type="auto" w:w="0"/>
+        <w:tblLook w:firstColumn="1" w:firstRow="1" w:lastColumn="0" w:lastRow="0" w:noHBand="0" w:noVBand="1" w:val="04A0"/>
+      </w:tblPr>
+      <w:tblGrid>
+        <w:gridCol w:w="4536"/>
+        <w:gridCol w:w="4536"/>
+      </w:tblGrid>
+      <w:tr>
+        <w:tc>
+          <w:tcPr>
             <w:tcW w:type="dxa" w:w="4536"/>
             <w:shd w:val="clear" w:color="auto" w:fill="1B3A6B"/>
           </w:tcPr>
@@ -17347,7 +19803,7 @@
           <w:rFonts w:ascii="Arial" w:hAnsi="Arial"/>
           <w:sz w:val="22"/>
         </w:rPr>
-        <w:t>calculate_overtime() i overtime.py bruger _subtract_pauses() til at fratrække pauserne i det korrekte tillægsvindue.</w:t>
+        <w:t>_to_response() sender pause_minutes med i ActivityResponse (bruttovarighed minus _duration_minutes(a)), så arbejdstid + pause altid giver vagtens længde. renderCellActivity() i app.js viser feltet i aktivitetens tooltip.</w:t>
       </w:r>
     </w:p>
     <w:p>
@@ -17361,7 +19817,21 @@
           <w:rFonts w:ascii="Arial" w:hAnsi="Arial"/>
           <w:sz w:val="22"/>
         </w:rPr>
-        <w:t>openActivityDetail() i app.js beregner Aktivitetsfordeling-bjælken: for manuelle aktiviteter uden tachografsegmentdata beregnes Hvil/pause-% fra pause_intervals og Effektiv tid-% som resten.</w:t>
+        <w:t>calculate_overtime() i overtime.py bruger _subtract_pauses() til at fratrække pauserne i det korrekte tillægsvindue.</w:t>
+      </w:r>
+    </w:p>
+    <w:p>
+      <w:pPr>
+        <w:pStyle w:val="ListBullet"/>
+        <w:spacing w:after="40"/>
+        <w:ind w:left="454"/>
+      </w:pPr>
+      <w:r>
+        <w:rPr>
+          <w:rFonts w:ascii="Arial" w:hAnsi="Arial"/>
+          <w:sz w:val="22"/>
+        </w:rPr>
+        <w:t>openActivityDetail() i app.js beregner Aktivitetsfordeling-bjælken: for manuelle aktiviteter uden tachografsegmentdata beregnes Pause-% fra pause_intervals og Effektiv tid-% som resten.</w:t>
       </w:r>
     </w:p>
     <w:p>
@@ -17411,7 +19881,7 @@
           <w:rFonts w:ascii="Arial" w:hAnsi="Arial"/>
           <w:sz w:val="22"/>
         </w:rPr>
-        <w:t>confirmManualActivity() (app.js) udfører to klient-side valideringstjek, BEGGE UDEN server-side modstykke i create_manual_activity() (activities.py) – backend stoler på at frontend har valideret, og afviser hverken et tomt/ukendt vognnummer eller en kørsels-/fraværskonflikt med en HTTPException.</w:t>
+        <w:t>confirmManualActivity() (app.js) udfører to klient-side valideringstjek, BEGGE UDEN server-side modstykke i create_manual_activity() (activities.py) – backend stoler på at frontend har valideret, og afviser hverken et tomt/ukendt vognnummer eller en kørsels-/fraværskonflikt med en HTTPException. Tjekket for låste datoer (_rejectIfLockedDates(), afsnit 8.10) har derimod et server-modstykke.</w:t>
       </w:r>
     </w:p>
     <w:tbl>
@@ -17917,6 +20387,29 @@
       </w:r>
     </w:p>
     <w:p>
+      <w:pPr>
+        <w:spacing w:before="80" w:after="160"/>
+        <w:ind w:left="283" w:right="283"/>
+      </w:pPr>
+      <w:r>
+        <w:rPr>
+          <w:rFonts w:ascii="Arial" w:hAnsi="Arial"/>
+          <w:b/>
+          <w:color w:val="2E6DB8"/>
+          <w:sz w:val="22"/>
+        </w:rPr>
+        <w:t xml:space="preserve">PRODUKTION: </w:t>
+      </w:r>
+      <w:r>
+        <w:rPr>
+          <w:rFonts w:ascii="Arial" w:hAnsi="Arial"/>
+          <w:color w:val="606060"/>
+          <w:sz w:val="22"/>
+        </w:rPr>
+        <w:t>På produktionsserveren kører uvicorn som Task Scheduler-opgaven 'Lonsystem' (som SYSTEM, --host 0.0.0.0 --port 8000, genstartes automatisk ved nedbrud). Stop/start den med Stop-ScheduledTask / Start-ScheduledTask -TaskName Lonsystem – IKKE med Ctrl+C eller Jobliste. Opgaven 'LonsystemAutoDeploy' henter ny kode fra GitHub hvert 5. minut (auto_deploy_check.ps1 → pull_update.ps1, med backup først), men genstarter ikke serveren; det gør 'LonsystemNightlyRestart' kl. 23:00 (restart_server.ps1, med helbredstjek og automatisk tilbagerulning til sidst fungerende version). Derfor slår ændringer i JS/HTML/CSS igennem få minutter efter push, mens Python-ændringer først virker efter kl. 23:00 – indtil da kører ny frontend mod gammel backend. deploy.ps1 kan bruges til en øjeblikkelig deploy. Se deploy/PRODUKTION_OPSAETNING.md.</w:t>
+      </w:r>
+    </w:p>
+    <w:p>
       <w:r>
         <w:rPr>
           <w:rFonts w:ascii="Arial" w:hAnsi="Arial"/>
@@ -18261,7 +20754,7 @@
           <w:rFonts w:ascii="Arial" w:hAnsi="Arial"/>
           <w:sz w:val="22"/>
         </w:rPr>
-        <w:t>Stop serveren (Ctrl+C eller Task Manager).</w:t>
+        <w:t>Stop serveren (i produktion: Stop-ScheduledTask -TaskName Lonsystem).</w:t>
       </w:r>
     </w:p>
     <w:p>
@@ -18409,6 +20902,28 @@
           <w:sz w:val="22"/>
         </w:rPr>
         <w:t xml:space="preserve">Trin 8: </w:t>
+      </w:r>
+      <w:r>
+        <w:rPr>
+          <w:rFonts w:ascii="Arial" w:hAnsi="Arial"/>
+          <w:sz w:val="22"/>
+        </w:rPr>
+        <w:t>Log ind som 'admin' med adgangskoden 'admin' – en tom database opretter automatisk denne bruger – og SKIFT adgangskoden med det samme (eller opret egne administratorer og deaktivér 'admin').</w:t>
+      </w:r>
+    </w:p>
+    <w:p>
+      <w:pPr>
+        <w:pStyle w:val="ListBullet"/>
+        <w:spacing w:after="40"/>
+        <w:ind w:left="454"/>
+      </w:pPr>
+      <w:r>
+        <w:rPr>
+          <w:rFonts w:ascii="Arial" w:hAnsi="Arial"/>
+          <w:b/>
+          <w:sz w:val="22"/>
+        </w:rPr>
+        <w:t xml:space="preserve">Trin 9: </w:t>
       </w:r>
       <w:r>
         <w:rPr>
@@ -18550,7 +21065,7 @@
                 <w:b/>
                 <w:sz w:val="20"/>
               </w:rPr>
-              <w:t>backup/installer.ps1</w:t>
+              <w:t>deploy/setup_scheduled_task.ps1</w:t>
             </w:r>
           </w:p>
         </w:tc>
@@ -18570,7 +21085,7 @@
                 <w:rFonts w:ascii="Arial" w:hAnsi="Arial"/>
                 <w:sz w:val="20"/>
               </w:rPr>
-              <w:t>PowerShell-script der registrerer backup-opgaven i Windows Task Scheduler.</w:t>
+              <w:t>Opretter bl.a. backup-opgaven 'LonsystemBackup' i Windows Task Scheduler (00:00, 06:00, 12:00, 18:00) og sætter miljøvariablen LONSYSTEM_BACKUP_DIR.</w:t>
             </w:r>
           </w:p>
         </w:tc>
@@ -18594,7 +21109,7 @@
                 <w:b/>
                 <w:sz w:val="20"/>
               </w:rPr>
-              <w:t>backup/arkiv/</w:t>
+              <w:t>Arkivmappe</w:t>
             </w:r>
           </w:p>
         </w:tc>
@@ -18614,7 +21129,7 @@
                 <w:rFonts w:ascii="Arial" w:hAnsi="Arial"/>
                 <w:sz w:val="20"/>
               </w:rPr>
-              <w:t>Mappe med ZIP-filer – én pr. kørsel.</w:t>
+              <w:t>ZIP-filer – én pr. kørsel. Placeres i LONSYSTEM_BACKUP_DIR (i produktion en OneDrive-mappe); er variablen ikke sat, bruges backup/arkiv/.</w:t>
             </w:r>
           </w:p>
         </w:tc>
@@ -18877,7 +21392,7 @@
           <w:rFonts w:ascii="Arial" w:hAnsi="Arial"/>
           <w:sz w:val="22"/>
         </w:rPr>
-        <w:t>Hvert backup gemmes som en ZIP-fil med navneformatet lonsystem_YYYY-MM-DD_HH-MM.zip. ZIP-filer ældre end 5 dage slettes automatisk. Med 4 kørsler dagligt i 5 dage er der til enhver tid 20 backups i arkivet.</w:t>
+        <w:t>Hvert backup gemmes som en ZIP-fil med navneformatet lonsystem_YYYY-MM-DD_HH-MM.zip. ZIP-filer ældre end 5 dage slettes automatisk. Med 4 planlagte kørsler dagligt er der mindst ca. 20 backups i arkivet – plus en ekstra ved hver deploy (pull_update.ps1 tager backup før koden opdateres).</w:t>
       </w:r>
     </w:p>
     <w:p>
@@ -18931,7 +21446,7 @@
           <w:rFonts w:ascii="Arial" w:hAnsi="Arial"/>
           <w:sz w:val="22"/>
         </w:rPr>
-        <w:t>Kør installer.ps1 én gang som Administrator:</w:t>
+        <w:t>Backup-opgaven oprettes sammen med de øvrige produktionsopgaver af deploy/setup_scheduled_task.ps1:</w:t>
       </w:r>
     </w:p>
     <w:p>
@@ -18997,7 +21512,7 @@
           <w:rFonts w:ascii="Arial" w:hAnsi="Arial"/>
           <w:sz w:val="22"/>
         </w:rPr>
-        <w:t>Kør: &amp; "...\backup\installer.ps1"</w:t>
+        <w:t>Kør: &amp; "...\deploy\setup_scheduled_task.ps1"</w:t>
       </w:r>
     </w:p>
     <w:p>
@@ -19019,7 +21534,7 @@
           <w:rFonts w:ascii="Arial" w:hAnsi="Arial"/>
           <w:sz w:val="22"/>
         </w:rPr>
-        <w:t>Test med: Start-ScheduledTask -TaskName "Lønsystem Backup"</w:t>
+        <w:t>Test med: Start-ScheduledTask -TaskName "LonsystemBackup"</w:t>
       </w:r>
     </w:p>
     <w:p>
@@ -19250,7 +21765,7 @@
                 <w:rFonts w:ascii="Arial" w:hAnsi="Arial"/>
                 <w:sz w:val="20"/>
               </w:rPr>
-              <w:t>Uvicorn skal lytte på alle netværksgrænseflader (ikke kun 127.0.0.1). Sat i .claude/launch.json.</w:t>
+              <w:t>Uvicorn skal lytte på alle netværksgrænseflader (ikke kun 127.0.0.1). I produktion sat af Task Scheduler-opgaven 'Lonsystem' (setup_scheduled_task.ps1); under udvikling i .claude/launch.json.</w:t>
             </w:r>
           </w:p>
         </w:tc>
@@ -19369,7 +21884,7 @@
           <w:rFonts w:ascii="Arial" w:hAnsi="Arial"/>
           <w:sz w:val="22"/>
         </w:rPr>
-        <w:t>Kør én gang som Administrator i PowerShell:</w:t>
+        <w:t>Kør deploy/setup_firewall.ps1 én gang som Administrator. Den opretter reglen 'Lonsystem' (fjerner en evt. gammel først) – svarende til:</w:t>
       </w:r>
     </w:p>
     <w:p>
@@ -19382,7 +21897,7 @@
           <w:rFonts w:ascii="Courier New" w:hAnsi="Courier New"/>
           <w:sz w:val="18"/>
         </w:rPr>
-        <w:t>New-NetFirewallRule -DisplayName "Lønsystem port 8000" -Direction Inbound -Protocol TCP -LocalPort 8000 -Action Allow -Profile Private</w:t>
+        <w:t>New-NetFirewallRule -DisplayName "Lonsystem" -Direction Inbound -Protocol TCP -LocalPort 8000 -Action Allow</w:t>
       </w:r>
     </w:p>
     <w:p>
@@ -19529,7 +22044,19 @@
           <w:rFonts w:ascii="Arial" w:hAnsi="Arial"/>
           <w:sz w:val="22"/>
         </w:rPr>
-        <w:t>I modsætning til de fleste andre visninger har Lønafregning ingen egen periode-navigation. Siden følger i stedet den globale periode (state.currentPeriodStart), som vælges via frem/tilbage-pilene i Aktivitetsoversigten – nøjagtig samme mekanisme som Lønkørsel allerede bruger. Uden valgt periode falder den tilbage til dagens periode.</w:t>
+        <w:t>Lønafregning har egne Fra/Til-datovælgere samt filtre for disponentgruppe og medarbejder (preview og export-csv tager date_from/date_to, employee_id og dispatcher_group_id). Er dato-felterne tomme, udfyldes de med den periode der er valgt i Aktivitetsoversigten (state.currentPeriodStart); uden datoer bruges period_start eller dagens periode. Kun medarbejdere med mindst én godkendt aktivitet i intervallet vises.</w:t>
+      </w:r>
+    </w:p>
+    <w:p>
+      <w:pPr>
+        <w:spacing w:after="120"/>
+      </w:pPr>
+      <w:r>
+        <w:rPr>
+          <w:rFonts w:ascii="Arial" w:hAnsi="Arial"/>
+          <w:sz w:val="22"/>
+        </w:rPr>
+        <w:t>Rækkerne samles pr. (dato, vognnummer) i _aggregate_days(). Er en vagt kørt i flere biler (vehicle_uses, afsnit 4.3), deles den op i én linje pr. bil pr. dag efter nærmeste-bil-reglen (2026-09-30); samme bil flere gange samme dag giver én linje med alle tidsrum. Vognnummeret slås op i Vognpark ud fra registreringsnummeret ved beregningen – en ukendt bil får tomt vognnummer.</w:t>
       </w:r>
     </w:p>
     <w:p>
@@ -19773,7 +22300,7 @@
           <w:rFonts w:ascii="Arial" w:hAnsi="Arial"/>
           <w:sz w:val="22"/>
         </w:rPr>
-        <w:t>_employee_settlement_data() (payroll_settlement_router.py) kalder _calculate_employee() og lægger to ting oveni: (1) overenskomstsats og personligt tillæg vises som to adskilte tal i stedet for kun den kombinerede hourly_rate, og (2) springertillæg (normalt usynligt i Lønkørsel-visningen) lægges til medarbejderens totale løn med eget kr-beløb.</w:t>
+        <w:t>_employee_settlement_data() (payroll_settlement_router.py) kalder _calculate_employee() og lægger to ting oveni: (1) overenskomstsats og personligt tillæg vises som to adskilte tal i stedet for kun den kombinerede hourly_rate, og (2) springertillæg lægges til medarbejderens totale løn med eget kr-beløb og indgår i topsummens 'Grundtimeløn inkl. tillæg'. SH-betaling (kode 4/63) indgår i totalen via total_kr, men har ingen egen linje i topsummen.</w:t>
       </w:r>
     </w:p>
     <w:p>
@@ -20087,7 +22614,7 @@
           <w:rFonts w:ascii="Arial" w:hAnsi="Arial"/>
           <w:sz w:val="22"/>
         </w:rPr>
-        <w:t>CSV-filen (semikolon-separeret, UTF-8) indeholder KUN data pr. medarbejder – topsummeringen 'Total sum for perioden' skrives ikke med. For hver medarbejder skrives én række pr. dag i perioden (alle 14, også dage uden aktivitet), efterfulgt af én 'Total løn for [navn]'-række:</w:t>
+        <w:t>CSV-filen (semikolon-separeret, UTF-8 med BOM) indeholder KUN dagsrækker pr. medarbejder – hverken topsummering eller 'Total løn for'-rækker. For hver medarbejder med data skrives én række pr. dag og vognnummer i intervallet (også dage uden aktivitet). Filnavn: lonafregning_{fra}_{til}.csv.</w:t>
       </w:r>
     </w:p>
     <w:tbl>
@@ -20399,7 +22926,19 @@
           <w:rFonts w:ascii="Arial" w:hAnsi="Arial"/>
           <w:sz w:val="22"/>
         </w:rPr>
-        <w:t>Eksport kræver at den valgte periode er låst (status 'closed') – knappen giver en fejlbesked og udfører intet, hvis perioden stadig er åben. Administratorer er undtaget og kan altid eksportere, uanset periodens status. Eksport LÅSER ikke selv perioden (det gør kun 'Kør løn' under Lønkørsel).</w:t>
+        <w:t>I CSV'en (men ikke på siden) nulstilles timer og beløb for Ferie og Afspadsering altid, og for Feriefri hos timelønnede (_csv_zeroed_absence_types(), bekræftet af bruger 2026-08-26) – Vognnummer-kolonnen viser stadig typens navn.</w:t>
+      </w:r>
+    </w:p>
+    <w:p>
+      <w:pPr>
+        <w:spacing w:after="120"/>
+      </w:pPr>
+      <w:r>
+        <w:rPr>
+          <w:rFonts w:ascii="Arial" w:hAnsi="Arial"/>
+          <w:sz w:val="22"/>
+        </w:rPr>
+        <w:t>Matcher det valgte interval PRÆCIST en lønperiode, kræver eksporten at perioden er låst (status 'closed') – ellers afvises den (400). Et frit interval uden eksakt periodematch kan altid eksporteres. Administratorer er undtaget og kan altid eksportere. Eksport LÅSER ikke selv perioden (det gør kun 'Kør løn' under Lønkørsel).</w:t>
       </w:r>
     </w:p>
     <w:p>
@@ -20558,7 +23097,7 @@
           <w:rFonts w:ascii="Arial" w:hAnsi="Arial"/>
           <w:sz w:val="22"/>
         </w:rPr>
-        <w:t>Tilføjes idempotent ved opstart (samme mønster som manage_baselines-permissionen). 'admin' får dem automatisk som systemrolle; øvrige roller tildeles dem ikke som default, men kan gives det via rolle-editoren.</w:t>
+        <w:t>Rettighederne findes i ALL_PERMISSIONS (auth.py; dagsplan_edit vises som 'Redigere dagsplan'), men tildeles ikke automatisk nogen rolle. 'admin' har dem som systemrolle; øvrige roller skal have dem via rolle-editoren.</w:t>
       </w:r>
     </w:p>
     <w:p>
@@ -21188,7 +23727,7 @@
           <w:rFonts w:ascii="Arial" w:hAnsi="Arial"/>
           <w:sz w:val="22"/>
         </w:rPr>
-        <w:t>Medarbejderlisten i GET /api/dagsplan farvekoder hver medarbejder efter forrang gul &gt; rød &gt; grøn &gt; grå: gul (comment_only – vagtplan-kommentar uden egentligt fravær), rød (absent – registreret fravær den dag), grøn (assigned – tildelt en vogn/EKSTRA-plads) og grå (none – hverken tildelt eller fraværende). En medarbejder med fravær forbliver gul selv når vedkommende samtidig er skrevet i chauffør-kolonnen.</w:t>
+        <w:t>Medarbejderlisten i GET /api/dagsplan farvekoder hver medarbejder efter forrang gul &gt; rød &gt; grøn &gt; grå: gul (comment_only – vagtplan-kommentar uden egentligt fravær), rød (absent – registreret fravær den dag), grøn (assigned – tildelt en vogn/EKSTRA-plads) og grå (none – hverken tildelt eller fraværende). En medarbejder med fravær forbliver rød selv når vedkommende samtidig er skrevet i chauffør-kolonnen; har vedkommende BÅDE en kommentar og fravær, vises gul, og kommentaren vises i stedet for fraværsteksten. Medarbejderlisten indeholder kun aktive medarbejdere i en disponentgruppe der er synlig i aktivitetsoversigten. Fraværsopslaget bruger activity_type != 'normal', så også overnatning/DOB tælles som fravær.</w:t>
       </w:r>
     </w:p>
     <w:p>
@@ -21227,7 +23766,7 @@
           <w:rFonts w:ascii="Arial" w:hAnsi="Arial"/>
           <w:sz w:val="22"/>
         </w:rPr>
-        <w:t>create_manual_activity() (activities.py) slår daily_plan_assignments op på (employee_id, start_time.date()), når en 'normal tid'-aktivitet oprettes med tomt vehicle_number. Findes en tildeling med en vogn, udfyldes vehicle_number automatisk fra den. Gælder KUN 'normal tid' og overskriver aldrig et allerede udfyldt vognnummer – den eksisterende disponentgruppe-baserede autoudfyldning for fraværstyper (applyDispatcherGroupVehicleDefault() i frontend) er uændret og upåvirket. applyDagsplanVehicleDefault() i app.js udfører den tilsvarende autoudfyldning i frontend-formularen inden POST sendes.</w:t>
+        <w:t>create_manual_activity() (activities.py) slår daily_plan_assignments op på (employee_id, start_time.date()), når en 'normal tid'-aktivitet oprettes med tomt vehicle_number. Findes en tildeling med en vogn, udfyldes vehicle_number automatisk fra den. Gælder KUN 'normal tid' og overskriver aldrig et allerede udfyldt vognnummer. Fraværstyper forudfyldes i stedet fra medarbejderens 'Vognnummer ved fravær' (Employee.absence_vehicle_id, applyAbsenceVehicleDefault() i frontend) – siden 2026-09-30 uden fallback til disponentgruppens standardvogn. applyDagsplanVehicleDefault() i app.js udfører den tilsvarende autoudfyldning i frontend-formularen inden POST sendes.</w:t>
       </w:r>
     </w:p>
     <w:p>
@@ -21505,27 +24044,27 @@
                 <w:rFonts w:ascii="Arial" w:hAnsi="Arial"/>
                 <w:sz w:val="20"/>
               </w:rPr>
-              <w:t>comment</w:t>
-            </w:r>
-          </w:p>
-        </w:tc>
-        <w:tc>
-          <w:tcPr>
-            <w:tcW w:type="dxa" w:w="3024"/>
-            <w:tcBorders>
-              <w:top w:val="single" w:sz="4" w:color="CCCCCC"/>
-              <w:left w:val="single" w:sz="4" w:color="CCCCCC"/>
-              <w:bottom w:val="single" w:sz="4" w:color="CCCCCC"/>
-              <w:right w:val="single" w:sz="4" w:color="CCCCCC"/>
-            </w:tcBorders>
-          </w:tcPr>
-          <w:p>
-            <w:r>
-              <w:rPr>
-                <w:rFonts w:ascii="Arial" w:hAnsi="Arial"/>
-                <w:sz w:val="20"/>
-              </w:rPr>
-              <w:t>Text</w:t>
+              <w:t>text</w:t>
+            </w:r>
+          </w:p>
+        </w:tc>
+        <w:tc>
+          <w:tcPr>
+            <w:tcW w:type="dxa" w:w="3024"/>
+            <w:tcBorders>
+              <w:top w:val="single" w:sz="4" w:color="CCCCCC"/>
+              <w:left w:val="single" w:sz="4" w:color="CCCCCC"/>
+              <w:bottom w:val="single" w:sz="4" w:color="CCCCCC"/>
+              <w:right w:val="single" w:sz="4" w:color="CCCCCC"/>
+            </w:tcBorders>
+          </w:tcPr>
+          <w:p>
+            <w:r>
+              <w:rPr>
+                <w:rFonts w:ascii="Arial" w:hAnsi="Arial"/>
+                <w:sz w:val="20"/>
+              </w:rPr>
+              <w:t>String(1000)</w:t>
             </w:r>
           </w:p>
         </w:tc>
@@ -21546,6 +24085,68 @@
                 <w:sz w:val="20"/>
               </w:rPr>
               <w:t>Fri tekst</w:t>
+            </w:r>
+          </w:p>
+        </w:tc>
+      </w:tr>
+      <w:tr>
+        <w:tc>
+          <w:tcPr>
+            <w:tcW w:type="dxa" w:w="3024"/>
+            <w:tcBorders>
+              <w:top w:val="single" w:sz="4" w:color="CCCCCC"/>
+              <w:left w:val="single" w:sz="4" w:color="CCCCCC"/>
+              <w:bottom w:val="single" w:sz="4" w:color="CCCCCC"/>
+              <w:right w:val="single" w:sz="4" w:color="CCCCCC"/>
+            </w:tcBorders>
+          </w:tcPr>
+          <w:p>
+            <w:r>
+              <w:rPr>
+                <w:rFonts w:ascii="Arial" w:hAnsi="Arial"/>
+                <w:sz w:val="20"/>
+              </w:rPr>
+              <w:t>created_by</w:t>
+            </w:r>
+          </w:p>
+        </w:tc>
+        <w:tc>
+          <w:tcPr>
+            <w:tcW w:type="dxa" w:w="3024"/>
+            <w:tcBorders>
+              <w:top w:val="single" w:sz="4" w:color="CCCCCC"/>
+              <w:left w:val="single" w:sz="4" w:color="CCCCCC"/>
+              <w:bottom w:val="single" w:sz="4" w:color="CCCCCC"/>
+              <w:right w:val="single" w:sz="4" w:color="CCCCCC"/>
+            </w:tcBorders>
+          </w:tcPr>
+          <w:p>
+            <w:r>
+              <w:rPr>
+                <w:rFonts w:ascii="Arial" w:hAnsi="Arial"/>
+                <w:sz w:val="20"/>
+              </w:rPr>
+              <w:t>String</w:t>
+            </w:r>
+          </w:p>
+        </w:tc>
+        <w:tc>
+          <w:tcPr>
+            <w:tcW w:type="dxa" w:w="3024"/>
+            <w:tcBorders>
+              <w:top w:val="single" w:sz="4" w:color="CCCCCC"/>
+              <w:left w:val="single" w:sz="4" w:color="CCCCCC"/>
+              <w:bottom w:val="single" w:sz="4" w:color="CCCCCC"/>
+              <w:right w:val="single" w:sz="4" w:color="CCCCCC"/>
+            </w:tcBorders>
+          </w:tcPr>
+          <w:p>
+            <w:r>
+              <w:rPr>
+                <w:rFonts w:ascii="Arial" w:hAnsi="Arial"/>
+                <w:sz w:val="20"/>
+              </w:rPr>
+              <w:t>Initialer på den der senest gemte kommentaren</w:t>
             </w:r>
           </w:p>
         </w:tc>
@@ -21561,7 +24162,7 @@
           <w:rFonts w:ascii="Arial" w:hAnsi="Arial"/>
           <w:sz w:val="22"/>
         </w:rPr>
-        <w:t>Unik constraint på (employee_id, date) – kun én kommentar pr. medarbejder pr. dag. POST fungerer som upsert (opret/overskriv).</w:t>
+        <w:t>Unik constraint på (employee_id, date) – kun én kommentar pr. medarbejder pr. dag. POST fungerer som upsert (opret/overskriv). Kommentarer kan hverken oprettes, rettes eller slettes på en dato i en låst lønperiode (2026-09-30).</w:t>
       </w:r>
     </w:p>
     <w:p>
@@ -21678,7 +24279,7 @@
                 <w:rFonts w:ascii="Arial" w:hAnsi="Arial"/>
                 <w:sz w:val="20"/>
               </w:rPr>
-              <w:t>/api/vagtplan-comments?from=&amp;to=&amp;employee_id=</w:t>
+              <w:t>/api/vagtplan-comments?date_from=&amp;date_to=&amp;employee_id=</w:t>
             </w:r>
           </w:p>
         </w:tc>
@@ -21964,7 +24565,7 @@
                 <w:rFonts w:ascii="Arial" w:hAnsi="Arial"/>
                 <w:sz w:val="20"/>
               </w:rPr>
-              <w:t>vagtplan_view</w:t>
+              <w:t>view_calendar eller vagtplan_view</w:t>
             </w:r>
           </w:p>
         </w:tc>
@@ -22435,7 +25036,7 @@
           <w:rFonts w:ascii="Arial" w:hAnsi="Arial"/>
           <w:sz w:val="22"/>
         </w:rPr>
-        <w:t>Alle fire endepunkter kræver rettigheden 'absence_overview'.</w:t>
+        <w:t>Alle fire endepunkter kræver rettigheden 'absence_overview'. Kun GODKENDT fravær for AKTIVE medarbejdere tælles med (afventende fravær vises ikke).</w:t>
       </w:r>
     </w:p>
     <w:p>
@@ -22849,7 +25450,7 @@
                 <w:rFonts w:ascii="Arial" w:hAnsi="Arial"/>
                 <w:sz w:val="20"/>
               </w:rPr>
-              <w:t>login</w:t>
+              <w:t>Én af flere*</w:t>
             </w:r>
           </w:p>
         </w:tc>
@@ -22869,7 +25470,7 @@
                 <w:rFonts w:ascii="Arial" w:hAnsi="Arial"/>
                 <w:sz w:val="20"/>
               </w:rPr>
-              <w:t>Liste over alle køretøjer.</w:t>
+              <w:t>Liste over alle køretøjer. *Kræver mindst én af: view_vehicles, manage_vehicles, view_calendar, edit_activities, vagtplan_view, dagsplan_view, view_employees, manage_employees, payroll_settlement_view, stamdata – vognlisten bruges af flere skærmbilleder.</w:t>
             </w:r>
           </w:p>
         </w:tc>
@@ -23115,7 +25716,7 @@
                 <w:rFonts w:ascii="Arial" w:hAnsi="Arial"/>
                 <w:sz w:val="20"/>
               </w:rPr>
-              <w:t>Slet – blokeres (400) hvis vognens registration_number bruges af eksisterende aktiviteter.</w:t>
+              <w:t>Slet – blokeres (400) hvis vognens registration_number bruges af eksisterende aktiviteter. Andre referencer (fast bil, vognnummer ved fravær, dagsplan, materielt fravær) tjekkes ikke.</w:t>
             </w:r>
           </w:p>
         </w:tc>
@@ -23131,7 +25732,7 @@
           <w:rFonts w:ascii="Arial" w:hAnsi="Arial"/>
           <w:sz w:val="22"/>
         </w:rPr>
-        <w:t>Fra og med 2026-09-11 har hver vogn et boolean-felt 'vognpark' (default false). Vognpark-siden har to underfaner: 'Vognpark' (kun vogne med vognpark=true, standard-visningen) og 'Alle' (alle vogne, inkl. dem der reelt er afdelinger/interne poster). Dagsplans vognliste (kapitel 14) og medarbejder-modalens 'Fast bil'-dropdown filtreres BEGGE til kun vognpark=true – nyoprettede vogne vises derfor ikke i Dagsplan før feltet aktivt sættes. 'Meld materielt fravær'-vognsøgningen (afsnit 14.2) er upåvirket og viser fortsat alle vogne.</w:t>
+        <w:t>Fra og med 2026-09-11 har hver vogn et boolean-felt 'vognpark' (default false). Vognpark-siden har to underfaner: 'Vognpark' (kun vogne med vognpark=true, standard-visningen) og 'Alle' (alle vogne, inkl. dem der reelt er afdelinger/interne poster). Dagsplans vognliste (kapitel 14) filtreres til kun vognpark=true – nyoprettede vogne vises derfor ikke i Dagsplan før feltet aktivt sættes. Medarbejder-modalens 'Fast bil'- og 'Vognnummer ved fravær'-søgning samt 'Meld materielt fravær'-vognsøgningen (afsnit 14.2) viser alle vogne. Listen sorteres efter vognnummer.</w:t>
       </w:r>
     </w:p>
     <w:p>
@@ -23609,7 +26210,7 @@
                 <w:rFonts w:ascii="Arial" w:hAnsi="Arial"/>
                 <w:sz w:val="20"/>
               </w:rPr>
-              <w:t>Vises på tidsbadgen når status=approved OG auto_approved=true (app.js ~1065).</w:t>
+              <w:t>Vises på tidsbadgen når status=approved OG auto_approved=true (renderCellActivity() i app.js); tidsbadgen får desuden sin egen accentfarve (.time-badge.auto-approved).</w:t>
             </w:r>
           </w:p>
         </w:tc>
@@ -23713,7 +26314,7 @@
           <w:rFonts w:ascii="Arial" w:hAnsi="Arial"/>
           <w:sz w:val="22"/>
         </w:rPr>
-        <w:t>Bulk-endepunktet (activities.py) afviser (400) hvis den globale kontakt er slået fra. Forespørgslen har INGEN type-/kilde-filter – den henter alle pending-aktiviteter i perioden, men should_auto_approve() afviser internt alt der ikke er normal+tachograf ('Kun normale tachograf-aktiviteter auto-godkendes' / 'Kun tachograf-aktiviteter auto-godkendes'). Godkendte får approved_by='AUTO' og bidrager straks til baseline; toast'en opsummerer: 'Auto-godkendt: X aktiviteter. Flagget til gennemgang: Y.'</w:t>
+        <w:t>Øvrige endepunkter: POST /api/auto-approval/rebuild-baselines og GET /api/auto-approval/baseline-summary (begge kun manage_baselines, dvs. admin), GET/POST /api/auto-approval/settings (afsnit 18.1) og POST /api/activities/auto-approve-pending. Bulk-endepunktet kræver approve_activities og afviser (400) hvis den globale kontakt er slået fra. Forespørgslen har INGEN type-/kilde-filter – den henter alle pending-aktiviteter i perioden, men should_auto_approve() afviser internt alt der ikke er normal+tachograf ('Kun normale tachograf-aktiviteter auto-godkendes' / 'Kun tachograf-aktiviteter auto-godkendes') – og skriver den begrundelse i auto_approval_flags også på manuelle aktiviteter og fravær, så deres detaljevisning kan vise 'Afvigelser registreret'. Godkendte får approved_by='AUTO' og bidrager straks til baseline; toast'en opsummerer: 'Auto-godkendt: X aktiviteter. Flagget til gennemgang: Y.'</w:t>
       </w:r>
     </w:p>
     <w:sectPr>

--- a/docs/Teknisk dokumentation.docx
+++ b/docs/Teknisk dokumentation.docx
@@ -55,7 +55,7 @@
           <w:color w:val="606060"/>
           <w:sz w:val="22"/>
         </w:rPr>
-        <w:t>September 2026</w:t>
+        <w:t>Oktober 2026</w:t>
       </w:r>
     </w:p>
     <w:p>
@@ -1834,7 +1834,7 @@
                 <w:rFonts w:ascii="Arial" w:hAnsi="Arial"/>
                 <w:sz w:val="20"/>
               </w:rPr>
-              <w:t>EU-førerkortnummer – bruges til at matche .ddd-filer</w:t>
+              <w:t>EU-førerkortnummer – bruges til at matche .ddd-filer. Påkrævet for chauffører (alle aftaletyper undtagen funktionær) siden 2026-10-01</w:t>
             </w:r>
           </w:p>
         </w:tc>
@@ -2020,7 +2020,7 @@
                 <w:rFonts w:ascii="Arial" w:hAnsi="Arial"/>
                 <w:sz w:val="20"/>
               </w:rPr>
-              <w:t>Kontaktoplysninger</w:t>
+              <w:t>Kontaktoplysninger. email er påkrævet ved gem siden 2026-10-01 og vises som 'Email (Poulschou)' for funktionærer og 'Email (Privat)' for chauffører – samme DB-felt</w:t>
             </w:r>
           </w:p>
         </w:tc>
@@ -2082,7 +2082,7 @@
                 <w:rFonts w:ascii="Arial" w:hAnsi="Arial"/>
                 <w:sz w:val="20"/>
               </w:rPr>
-              <w:t>Initialer – matches mod brugerens initialer for 'Redigér egen linje i vagtplan'</w:t>
+              <w:t>Initialer – matches mod brugerens initialer for 'Redigér egen linje i vagtplan'. Påkrævet for funktionærer (2026-10-01)</w:t>
             </w:r>
           </w:p>
         </w:tc>
@@ -3137,6 +3137,378 @@
                 <w:sz w:val="20"/>
               </w:rPr>
               <w:t>Seneste terminsdato angivet ved oprettelse af en barsel-aktivitet – gemmes for genbrug. Se afsnit 8.7</w:t>
+            </w:r>
+          </w:p>
+        </w:tc>
+      </w:tr>
+      <w:tr>
+        <w:tc>
+          <w:tcPr>
+            <w:tcW w:type="dxa" w:w="3024"/>
+            <w:tcBorders>
+              <w:top w:val="single" w:sz="4" w:color="CCCCCC"/>
+              <w:left w:val="single" w:sz="4" w:color="CCCCCC"/>
+              <w:bottom w:val="single" w:sz="4" w:color="CCCCCC"/>
+              <w:right w:val="single" w:sz="4" w:color="CCCCCC"/>
+            </w:tcBorders>
+          </w:tcPr>
+          <w:p>
+            <w:r>
+              <w:rPr>
+                <w:rFonts w:ascii="Arial" w:hAnsi="Arial"/>
+                <w:sz w:val="20"/>
+              </w:rPr>
+              <w:t>position_id</w:t>
+            </w:r>
+          </w:p>
+        </w:tc>
+        <w:tc>
+          <w:tcPr>
+            <w:tcW w:type="dxa" w:w="3024"/>
+            <w:tcBorders>
+              <w:top w:val="single" w:sz="4" w:color="CCCCCC"/>
+              <w:left w:val="single" w:sz="4" w:color="CCCCCC"/>
+              <w:bottom w:val="single" w:sz="4" w:color="CCCCCC"/>
+              <w:right w:val="single" w:sz="4" w:color="CCCCCC"/>
+            </w:tcBorders>
+          </w:tcPr>
+          <w:p>
+            <w:r>
+              <w:rPr>
+                <w:rFonts w:ascii="Arial" w:hAnsi="Arial"/>
+                <w:sz w:val="20"/>
+              </w:rPr>
+              <w:t>Integer FK (opt.)</w:t>
+            </w:r>
+          </w:p>
+        </w:tc>
+        <w:tc>
+          <w:tcPr>
+            <w:tcW w:type="dxa" w:w="3024"/>
+            <w:tcBorders>
+              <w:top w:val="single" w:sz="4" w:color="CCCCCC"/>
+              <w:left w:val="single" w:sz="4" w:color="CCCCCC"/>
+              <w:bottom w:val="single" w:sz="4" w:color="CCCCCC"/>
+              <w:right w:val="single" w:sz="4" w:color="CCCCCC"/>
+            </w:tcBorders>
+          </w:tcPr>
+          <w:p>
+            <w:r>
+              <w:rPr>
+                <w:rFonts w:ascii="Arial" w:hAnsi="Arial"/>
+                <w:sz w:val="20"/>
+              </w:rPr>
+              <w:t>Stilling (2026-10-01) – FK til master_positions. Påkrævet ved gem for alle typer, nullable i DB (eksisterende medarbejdere har den tom). Se afsnit 6.7</w:t>
+            </w:r>
+          </w:p>
+        </w:tc>
+      </w:tr>
+      <w:tr>
+        <w:tc>
+          <w:tcPr>
+            <w:tcW w:type="dxa" w:w="3024"/>
+            <w:tcBorders>
+              <w:top w:val="single" w:sz="4" w:color="CCCCCC"/>
+              <w:left w:val="single" w:sz="4" w:color="CCCCCC"/>
+              <w:bottom w:val="single" w:sz="4" w:color="CCCCCC"/>
+              <w:right w:val="single" w:sz="4" w:color="CCCCCC"/>
+            </w:tcBorders>
+          </w:tcPr>
+          <w:p>
+            <w:r>
+              <w:rPr>
+                <w:rFonts w:ascii="Arial" w:hAnsi="Arial"/>
+                <w:sz w:val="20"/>
+              </w:rPr>
+              <w:t>seniority_date</w:t>
+            </w:r>
+          </w:p>
+        </w:tc>
+        <w:tc>
+          <w:tcPr>
+            <w:tcW w:type="dxa" w:w="3024"/>
+            <w:tcBorders>
+              <w:top w:val="single" w:sz="4" w:color="CCCCCC"/>
+              <w:left w:val="single" w:sz="4" w:color="CCCCCC"/>
+              <w:bottom w:val="single" w:sz="4" w:color="CCCCCC"/>
+              <w:right w:val="single" w:sz="4" w:color="CCCCCC"/>
+            </w:tcBorders>
+          </w:tcPr>
+          <w:p>
+            <w:r>
+              <w:rPr>
+                <w:rFonts w:ascii="Arial" w:hAnsi="Arial"/>
+                <w:sz w:val="20"/>
+              </w:rPr>
+              <w:t>Date (opt.)</w:t>
+            </w:r>
+          </w:p>
+        </w:tc>
+        <w:tc>
+          <w:tcPr>
+            <w:tcW w:type="dxa" w:w="3024"/>
+            <w:tcBorders>
+              <w:top w:val="single" w:sz="4" w:color="CCCCCC"/>
+              <w:left w:val="single" w:sz="4" w:color="CCCCCC"/>
+              <w:bottom w:val="single" w:sz="4" w:color="CCCCCC"/>
+              <w:right w:val="single" w:sz="4" w:color="CCCCCC"/>
+            </w:tcBorders>
+          </w:tcPr>
+          <w:p>
+            <w:r>
+              <w:rPr>
+                <w:rFonts w:ascii="Arial" w:hAnsi="Arial"/>
+                <w:sz w:val="20"/>
+              </w:rPr>
+              <w:t>Anciennitetsdato (2026-10-01) – bruges KUN til jubilæumsadvarslen. Påvirker ikke 9-måneders-varslet, 'mdr. anciennitet' eller satser, som fortsat regner fra hire_date</w:t>
+            </w:r>
+          </w:p>
+        </w:tc>
+      </w:tr>
+      <w:tr>
+        <w:tc>
+          <w:tcPr>
+            <w:tcW w:type="dxa" w:w="3024"/>
+            <w:tcBorders>
+              <w:top w:val="single" w:sz="4" w:color="CCCCCC"/>
+              <w:left w:val="single" w:sz="4" w:color="CCCCCC"/>
+              <w:bottom w:val="single" w:sz="4" w:color="CCCCCC"/>
+              <w:right w:val="single" w:sz="4" w:color="CCCCCC"/>
+            </w:tcBorders>
+          </w:tcPr>
+          <w:p>
+            <w:r>
+              <w:rPr>
+                <w:rFonts w:ascii="Arial" w:hAnsi="Arial"/>
+                <w:sz w:val="20"/>
+              </w:rPr>
+              <w:t>cpr_number</w:t>
+            </w:r>
+          </w:p>
+        </w:tc>
+        <w:tc>
+          <w:tcPr>
+            <w:tcW w:type="dxa" w:w="3024"/>
+            <w:tcBorders>
+              <w:top w:val="single" w:sz="4" w:color="CCCCCC"/>
+              <w:left w:val="single" w:sz="4" w:color="CCCCCC"/>
+              <w:bottom w:val="single" w:sz="4" w:color="CCCCCC"/>
+              <w:right w:val="single" w:sz="4" w:color="CCCCCC"/>
+            </w:tcBorders>
+          </w:tcPr>
+          <w:p>
+            <w:r>
+              <w:rPr>
+                <w:rFonts w:ascii="Arial" w:hAnsi="Arial"/>
+                <w:sz w:val="20"/>
+              </w:rPr>
+              <w:t>String(11) (opt.)</w:t>
+            </w:r>
+          </w:p>
+        </w:tc>
+        <w:tc>
+          <w:tcPr>
+            <w:tcW w:type="dxa" w:w="3024"/>
+            <w:tcBorders>
+              <w:top w:val="single" w:sz="4" w:color="CCCCCC"/>
+              <w:left w:val="single" w:sz="4" w:color="CCCCCC"/>
+              <w:bottom w:val="single" w:sz="4" w:color="CCCCCC"/>
+              <w:right w:val="single" w:sz="4" w:color="CCCCCC"/>
+            </w:tcBorders>
+          </w:tcPr>
+          <w:p>
+            <w:r>
+              <w:rPr>
+                <w:rFonts w:ascii="Arial" w:hAnsi="Arial"/>
+                <w:sz w:val="20"/>
+              </w:rPr>
+              <w:t>CPR-nummer 'ddmmåå-xxxx' (2026-10-01). Valideres som dato (ingen modulus-11, intet unikhedstjek). Maskeres server-side til 'ddmmåå-****' uden rettigheden view_cpr. Se afsnit 6.7</w:t>
+            </w:r>
+          </w:p>
+        </w:tc>
+      </w:tr>
+      <w:tr>
+        <w:tc>
+          <w:tcPr>
+            <w:tcW w:type="dxa" w:w="3024"/>
+            <w:tcBorders>
+              <w:top w:val="single" w:sz="4" w:color="CCCCCC"/>
+              <w:left w:val="single" w:sz="4" w:color="CCCCCC"/>
+              <w:bottom w:val="single" w:sz="4" w:color="CCCCCC"/>
+              <w:right w:val="single" w:sz="4" w:color="CCCCCC"/>
+            </w:tcBorders>
+          </w:tcPr>
+          <w:p>
+            <w:r>
+              <w:rPr>
+                <w:rFonts w:ascii="Arial" w:hAnsi="Arial"/>
+                <w:sz w:val="20"/>
+              </w:rPr>
+              <w:t>elev / elev_start_date / elev_end_date</w:t>
+            </w:r>
+          </w:p>
+        </w:tc>
+        <w:tc>
+          <w:tcPr>
+            <w:tcW w:type="dxa" w:w="3024"/>
+            <w:tcBorders>
+              <w:top w:val="single" w:sz="4" w:color="CCCCCC"/>
+              <w:left w:val="single" w:sz="4" w:color="CCCCCC"/>
+              <w:bottom w:val="single" w:sz="4" w:color="CCCCCC"/>
+              <w:right w:val="single" w:sz="4" w:color="CCCCCC"/>
+            </w:tcBorders>
+          </w:tcPr>
+          <w:p>
+            <w:r>
+              <w:rPr>
+                <w:rFonts w:ascii="Arial" w:hAnsi="Arial"/>
+                <w:sz w:val="20"/>
+              </w:rPr>
+              <w:t>Boolean / Date (opt.) / Date (opt.)</w:t>
+            </w:r>
+          </w:p>
+        </w:tc>
+        <w:tc>
+          <w:tcPr>
+            <w:tcW w:type="dxa" w:w="3024"/>
+            <w:tcBorders>
+              <w:top w:val="single" w:sz="4" w:color="CCCCCC"/>
+              <w:left w:val="single" w:sz="4" w:color="CCCCCC"/>
+              <w:bottom w:val="single" w:sz="4" w:color="CCCCCC"/>
+              <w:right w:val="single" w:sz="4" w:color="CCCCCC"/>
+            </w:tcBorders>
+          </w:tcPr>
+          <w:p>
+            <w:r>
+              <w:rPr>
+                <w:rFonts w:ascii="Arial" w:hAnsi="Arial"/>
+                <w:sz w:val="20"/>
+              </w:rPr>
+              <w:t>Elev (2026-10-01, kun chauffører). Begge datoer påkrævede når elev=true, slut ≥ start. Ingen lønmæssig effekt – kun advarsel, filter og farvemarkering</w:t>
+            </w:r>
+          </w:p>
+        </w:tc>
+      </w:tr>
+      <w:tr>
+        <w:tc>
+          <w:tcPr>
+            <w:tcW w:type="dxa" w:w="3024"/>
+            <w:tcBorders>
+              <w:top w:val="single" w:sz="4" w:color="CCCCCC"/>
+              <w:left w:val="single" w:sz="4" w:color="CCCCCC"/>
+              <w:bottom w:val="single" w:sz="4" w:color="CCCCCC"/>
+              <w:right w:val="single" w:sz="4" w:color="CCCCCC"/>
+            </w:tcBorders>
+          </w:tcPr>
+          <w:p>
+            <w:r>
+              <w:rPr>
+                <w:rFonts w:ascii="Arial" w:hAnsi="Arial"/>
+                <w:sz w:val="20"/>
+              </w:rPr>
+              <w:t>personaleforening</w:t>
+            </w:r>
+          </w:p>
+        </w:tc>
+        <w:tc>
+          <w:tcPr>
+            <w:tcW w:type="dxa" w:w="3024"/>
+            <w:tcBorders>
+              <w:top w:val="single" w:sz="4" w:color="CCCCCC"/>
+              <w:left w:val="single" w:sz="4" w:color="CCCCCC"/>
+              <w:bottom w:val="single" w:sz="4" w:color="CCCCCC"/>
+              <w:right w:val="single" w:sz="4" w:color="CCCCCC"/>
+            </w:tcBorders>
+          </w:tcPr>
+          <w:p>
+            <w:r>
+              <w:rPr>
+                <w:rFonts w:ascii="Arial" w:hAnsi="Arial"/>
+                <w:sz w:val="20"/>
+              </w:rPr>
+              <w:t>Boolean</w:t>
+            </w:r>
+          </w:p>
+        </w:tc>
+        <w:tc>
+          <w:tcPr>
+            <w:tcW w:type="dxa" w:w="3024"/>
+            <w:tcBorders>
+              <w:top w:val="single" w:sz="4" w:color="CCCCCC"/>
+              <w:left w:val="single" w:sz="4" w:color="CCCCCC"/>
+              <w:bottom w:val="single" w:sz="4" w:color="CCCCCC"/>
+              <w:right w:val="single" w:sz="4" w:color="CCCCCC"/>
+            </w:tcBorders>
+          </w:tcPr>
+          <w:p>
+            <w:r>
+              <w:rPr>
+                <w:rFonts w:ascii="Arial" w:hAnsi="Arial"/>
+                <w:sz w:val="20"/>
+              </w:rPr>
+              <w:t>Medlem af Personaleforening (2026-10-01). Default True for nye medarbejdere; eksisterende fik 0 ved migreringen</w:t>
+            </w:r>
+          </w:p>
+        </w:tc>
+      </w:tr>
+      <w:tr>
+        <w:tc>
+          <w:tcPr>
+            <w:tcW w:type="dxa" w:w="3024"/>
+            <w:tcBorders>
+              <w:top w:val="single" w:sz="4" w:color="CCCCCC"/>
+              <w:left w:val="single" w:sz="4" w:color="CCCCCC"/>
+              <w:bottom w:val="single" w:sz="4" w:color="CCCCCC"/>
+              <w:right w:val="single" w:sz="4" w:color="CCCCCC"/>
+            </w:tcBorders>
+          </w:tcPr>
+          <w:p>
+            <w:r>
+              <w:rPr>
+                <w:rFonts w:ascii="Arial" w:hAnsi="Arial"/>
+                <w:sz w:val="20"/>
+              </w:rPr>
+              <w:t>natarbejde_tillaeg</w:t>
+            </w:r>
+          </w:p>
+        </w:tc>
+        <w:tc>
+          <w:tcPr>
+            <w:tcW w:type="dxa" w:w="3024"/>
+            <w:tcBorders>
+              <w:top w:val="single" w:sz="4" w:color="CCCCCC"/>
+              <w:left w:val="single" w:sz="4" w:color="CCCCCC"/>
+              <w:bottom w:val="single" w:sz="4" w:color="CCCCCC"/>
+              <w:right w:val="single" w:sz="4" w:color="CCCCCC"/>
+            </w:tcBorders>
+          </w:tcPr>
+          <w:p>
+            <w:r>
+              <w:rPr>
+                <w:rFonts w:ascii="Arial" w:hAnsi="Arial"/>
+                <w:sz w:val="20"/>
+              </w:rPr>
+              <w:t>Boolean, default false</w:t>
+            </w:r>
+          </w:p>
+        </w:tc>
+        <w:tc>
+          <w:tcPr>
+            <w:tcW w:type="dxa" w:w="3024"/>
+            <w:tcBorders>
+              <w:top w:val="single" w:sz="4" w:color="CCCCCC"/>
+              <w:left w:val="single" w:sz="4" w:color="CCCCCC"/>
+              <w:bottom w:val="single" w:sz="4" w:color="CCCCCC"/>
+              <w:right w:val="single" w:sz="4" w:color="CCCCCC"/>
+            </w:tcBorders>
+          </w:tcPr>
+          <w:p>
+            <w:r>
+              <w:rPr>
+                <w:rFonts w:ascii="Arial" w:hAnsi="Arial"/>
+                <w:sz w:val="20"/>
+              </w:rPr>
+              <w:t>Natarbejdetillæg (2026-10-01, kun chauffører). Ingen beregningseffekt – kun filter og tabel</w:t>
             </w:r>
           </w:p>
         </w:tc>
@@ -3601,7 +3973,7 @@
                 <w:rFonts w:ascii="Arial" w:hAnsi="Arial"/>
                 <w:sz w:val="20"/>
               </w:rPr>
-              <w:t>normal / ferie / fri / afspadsering / skole/kursus / overnatning / dob_overnatning (se afsnit 7.7) / sygdom(_u_8uger) / barn_1sygedag(_u_8uger) / barsel(_u_loen) / §56 syg / graviditetsbetinget sygdom / selvbetalt fridag / løn andet sted fra (2026-09-22, se afsnit 7.9) – de '_u_...'/'_u_loen'-varianter sættes automatisk af anciennitetsreglerne i afsnit 8.7, ikke valgt direkte af brugeren</w:t>
+              <w:t>normal / ferie / fri / afspadsering / skole/kursus / overnatning / dob_overnatning (se afsnit 7.7) / sygdom(_u_8uger) / barn_1sygedag(_u_8uger) / barsel(_u_loen) / §56 syg / graviditetsbetinget sygdom / selvbetalt fridag / løn andet sted fra (2026-09-22, se afsnit 7.9) / eksport (2026-09-30, som løn andet sted fra) – de '_u_...'/'_u_loen'-varianter sættes automatisk af anciennitetsreglerne i afsnit 8.7, ikke valgt direkte af brugeren</w:t>
             </w:r>
           </w:p>
         </w:tc>
@@ -6004,7 +6376,7 @@
           <w:rFonts w:ascii="Arial" w:hAnsi="Arial"/>
           <w:sz w:val="22"/>
         </w:rPr>
-        <w:t>Syv tabeller holder systemets masterdata. De fleste seedes automatisk fra Excel-filerne ved første opstart (Excel-filerne bruges herefter kun som fallback hvis en tabel er tom); master_agreement_kinds seedes i stedet fra to faste, hardkodede systemrækker (se nedenfor). Alle tabeller redigeres derefter via Stamdata-modulet i systemets brugerflade.</w:t>
+        <w:t>Otte tabeller holder systemets masterdata. De fleste seedes automatisk fra Excel-filerne ved første opstart (Excel-filerne bruges herefter kun som fallback hvis en tabel er tom); master_agreement_kinds seedes i stedet fra to faste, hardkodede systemrækker (se nedenfor). Alle tabeller redigeres derefter via Stamdata-modulet i systemets brugerflade.</w:t>
       </w:r>
     </w:p>
     <w:tbl>
@@ -6505,6 +6877,68 @@
           </w:p>
         </w:tc>
       </w:tr>
+      <w:tr>
+        <w:tc>
+          <w:tcPr>
+            <w:tcW w:type="dxa" w:w="3024"/>
+            <w:tcBorders>
+              <w:top w:val="single" w:sz="4" w:color="CCCCCC"/>
+              <w:left w:val="single" w:sz="4" w:color="CCCCCC"/>
+              <w:bottom w:val="single" w:sz="4" w:color="CCCCCC"/>
+              <w:right w:val="single" w:sz="4" w:color="CCCCCC"/>
+            </w:tcBorders>
+          </w:tcPr>
+          <w:p>
+            <w:r>
+              <w:rPr>
+                <w:rFonts w:ascii="Arial" w:hAnsi="Arial"/>
+                <w:sz w:val="20"/>
+              </w:rPr>
+              <w:t>master_positions</w:t>
+            </w:r>
+          </w:p>
+        </w:tc>
+        <w:tc>
+          <w:tcPr>
+            <w:tcW w:type="dxa" w:w="3024"/>
+            <w:tcBorders>
+              <w:top w:val="single" w:sz="4" w:color="CCCCCC"/>
+              <w:left w:val="single" w:sz="4" w:color="CCCCCC"/>
+              <w:bottom w:val="single" w:sz="4" w:color="CCCCCC"/>
+              <w:right w:val="single" w:sz="4" w:color="CCCCCC"/>
+            </w:tcBorders>
+          </w:tcPr>
+          <w:p>
+            <w:r>
+              <w:rPr>
+                <w:rFonts w:ascii="Arial" w:hAnsi="Arial"/>
+                <w:sz w:val="20"/>
+              </w:rPr>
+              <w:t>Stillinger til medarbejderens Stilling-felt (2026-10-01, afsnit 6.7)</w:t>
+            </w:r>
+          </w:p>
+        </w:tc>
+        <w:tc>
+          <w:tcPr>
+            <w:tcW w:type="dxa" w:w="3024"/>
+            <w:tcBorders>
+              <w:top w:val="single" w:sz="4" w:color="CCCCCC"/>
+              <w:left w:val="single" w:sz="4" w:color="CCCCCC"/>
+              <w:bottom w:val="single" w:sz="4" w:color="CCCCCC"/>
+              <w:right w:val="single" w:sz="4" w:color="CCCCCC"/>
+            </w:tcBorders>
+          </w:tcPr>
+          <w:p>
+            <w:r>
+              <w:rPr>
+                <w:rFonts w:ascii="Arial" w:hAnsi="Arial"/>
+                <w:sz w:val="20"/>
+              </w:rPr>
+              <w:t>name (unik). Seedes ikke – oprettes i Stamdata → Stillinger</w:t>
+            </w:r>
+          </w:p>
+        </w:tc>
+      </w:tr>
     </w:tbl>
     <w:p/>
     <w:p>
@@ -8419,6 +8853,29 @@
           <w:sz w:val="22"/>
         </w:rPr>
         <w:t>Rettet 2026-09-30: Er to tachograf-linjer manuelt slået sammen (start/slut flyttet på den ene, den anden deaktiveret), matcher genimport nu den linje hvis ORIGINALE tider passer til den nye udlæsning, frem for den manuelt udvidede linje. Tidligere opstod der en ny dublet-linje ved hver import (bekræftet for Mathias Hardon 24/9 og 25/9-2026).</w:t>
+      </w:r>
+    </w:p>
+    <w:p>
+      <w:pPr>
+        <w:spacing w:before="80" w:after="160"/>
+        <w:ind w:left="283" w:right="283"/>
+      </w:pPr>
+      <w:r>
+        <w:rPr>
+          <w:rFonts w:ascii="Arial" w:hAnsi="Arial"/>
+          <w:b/>
+          <w:color w:val="2E6DB8"/>
+          <w:sz w:val="22"/>
+        </w:rPr>
+        <w:t xml:space="preserve">TEKNISK NOTE: </w:t>
+      </w:r>
+      <w:r>
+        <w:rPr>
+          <w:rFonts w:ascii="Arial" w:hAnsi="Arial"/>
+          <w:color w:val="606060"/>
+          <w:sz w:val="22"/>
+        </w:rPr>
+        <w:t>Rettet 2026-10-01: Rammer opslaget i _import_activity() en godkendt/deaktiveret linje der afviger fra udlæsningen, tjekkes nu ALLE øvrige overlappende afgjorte linjer via _settled_line_covers() (identisk med linjens baseline, eller en forældet ufuldstændig genlæsning) før der oprettes en ny afventende linje. Tidligere ramte opslaget fx en deaktiveret delvis udlæsning (laveste id) ved siden af den godkendte fulde vagt, og hver genimport skabte en ny dublet (bekræftet for Alexander B. Knudsen 28/9-2026).</w:t>
       </w:r>
     </w:p>
     <w:p>
@@ -10337,7 +10794,7 @@
           <w:rFonts w:ascii="Arial" w:hAnsi="Arial"/>
           <w:sz w:val="22"/>
         </w:rPr>
-        <w:t>Stamdata-menupunktet (⚙️ Stamdata) i venstre menu giver administratorer adgang til ti faner med CRUD-funktionalitet for alle masterdatatabeller:</w:t>
+        <w:t>Stamdata-menupunktet (⚙️ Stamdata) i venstre menu giver administratorer adgang til elleve faner med CRUD-funktionalitet for alle masterdatatabeller:</w:t>
       </w:r>
     </w:p>
     <w:tbl>
@@ -10772,6 +11229,68 @@
                 <w:sz w:val="20"/>
               </w:rPr>
               <w:t>Opret, rediger, sæt standard, slet</w:t>
+            </w:r>
+          </w:p>
+        </w:tc>
+      </w:tr>
+      <w:tr>
+        <w:tc>
+          <w:tcPr>
+            <w:tcW w:type="dxa" w:w="3024"/>
+            <w:tcBorders>
+              <w:top w:val="single" w:sz="4" w:color="CCCCCC"/>
+              <w:left w:val="single" w:sz="4" w:color="CCCCCC"/>
+              <w:bottom w:val="single" w:sz="4" w:color="CCCCCC"/>
+              <w:right w:val="single" w:sz="4" w:color="CCCCCC"/>
+            </w:tcBorders>
+          </w:tcPr>
+          <w:p>
+            <w:r>
+              <w:rPr>
+                <w:rFonts w:ascii="Arial" w:hAnsi="Arial"/>
+                <w:sz w:val="20"/>
+              </w:rPr>
+              <w:t>Stillinger</w:t>
+            </w:r>
+          </w:p>
+        </w:tc>
+        <w:tc>
+          <w:tcPr>
+            <w:tcW w:type="dxa" w:w="3024"/>
+            <w:tcBorders>
+              <w:top w:val="single" w:sz="4" w:color="CCCCCC"/>
+              <w:left w:val="single" w:sz="4" w:color="CCCCCC"/>
+              <w:bottom w:val="single" w:sz="4" w:color="CCCCCC"/>
+              <w:right w:val="single" w:sz="4" w:color="CCCCCC"/>
+            </w:tcBorders>
+          </w:tcPr>
+          <w:p>
+            <w:r>
+              <w:rPr>
+                <w:rFonts w:ascii="Arial" w:hAnsi="Arial"/>
+                <w:sz w:val="20"/>
+              </w:rPr>
+              <w:t>master_positions</w:t>
+            </w:r>
+          </w:p>
+        </w:tc>
+        <w:tc>
+          <w:tcPr>
+            <w:tcW w:type="dxa" w:w="3024"/>
+            <w:tcBorders>
+              <w:top w:val="single" w:sz="4" w:color="CCCCCC"/>
+              <w:left w:val="single" w:sz="4" w:color="CCCCCC"/>
+              <w:bottom w:val="single" w:sz="4" w:color="CCCCCC"/>
+              <w:right w:val="single" w:sz="4" w:color="CCCCCC"/>
+            </w:tcBorders>
+          </w:tcPr>
+          <w:p>
+            <w:r>
+              <w:rPr>
+                <w:rFonts w:ascii="Arial" w:hAnsi="Arial"/>
+                <w:sz w:val="20"/>
+              </w:rPr>
+              <w:t>Opret, omdøb, slet (2026-10-01). Navne er unikke uden hensyn til store/små bogstaver og vises alfabetisk. Sletning afvises, hvis stillingen bruges af en medarbejder (fejlbeskeden viser antallet). Ændringer audit-logges</w:t>
             </w:r>
           </w:p>
         </w:tc>
@@ -12649,6 +13168,548 @@
       </w:r>
     </w:p>
     <w:p>
+      <w:pPr>
+        <w:pStyle w:val="Heading2"/>
+        <w:spacing w:before="200" w:after="120"/>
+      </w:pPr>
+      <w:r>
+        <w:rPr>
+          <w:rFonts w:ascii="Arial" w:hAnsi="Arial"/>
+          <w:b/>
+          <w:color w:val="2E6DB8"/>
+          <w:sz w:val="26"/>
+        </w:rPr>
+        <w:t>6.7  Medarbejderregister: felter, CPR og mærkedage</w:t>
+      </w:r>
+    </w:p>
+    <w:p>
+      <w:pPr>
+        <w:spacing w:after="120"/>
+      </w:pPr>
+      <w:r>
+        <w:rPr>
+          <w:rFonts w:ascii="Arial" w:hAnsi="Arial"/>
+          <w:sz w:val="22"/>
+        </w:rPr>
+        <w:t>Udvidet 2026-10-01 (spec: docs/superpowers/specs/2026-10-01-medarbejderregister.md). 'Funktionær' betyder agreement_kind == 'funktionaer'; 'chauffør' er alle andre aftaletyper. Rene regler uden database ligger i utils/employee_rules.py; endepunkter i routers/employees.py og routers/stamdata.py.</w:t>
+      </w:r>
+    </w:p>
+    <w:tbl>
+      <w:tblPr>
+        <w:tblStyle w:val="TableGrid"/>
+        <w:tblW w:type="auto" w:w="0"/>
+        <w:tblLook w:firstColumn="1" w:firstRow="1" w:lastColumn="0" w:lastRow="0" w:noHBand="0" w:noVBand="1" w:val="04A0"/>
+      </w:tblPr>
+      <w:tblGrid>
+        <w:gridCol w:w="4536"/>
+        <w:gridCol w:w="4536"/>
+      </w:tblGrid>
+      <w:tr>
+        <w:tc>
+          <w:tcPr>
+            <w:tcW w:type="dxa" w:w="4536"/>
+            <w:shd w:val="clear" w:color="auto" w:fill="1B3A6B"/>
+          </w:tcPr>
+          <w:p>
+            <w:r>
+              <w:rPr>
+                <w:rFonts w:ascii="Arial" w:hAnsi="Arial"/>
+                <w:b/>
+                <w:color w:val="FFFFFF"/>
+                <w:sz w:val="20"/>
+              </w:rPr>
+              <w:t>Emne</w:t>
+            </w:r>
+          </w:p>
+        </w:tc>
+        <w:tc>
+          <w:tcPr>
+            <w:tcW w:type="dxa" w:w="4536"/>
+            <w:shd w:val="clear" w:color="auto" w:fill="1B3A6B"/>
+          </w:tcPr>
+          <w:p>
+            <w:r>
+              <w:rPr>
+                <w:rFonts w:ascii="Arial" w:hAnsi="Arial"/>
+                <w:b/>
+                <w:color w:val="FFFFFF"/>
+                <w:sz w:val="20"/>
+              </w:rPr>
+              <w:t>Implementering</w:t>
+            </w:r>
+          </w:p>
+        </w:tc>
+      </w:tr>
+      <w:tr>
+        <w:tc>
+          <w:tcPr>
+            <w:tcW w:type="dxa" w:w="4536"/>
+            <w:tcBorders>
+              <w:top w:val="single" w:sz="4" w:color="CCCCCC"/>
+              <w:left w:val="single" w:sz="4" w:color="CCCCCC"/>
+              <w:bottom w:val="single" w:sz="4" w:color="CCCCCC"/>
+              <w:right w:val="single" w:sz="4" w:color="CCCCCC"/>
+            </w:tcBorders>
+          </w:tcPr>
+          <w:p>
+            <w:r>
+              <w:rPr>
+                <w:rFonts w:ascii="Arial" w:hAnsi="Arial"/>
+                <w:sz w:val="20"/>
+              </w:rPr>
+              <w:t>Påkrævede felter</w:t>
+            </w:r>
+          </w:p>
+        </w:tc>
+        <w:tc>
+          <w:tcPr>
+            <w:tcW w:type="dxa" w:w="4536"/>
+            <w:tcBorders>
+              <w:top w:val="single" w:sz="4" w:color="CCCCCC"/>
+              <w:left w:val="single" w:sz="4" w:color="CCCCCC"/>
+              <w:bottom w:val="single" w:sz="4" w:color="CCCCCC"/>
+              <w:right w:val="single" w:sz="4" w:color="CCCCCC"/>
+            </w:tcBorders>
+          </w:tcPr>
+          <w:p>
+            <w:r>
+              <w:rPr>
+                <w:rFonts w:ascii="Arial" w:hAnsi="Arial"/>
+                <w:sz w:val="20"/>
+              </w:rPr>
+              <w:t>_validate_employee_fields(): Stilling og Email for alle; Initialer for funktionærer; Førerkortnummer for chauffører; Elev start/slut (slut ≥ start) når elev=true for chauffører. Ved PATCH kontrolleres kun felter der sendes med, så eksisterende medarbejdere først skal udfylde dem, næste gang hele formularen gemmes. Skjulte felter er aldrig påkrævede. Håndhæves også i confirmEmployee() (app.js)</w:t>
+            </w:r>
+          </w:p>
+        </w:tc>
+      </w:tr>
+      <w:tr>
+        <w:tc>
+          <w:tcPr>
+            <w:tcW w:type="dxa" w:w="4536"/>
+            <w:tcBorders>
+              <w:top w:val="single" w:sz="4" w:color="CCCCCC"/>
+              <w:left w:val="single" w:sz="4" w:color="CCCCCC"/>
+              <w:bottom w:val="single" w:sz="4" w:color="CCCCCC"/>
+              <w:right w:val="single" w:sz="4" w:color="CCCCCC"/>
+            </w:tcBorders>
+          </w:tcPr>
+          <w:p>
+            <w:r>
+              <w:rPr>
+                <w:rFonts w:ascii="Arial" w:hAnsi="Arial"/>
+                <w:sz w:val="20"/>
+              </w:rPr>
+              <w:t>Skjulte felter</w:t>
+            </w:r>
+          </w:p>
+        </w:tc>
+        <w:tc>
+          <w:tcPr>
+            <w:tcW w:type="dxa" w:w="4536"/>
+            <w:tcBorders>
+              <w:top w:val="single" w:sz="4" w:color="CCCCCC"/>
+              <w:left w:val="single" w:sz="4" w:color="CCCCCC"/>
+              <w:bottom w:val="single" w:sz="4" w:color="CCCCCC"/>
+              <w:right w:val="single" w:sz="4" w:color="CCCCCC"/>
+            </w:tcBorders>
+          </w:tcPr>
+          <w:p>
+            <w:r>
+              <w:rPr>
+                <w:rFonts w:ascii="Arial" w:hAnsi="Arial"/>
+                <w:sz w:val="20"/>
+              </w:rPr>
+              <w:t>Felter med klassen emp-driver-only (Førerkort, Elev, Natarbejdetillæg, Afløser, Fast bil, Særaftale) skjules for funktionærer, men værdien bevares i DB. Gemmes en funktionær med Afløser/Fast bil/Særaftale stadig afkrydset, viser modal-emp-hidden-flags et Behold/Fjern-valg pr. flag (_showEmpHiddenFlags() → confirmEmpHiddenFlags()). Fjern på Fast bil nulstiller også bilen</w:t>
+            </w:r>
+          </w:p>
+        </w:tc>
+      </w:tr>
+      <w:tr>
+        <w:tc>
+          <w:tcPr>
+            <w:tcW w:type="dxa" w:w="4536"/>
+            <w:tcBorders>
+              <w:top w:val="single" w:sz="4" w:color="CCCCCC"/>
+              <w:left w:val="single" w:sz="4" w:color="CCCCCC"/>
+              <w:bottom w:val="single" w:sz="4" w:color="CCCCCC"/>
+              <w:right w:val="single" w:sz="4" w:color="CCCCCC"/>
+            </w:tcBorders>
+          </w:tcPr>
+          <w:p>
+            <w:r>
+              <w:rPr>
+                <w:rFonts w:ascii="Arial" w:hAnsi="Arial"/>
+                <w:sz w:val="20"/>
+              </w:rPr>
+              <w:t>Lønnummer-generator</w:t>
+            </w:r>
+          </w:p>
+        </w:tc>
+        <w:tc>
+          <w:tcPr>
+            <w:tcW w:type="dxa" w:w="4536"/>
+            <w:tcBorders>
+              <w:top w:val="single" w:sz="4" w:color="CCCCCC"/>
+              <w:left w:val="single" w:sz="4" w:color="CCCCCC"/>
+              <w:bottom w:val="single" w:sz="4" w:color="CCCCCC"/>
+              <w:right w:val="single" w:sz="4" w:color="CCCCCC"/>
+            </w:tcBorders>
+          </w:tcPr>
+          <w:p>
+            <w:r>
+              <w:rPr>
+                <w:rFonts w:ascii="Arial" w:hAnsi="Arial"/>
+                <w:sz w:val="20"/>
+              </w:rPr>
+              <w:t>GET /api/employees/next-employee-number → {suggestion}: højeste numeriske lønnummer ≥ 34000 + 1 (aktive og inaktive, huller udfyldes ikke, ikke-numeriske ignoreres; 34000 hvis intet). Udfyldes i opret-modalen og kan overskrives</w:t>
+            </w:r>
+          </w:p>
+        </w:tc>
+      </w:tr>
+      <w:tr>
+        <w:tc>
+          <w:tcPr>
+            <w:tcW w:type="dxa" w:w="4536"/>
+            <w:tcBorders>
+              <w:top w:val="single" w:sz="4" w:color="CCCCCC"/>
+              <w:left w:val="single" w:sz="4" w:color="CCCCCC"/>
+              <w:bottom w:val="single" w:sz="4" w:color="CCCCCC"/>
+              <w:right w:val="single" w:sz="4" w:color="CCCCCC"/>
+            </w:tcBorders>
+          </w:tcPr>
+          <w:p>
+            <w:r>
+              <w:rPr>
+                <w:rFonts w:ascii="Arial" w:hAnsi="Arial"/>
+                <w:sz w:val="20"/>
+              </w:rPr>
+              <w:t>Live dublettjek</w:t>
+            </w:r>
+          </w:p>
+        </w:tc>
+        <w:tc>
+          <w:tcPr>
+            <w:tcW w:type="dxa" w:w="4536"/>
+            <w:tcBorders>
+              <w:top w:val="single" w:sz="4" w:color="CCCCCC"/>
+              <w:left w:val="single" w:sz="4" w:color="CCCCCC"/>
+              <w:bottom w:val="single" w:sz="4" w:color="CCCCCC"/>
+              <w:right w:val="single" w:sz="4" w:color="CCCCCC"/>
+            </w:tcBorders>
+          </w:tcPr>
+          <w:p>
+            <w:r>
+              <w:rPr>
+                <w:rFonts w:ascii="Arial" w:hAnsi="Arial"/>
+                <w:sz w:val="20"/>
+              </w:rPr>
+              <w:t>GET /api/employees/check-number?number=…&amp;exclude_id=… → {taken, employee_name}, kaldt fra checkEmployeeNumber() ved blur. update_employee afviser desuden et lønnummer der allerede findes (400)</w:t>
+            </w:r>
+          </w:p>
+        </w:tc>
+      </w:tr>
+      <w:tr>
+        <w:tc>
+          <w:tcPr>
+            <w:tcW w:type="dxa" w:w="4536"/>
+            <w:tcBorders>
+              <w:top w:val="single" w:sz="4" w:color="CCCCCC"/>
+              <w:left w:val="single" w:sz="4" w:color="CCCCCC"/>
+              <w:bottom w:val="single" w:sz="4" w:color="CCCCCC"/>
+              <w:right w:val="single" w:sz="4" w:color="CCCCCC"/>
+            </w:tcBorders>
+          </w:tcPr>
+          <w:p>
+            <w:r>
+              <w:rPr>
+                <w:rFonts w:ascii="Arial" w:hAnsi="Arial"/>
+                <w:sz w:val="20"/>
+              </w:rPr>
+              <w:t>CPR</w:t>
+            </w:r>
+          </w:p>
+        </w:tc>
+        <w:tc>
+          <w:tcPr>
+            <w:tcW w:type="dxa" w:w="4536"/>
+            <w:tcBorders>
+              <w:top w:val="single" w:sz="4" w:color="CCCCCC"/>
+              <w:left w:val="single" w:sz="4" w:color="CCCCCC"/>
+              <w:bottom w:val="single" w:sz="4" w:color="CCCCCC"/>
+              <w:right w:val="single" w:sz="4" w:color="CCCCCC"/>
+            </w:tcBorders>
+          </w:tcPr>
+          <w:p>
+            <w:r>
+              <w:rPr>
+                <w:rFonts w:ascii="Arial" w:hAnsi="Arial"/>
+                <w:sz w:val="20"/>
+              </w:rPr>
+              <w:t>validate_cpr(): format ddmmåå-xxxx og gyldig dato; århundrede fra 7. ciffer efter den officielle regel (_century()). Uden view_cpr maskeres de sidste 4 cifre server-side (_apply_cpr_mask() → mask_cpr()), så de aldrig sendes til browseren. En maskeret værdi i PATCH (is_masked_cpr) betyder 'uændret'. Uden view_employees/manage_employees fjernes CPR helt (_PRIVATE_EMPLOYEE_FIELDS). CPR er aldrig med i tabel eller eksport</w:t>
+            </w:r>
+          </w:p>
+        </w:tc>
+      </w:tr>
+      <w:tr>
+        <w:tc>
+          <w:tcPr>
+            <w:tcW w:type="dxa" w:w="4536"/>
+            <w:tcBorders>
+              <w:top w:val="single" w:sz="4" w:color="CCCCCC"/>
+              <w:left w:val="single" w:sz="4" w:color="CCCCCC"/>
+              <w:bottom w:val="single" w:sz="4" w:color="CCCCCC"/>
+              <w:right w:val="single" w:sz="4" w:color="CCCCCC"/>
+            </w:tcBorders>
+          </w:tcPr>
+          <w:p>
+            <w:r>
+              <w:rPr>
+                <w:rFonts w:ascii="Arial" w:hAnsi="Arial"/>
+                <w:sz w:val="20"/>
+              </w:rPr>
+              <w:t>Stillinger</w:t>
+            </w:r>
+          </w:p>
+        </w:tc>
+        <w:tc>
+          <w:tcPr>
+            <w:tcW w:type="dxa" w:w="4536"/>
+            <w:tcBorders>
+              <w:top w:val="single" w:sz="4" w:color="CCCCCC"/>
+              <w:left w:val="single" w:sz="4" w:color="CCCCCC"/>
+              <w:bottom w:val="single" w:sz="4" w:color="CCCCCC"/>
+              <w:right w:val="single" w:sz="4" w:color="CCCCCC"/>
+            </w:tcBorders>
+          </w:tcPr>
+          <w:p>
+            <w:r>
+              <w:rPr>
+                <w:rFonts w:ascii="Arial" w:hAnsi="Arial"/>
+                <w:sz w:val="20"/>
+              </w:rPr>
+              <w:t>master_positions. GET /api/employees/positions (alle med adgang til medarbejderlisten – til dropdown og filter). GET/POST/PATCH/DELETE /api/stamdata/positions kræver 'stamdata'</w:t>
+            </w:r>
+          </w:p>
+        </w:tc>
+      </w:tr>
+      <w:tr>
+        <w:tc>
+          <w:tcPr>
+            <w:tcW w:type="dxa" w:w="4536"/>
+            <w:tcBorders>
+              <w:top w:val="single" w:sz="4" w:color="CCCCCC"/>
+              <w:left w:val="single" w:sz="4" w:color="CCCCCC"/>
+              <w:bottom w:val="single" w:sz="4" w:color="CCCCCC"/>
+              <w:right w:val="single" w:sz="4" w:color="CCCCCC"/>
+            </w:tcBorders>
+          </w:tcPr>
+          <w:p>
+            <w:r>
+              <w:rPr>
+                <w:rFonts w:ascii="Arial" w:hAnsi="Arial"/>
+                <w:sz w:val="20"/>
+              </w:rPr>
+              <w:t>Excel-eksport</w:t>
+            </w:r>
+          </w:p>
+        </w:tc>
+        <w:tc>
+          <w:tcPr>
+            <w:tcW w:type="dxa" w:w="4536"/>
+            <w:tcBorders>
+              <w:top w:val="single" w:sz="4" w:color="CCCCCC"/>
+              <w:left w:val="single" w:sz="4" w:color="CCCCCC"/>
+              <w:bottom w:val="single" w:sz="4" w:color="CCCCCC"/>
+              <w:right w:val="single" w:sz="4" w:color="CCCCCC"/>
+            </w:tcBorders>
+          </w:tcPr>
+          <w:p>
+            <w:r>
+              <w:rPr>
+                <w:rFonts w:ascii="Arial" w:hAnsi="Arial"/>
+                <w:sz w:val="20"/>
+              </w:rPr>
+              <w:t>POST /api/employees/export-xlsx (body: employee_ids i klientens rækkefølge, dvs. efter filtre, søgning og sortering). Kræver employee_export. openpyxl, kolonner som tabellen men Elev delt i Elev/Elev start/Elev slut. Filnavn Medarbejderregister_ÅÅÅÅ-MM-DD.xlsx. Logges som 'employee_export'</w:t>
+            </w:r>
+          </w:p>
+        </w:tc>
+      </w:tr>
+      <w:tr>
+        <w:tc>
+          <w:tcPr>
+            <w:tcW w:type="dxa" w:w="4536"/>
+            <w:tcBorders>
+              <w:top w:val="single" w:sz="4" w:color="CCCCCC"/>
+              <w:left w:val="single" w:sz="4" w:color="CCCCCC"/>
+              <w:bottom w:val="single" w:sz="4" w:color="CCCCCC"/>
+              <w:right w:val="single" w:sz="4" w:color="CCCCCC"/>
+            </w:tcBorders>
+          </w:tcPr>
+          <w:p>
+            <w:r>
+              <w:rPr>
+                <w:rFonts w:ascii="Arial" w:hAnsi="Arial"/>
+                <w:sz w:val="20"/>
+              </w:rPr>
+              <w:t>Tabelvisning</w:t>
+            </w:r>
+          </w:p>
+        </w:tc>
+        <w:tc>
+          <w:tcPr>
+            <w:tcW w:type="dxa" w:w="4536"/>
+            <w:tcBorders>
+              <w:top w:val="single" w:sz="4" w:color="CCCCCC"/>
+              <w:left w:val="single" w:sz="4" w:color="CCCCCC"/>
+              <w:bottom w:val="single" w:sz="4" w:color="CCCCCC"/>
+              <w:right w:val="single" w:sz="4" w:color="CCCCCC"/>
+            </w:tcBorders>
+          </w:tcPr>
+          <w:p>
+            <w:r>
+              <w:rPr>
+                <w:rFonts w:ascii="Arial" w:hAnsi="Arial"/>
+                <w:sz w:val="20"/>
+              </w:rPr>
+              <w:t>renderEmployeeList() med _EMP_TABLE_COLUMNS; valget gemmes i localStorage 'employeeViewMode'. Knappen kræver employee_table_view. Klik på kolonneoverskrift sorterer (sortEmployeeTable())</w:t>
+            </w:r>
+          </w:p>
+        </w:tc>
+      </w:tr>
+      <w:tr>
+        <w:tc>
+          <w:tcPr>
+            <w:tcW w:type="dxa" w:w="4536"/>
+            <w:tcBorders>
+              <w:top w:val="single" w:sz="4" w:color="CCCCCC"/>
+              <w:left w:val="single" w:sz="4" w:color="CCCCCC"/>
+              <w:bottom w:val="single" w:sz="4" w:color="CCCCCC"/>
+              <w:right w:val="single" w:sz="4" w:color="CCCCCC"/>
+            </w:tcBorders>
+          </w:tcPr>
+          <w:p>
+            <w:r>
+              <w:rPr>
+                <w:rFonts w:ascii="Arial" w:hAnsi="Arial"/>
+                <w:sz w:val="20"/>
+              </w:rPr>
+              <w:t>Søgning og filtre</w:t>
+            </w:r>
+          </w:p>
+        </w:tc>
+        <w:tc>
+          <w:tcPr>
+            <w:tcW w:type="dxa" w:w="4536"/>
+            <w:tcBorders>
+              <w:top w:val="single" w:sz="4" w:color="CCCCCC"/>
+              <w:left w:val="single" w:sz="4" w:color="CCCCCC"/>
+              <w:bottom w:val="single" w:sz="4" w:color="CCCCCC"/>
+              <w:right w:val="single" w:sz="4" w:color="CCCCCC"/>
+            </w:tcBorders>
+          </w:tcPr>
+          <w:p>
+            <w:r>
+              <w:rPr>
+                <w:rFonts w:ascii="Arial" w:hAnsi="Arial"/>
+                <w:sz w:val="20"/>
+              </w:rPr>
+              <w:t>_filteredEmployees(): navn, lønnummer, telefon og mobil (_normalizePhone() fjerner mellemrum og +45/0045). Filtre: Stilling (inkl. 'Ingen stilling'), Personaleforening, Natarbejdetillæg, Elev – gælder både liste, tabel og eksport</w:t>
+            </w:r>
+          </w:p>
+        </w:tc>
+      </w:tr>
+      <w:tr>
+        <w:tc>
+          <w:tcPr>
+            <w:tcW w:type="dxa" w:w="4536"/>
+            <w:tcBorders>
+              <w:top w:val="single" w:sz="4" w:color="CCCCCC"/>
+              <w:left w:val="single" w:sz="4" w:color="CCCCCC"/>
+              <w:bottom w:val="single" w:sz="4" w:color="CCCCCC"/>
+              <w:right w:val="single" w:sz="4" w:color="CCCCCC"/>
+            </w:tcBorders>
+          </w:tcPr>
+          <w:p>
+            <w:r>
+              <w:rPr>
+                <w:rFonts w:ascii="Arial" w:hAnsi="Arial"/>
+                <w:sz w:val="20"/>
+              </w:rPr>
+              <w:t>Elev-farve</w:t>
+            </w:r>
+          </w:p>
+        </w:tc>
+        <w:tc>
+          <w:tcPr>
+            <w:tcW w:type="dxa" w:w="4536"/>
+            <w:tcBorders>
+              <w:top w:val="single" w:sz="4" w:color="CCCCCC"/>
+              <w:left w:val="single" w:sz="4" w:color="CCCCCC"/>
+              <w:bottom w:val="single" w:sz="4" w:color="CCCCCC"/>
+              <w:right w:val="single" w:sz="4" w:color="CCCCCC"/>
+            </w:tcBorders>
+          </w:tcPr>
+          <w:p>
+            <w:r>
+              <w:rPr>
+                <w:rFonts w:ascii="Arial" w:hAnsi="Arial"/>
+                <w:sz w:val="20"/>
+              </w:rPr>
+              <w:t>Elever (isElev(): elev=true og ikke funktionær) markeres gult: celle #fff3b8 (klassen elev-highlight i Vagtplan og Aktivitetskalender, elev-row i tabellen) og avatar #e0a800. Elev-farven vinder over afløser-farven</w:t>
+            </w:r>
+          </w:p>
+        </w:tc>
+      </w:tr>
+    </w:tbl>
+    <w:p/>
+    <w:p>
+      <w:pPr>
+        <w:spacing w:after="120"/>
+      </w:pPr>
+      <w:r>
+        <w:rPr>
+          <w:rFonts w:ascii="Arial" w:hAnsi="Arial"/>
+          <w:sz w:val="22"/>
+        </w:rPr>
+        <w:t>Mærkedagsadvarsler: GET /api/employees/milestone-alerts returnerer jubilæum (25/40/50 år fra seniority_date, ellers hire_date), elev slutter (elev_end_date) og rund fødselsdag (10, 20, 30 … år, fødselsdato fra det fulde CPR – virker derfor også for brugere uden view_cpr). Kun aktive medarbejdere. Vinduet er fra og med samme dato måneden før til og med selve dagen (in_alert_window()); er dagen passeret, vises intet. Hver type kræver sin egen rettighed (jubilee_alert, elev_alert, birthday_alert).</w:t>
+      </w:r>
+    </w:p>
+    <w:p>
+      <w:pPr>
+        <w:spacing w:after="120"/>
+      </w:pPr>
+      <w:r>
+        <w:rPr>
+          <w:rFonts w:ascii="Arial" w:hAnsi="Arial"/>
+          <w:sz w:val="22"/>
+        </w:rPr>
+        <w:t>Afvisning ('OK' eller 'Luk' – begge kalder dismissMilestoneAlert(); × lukker kun) sker via POST /api/employees/{id}/dismiss-milestone-alert og gemmes pr. bruger i den eksisterende tabel Paragraf56AlertDismissal med alert_type = begivenheden, fx 'birthday_40', 'jubilee_25' eller 'elev_ÅÅÅÅ-MM-DD'. Næste runde fødselsdag/jubilæum giver derfor en ny advarsel, og elev-advarslen kommer igen, hvis slutdatoen ændres. Når §56-slutdatoen ændres, slettes nu kun afvisninger af typen 'upcoming'/'expired' – mærkedagsafvisninger bevares.</w:t>
+      </w:r>
+    </w:p>
+    <w:p>
+      <w:pPr>
+        <w:spacing w:before="80" w:after="160"/>
+        <w:ind w:left="283" w:right="283"/>
+      </w:pPr>
+      <w:r>
+        <w:rPr>
+          <w:rFonts w:ascii="Arial" w:hAnsi="Arial"/>
+          <w:b/>
+          <w:color w:val="2E6DB8"/>
+          <w:sz w:val="22"/>
+        </w:rPr>
+        <w:t xml:space="preserve">TEKNISK NOTE: </w:t>
+      </w:r>
+      <w:r>
+        <w:rPr>
+          <w:rFonts w:ascii="Arial" w:hAnsi="Arial"/>
+          <w:color w:val="606060"/>
+          <w:sz w:val="22"/>
+        </w:rPr>
+        <w:t>De seks nye rettigheder (view_cpr, jubilee_alert, elev_alert, birthday_alert, employee_table_view, employee_export) er tilføjet ALL_PERMISSIONS i auth.py og tildeles ingen roller automatisk – kun Administrator har dem fra start (implicit alle rettigheder). Migreringen i _migrate() tilføjer de nye employees-kolonner med ALTER TABLE; personaleforening får bevidst 0 for eksisterende medarbejdere.</w:t>
+      </w:r>
+    </w:p>
+    <w:p>
       <w:r>
         <w:br w:type="page"/>
       </w:r>
@@ -15824,6 +16885,18 @@
           <w:sz w:val="22"/>
         </w:rPr>
         <w:t>Ny fraværstype (2026-09-22, normaliseret nøgle loen_andet_sted_fra) – IKKE en del af Fraværstyper.xlsx, men seedet idempotent til master_absence_types ved opstart af _ensure_loen_andet_sted_fra_absence_type() (session.py), samme mønster som _ensure_springer_pay_type(). Opfører sig i beregningen fuldstændig som 'Selvbetalt fridag': ingen gren i _calculate_employee() (payroll_router.py) → altid 0 kr., ingen linje i Danløn CSV'en. Typen er tænkt som en kommentar til lønbogholderne om, at en given dag bevidst er uden data i dette system (fx fordi medarbejderen har kørt for et andet selskab/eksport den dag) – ikke som en fraværstype der skal udløse betaling her.</w:t>
+      </w:r>
+    </w:p>
+    <w:p>
+      <w:pPr>
+        <w:spacing w:after="120"/>
+      </w:pPr>
+      <w:r>
+        <w:rPr>
+          <w:rFonts w:ascii="Arial" w:hAnsi="Arial"/>
+          <w:sz w:val="22"/>
+        </w:rPr>
+        <w:t>Fraværstypen 'Eksport' (2026-09-30, normaliseret nøgle eksport) har præcis samme egenskaber: seedet af _ensure_eksport_absence_type() (session.py), 0 kr., ingen CSV-linje, og i opret-modalen (app.js) behandles den som Ferie/Selvbetalt fridag (dato-mode og periode).</w:t>
       </w:r>
     </w:p>
     <w:p>
@@ -17745,7 +18818,7 @@
           <w:rFonts w:ascii="Arial" w:hAnsi="Arial"/>
           <w:sz w:val="22"/>
         </w:rPr>
-        <w:t>Dage der TILFØJES: for almindelige fraværstyper oprettes en ny aktivitet med standardtimer fra _range_day_defaults(): medarbejderens skemalagte timer (lige/ulige uge), eller 7,4 t hvis de er 0. Feriefri får altid 7,4 t. Kun for AFSPADSERING springes en dag med 0 skemalagte timer over (rapporteres i svarets skipped-liste). For overnatning/dob_overnatning oprettes i stedet en midnatsstemplet nul-varighed-aktivitet pr. dag, som ved almindelig oprettelse – ingen skematime-beregning, ingen skip-mulighed.</w:t>
+        <w:t>Dage der TILFØJES: for almindelige fraværstyper oprettes en ny aktivitet med standardtimer fra _range_day_defaults(): medarbejderens skemalagte timer (lige/ulige uge), eller 7,4 t hvis de er 0. Feriefri får altid 7,4 t. Kun for AFSPADSERING og SKOLE_KURSUS (sidstnævnte siden 2026-10-01) springes en dag med 0 skemalagte timer over (rapporteres i svarets skipped-liste). For overnatning/dob_overnatning oprettes i stedet en midnatsstemplet nul-varighed-aktivitet pr. dag, som ved almindelig oprettelse – ingen skematime-beregning, ingen skip-mulighed.</w:t>
       </w:r>
     </w:p>
     <w:p>
@@ -19324,7 +20397,7 @@
           <w:rFonts w:ascii="Arial" w:hAnsi="Arial"/>
           <w:sz w:val="22"/>
         </w:rPr>
-        <w:t>Stamdata-view aktiveres fra menupunktet '⚙️ Stamdata' i venstre menu (kræver 'stamdata'-rettighed). View'et indeholder en tab-navigator med ti faner – kun én pane er synlig ad gangen:</w:t>
+        <w:t>Stamdata-view aktiveres fra menupunktet '⚙️ Stamdata' i venstre menu (kræver 'stamdata'-rettighed). View'et indeholder en tab-navigator med elleve faner – kun én pane er synlig ad gangen:</w:t>
       </w:r>
     </w:p>
     <w:tbl>
@@ -19420,7 +20493,7 @@
                 <w:rFonts w:ascii="Arial" w:hAnsi="Arial"/>
                 <w:sz w:val="20"/>
               </w:rPr>
-              <w:t>Kaldes fra setView('stamdata') og indlæser data til alle ti faner parallelt.</w:t>
+              <w:t>Kaldes fra setView('stamdata') og indlæser data til alle faner parallelt (Stillinger via loadStamdataPositions()).</w:t>
             </w:r>
           </w:p>
         </w:tc>
@@ -19492,7 +20565,7 @@
           <w:rFonts w:ascii="Arial" w:hAnsi="Arial"/>
           <w:sz w:val="22"/>
         </w:rPr>
-        <w:t>Aftale-fanen viser rækkerne fra master_agreement_kinds med badges for Type (System/Brugeroprettet), Kræver overenskomsttype (Ja/Nej) og Aktiv. Systemtyperne har kun en Rediger-knap (label/aktiv/kræver overenskomsttype); brugeroprettede typer har desuden en Slet-knap. loadStamdataAgreementKinds() genindlæser efter hver ændring også state.agreementKinds via GET /api/employees/agreement-kinds, så medarbejder-modalens 'Aftale'-dropdown (fillAgreementKindSelect()) altid er opdateret uden sideopdatering. onAgreementKindChange() slår den valgte types requires_agreement_type op og viser/skjuler den røde stjerne ved Overenskomsttype-feltet i medarbejder-modalen.</w:t>
+        <w:t>Aftale-fanen viser rækkerne fra master_agreement_kinds med badges for Type (System/Brugeroprettet), Kræver overenskomsttype (Ja/Nej) og Aktiv. Systemtyperne har kun en Rediger-knap (label/aktiv/kræver overenskomsttype); brugeroprettede typer har desuden en Slet-knap. loadStamdataAgreementKinds() genindlæser efter hver ændring også state.agreementKinds via GET /api/employees/agreement-kinds, så medarbejder-modalens 'Aftale'-dropdown (fillAgreementKindSelect()) altid er opdateret uden sideopdatering. onAgreementKindChange() slår den valgte types requires_agreement_type op og viser/skjuler den røde stjerne ved Overenskomsttype-feltet i medarbejder-modalen. Den skifter desuden mellem funktionær- og chauffør-felter (afsnit 6.7) og forvælger '0 - Kontor' i &lt;select id="emp-dispatcher-group"&gt; for nye funktionærer (rettet 2026-10-01 – ledte før efter checkbokse, der ikke længere findes).</w:t>
       </w:r>
     </w:p>
     <w:p>
@@ -22563,7 +23636,7 @@
           <w:rFonts w:ascii="Arial" w:hAnsi="Arial"/>
           <w:sz w:val="22"/>
         </w:rPr>
-        <w:t>Selvbetalt fridag, Løn andet sted fra (afsnit 7.9), Barn 2-3.sygedag, Barsel u. løn og typen 'Fri' har ingen etableret betalingsregel i systemet (samme som i den almindelige Danløn CSV) og har derfor hverken beløb i dagsrækken eller egen linje i topsummeringen.</w:t>
+        <w:t>Selvbetalt fridag, Løn andet sted fra (afsnit 7.9), Eksport, Barn 2-3.sygedag, Barsel u. løn og typen 'Fri' har ingen etableret betalingsregel i systemet (samme som i den almindelige Danløn CSV) og har derfor hverken beløb i dagsrækken eller egen linje i topsummeringen.</w:t>
       </w:r>
     </w:p>
     <w:p>

--- a/docs/Teknisk dokumentation.docx
+++ b/docs/Teknisk dokumentation.docx
@@ -12516,6 +12516,68 @@
           </w:p>
         </w:tc>
       </w:tr>
+      <w:tr>
+        <w:tc>
+          <w:tcPr>
+            <w:tcW w:type="dxa" w:w="3024"/>
+            <w:tcBorders>
+              <w:top w:val="single" w:sz="4" w:color="CCCCCC"/>
+              <w:left w:val="single" w:sz="4" w:color="CCCCCC"/>
+              <w:bottom w:val="single" w:sz="4" w:color="CCCCCC"/>
+              <w:right w:val="single" w:sz="4" w:color="CCCCCC"/>
+            </w:tcBorders>
+          </w:tcPr>
+          <w:p>
+            <w:r>
+              <w:rPr>
+                <w:rFonts w:ascii="Arial" w:hAnsi="Arial"/>
+                <w:sz w:val="20"/>
+              </w:rPr>
+              <w:t>deactivated_at</w:t>
+            </w:r>
+          </w:p>
+        </w:tc>
+        <w:tc>
+          <w:tcPr>
+            <w:tcW w:type="dxa" w:w="3024"/>
+            <w:tcBorders>
+              <w:top w:val="single" w:sz="4" w:color="CCCCCC"/>
+              <w:left w:val="single" w:sz="4" w:color="CCCCCC"/>
+              <w:bottom w:val="single" w:sz="4" w:color="CCCCCC"/>
+              <w:right w:val="single" w:sz="4" w:color="CCCCCC"/>
+            </w:tcBorders>
+          </w:tcPr>
+          <w:p>
+            <w:r>
+              <w:rPr>
+                <w:rFonts w:ascii="Arial" w:hAnsi="Arial"/>
+                <w:sz w:val="20"/>
+              </w:rPr>
+              <w:t>DateTime</w:t>
+            </w:r>
+          </w:p>
+        </w:tc>
+        <w:tc>
+          <w:tcPr>
+            <w:tcW w:type="dxa" w:w="3024"/>
+            <w:tcBorders>
+              <w:top w:val="single" w:sz="4" w:color="CCCCCC"/>
+              <w:left w:val="single" w:sz="4" w:color="CCCCCC"/>
+              <w:bottom w:val="single" w:sz="4" w:color="CCCCCC"/>
+              <w:right w:val="single" w:sz="4" w:color="CCCCCC"/>
+            </w:tcBorders>
+          </w:tcPr>
+          <w:p>
+            <w:r>
+              <w:rPr>
+                <w:rFonts w:ascii="Arial" w:hAnsi="Arial"/>
+                <w:sz w:val="20"/>
+              </w:rPr>
+              <w:t>Sat ved 'Afslut' – kun til visning (status 'Afsluttet'), påvirker ikke beregningen</w:t>
+            </w:r>
+          </w:p>
+        </w:tc>
+      </w:tr>
     </w:tbl>
     <w:p/>
     <w:p>
@@ -12527,7 +12589,7 @@
           <w:rFonts w:ascii="Arial" w:hAnsi="Arial"/>
           <w:sz w:val="22"/>
         </w:rPr>
-        <w:t>Status (Aktiv/Inaktiv) er IKKE et lagret felt – det beregnes ved hver visning ud fra om dags dato ligger i intervallet [start_date, end_date]. Et tillæg med fremtidig startdato vises derfor som Inaktiv, indtil startdatoen er nået.</w:t>
+        <w:t>Status (Aktiv/Inaktiv/Afsluttet) er IKKE et lagret felt – Aktiv betyder at dags dato ligger i intervallet [start_date, end_date]; ellers vises 'Afsluttet' hvis tillægget er afsluttet via 'Afslut', og ellers 'Inaktiv'. Et tillæg med fremtidig startdato vises derfor som Inaktiv, indtil startdatoen er nået. En medarbejder kan have flere aktive tillæg samtidig.</w:t>
       </w:r>
     </w:p>
     <w:p>
@@ -12556,7 +12618,7 @@
           <w:rFonts w:ascii="Arial" w:hAnsi="Arial"/>
           <w:sz w:val="22"/>
         </w:rPr>
-        <w:t>Oprettelse (POST /api/employee-supplements): den medarbejders eksisterende åbentstående række (end_date = 9999-12-31) får automatisk sin end_date sat til ny_start_dato − 1 dag, og en ny åbentstående række indsættes. Ny start_date skal være efter den forrige rækkes start_date, ellers afvises oprettelsen.</w:t>
+        <w:t>Oprettelse (POST /api/employee-supplements): indsætter en ny åbentstående række (end_date = 9999-12-31). Eksisterende tillæg lukkes IKKE – flere tillæg kan være aktive samtidig og summeres (ændret 2026-10-05). Der er ingen krav til startdato i forhold til andre rækker.</w:t>
       </w:r>
     </w:p>
     <w:p>
@@ -12570,7 +12632,7 @@
           <w:rFonts w:ascii="Arial" w:hAnsi="Arial"/>
           <w:sz w:val="22"/>
         </w:rPr>
-        <w:t>Afslutning (POST /api/employee-supplements/{id}/end): sætter IKKE end_date til dags dato, men til slutdatoen for den lønperiode dags dato falder i (get_or_create_period_for_date()). Tillægget gælder derfor stadig resten af den igangværende lønperiode og bortfalder først fra den efterfølgende periode.</w:t>
+        <w:t>Afslutning (POST /api/employee-supplements/{id}/end): sætter end_date = dags dato (sidste gyldige dag) og deactivated_at. Historikken bevares – tillægget tæller stadig med for de dage, det var gyldigt. Kun muligt på et tillæg der er aktivt i dag og uden slutdato.</w:t>
       </w:r>
     </w:p>
     <w:p>
@@ -12584,7 +12646,7 @@
           <w:rFonts w:ascii="Arial" w:hAnsi="Arial"/>
           <w:sz w:val="22"/>
         </w:rPr>
-        <w:t>Der findes ingen redigerings- eller sletningsmulighed for eksisterende rækker – kun oprettelse af nye og afslutning af den aktive.</w:t>
+        <w:t>Der findes ingen redigerings- eller sletningsmulighed for eksisterende rækker – kun oprettelse af nye og afslutning af aktive. En sats ændres ved at afslutte det gamle tillæg og oprette et nyt.</w:t>
       </w:r>
     </w:p>
     <w:p>
@@ -12598,7 +12660,7 @@
           <w:rFonts w:ascii="Arial" w:hAnsi="Arial"/>
           <w:sz w:val="22"/>
         </w:rPr>
-        <w:t>Et partielt unikt indeks (uq_employee_supplements_one_open_row) sikrer på databaseniveau at en medarbejder kun kan have ÉN åbentstående række ad gangen (WHERE end_date = '9999-12-31') – forhindrer et race condition ved samtidige oprettelser.</w:t>
+        <w:t>Det tidligere partielle unikke indeks (uq_employee_supplements_one_open_row) fjernes ved opstart (_migrate()), da flere åbentstående rækker nu er tilladt.</w:t>
       </w:r>
     </w:p>
     <w:p>
@@ -12610,7 +12672,7 @@
           <w:rFonts w:ascii="Arial" w:hAnsi="Arial"/>
           <w:sz w:val="22"/>
         </w:rPr>
-        <w:t>Ved lønberegning slår get_active_supplement_for_period(db, employee_id, periode_start, periode_slut) (calculators/rates_loader.py) op efter den række hvis gyldighedsperiode OVERLAPPER den beregnede periode. Overlapper flere rækker (fordi et nyt tillæg er oprettet midt i en periode), vinder rækken med nyeste start_date – for hele perioden (ingen dag-for-dag splitning). OBS: startdatoen valideres ikke mod låste perioder – et tilbagedateret tillæg vinder derfor også i en gammel, afsluttet periode, hvis den genberegnes.</w:t>
+        <w:t>Ved lønberegning henter get_supplements_for_period(db, employee_id, periode_start, periode_slut) (calculators/rates_loader.py) alle rækker der OVERLAPPER perioden, og supplement_sum_on(rows, dag) giver summen af de tillæg der er gyldige på en given dag. Satsen regnes DAG FOR DAG: dagens timesats = grundsats + summen af dagens tillæg, og en vagt bruger satsen for den dag, den hører til. OBS: startdatoen valideres ikke mod låste perioder – et tilbagedateret tillæg tæller derfor også med i en gammel, afsluttet periode, hvis den genberegnes.</w:t>
       </w:r>
     </w:p>
     <w:p>
@@ -12633,7 +12695,7 @@
           <w:color w:val="606060"/>
           <w:sz w:val="22"/>
         </w:rPr>
-        <w:t>hourly_rate forhøjes med tillæggets value umiddelbart efter det almindelige overenskomstopslag i _calculate_employee() (payroll_router.py) – ÉN variabel der allerede bruges alle steder nedstrøms (normaltid/kode 1, SH-betaling, CSV-rækkerne for AFSPADSERING/SYGDOM/BARSEL/SKOLE_KURSUS m.fl.). Samme funktion genbruges af absence_overview_router.py, så Fraværsoversigtens viste sats altid stemmer overens med den sats der reelt udbetales i lønkørslen.</w:t>
+        <w:t>I _calculate_employee() (payroll_router.py) sættes hourly_rate = _rate_on(dag) i starten af hver dag i dag-løkken, så dagens kr for normaltid, SH og fravær er præcise. Kr og timer opsamles pr. løntype (_track()), og calc returnerer hourly_rates (vægtet gennemsnitssats pr. løntype), hourly_rate (gennemsnit over normaltimer) og supplement_rate (gennemsnitligt tillæg). Danløn-CSV'en, prøvekørslen, PDF-timesedlen og Lønkørsel-fanen bruger gennemsnitssatsen som 'Sats' – én linje pr. løntypekode (bekræftet 2026-10-05; kan give øredifferencer ved satsskift midt i en periode). absence_overview_router.py regner også dag for dag.</w:t>
       </w:r>
     </w:p>
     <w:p>
@@ -12834,7 +12896,7 @@
                 <w:rFonts w:ascii="Arial" w:hAnsi="Arial"/>
                 <w:sz w:val="20"/>
               </w:rPr>
-              <w:t>Det aktuelt aktive tillæg for én medarbejder, eller null.</w:t>
+              <w:t>Liste over medarbejderens tillæg der er aktive i dag (tom liste hvis ingen).</w:t>
             </w:r>
           </w:p>
         </w:tc>
@@ -12958,7 +13020,7 @@
                 <w:rFonts w:ascii="Arial" w:hAnsi="Arial"/>
                 <w:sz w:val="20"/>
               </w:rPr>
-              <w:t>Afslut det aktuelt aktive tillæg fra og med den efterfølgende lønperiode.</w:t>
+              <w:t>Afslut et aktivt tillæg – dags dato bliver sidste gyldige dag.</w:t>
             </w:r>
           </w:p>
         </w:tc>
@@ -12974,7 +13036,7 @@
           <w:rFonts w:ascii="Arial" w:hAnsi="Arial"/>
           <w:sz w:val="22"/>
         </w:rPr>
-        <w:t>Alle fire endepunkter kræver rettigheden manage_employee_supplements. Medarbejder-modalen (fanen 'Medarbejdere') viser tillæggets aktuelle værdi i et read-only felt under Overenskomsttype (hentet via GET /active/{id}) – feltet kan ikke redigeres eller udfyldes derfra, kun under fanen 'Tillæg'.</w:t>
+        <w:t>Alle fire endepunkter kræver rettigheden manage_employee_supplements. Medarbejder-modalen (fanen 'Medarbejdere') viser summen af de aktive tillæg i et read-only felt under Overenskomsttype (hentet via GET /active/{id}) – feltet kan ikke redigeres eller udfyldes derfra, kun under fanen 'Tillæg'.</w:t>
       </w:r>
     </w:p>
     <w:p>

--- a/docs/Teknisk dokumentation.docx
+++ b/docs/Teknisk dokumentation.docx
@@ -15697,7 +15697,7 @@
           <w:rFonts w:ascii="Arial" w:hAnsi="Arial"/>
           <w:sz w:val="22"/>
         </w:rPr>
-        <w:t>Kolonnerne i den eksporterede CSV-fil (semikolon-separeret). Kolonne 5 og 6 er valgfrie per løntypekode og styres via Stamdata:</w:t>
+        <w:t>Kolonnerne i den eksporterede CSV-fil (semikolon-separeret). Kolonne 5 og 6 er valgfrie per løntypekode og styres via Stamdata. Medarbejdere med Aftale = Funktionær (agreement_kind='funktionaer') udelades altid af Danløn CSV'en – også med godkendte timer og synlig disponentgruppe – men vises stadig i Lønkørsel, Lønafregning og Fraværsoversigt (2026-10-06):</w:t>
       </w:r>
     </w:p>
     <w:tbl>
@@ -16418,7 +16418,7 @@
                 <w:rFonts w:ascii="Arial" w:hAnsi="Arial"/>
                 <w:sz w:val="20"/>
               </w:rPr>
-              <w:t>Mailer PDF-timesedlen til medarbejderens registrerede e-mail. Fejler pænt (uden at afsløre SMTP-detaljer for brugeren) hvis medarbejderen ikke har en e-mailadresse registreret.</w:t>
+              <w:t>Mailer PDF-timesedlen til medarbejderens registrerede e-mail. Fejler pænt (uden at afsløre SMTP-detaljer for brugeren) hvis medarbejderen ikke har en e-mailadresse registreret. Afviser (400) funktionærer, medarbejdere uden synlig disponentgruppe og medarbejdere uden godkendte aktiviteter i perioden (2026-10-06).</w:t>
             </w:r>
           </w:p>
         </w:tc>
@@ -16480,7 +16480,7 @@
                 <w:rFonts w:ascii="Arial" w:hAnsi="Arial"/>
                 <w:sz w:val="20"/>
               </w:rPr>
-              <w:t>Bulk-udsendelse for en periode (evt. filtreret til én medarbejder). Returnerer en opdelt status: sendt / sprunget over (ingen mail) / sprunget over (ingen aktiviteter) / fejlet.</w:t>
+              <w:t>Bulk-udsendelse for en periode (evt. filtreret til én medarbejder). Returnerer en opdelt status: sendt / sprunget over (ingen mail) / sprunget over (ingen godkendte aktiviteter) / sprunget over (funktionær) / fejlet. Sender kun til medarbejdere i disponentgrupper, der vises i aktivitetsoversigten, og aldrig til funktionærer – de kan stadig downloade timesedlen (2026-10-06).</w:t>
             </w:r>
           </w:p>
         </w:tc>
@@ -25801,6 +25801,609 @@
         <w:t>'Fravær i morgen'-knappen viser en opsummeringsmodal med alle medarbejdere (inden for det valgte disponentgruppe-filter) der har fravær eller en kommentar registreret på dagen efter dags dato – et hurtigt overblik uden at skulle bladre til næste uge.</w:t>
       </w:r>
     </w:p>
+    <w:p>
+      <w:pPr>
+        <w:pStyle w:val="Heading2"/>
+        <w:spacing w:before="200" w:after="120"/>
+      </w:pPr>
+      <w:r>
+        <w:rPr>
+          <w:rFonts w:ascii="Arial" w:hAnsi="Arial"/>
+          <w:b/>
+          <w:color w:val="2E6DB8"/>
+          <w:sz w:val="26"/>
+        </w:rPr>
+        <w:t>15.4  Gentagelse</w:t>
+      </w:r>
+    </w:p>
+    <w:p>
+      <w:pPr>
+        <w:spacing w:after="120"/>
+      </w:pPr>
+      <w:r>
+        <w:rPr>
+          <w:rFonts w:ascii="Arial" w:hAnsi="Arial"/>
+          <w:sz w:val="22"/>
+        </w:rPr>
+        <w:t>Gentagelse (routers/vagtplan_series.py + calculators/recurrence.py, 2026-10-07): tabellen vagtplan_series gemmer reglen (ugentligt på valgte ugedage – evt. hver N. uge via week_interval, talt fra startdatoens uge – eller månedligt på 'N. ugedag' udledt af startdatoen – 5. bliver 'sidste'), startdato og slutning (antal eller dato). Hver forekomst er en almindelig Activity (source=vagtplan) og/eller VagtplanComment med series_id. occurrence_dates() springer helligdage over for fravær (og erstatter dem), og begrænser til 1 år og 100 forekomster. Fraværsforekomster oprettes via _create_manual_activity_row() i activities.py – samme regler som en enkelt dag – med tider fra _range_day_defaults().</w:t>
+      </w:r>
+    </w:p>
+    <w:tbl>
+      <w:tblPr>
+        <w:tblStyle w:val="TableGrid"/>
+        <w:tblW w:type="auto" w:w="0"/>
+        <w:tblLook w:firstColumn="1" w:firstRow="1" w:lastColumn="0" w:lastRow="0" w:noHBand="0" w:noVBand="1" w:val="04A0"/>
+      </w:tblPr>
+      <w:tblGrid>
+        <w:gridCol w:w="2268"/>
+        <w:gridCol w:w="2268"/>
+        <w:gridCol w:w="2268"/>
+        <w:gridCol w:w="2268"/>
+      </w:tblGrid>
+      <w:tr>
+        <w:tc>
+          <w:tcPr>
+            <w:tcW w:type="dxa" w:w="2268"/>
+            <w:shd w:val="clear" w:color="auto" w:fill="1B3A6B"/>
+          </w:tcPr>
+          <w:p>
+            <w:r>
+              <w:rPr>
+                <w:rFonts w:ascii="Arial" w:hAnsi="Arial"/>
+                <w:b/>
+                <w:color w:val="FFFFFF"/>
+                <w:sz w:val="20"/>
+              </w:rPr>
+              <w:t>Endepunkt</w:t>
+            </w:r>
+          </w:p>
+        </w:tc>
+        <w:tc>
+          <w:tcPr>
+            <w:tcW w:type="dxa" w:w="2268"/>
+            <w:shd w:val="clear" w:color="auto" w:fill="1B3A6B"/>
+          </w:tcPr>
+          <w:p>
+            <w:r>
+              <w:rPr>
+                <w:rFonts w:ascii="Arial" w:hAnsi="Arial"/>
+                <w:b/>
+                <w:color w:val="FFFFFF"/>
+                <w:sz w:val="20"/>
+              </w:rPr>
+              <w:t>Metode</w:t>
+            </w:r>
+          </w:p>
+        </w:tc>
+        <w:tc>
+          <w:tcPr>
+            <w:tcW w:type="dxa" w:w="2268"/>
+            <w:shd w:val="clear" w:color="auto" w:fill="1B3A6B"/>
+          </w:tcPr>
+          <w:p>
+            <w:r>
+              <w:rPr>
+                <w:rFonts w:ascii="Arial" w:hAnsi="Arial"/>
+                <w:b/>
+                <w:color w:val="FFFFFF"/>
+                <w:sz w:val="20"/>
+              </w:rPr>
+              <w:t>Rettighed</w:t>
+            </w:r>
+          </w:p>
+        </w:tc>
+        <w:tc>
+          <w:tcPr>
+            <w:tcW w:type="dxa" w:w="2268"/>
+            <w:shd w:val="clear" w:color="auto" w:fill="1B3A6B"/>
+          </w:tcPr>
+          <w:p>
+            <w:r>
+              <w:rPr>
+                <w:rFonts w:ascii="Arial" w:hAnsi="Arial"/>
+                <w:b/>
+                <w:color w:val="FFFFFF"/>
+                <w:sz w:val="20"/>
+              </w:rPr>
+              <w:t>Beskrivelse</w:t>
+            </w:r>
+          </w:p>
+        </w:tc>
+      </w:tr>
+      <w:tr>
+        <w:tc>
+          <w:tcPr>
+            <w:tcW w:type="dxa" w:w="2268"/>
+            <w:tcBorders>
+              <w:top w:val="single" w:sz="4" w:color="CCCCCC"/>
+              <w:left w:val="single" w:sz="4" w:color="CCCCCC"/>
+              <w:bottom w:val="single" w:sz="4" w:color="CCCCCC"/>
+              <w:right w:val="single" w:sz="4" w:color="CCCCCC"/>
+            </w:tcBorders>
+          </w:tcPr>
+          <w:p>
+            <w:r>
+              <w:rPr>
+                <w:rFonts w:ascii="Arial" w:hAnsi="Arial"/>
+                <w:sz w:val="20"/>
+              </w:rPr>
+              <w:t>/api/vagtplan-series/preview</w:t>
+            </w:r>
+          </w:p>
+        </w:tc>
+        <w:tc>
+          <w:tcPr>
+            <w:tcW w:type="dxa" w:w="2268"/>
+            <w:tcBorders>
+              <w:top w:val="single" w:sz="4" w:color="CCCCCC"/>
+              <w:left w:val="single" w:sz="4" w:color="CCCCCC"/>
+              <w:bottom w:val="single" w:sz="4" w:color="CCCCCC"/>
+              <w:right w:val="single" w:sz="4" w:color="CCCCCC"/>
+            </w:tcBorders>
+          </w:tcPr>
+          <w:p>
+            <w:r>
+              <w:rPr>
+                <w:rFonts w:ascii="Arial" w:hAnsi="Arial"/>
+                <w:sz w:val="20"/>
+              </w:rPr>
+              <w:t>POST</w:t>
+            </w:r>
+          </w:p>
+        </w:tc>
+        <w:tc>
+          <w:tcPr>
+            <w:tcW w:type="dxa" w:w="2268"/>
+            <w:tcBorders>
+              <w:top w:val="single" w:sz="4" w:color="CCCCCC"/>
+              <w:left w:val="single" w:sz="4" w:color="CCCCCC"/>
+              <w:bottom w:val="single" w:sz="4" w:color="CCCCCC"/>
+              <w:right w:val="single" w:sz="4" w:color="CCCCCC"/>
+            </w:tcBorders>
+          </w:tcPr>
+          <w:p>
+            <w:r>
+              <w:rPr>
+                <w:rFonts w:ascii="Arial" w:hAnsi="Arial"/>
+                <w:sz w:val="20"/>
+              </w:rPr>
+              <w:t>Redigeringsret til linjen</w:t>
+            </w:r>
+          </w:p>
+        </w:tc>
+        <w:tc>
+          <w:tcPr>
+            <w:tcW w:type="dxa" w:w="2268"/>
+            <w:tcBorders>
+              <w:top w:val="single" w:sz="4" w:color="CCCCCC"/>
+              <w:left w:val="single" w:sz="4" w:color="CCCCCC"/>
+              <w:bottom w:val="single" w:sz="4" w:color="CCCCCC"/>
+              <w:right w:val="single" w:sz="4" w:color="CCCCCC"/>
+            </w:tcBorders>
+          </w:tcPr>
+          <w:p>
+            <w:r>
+              <w:rPr>
+                <w:rFonts w:ascii="Arial" w:hAnsi="Arial"/>
+                <w:sz w:val="20"/>
+              </w:rPr>
+              <w:t>Datoer, låste datoer, kommentar-/kørselskonflikter og dage uden garanterede timer. Gemmer intet.</w:t>
+            </w:r>
+          </w:p>
+        </w:tc>
+      </w:tr>
+      <w:tr>
+        <w:tc>
+          <w:tcPr>
+            <w:tcW w:type="dxa" w:w="2268"/>
+            <w:tcBorders>
+              <w:top w:val="single" w:sz="4" w:color="CCCCCC"/>
+              <w:left w:val="single" w:sz="4" w:color="CCCCCC"/>
+              <w:bottom w:val="single" w:sz="4" w:color="CCCCCC"/>
+              <w:right w:val="single" w:sz="4" w:color="CCCCCC"/>
+            </w:tcBorders>
+          </w:tcPr>
+          <w:p>
+            <w:r>
+              <w:rPr>
+                <w:rFonts w:ascii="Arial" w:hAnsi="Arial"/>
+                <w:sz w:val="20"/>
+              </w:rPr>
+              <w:t>/api/vagtplan-series</w:t>
+            </w:r>
+          </w:p>
+        </w:tc>
+        <w:tc>
+          <w:tcPr>
+            <w:tcW w:type="dxa" w:w="2268"/>
+            <w:tcBorders>
+              <w:top w:val="single" w:sz="4" w:color="CCCCCC"/>
+              <w:left w:val="single" w:sz="4" w:color="CCCCCC"/>
+              <w:bottom w:val="single" w:sz="4" w:color="CCCCCC"/>
+              <w:right w:val="single" w:sz="4" w:color="CCCCCC"/>
+            </w:tcBorders>
+          </w:tcPr>
+          <w:p>
+            <w:r>
+              <w:rPr>
+                <w:rFonts w:ascii="Arial" w:hAnsi="Arial"/>
+                <w:sz w:val="20"/>
+              </w:rPr>
+              <w:t>POST</w:t>
+            </w:r>
+          </w:p>
+        </w:tc>
+        <w:tc>
+          <w:tcPr>
+            <w:tcW w:type="dxa" w:w="2268"/>
+            <w:tcBorders>
+              <w:top w:val="single" w:sz="4" w:color="CCCCCC"/>
+              <w:left w:val="single" w:sz="4" w:color="CCCCCC"/>
+              <w:bottom w:val="single" w:sz="4" w:color="CCCCCC"/>
+              <w:right w:val="single" w:sz="4" w:color="CCCCCC"/>
+            </w:tcBorders>
+          </w:tcPr>
+          <w:p>
+            <w:r>
+              <w:rPr>
+                <w:rFonts w:ascii="Arial" w:hAnsi="Arial"/>
+                <w:sz w:val="20"/>
+              </w:rPr>
+              <w:t>Redigeringsret til linjen</w:t>
+            </w:r>
+          </w:p>
+        </w:tc>
+        <w:tc>
+          <w:tcPr>
+            <w:tcW w:type="dxa" w:w="2268"/>
+            <w:tcBorders>
+              <w:top w:val="single" w:sz="4" w:color="CCCCCC"/>
+              <w:left w:val="single" w:sz="4" w:color="CCCCCC"/>
+              <w:bottom w:val="single" w:sz="4" w:color="CCCCCC"/>
+              <w:right w:val="single" w:sz="4" w:color="CCCCCC"/>
+            </w:tcBorders>
+          </w:tcPr>
+          <w:p>
+            <w:r>
+              <w:rPr>
+                <w:rFonts w:ascii="Arial" w:hAnsi="Arial"/>
+                <w:sz w:val="20"/>
+              </w:rPr>
+              <w:t>Opretter serie + forekomster i én transaktion. Afvises helt hvis en dato er låst.</w:t>
+            </w:r>
+          </w:p>
+        </w:tc>
+      </w:tr>
+      <w:tr>
+        <w:tc>
+          <w:tcPr>
+            <w:tcW w:type="dxa" w:w="2268"/>
+            <w:tcBorders>
+              <w:top w:val="single" w:sz="4" w:color="CCCCCC"/>
+              <w:left w:val="single" w:sz="4" w:color="CCCCCC"/>
+              <w:bottom w:val="single" w:sz="4" w:color="CCCCCC"/>
+              <w:right w:val="single" w:sz="4" w:color="CCCCCC"/>
+            </w:tcBorders>
+          </w:tcPr>
+          <w:p>
+            <w:r>
+              <w:rPr>
+                <w:rFonts w:ascii="Arial" w:hAnsi="Arial"/>
+                <w:sz w:val="20"/>
+              </w:rPr>
+              <w:t>/api/vagtplan-series/{id}</w:t>
+            </w:r>
+          </w:p>
+        </w:tc>
+        <w:tc>
+          <w:tcPr>
+            <w:tcW w:type="dxa" w:w="2268"/>
+            <w:tcBorders>
+              <w:top w:val="single" w:sz="4" w:color="CCCCCC"/>
+              <w:left w:val="single" w:sz="4" w:color="CCCCCC"/>
+              <w:bottom w:val="single" w:sz="4" w:color="CCCCCC"/>
+              <w:right w:val="single" w:sz="4" w:color="CCCCCC"/>
+            </w:tcBorders>
+          </w:tcPr>
+          <w:p>
+            <w:r>
+              <w:rPr>
+                <w:rFonts w:ascii="Arial" w:hAnsi="Arial"/>
+                <w:sz w:val="20"/>
+              </w:rPr>
+              <w:t>GET</w:t>
+            </w:r>
+          </w:p>
+        </w:tc>
+        <w:tc>
+          <w:tcPr>
+            <w:tcW w:type="dxa" w:w="2268"/>
+            <w:tcBorders>
+              <w:top w:val="single" w:sz="4" w:color="CCCCCC"/>
+              <w:left w:val="single" w:sz="4" w:color="CCCCCC"/>
+              <w:bottom w:val="single" w:sz="4" w:color="CCCCCC"/>
+              <w:right w:val="single" w:sz="4" w:color="CCCCCC"/>
+            </w:tcBorders>
+          </w:tcPr>
+          <w:p>
+            <w:r>
+              <w:rPr>
+                <w:rFonts w:ascii="Arial" w:hAnsi="Arial"/>
+                <w:sz w:val="20"/>
+              </w:rPr>
+              <w:t>view_calendar eller vagtplan_view</w:t>
+            </w:r>
+          </w:p>
+        </w:tc>
+        <w:tc>
+          <w:tcPr>
+            <w:tcW w:type="dxa" w:w="2268"/>
+            <w:tcBorders>
+              <w:top w:val="single" w:sz="4" w:color="CCCCCC"/>
+              <w:left w:val="single" w:sz="4" w:color="CCCCCC"/>
+              <w:bottom w:val="single" w:sz="4" w:color="CCCCCC"/>
+              <w:right w:val="single" w:sz="4" w:color="CCCCCC"/>
+            </w:tcBorders>
+          </w:tcPr>
+          <w:p>
+            <w:r>
+              <w:rPr>
+                <w:rFonts w:ascii="Arial" w:hAnsi="Arial"/>
+                <w:sz w:val="20"/>
+              </w:rPr>
+              <w:t>Regel, beskrivelse, antal forekomster, første/sidste dato.</w:t>
+            </w:r>
+          </w:p>
+        </w:tc>
+      </w:tr>
+      <w:tr>
+        <w:tc>
+          <w:tcPr>
+            <w:tcW w:type="dxa" w:w="2268"/>
+            <w:tcBorders>
+              <w:top w:val="single" w:sz="4" w:color="CCCCCC"/>
+              <w:left w:val="single" w:sz="4" w:color="CCCCCC"/>
+              <w:bottom w:val="single" w:sz="4" w:color="CCCCCC"/>
+              <w:right w:val="single" w:sz="4" w:color="CCCCCC"/>
+            </w:tcBorders>
+          </w:tcPr>
+          <w:p>
+            <w:r>
+              <w:rPr>
+                <w:rFonts w:ascii="Arial" w:hAnsi="Arial"/>
+                <w:sz w:val="20"/>
+              </w:rPr>
+              <w:t>/api/vagtplan-series/{id}</w:t>
+            </w:r>
+          </w:p>
+        </w:tc>
+        <w:tc>
+          <w:tcPr>
+            <w:tcW w:type="dxa" w:w="2268"/>
+            <w:tcBorders>
+              <w:top w:val="single" w:sz="4" w:color="CCCCCC"/>
+              <w:left w:val="single" w:sz="4" w:color="CCCCCC"/>
+              <w:bottom w:val="single" w:sz="4" w:color="CCCCCC"/>
+              <w:right w:val="single" w:sz="4" w:color="CCCCCC"/>
+            </w:tcBorders>
+          </w:tcPr>
+          <w:p>
+            <w:r>
+              <w:rPr>
+                <w:rFonts w:ascii="Arial" w:hAnsi="Arial"/>
+                <w:sz w:val="20"/>
+              </w:rPr>
+              <w:t>PATCH</w:t>
+            </w:r>
+          </w:p>
+        </w:tc>
+        <w:tc>
+          <w:tcPr>
+            <w:tcW w:type="dxa" w:w="2268"/>
+            <w:tcBorders>
+              <w:top w:val="single" w:sz="4" w:color="CCCCCC"/>
+              <w:left w:val="single" w:sz="4" w:color="CCCCCC"/>
+              <w:bottom w:val="single" w:sz="4" w:color="CCCCCC"/>
+              <w:right w:val="single" w:sz="4" w:color="CCCCCC"/>
+            </w:tcBorders>
+          </w:tcPr>
+          <w:p>
+            <w:r>
+              <w:rPr>
+                <w:rFonts w:ascii="Arial" w:hAnsi="Arial"/>
+                <w:sz w:val="20"/>
+              </w:rPr>
+              <w:t>Redigeringsret til linjen</w:t>
+            </w:r>
+          </w:p>
+        </w:tc>
+        <w:tc>
+          <w:tcPr>
+            <w:tcW w:type="dxa" w:w="2268"/>
+            <w:tcBorders>
+              <w:top w:val="single" w:sz="4" w:color="CCCCCC"/>
+              <w:left w:val="single" w:sz="4" w:color="CCCCCC"/>
+              <w:bottom w:val="single" w:sz="4" w:color="CCCCCC"/>
+              <w:right w:val="single" w:sz="4" w:color="CCCCCC"/>
+            </w:tcBorders>
+          </w:tcPr>
+          <w:p>
+            <w:r>
+              <w:rPr>
+                <w:rFonts w:ascii="Arial" w:hAnsi="Arial"/>
+                <w:sz w:val="20"/>
+              </w:rPr>
+              <w:t>Ændrer slutning – KUN i enden (enkeltvis slettede dage genopstår ikke). Alt-eller-intet ved låste dage.</w:t>
+            </w:r>
+          </w:p>
+        </w:tc>
+      </w:tr>
+      <w:tr>
+        <w:tc>
+          <w:tcPr>
+            <w:tcW w:type="dxa" w:w="2268"/>
+            <w:tcBorders>
+              <w:top w:val="single" w:sz="4" w:color="CCCCCC"/>
+              <w:left w:val="single" w:sz="4" w:color="CCCCCC"/>
+              <w:bottom w:val="single" w:sz="4" w:color="CCCCCC"/>
+              <w:right w:val="single" w:sz="4" w:color="CCCCCC"/>
+            </w:tcBorders>
+          </w:tcPr>
+          <w:p>
+            <w:r>
+              <w:rPr>
+                <w:rFonts w:ascii="Arial" w:hAnsi="Arial"/>
+                <w:sz w:val="20"/>
+              </w:rPr>
+              <w:t>/api/vagtplan-series/{id}</w:t>
+            </w:r>
+          </w:p>
+        </w:tc>
+        <w:tc>
+          <w:tcPr>
+            <w:tcW w:type="dxa" w:w="2268"/>
+            <w:tcBorders>
+              <w:top w:val="single" w:sz="4" w:color="CCCCCC"/>
+              <w:left w:val="single" w:sz="4" w:color="CCCCCC"/>
+              <w:bottom w:val="single" w:sz="4" w:color="CCCCCC"/>
+              <w:right w:val="single" w:sz="4" w:color="CCCCCC"/>
+            </w:tcBorders>
+          </w:tcPr>
+          <w:p>
+            <w:r>
+              <w:rPr>
+                <w:rFonts w:ascii="Arial" w:hAnsi="Arial"/>
+                <w:sz w:val="20"/>
+              </w:rPr>
+              <w:t>DELETE</w:t>
+            </w:r>
+          </w:p>
+        </w:tc>
+        <w:tc>
+          <w:tcPr>
+            <w:tcW w:type="dxa" w:w="2268"/>
+            <w:tcBorders>
+              <w:top w:val="single" w:sz="4" w:color="CCCCCC"/>
+              <w:left w:val="single" w:sz="4" w:color="CCCCCC"/>
+              <w:bottom w:val="single" w:sz="4" w:color="CCCCCC"/>
+              <w:right w:val="single" w:sz="4" w:color="CCCCCC"/>
+            </w:tcBorders>
+          </w:tcPr>
+          <w:p>
+            <w:r>
+              <w:rPr>
+                <w:rFonts w:ascii="Arial" w:hAnsi="Arial"/>
+                <w:sz w:val="20"/>
+              </w:rPr>
+              <w:t>Redigeringsret til linjen</w:t>
+            </w:r>
+          </w:p>
+        </w:tc>
+        <w:tc>
+          <w:tcPr>
+            <w:tcW w:type="dxa" w:w="2268"/>
+            <w:tcBorders>
+              <w:top w:val="single" w:sz="4" w:color="CCCCCC"/>
+              <w:left w:val="single" w:sz="4" w:color="CCCCCC"/>
+              <w:bottom w:val="single" w:sz="4" w:color="CCCCCC"/>
+              <w:right w:val="single" w:sz="4" w:color="CCCCCC"/>
+            </w:tcBorders>
+          </w:tcPr>
+          <w:p>
+            <w:r>
+              <w:rPr>
+                <w:rFonts w:ascii="Arial" w:hAnsi="Arial"/>
+                <w:sz w:val="20"/>
+              </w:rPr>
+              <w:t>Sletter alle forekomster undtagen i låste lønperioder (og splittede).</w:t>
+            </w:r>
+          </w:p>
+        </w:tc>
+      </w:tr>
+      <w:tr>
+        <w:tc>
+          <w:tcPr>
+            <w:tcW w:type="dxa" w:w="2268"/>
+            <w:tcBorders>
+              <w:top w:val="single" w:sz="4" w:color="CCCCCC"/>
+              <w:left w:val="single" w:sz="4" w:color="CCCCCC"/>
+              <w:bottom w:val="single" w:sz="4" w:color="CCCCCC"/>
+              <w:right w:val="single" w:sz="4" w:color="CCCCCC"/>
+            </w:tcBorders>
+          </w:tcPr>
+          <w:p>
+            <w:r>
+              <w:rPr>
+                <w:rFonts w:ascii="Arial" w:hAnsi="Arial"/>
+                <w:sz w:val="20"/>
+              </w:rPr>
+              <w:t>/api/vagtplan-series/{id}/occurrences/{dato}</w:t>
+            </w:r>
+          </w:p>
+        </w:tc>
+        <w:tc>
+          <w:tcPr>
+            <w:tcW w:type="dxa" w:w="2268"/>
+            <w:tcBorders>
+              <w:top w:val="single" w:sz="4" w:color="CCCCCC"/>
+              <w:left w:val="single" w:sz="4" w:color="CCCCCC"/>
+              <w:bottom w:val="single" w:sz="4" w:color="CCCCCC"/>
+              <w:right w:val="single" w:sz="4" w:color="CCCCCC"/>
+            </w:tcBorders>
+          </w:tcPr>
+          <w:p>
+            <w:r>
+              <w:rPr>
+                <w:rFonts w:ascii="Arial" w:hAnsi="Arial"/>
+                <w:sz w:val="20"/>
+              </w:rPr>
+              <w:t>DELETE</w:t>
+            </w:r>
+          </w:p>
+        </w:tc>
+        <w:tc>
+          <w:tcPr>
+            <w:tcW w:type="dxa" w:w="2268"/>
+            <w:tcBorders>
+              <w:top w:val="single" w:sz="4" w:color="CCCCCC"/>
+              <w:left w:val="single" w:sz="4" w:color="CCCCCC"/>
+              <w:bottom w:val="single" w:sz="4" w:color="CCCCCC"/>
+              <w:right w:val="single" w:sz="4" w:color="CCCCCC"/>
+            </w:tcBorders>
+          </w:tcPr>
+          <w:p>
+            <w:r>
+              <w:rPr>
+                <w:rFonts w:ascii="Arial" w:hAnsi="Arial"/>
+                <w:sz w:val="20"/>
+              </w:rPr>
+              <w:t>Redigeringsret til linjen</w:t>
+            </w:r>
+          </w:p>
+        </w:tc>
+        <w:tc>
+          <w:tcPr>
+            <w:tcW w:type="dxa" w:w="2268"/>
+            <w:tcBorders>
+              <w:top w:val="single" w:sz="4" w:color="CCCCCC"/>
+              <w:left w:val="single" w:sz="4" w:color="CCCCCC"/>
+              <w:bottom w:val="single" w:sz="4" w:color="CCCCCC"/>
+              <w:right w:val="single" w:sz="4" w:color="CCCCCC"/>
+            </w:tcBorders>
+          </w:tcPr>
+          <w:p>
+            <w:r>
+              <w:rPr>
+                <w:rFonts w:ascii="Arial" w:hAnsi="Arial"/>
+                <w:sz w:val="20"/>
+              </w:rPr>
+              <w:t>Sletter dagens aktivitet og kommentar i serien.</w:t>
+            </w:r>
+          </w:p>
+        </w:tc>
+      </w:tr>
+    </w:tbl>
+    <w:p/>
     <w:p>
       <w:r>
         <w:br w:type="page"/>

--- a/docs/Teknisk dokumentation.docx
+++ b/docs/Teknisk dokumentation.docx
@@ -7743,6 +7743,68 @@
                 <w:rFonts w:ascii="Arial" w:hAnsi="Arial"/>
                 <w:sz w:val="20"/>
               </w:rPr>
+              <w:t>deleted_at</w:t>
+            </w:r>
+          </w:p>
+        </w:tc>
+        <w:tc>
+          <w:tcPr>
+            <w:tcW w:type="dxa" w:w="3024"/>
+            <w:tcBorders>
+              <w:top w:val="single" w:sz="4" w:color="CCCCCC"/>
+              <w:left w:val="single" w:sz="4" w:color="CCCCCC"/>
+              <w:bottom w:val="single" w:sz="4" w:color="CCCCCC"/>
+              <w:right w:val="single" w:sz="4" w:color="CCCCCC"/>
+            </w:tcBorders>
+          </w:tcPr>
+          <w:p>
+            <w:r>
+              <w:rPr>
+                <w:rFonts w:ascii="Arial" w:hAnsi="Arial"/>
+                <w:sz w:val="20"/>
+              </w:rPr>
+              <w:t>DateTime (opt.)</w:t>
+            </w:r>
+          </w:p>
+        </w:tc>
+        <w:tc>
+          <w:tcPr>
+            <w:tcW w:type="dxa" w:w="3024"/>
+            <w:tcBorders>
+              <w:top w:val="single" w:sz="4" w:color="CCCCCC"/>
+              <w:left w:val="single" w:sz="4" w:color="CCCCCC"/>
+              <w:bottom w:val="single" w:sz="4" w:color="CCCCCC"/>
+              <w:right w:val="single" w:sz="4" w:color="CCCCCC"/>
+            </w:tcBorders>
+          </w:tcPr>
+          <w:p>
+            <w:r>
+              <w:rPr>
+                <w:rFonts w:ascii="Arial" w:hAnsi="Arial"/>
+                <w:sz w:val="20"/>
+              </w:rPr>
+              <w:t>Blød sletning (2026-10-08). Rækken bevares, så vognnummeret står som død tekst på gamle vagter, i Lønafregning og i historiske Dagsplan-rækker. Se afsnit 2.7 og kapitel 17</w:t>
+            </w:r>
+          </w:p>
+        </w:tc>
+      </w:tr>
+      <w:tr>
+        <w:tc>
+          <w:tcPr>
+            <w:tcW w:type="dxa" w:w="3024"/>
+            <w:tcBorders>
+              <w:top w:val="single" w:sz="4" w:color="CCCCCC"/>
+              <w:left w:val="single" w:sz="4" w:color="CCCCCC"/>
+              <w:bottom w:val="single" w:sz="4" w:color="CCCCCC"/>
+              <w:right w:val="single" w:sz="4" w:color="CCCCCC"/>
+            </w:tcBorders>
+          </w:tcPr>
+          <w:p>
+            <w:r>
+              <w:rPr>
+                <w:rFonts w:ascii="Arial" w:hAnsi="Arial"/>
+                <w:sz w:val="20"/>
+              </w:rPr>
               <w:t>dispatcher_group_id</w:t>
             </w:r>
           </w:p>
@@ -7800,6 +7862,18 @@
           <w:sz w:val="22"/>
         </w:rPr>
         <w:t>description og dispatcher_group_id sættes/redigeres i den eksisterende Vognpark-sides opret/rediger-vogn-modal (kræver fortsat 'manage_vehicles').</w:t>
+      </w:r>
+    </w:p>
+    <w:p>
+      <w:pPr>
+        <w:spacing w:after="120"/>
+      </w:pPr>
+      <w:r>
+        <w:rPr>
+          <w:rFonts w:ascii="Arial" w:hAnsi="Arial"/>
+          <w:sz w:val="22"/>
+        </w:rPr>
+        <w:t>Sletning er blød (2026-10-08): delete_vehicle sætter deleted_at i stedet for at fjerne rækken. Slettede vogne skjules i GET /api/vehicles og afvises som valg overalt (fast bil, fraværsvogn, standardvogn, Dagsplan, materielt fravær, .ddd-import), men opslag af vognnummer til visning (Lønafregning, flere biler på en vagt) finder dem stadig. Ved sletning nulstilles Employee.fast_bil_vehicle_id/fast_bil, Employee.absence_vehicle_id og DispatcherGroup.vehicle_id; Dagsplan-tildelinger efter i dag slettes, og materielt fravær efter i dag slettes/afkortes. Genoprettes en slettet vogns nummerplade, omdøbes den slettedes plade til '&lt;plade&gt; (slettet &lt;id&gt;)', da registration_number er unik.</w:t>
       </w:r>
     </w:p>
     <w:p>
@@ -7992,27 +8066,27 @@
                 <w:rFonts w:ascii="Arial" w:hAnsi="Arial"/>
                 <w:sz w:val="20"/>
               </w:rPr>
-              <w:t>date / slot (1-10) / employee_id (opt.) / task (opt.) / informed</w:t>
-            </w:r>
-          </w:p>
-        </w:tc>
-        <w:tc>
-          <w:tcPr>
-            <w:tcW w:type="dxa" w:w="3024"/>
-            <w:tcBorders>
-              <w:top w:val="single" w:sz="4" w:color="CCCCCC"/>
-              <w:left w:val="single" w:sz="4" w:color="CCCCCC"/>
-              <w:bottom w:val="single" w:sz="4" w:color="CCCCCC"/>
-              <w:right w:val="single" w:sz="4" w:color="CCCCCC"/>
-            </w:tcBorders>
-          </w:tcPr>
-          <w:p>
-            <w:r>
-              <w:rPr>
-                <w:rFonts w:ascii="Arial" w:hAnsi="Arial"/>
-                <w:sz w:val="20"/>
-              </w:rPr>
-              <w:t>De 10 faste 'EKSTRA'-rækker (hjælp på pladsen/lærlinge). Persisteres i egen tabel siden 2026-09-09 (oprindeligt kun frontend-state, nulstillet ved datoskift – ændret efter brugerønske om at kunne se dem igen senere). Indgår ALDRIG i vognnummer-autoudfyldning.</w:t>
+              <w:t>date / slot (1-10) / vehicle_id (opt.) / employee_id (opt.) / task (opt.) / informed</w:t>
+            </w:r>
+          </w:p>
+        </w:tc>
+        <w:tc>
+          <w:tcPr>
+            <w:tcW w:type="dxa" w:w="3024"/>
+            <w:tcBorders>
+              <w:top w:val="single" w:sz="4" w:color="CCCCCC"/>
+              <w:left w:val="single" w:sz="4" w:color="CCCCCC"/>
+              <w:bottom w:val="single" w:sz="4" w:color="CCCCCC"/>
+              <w:right w:val="single" w:sz="4" w:color="CCCCCC"/>
+            </w:tcBorders>
+          </w:tcPr>
+          <w:p>
+            <w:r>
+              <w:rPr>
+                <w:rFonts w:ascii="Arial" w:hAnsi="Arial"/>
+                <w:sz w:val="20"/>
+              </w:rPr>
+              <w:t>De 10 faste 'EKSTRA'-rækker (hjælp på pladsen/lærlinge). Persisteres i egen tabel siden 2026-09-09 (oprindeligt kun frontend-state, nulstillet ved datoskift – ændret efter brugerønske om at kunne se dem igen senere). vehicle_id (2026-10-08): valgfri vogn UDEN Vognpark-flueben for netop den dag – kun visning og ⚠️-advarsel; vognens faste chauffør sættes ved valg, og chaufføren fjernes når vognen fjernes. Indgår ALDRIG i vognnummer-autoudfyldning.</w:t>
             </w:r>
           </w:p>
         </w:tc>
@@ -8113,7 +8187,7 @@
           <w:rFonts w:ascii="Arial" w:hAnsi="Arial"/>
           <w:sz w:val="22"/>
         </w:rPr>
-        <w:t>Øvrige tabeller, som er beskrevet i de kapitler hvor de bruges: dispatcher_groups (name, description, visible_in_activity_overview, vehicle_id), employee_supplements (6.4), paragraf_56_alert_dismissals (6.5), employee_springer_flags (7.6), vagtplan_comments (15.1), employee_baselines og system_settings (18), declined_imports (4.2), roles, app_users og audit_logs (brugerstyring og hændelseslog).</w:t>
+        <w:t>Øvrige tabeller, som er beskrevet i de kapitler hvor de bruges: dispatcher_groups (name, description, visible_in_activity_overview, visible_in_dagsplan, vehicle_id), employee_supplements (6.4), paragraf_56_alert_dismissals (6.5), employee_springer_flags (7.6), vagtplan_comments (15.1), employee_baselines og system_settings (18), declined_imports (4.2), roles, app_users og audit_logs (brugerstyring og hændelseslog).</w:t>
       </w:r>
     </w:p>
     <w:p>
@@ -11414,7 +11488,7 @@
                 <w:rFonts w:ascii="Arial" w:hAnsi="Arial"/>
                 <w:sz w:val="20"/>
               </w:rPr>
-              <w:t>Opret, omdøb/rediger beskrivelse, slet (fjerner automatisk tilknytning hos medlemmer)</w:t>
+              <w:t>Opret, omdøb/rediger beskrivelse, 'Vis i aktivitetsoversigt', 'Medtag i Dagsplan' (visible_in_dagsplan, 2026-10-08 – eksisterende grupper = Nej), slet (fjerner automatisk tilknytning hos medlemmer)</w:t>
             </w:r>
           </w:p>
         </w:tc>
@@ -24232,7 +24306,7 @@
           <w:rFonts w:ascii="Arial" w:hAnsi="Arial"/>
           <w:sz w:val="22"/>
         </w:rPr>
-        <w:t>Rettighederne findes i ALL_PERMISSIONS (auth.py; dagsplan_edit vises som 'Redigere dagsplan'), men tildeles ikke automatisk nogen rolle. 'admin' har dem som systemrolle; øvrige roller skal have dem via rolle-editoren.</w:t>
+        <w:t>Rettighederne findes i ALL_PERMISSIONS (auth.py; dagsplan_edit vises som 'Redigere dagsplan'), men tildeles ikke automatisk nogen rolle. 'admin' har dem som systemrolle; øvrige roller skal have dem via rolle-editoren. Håndhævelsen testes over rigtige HTTP-kald i tests/test_dagsplan_permission_enforcement.py (2026-10-08).</w:t>
       </w:r>
     </w:p>
     <w:p>
@@ -24862,7 +24936,7 @@
           <w:rFonts w:ascii="Arial" w:hAnsi="Arial"/>
           <w:sz w:val="22"/>
         </w:rPr>
-        <w:t>Medarbejderlisten i GET /api/dagsplan farvekoder hver medarbejder efter forrang gul &gt; rød &gt; grøn &gt; grå: gul (comment_only – vagtplan-kommentar uden egentligt fravær), rød (absent – registreret fravær den dag), grøn (assigned – tildelt en vogn/EKSTRA-plads) og grå (none – hverken tildelt eller fraværende). En medarbejder med fravær forbliver rød selv når vedkommende samtidig er skrevet i chauffør-kolonnen; har vedkommende BÅDE en kommentar og fravær, vises gul, og kommentaren vises i stedet for fraværsteksten. Medarbejderlisten indeholder kun aktive medarbejdere i en disponentgruppe der er synlig i aktivitetsoversigten. Fraværsopslaget bruger activity_type != 'normal', så også overnatning/DOB tælles som fravær.</w:t>
+        <w:t>Medarbejderlisten i GET /api/dagsplan farvekoder hver medarbejder efter forrang gul &gt; rød &gt; grøn &gt; grå: gul (comment_only – vagtplan-kommentar uden egentligt fravær), rød (absent – registreret fravær den dag), grøn (assigned – tildelt en vogn/EKSTRA-plads) og grå (none – hverken tildelt eller fraværende). En medarbejder med fravær forbliver rød selv når vedkommende samtidig er skrevet i chauffør-kolonnen; har vedkommende BÅDE en kommentar og fravær, vises gul, og kommentaren vises i stedet for fraværsteksten. Medarbejderlisten (dagsplan_employees()) indeholder aktive medarbejdere, der ikke er funktionærer, i en disponentgruppe med visible_in_dagsplan ('Medtag i Dagsplan'); uden gruppe udelades. Samme liste bruges af chauffør-vælgeren i vogntabellen (2026-10-08). Fraværsopslaget udelader NON_ABSENCE_TYPES (normal, overnatning, dob_overnatning), så overnatning hverken giver rød farve eller fraværsadvarsel (2026-10-08).</w:t>
       </w:r>
     </w:p>
     <w:p>
@@ -24874,7 +24948,19 @@
           <w:rFonts w:ascii="Arial" w:hAnsi="Arial"/>
           <w:sz w:val="22"/>
         </w:rPr>
-        <w:t>For hver tildelt medarbejder slås dagens 'normal'-type aktiviteter op. Findes mindst én med et vehicle_number der afviger fra den tildelte vogns vehicle_number, sættes mismatch_vehicle_number til den afvigende værdi – vist i frontend som et ⚠️-ikon med tooltip 'vognnummer i løn: xxx'. Andre aktivitetstyper (fravær) indgår ikke i sammenligningen.</w:t>
+        <w:t>For hver tildelt medarbejder slås dagens ikke-deaktiverede 'normal'-aktiviteter op. Vagter med flere biler tjekkes bil for bil via vehicle_uses: enhver anden bil end den tildelte giver advarsel, også når den tildelte er hovedbil. Enkeltbil-vagter sammenligner vehicle_number. mismatch_vehicle_number er en kommasepareret liste over de afvigende vognnumre (ukendt plade vises som registreringsnummer) – vist i frontend som et ⚠️-ikon med tooltip 'vognnummer i løn: xxx'. Fravær indgår ikke i sammenligningen (2026-10-08).</w:t>
+      </w:r>
+    </w:p>
+    <w:p>
+      <w:pPr>
+        <w:spacing w:after="120"/>
+      </w:pPr>
+      <w:r>
+        <w:rPr>
+          <w:rFonts w:ascii="Arial" w:hAnsi="Arial"/>
+          <w:sz w:val="22"/>
+        </w:rPr>
+        <w:t>Vogntype-filteret (Forvogn/Trækker/Ladbil/Øvrige) er rent klient-side: _dagsplanVehicleType() i app.js udleder typen af første bogstav i description (trim + store bogstaver; F/M, T, L, ellers Øvrige), og renderDagsplanMain() filtrerer de allerede hentede rækker ud fra state.dagsplan.typeFilter (tomt sæt = ingen filtrering). Afdelingsfilteret anvendes også klient-side og LÆGGES SAMMEN med typefilteret (vogn vises hvis afdeling ELLER type passer); medarbejderfilteret sendes fortsat som employee_id til serveren og skal altid passe. EKSTRA-rækker har dispatcher_group_id fra deres valgte vogn og vises med aktivt typefilter kun når vognen passer. API'ets dispatcher_group_id-parameter findes stadig, men bruges ikke af frontend. Slettede vogne med en historisk tildeling den viste dag medtages som skrivebeskyttede rækker (deleted: true) og vises gråt med '(slettet)'. Slettede vogne kan ikke tildeles (400), og deres materielle fravær kan ikke slettes (vises som historik med vehicle_deleted: true).</w:t>
       </w:r>
     </w:p>
     <w:p>
@@ -24901,7 +24987,7 @@
           <w:rFonts w:ascii="Arial" w:hAnsi="Arial"/>
           <w:sz w:val="22"/>
         </w:rPr>
-        <w:t>create_manual_activity() (activities.py) slår daily_plan_assignments op på (employee_id, start_time.date()), når en 'normal tid'-aktivitet oprettes med tomt vehicle_number. Findes en tildeling med en vogn, udfyldes vehicle_number automatisk fra den. Gælder KUN 'normal tid' og overskriver aldrig et allerede udfyldt vognnummer. Fraværstyper forudfyldes i stedet fra medarbejderens 'Vognnummer ved fravær' (Employee.absence_vehicle_id, applyAbsenceVehicleDefault() i frontend) – siden 2026-09-30 uden fallback til disponentgruppens standardvogn. applyDagsplanVehicleDefault() i app.js udfører den tilsvarende autoudfyldning i frontend-formularen inden POST sendes.</w:t>
+        <w:t>create_manual_activity() (activities.py) bruger effective_vehicle_for_employee() (calculators/dagsplan_helpers.py), når en 'normal tid'-aktivitet oprettes med tomt vehicle_number. Reglen er præcis den samme som Dagsplan-tabellen (2026-10-08): kun Vognpark-markerede, ikke-slettede vogne; en gemt tildeling vinder; ellers medarbejderens Fast bil – men kun hvis medarbejderen er aktiv, og vognen ikke har en gemt tildeling den dag (givet til en anden eller ryddet). Gælder KUN 'normal tid' og overskriver aldrig et allerede udfyldt vognnummer. Fraværstyper forudfyldes i stedet fra medarbejderens 'Vognnummer ved fravær' (Employee.absence_vehicle_id, applyAbsenceVehicleDefault() i frontend) – siden 2026-09-30 uden fallback til disponentgruppens standardvogn. applyDagsplanVehicleDefault() i app.js udfører den tilsvarende autoudfyldning i frontend-formularen inden POST sendes.</w:t>
       </w:r>
     </w:p>
     <w:p>
@@ -27208,7 +27294,7 @@
                 <w:rFonts w:ascii="Arial" w:hAnsi="Arial"/>
                 <w:sz w:val="20"/>
               </w:rPr>
-              <w:t>Liste over alle køretøjer. *Kræver mindst én af: view_vehicles, manage_vehicles, view_calendar, edit_activities, vagtplan_view, dagsplan_view, view_employees, manage_employees, payroll_settlement_view, stamdata – vognlisten bruges af flere skærmbilleder.</w:t>
+              <w:t>Liste over alle ikke-slettede køretøjer. *Kræver mindst én af: view_vehicles, manage_vehicles, view_calendar, edit_activities, vagtplan_view, dagsplan_view, view_employees, manage_employees, payroll_settlement_view, stamdata – vognlisten bruges af flere skærmbilleder.</w:t>
             </w:r>
           </w:p>
         </w:tc>
@@ -27290,7 +27376,7 @@
                 <w:rFonts w:ascii="Arial" w:hAnsi="Arial"/>
                 <w:sz w:val="20"/>
               </w:rPr>
-              <w:t>Opret. Registration_number skal være unikt.</w:t>
+              <w:t>Opret. Registration_number skal være unikt blandt ikke-slettede vogne (en slettet vogns plade omdøbes).</w:t>
             </w:r>
           </w:p>
         </w:tc>
@@ -27372,7 +27458,7 @@
                 <w:rFonts w:ascii="Arial" w:hAnsi="Arial"/>
                 <w:sz w:val="20"/>
               </w:rPr>
-              <w:t>Rediger.</w:t>
+              <w:t>Rediger (404 for slettede vogne).</w:t>
             </w:r>
           </w:p>
         </w:tc>
@@ -27454,7 +27540,7 @@
                 <w:rFonts w:ascii="Arial" w:hAnsi="Arial"/>
                 <w:sz w:val="20"/>
               </w:rPr>
-              <w:t>Slet – blokeres (400) hvis vognens registration_number bruges af eksisterende aktiviteter. Andre referencer (fast bil, vognnummer ved fravær, dagsplan, materielt fravær) tjekkes ikke.</w:t>
+              <w:t>Blød sletning (2026-10-08, se afsnit 2.7). 409 med advarsel, hvis vognen er skrevet på ikke-deaktiverede vagter i en ulåst lønperiode (reg.nr., vognnr. uden reg.nr., eller i vehicle_uses) eller er fast bil/fraværsvogn/standardvogn. ?force=true gennemfører.</w:t>
             </w:r>
           </w:p>
         </w:tc>
